--- a/BGIL_DBT/validation/travel/DM-H/DM-H4_OPUS.docx
+++ b/BGIL_DBT/validation/travel/DM-H/DM-H4_OPUS.docx
@@ -3145,6 +3145,9 @@
       <w:r>
         <w:t xml:space="preserve">1. OPUS — SAT_COMMON_ADDRESS</w:t>
       </w:r>
+      <w:r>
+        <w:t xml:space="preserve">  [M1]</w:t>
+      </w:r>
     </w:p>
     <w:tbl>
       <w:tblPr>
@@ -3727,6 +3730,9 @@
       <w:r>
         <w:t xml:space="preserve">2. OPUS — SAT_COMMON_CLASSIFICATION</w:t>
       </w:r>
+      <w:r>
+        <w:t xml:space="preserve">  [M1]</w:t>
+      </w:r>
     </w:p>
     <w:tbl>
       <w:tblPr>
@@ -4183,6 +4189,9 @@
       <w:r>
         <w:t xml:space="preserve">3. OPUS — SAT_COMMON_CONTACT</w:t>
       </w:r>
+      <w:r>
+        <w:t xml:space="preserve">  [M1]</w:t>
+      </w:r>
     </w:p>
     <w:tbl>
       <w:tblPr>
@@ -4893,6 +4902,9 @@
       <w:r>
         <w:t xml:space="preserve">4. OPUS — SAT_COVERAGE_CONDITIONS</w:t>
       </w:r>
+      <w:r>
+        <w:t xml:space="preserve">  [M1]</w:t>
+      </w:r>
     </w:p>
     <w:tbl>
       <w:tblPr>
@@ -5275,6 +5287,9 @@
       <w:r>
         <w:t xml:space="preserve">5. OPUS — SAT_COVERAGE_DEFINITION</w:t>
       </w:r>
+      <w:r>
+        <w:t xml:space="preserve">  [M1]</w:t>
+      </w:r>
     </w:p>
     <w:tbl>
       <w:tblPr>
@@ -6025,6 +6040,9 @@
       <w:r>
         <w:t xml:space="preserve">6. OPUS — SAT_COVERAGE_LIMITS</w:t>
       </w:r>
+      <w:r>
+        <w:t xml:space="preserve">  [M1]</w:t>
+      </w:r>
     </w:p>
     <w:tbl>
       <w:tblPr>
@@ -6583,6 +6601,9 @@
       <w:r>
         <w:t xml:space="preserve">7. OPUS — SAT_FINTXN_COMMISSION</w:t>
       </w:r>
+      <w:r>
+        <w:t xml:space="preserve">  [M1]</w:t>
+      </w:r>
     </w:p>
     <w:tbl>
       <w:tblPr>
@@ -7061,6 +7082,9 @@
       <w:r>
         <w:t xml:space="preserve">8. OPUS — SAT_FINTXN_HEADER</w:t>
       </w:r>
+      <w:r>
+        <w:t xml:space="preserve">  [M1]</w:t>
+      </w:r>
     </w:p>
     <w:tbl>
       <w:tblPr>
@@ -7429,6 +7453,9 @@
       <w:r>
         <w:t xml:space="preserve">9. OPUS — SAT_FINTXN_PREMIUM</w:t>
       </w:r>
+      <w:r>
+        <w:t xml:space="preserve">  [M1]</w:t>
+      </w:r>
     </w:p>
     <w:tbl>
       <w:tblPr>
@@ -8141,6 +8168,9 @@
       <w:r>
         <w:t xml:space="preserve">10. OPUS — SAT_FINTXN_TAX</w:t>
       </w:r>
+      <w:r>
+        <w:t xml:space="preserve">  [M1]</w:t>
+      </w:r>
     </w:p>
     <w:tbl>
       <w:tblPr>
@@ -8635,6 +8665,9 @@
       <w:r>
         <w:t xml:space="preserve">11. OPUS — SAT_FIN_CHARGE_RATE</w:t>
       </w:r>
+      <w:r>
+        <w:t xml:space="preserve">  [M1]</w:t>
+      </w:r>
     </w:p>
     <w:tbl>
       <w:tblPr>
@@ -9129,6 +9162,9 @@
       <w:r>
         <w:t xml:space="preserve">12. OPUS — SAT_FIN_RECEIPT</w:t>
       </w:r>
+      <w:r>
+        <w:t xml:space="preserve">  [M1]</w:t>
+      </w:r>
     </w:p>
     <w:tbl>
       <w:tblPr>
@@ -9627,6 +9663,9 @@
       <w:r>
         <w:t xml:space="preserve">13. OPUS — SAT_LNK_ROLE_NOMINEE_BENEFICIARY</w:t>
       </w:r>
+      <w:r>
+        <w:t xml:space="preserve">  [M1]</w:t>
+      </w:r>
     </w:p>
     <w:tbl>
       <w:tblPr>
@@ -10083,6 +10122,9 @@
       <w:r>
         <w:t xml:space="preserve">14. OPUS — SAT_ORG_UNIT_DEFINITION</w:t>
       </w:r>
+      <w:r>
+        <w:t xml:space="preserve">  [M1]</w:t>
+      </w:r>
     </w:p>
     <w:tbl>
       <w:tblPr>
@@ -10451,6 +10493,9 @@
       <w:r>
         <w:t xml:space="preserve">15. OPUS — SAT_PARTY_EMPLOYMENT</w:t>
       </w:r>
+      <w:r>
+        <w:t xml:space="preserve">  [M1]</w:t>
+      </w:r>
     </w:p>
     <w:tbl>
       <w:tblPr>
@@ -10921,6 +10966,9 @@
       <w:r>
         <w:t xml:space="preserve">16. OPUS — SAT_PARTY_HEALTH_PROFILE</w:t>
       </w:r>
+      <w:r>
+        <w:t xml:space="preserve">  [M2]</w:t>
+      </w:r>
     </w:p>
     <w:tbl>
       <w:tblPr>
@@ -11377,6 +11425,9 @@
       <w:r>
         <w:t xml:space="preserve">17. OPUS — SAT_PARTY_IDENTIFICATION</w:t>
       </w:r>
+      <w:r>
+        <w:t xml:space="preserve">  [M2]</w:t>
+      </w:r>
     </w:p>
     <w:tbl>
       <w:tblPr>
@@ -12035,6 +12086,9 @@
       <w:r>
         <w:t xml:space="preserve">18. OPUS — SAT_PARTY_IDENTITY</w:t>
       </w:r>
+      <w:r>
+        <w:t xml:space="preserve">  [M2]</w:t>
+      </w:r>
     </w:p>
     <w:tbl>
       <w:tblPr>
@@ -12791,6 +12845,9 @@
       <w:r>
         <w:t xml:space="preserve">19. OPUS — SAT_PARTY_INDIVIDUAL_DEMOGRAPHICS</w:t>
       </w:r>
+      <w:r>
+        <w:t xml:space="preserve">  [M2]</w:t>
+      </w:r>
     </w:p>
     <w:tbl>
       <w:tblPr>
@@ -13247,6 +13304,9 @@
       <w:r>
         <w:t xml:space="preserve">20. OPUS — SAT_POLICY_CLASSIFICATION</w:t>
       </w:r>
+      <w:r>
+        <w:t xml:space="preserve">  [M2]</w:t>
+      </w:r>
     </w:p>
     <w:tbl>
       <w:tblPr>
@@ -13845,6 +13905,9 @@
       <w:r>
         <w:t xml:space="preserve">21. OPUS — SAT_POLICY_HEADER</w:t>
       </w:r>
+      <w:r>
+        <w:t xml:space="preserve">  [M2]</w:t>
+      </w:r>
     </w:p>
     <w:tbl>
       <w:tblPr>
@@ -14715,6 +14778,9 @@
       <w:r>
         <w:t xml:space="preserve">22. OPUS — SAT_POLICY_TERMS</w:t>
       </w:r>
+      <w:r>
+        <w:t xml:space="preserve">  [M2]</w:t>
+      </w:r>
     </w:p>
     <w:tbl>
       <w:tblPr>
@@ -15171,6 +15237,9 @@
       <w:r>
         <w:t xml:space="preserve">23. OPUS — SAT_PRODUCT_DEFINITION</w:t>
       </w:r>
+      <w:r>
+        <w:t xml:space="preserve">  [M2]</w:t>
+      </w:r>
     </w:p>
     <w:tbl>
       <w:tblPr>
@@ -15799,6 +15868,9 @@
       <w:r>
         <w:t xml:space="preserve">24. OPUS — SAT_PRODUCT_RATING_FACTOR</w:t>
       </w:r>
+      <w:r>
+        <w:t xml:space="preserve">  [M2]</w:t>
+      </w:r>
     </w:p>
     <w:tbl>
       <w:tblPr>
@@ -16233,6 +16305,9 @@
       <w:r>
         <w:t xml:space="preserve">25. OPUS — SAT_PRODUCT_RATING_STRUCTURE</w:t>
       </w:r>
+      <w:r>
+        <w:t xml:space="preserve">  [M2]</w:t>
+      </w:r>
     </w:p>
     <w:tbl>
       <w:tblPr>
@@ -16601,6 +16676,9 @@
       <w:r>
         <w:t xml:space="preserve">26. OPUS — SAT_PRODUCT_TERMS</w:t>
       </w:r>
+      <w:r>
+        <w:t xml:space="preserve">  [M2]</w:t>
+      </w:r>
     </w:p>
     <w:tbl>
       <w:tblPr>
@@ -17127,6 +17205,9 @@
       <w:r>
         <w:t xml:space="preserve">27. OPUS — SAT_PROPOSAL_UNDERWRITING</w:t>
       </w:r>
+      <w:r>
+        <w:t xml:space="preserve">  [M2]</w:t>
+      </w:r>
     </w:p>
     <w:tbl>
       <w:tblPr>
@@ -17509,6 +17590,9 @@
       <w:r>
         <w:t xml:space="preserve">28. OPUS — SAT_QUOTE_HEADER</w:t>
       </w:r>
+      <w:r>
+        <w:t xml:space="preserve">  [M2]</w:t>
+      </w:r>
     </w:p>
     <w:tbl>
       <w:tblPr>
@@ -17877,6 +17961,9 @@
       <w:r>
         <w:t xml:space="preserve">29. OPUS — SAT_RISK_MOTOR_DRIVER</w:t>
       </w:r>
+      <w:r>
+        <w:t xml:space="preserve">  [M2]</w:t>
+      </w:r>
     </w:p>
     <w:tbl>
       <w:tblPr>
@@ -18245,6 +18332,9 @@
       <w:r>
         <w:t xml:space="preserve">30. OPUS — SAT_RISK_MOTOR_VEHICLE</w:t>
       </w:r>
+      <w:r>
+        <w:t xml:space="preserve">  [M2]</w:t>
+      </w:r>
     </w:p>
     <w:tbl>
       <w:tblPr>
@@ -18725,6 +18815,9 @@
       <w:r>
         <w:t xml:space="preserve">31. OPUS — SAT_RISK_OBJECT_CORE</w:t>
       </w:r>
+      <w:r>
+        <w:t xml:space="preserve">  [M3]</w:t>
+      </w:r>
     </w:p>
     <w:tbl>
       <w:tblPr>
@@ -19093,6 +19186,9 @@
       <w:r>
         <w:t xml:space="preserve">32. OPUS — SAT_RISK_PERSON_INSURED</w:t>
       </w:r>
+      <w:r>
+        <w:t xml:space="preserve">  [M3]</w:t>
+      </w:r>
     </w:p>
     <w:tbl>
       <w:tblPr>
@@ -19575,6 +19671,9 @@
       <w:r>
         <w:t xml:space="preserve">33. OPUS — SAT_RISK_PERSON_TRAVEL</w:t>
       </w:r>
+      <w:r>
+        <w:t xml:space="preserve">  [M3]</w:t>
+      </w:r>
     </w:p>
     <w:tbl>
       <w:tblPr>
@@ -20247,6 +20346,9 @@
       <w:r>
         <w:t xml:space="preserve">34. OPUS — SAT_AUG_COMMON_COMMUNICATION_PREFERENCE</w:t>
       </w:r>
+      <w:r>
+        <w:t xml:space="preserve">  [M3]</w:t>
+      </w:r>
     </w:p>
     <w:tbl>
       <w:tblPr>
@@ -20615,6 +20717,9 @@
       <w:r>
         <w:t xml:space="preserve">35. OPUS — SAT_AUG_COVERAGE_DEFINITION</w:t>
       </w:r>
+      <w:r>
+        <w:t xml:space="preserve">  [M3]</w:t>
+      </w:r>
     </w:p>
     <w:tbl>
       <w:tblPr>
@@ -21011,6 +21116,9 @@
       <w:r>
         <w:t xml:space="preserve">36. OPUS — SAT_AUG_COVERAGE_LIMITS</w:t>
       </w:r>
+      <w:r>
+        <w:t xml:space="preserve">  [M3]</w:t>
+      </w:r>
     </w:p>
     <w:tbl>
       <w:tblPr>
@@ -21439,6 +21547,9 @@
       <w:r>
         <w:t xml:space="preserve">37. OPUS — SAT_AUG_COVERAGE_RATING</w:t>
       </w:r>
+      <w:r>
+        <w:t xml:space="preserve">  [M3]</w:t>
+      </w:r>
     </w:p>
     <w:tbl>
       <w:tblPr>
@@ -21991,6 +22102,9 @@
       <w:r>
         <w:t xml:space="preserve">38. OPUS — SAT_AUG_FINTXN_PREMIUM</w:t>
       </w:r>
+      <w:r>
+        <w:t xml:space="preserve">  [M3]</w:t>
+      </w:r>
     </w:p>
     <w:tbl>
       <w:tblPr>
@@ -22563,6 +22677,9 @@
       <w:r>
         <w:t xml:space="preserve">39. OPUS — SAT_AUG_LNK_PARTY_ROLE_CORE</w:t>
       </w:r>
+      <w:r>
+        <w:t xml:space="preserve">  [M3]</w:t>
+      </w:r>
     </w:p>
     <w:tbl>
       <w:tblPr>
@@ -22931,6 +23048,9 @@
       <w:r>
         <w:t xml:space="preserve">40. OPUS — SAT_AUG_LNK_ROLE_CUSTOMER</w:t>
       </w:r>
+      <w:r>
+        <w:t xml:space="preserve">  [M3]</w:t>
+      </w:r>
     </w:p>
     <w:tbl>
       <w:tblPr>
@@ -23387,6 +23507,9 @@
       <w:r>
         <w:t xml:space="preserve">41. OPUS — SAT_AUG_PARTY_BANKING</w:t>
       </w:r>
+      <w:r>
+        <w:t xml:space="preserve">  [M3]</w:t>
+      </w:r>
     </w:p>
     <w:tbl>
       <w:tblPr>
@@ -23755,6 +23878,9 @@
       <w:r>
         <w:t xml:space="preserve">42. OPUS — SAT_AUG_PARTY_EMPLOYMENT</w:t>
       </w:r>
+      <w:r>
+        <w:t xml:space="preserve">  [M3]</w:t>
+      </w:r>
     </w:p>
     <w:tbl>
       <w:tblPr>
@@ -24211,6 +24337,9 @@
       <w:r>
         <w:t xml:space="preserve">43. OPUS — SAT_AUG_PRODUCT_TERMS</w:t>
       </w:r>
+      <w:r>
+        <w:t xml:space="preserve">  [M3]</w:t>
+      </w:r>
     </w:p>
     <w:tbl>
       <w:tblPr>
@@ -24843,6 +24972,9 @@
       <w:r>
         <w:t xml:space="preserve">44. OPUS — SAT_AUG_RISK_PERSON_INSURED</w:t>
       </w:r>
+      <w:r>
+        <w:t xml:space="preserve">  [M3]</w:t>
+      </w:r>
     </w:p>
     <w:tbl>
       <w:tblPr>
@@ -25258,6 +25390,9 @@
       </w:pPr>
       <w:r>
         <w:t xml:space="preserve">45. OPUS — SAT_AUG_RISK_PERSON_TRAVEL</w:t>
+      </w:r>
+      <w:r>
+        <w:t xml:space="preserve">  [M3]</w:t>
       </w:r>
     </w:p>
     <w:tbl>

--- a/BGIL_DBT/validation/travel/DM-H/DM-H4_OPUS.docx
+++ b/BGIL_DBT/validation/travel/DM-H/DM-H4_OPUS.docx
@@ -221,7 +221,7 @@
               <w:rPr>
                 <w:b/>
               </w:rPr>
-              <w:t xml:space="preserve">Maximus Travel V2 RAW</w:t>
+              <w:t xml:space="preserve">Maximus Travel RAW</w:t>
             </w:r>
           </w:p>
         </w:tc>
@@ -231,7 +231,7 @@
           </w:tcPr>
           <w:p>
             <w:r>
-              <w:t xml:space="preserve">RAW.MAXIMUS_TRAVEL_V2</w:t>
+              <w:t xml:space="preserve">RAW.MAXIMUS_TRAVEL</w:t>
             </w:r>
           </w:p>
         </w:tc>
@@ -3145,9 +3145,6 @@
       <w:r>
         <w:t xml:space="preserve">1. OPUS — SAT_COMMON_ADDRESS</w:t>
       </w:r>
-      <w:r>
-        <w:t xml:space="preserve">  [M1]</w:t>
-      </w:r>
     </w:p>
     <w:tbl>
       <w:tblPr>
@@ -3338,7 +3335,7 @@
         <w:t xml:space="preserve">Note: </w:t>
       </w:r>
       <w:r>
-        <w:t xml:space="preserve">Same comparison as DM-A2 (latest satellite row vs the latest RAW record, model logic recomputed from RAW) but the sample is the most recently loaded keys, i.e. the keys that just changed -- where a stale current row would show. standard satellite, sat_multi_source; PK LOCATION_HKEY; 2 RECORD_SOURCE group(s): OPUS_BJAZ_TRV_LOADER_DATA_MV [5 col(s)], OPUS_BJAZ_TRV_LOADER_LOG_TABLE_MV [6 col(s)]. stg2_common_address_bjaz_trv_loader_data_mv: column(s) COUNTRY_NAME could not be traced to RAW on at least one arm -- excluded (first-cut: walk columns from resolved_mtv2__ views or joined-in stitch columns are not yet inlined into the sampled queries).</w:t>
+        <w:t xml:space="preserve">Same comparison as DM-A2 (latest satellite row vs the latest RAW record, model logic recomputed from RAW) but the sample is the most recently loaded keys, i.e. the keys that just changed -- where a stale current row would show. standard satellite, sat_multi_source; PK LOCATION_HKEY; 2 RECORD_SOURCE group(s): OPUS_BJAZ_TRV_LOADER_DATA_MV [5 col(s)], OPUS_BJAZ_TRV_LOADER_LOG_TABLE_MV [6 col(s)]. stg2_common_address_bjaz_trv_loader_data_mv: column(s) COUNTRY_NAME could not be traced to RAW on at least one arm -- excluded (first-cut: walk columns from resolved_mt__ views or joined-in stitch columns are not yet inlined into the sampled queries).</w:t>
       </w:r>
     </w:p>
     <w:p>
@@ -3729,9 +3726,6 @@
       </w:pPr>
       <w:r>
         <w:t xml:space="preserve">2. OPUS — SAT_COMMON_CLASSIFICATION</w:t>
-      </w:r>
-      <w:r>
-        <w:t xml:space="preserve">  [M1]</w:t>
       </w:r>
     </w:p>
     <w:tbl>
@@ -4189,9 +4183,6 @@
       <w:r>
         <w:t xml:space="preserve">3. OPUS — SAT_COMMON_CONTACT</w:t>
       </w:r>
-      <w:r>
-        <w:t xml:space="preserve">  [M1]</w:t>
-      </w:r>
     </w:p>
     <w:tbl>
       <w:tblPr>
@@ -4382,7 +4373,7 @@
         <w:t xml:space="preserve">Note: </w:t>
       </w:r>
       <w:r>
-        <w:t xml:space="preserve">Same comparison as DM-A2 (latest satellite row vs the latest RAW record, model logic recomputed from RAW) but the sample is the most recently loaded keys, i.e. the keys that just changed -- where a stale current row would show. standard satellite, ma_sat_multi_source; PK PARTY_HKEY, child key CONTACT_POINT_TYPE, CONTACT_PRIORITY_ORDER; 2 RECORD_SOURCE group(s): OPUS_BJAZ_TRV_LOADER_DATA_MV [4 col(s)], OPUS_BJAZ_TRV_LOADER_LOG_TABLE_MV [4 col(s)]. Multi-active: compared per (key, child key); latest = max LOAD_DATETIME per member. stg2_common_contact_bjaz_trv_loader_data_mv_0: column(s) FAX_NUMBER, LANDLINE_NUMBER, MOBILE_NUMBER could not be traced to RAW on at least one arm -- excluded (first-cut: walk columns from resolved_mtv2__ views or joined-in stitch columns are not yet inlined into the sampled queries). stg2_common_contact_bjaz_trv_loader_data_mv_1: column(s) FAX_NUMBER, LANDLINE_NUMBER, MOBILE_NUMBER could not be traced to RAW on at least one arm -- excluded (first-cut: walk columns from resolved_mtv2__ views or joined-in stitch columns are not yet inlined into the sampled queries). stg2_common_contact_bjaz_trv_loader_data_mv_2: column(s) LANDLINE_NUMBER, MOBILE_NUMBER could not be traced to RAW on at least one arm -- excluded (first-cut: walk columns from resolved_mtv2__ views or joined-in stitch columns are not yet inlined into the sampled queries). stg2_common_contact_bjaz_trv_loader_data_mv_3: column(s) LANDLINE_NUMBER could not be traced to RAW on at least one arm -- excluded (first-cut: walk columns from resolved_mtv2__ views or joined-in stitch columns are not yet inlined into the sampled queries). stg2_common_contact_bjaz_trv_loader_log_table_mv_5: column(s) FAX_NUMBER, LANDLINE_NUMBER, MOBILE_NUMBER could not be traced to RAW on at least one arm -- excluded (first-cut: walk columns from resolved_mtv2__ views or joined-in stitch columns are not yet inlined into the sampled queries). stg2_common_contact_bjaz_trv_loader_log_table_mv_6: column(s) LANDLINE_NUMBER, MOBILE_NUMBER could not be traced to RAW on at least one arm -- excluded (first-cut: walk columns from resolved_mtv2__ views or joined-in stitch columns are not yet inlined into the sampled queries). stg2_common_contact_bjaz_trv_loader_log_table_mv_7: column(s) LANDLINE_NUMBER could not be traced to RAW on at least one arm -- excluded (first-cut: walk columns from resolved_mtv2__ views or joined-in stitch columns are not yet inlined into the sampled queries).</w:t>
+        <w:t xml:space="preserve">Same comparison as DM-A2 (latest satellite row vs the latest RAW record, model logic recomputed from RAW) but the sample is the most recently loaded keys, i.e. the keys that just changed -- where a stale current row would show. standard satellite, ma_sat_multi_source; PK PARTY_HKEY, child key CONTACT_POINT_TYPE, CONTACT_PRIORITY_ORDER; 2 RECORD_SOURCE group(s): OPUS_BJAZ_TRV_LOADER_DATA_MV [4 col(s)], OPUS_BJAZ_TRV_LOADER_LOG_TABLE_MV [4 col(s)]. Multi-active: compared per (key, child key); latest = max LOAD_DATETIME per member. stg2_common_contact_bjaz_trv_loader_data_mv_0: column(s) FAX_NUMBER, LANDLINE_NUMBER, MOBILE_NUMBER could not be traced to RAW on at least one arm -- excluded (first-cut: walk columns from resolved_mt__ views or joined-in stitch columns are not yet inlined into the sampled queries). stg2_common_contact_bjaz_trv_loader_data_mv_1: column(s) FAX_NUMBER, LANDLINE_NUMBER, MOBILE_NUMBER could not be traced to RAW on at least one arm -- excluded (first-cut: walk columns from resolved_mt__ views or joined-in stitch columns are not yet inlined into the sampled queries). stg2_common_contact_bjaz_trv_loader_data_mv_2: column(s) LANDLINE_NUMBER, MOBILE_NUMBER could not be traced to RAW on at least one arm -- excluded (first-cut: walk columns from resolved_mt__ views or joined-in stitch columns are not yet inlined into the sampled queries). stg2_common_contact_bjaz_trv_loader_data_mv_3: column(s) LANDLINE_NUMBER could not be traced to RAW on at least one arm -- excluded (first-cut: walk columns from resolved_mt__ views or joined-in stitch columns are not yet inlined into the sampled queries). stg2_common_contact_bjaz_trv_loader_log_table_mv_5: column(s) FAX_NUMBER, LANDLINE_NUMBER, MOBILE_NUMBER could not be traced to RAW on at least one arm -- excluded (first-cut: walk columns from resolved_mt__ views or joined-in stitch columns are not yet inlined into the sampled queries). stg2_common_contact_bjaz_trv_loader_log_table_mv_6: column(s) LANDLINE_NUMBER, MOBILE_NUMBER could not be traced to RAW on at least one arm -- excluded (first-cut: walk columns from resolved_mt__ views or joined-in stitch columns are not yet inlined into the sampled queries). stg2_common_contact_bjaz_trv_loader_log_table_mv_7: column(s) LANDLINE_NUMBER could not be traced to RAW on at least one arm -- excluded (first-cut: walk columns from resolved_mt__ views or joined-in stitch columns are not yet inlined into the sampled queries).</w:t>
       </w:r>
     </w:p>
     <w:p>
@@ -4901,9 +4892,6 @@
       </w:pPr>
       <w:r>
         <w:t xml:space="preserve">4. OPUS — SAT_COVERAGE_CONDITIONS</w:t>
-      </w:r>
-      <w:r>
-        <w:t xml:space="preserve">  [M1]</w:t>
       </w:r>
     </w:p>
     <w:tbl>
@@ -5287,9 +5275,6 @@
       <w:r>
         <w:t xml:space="preserve">5. OPUS — SAT_COVERAGE_DEFINITION</w:t>
       </w:r>
-      <w:r>
-        <w:t xml:space="preserve">  [M1]</w:t>
-      </w:r>
     </w:p>
     <w:tbl>
       <w:tblPr>
@@ -5480,7 +5465,7 @@
         <w:t xml:space="preserve">Note: </w:t>
       </w:r>
       <w:r>
-        <w:t xml:space="preserve">Same comparison as DM-A2 (latest satellite row vs the latest RAW record, model logic recomputed from RAW) but the sample is the most recently loaded keys, i.e. the keys that just changed -- where a stale current row would show. standard satellite, sat_multi_source; PK COVERAGE_HKEY; 3 RECORD_SOURCE group(s): OPUS_BJAZ_TRV_PLAN_MV [2 col(s)], OPUS_BJAZ_TRV_RIDER_DTLS_MV [1 col(s)], OPUS_BJAZ_TRV_LOADER_DATA_MV [1 col(s)]. stg2_coverage_definition_bjaz_trv_plan_mv: column(s) COVERAGE_NAME, FREE_COVER_LIMIT could not be traced to RAW on at least one arm -- excluded (first-cut: walk columns from resolved_mtv2__ views or joined-in stitch columns are not yet inlined into the sampled queries). stg2_coverage_definition_bjaz_trv_rider_dtls_mv: column(s) COVERAGE_DESCRIPTION, FREE_COVER_LIMIT, PERIL_COVERED could not be traced to RAW on at least one arm -- excluded (first-cut: walk columns from resolved_mtv2__ views or joined-in stitch columns are not yet inlined into the sampled queries). stg2_coverage_definition_bjaz_trv_loader_data_mv_acchospexp: column(s) COVERAGE_DESCRIPTION, COVERAGE_NAME, PERIL_COVERED could not be traced to RAW on at least one arm -- excluded (first-cut: walk columns from resolved_mtv2__ views or joined-in stitch columns are not yet inlined into the sampled queries). stg2_coverage_definition_bjaz_trv_loader_data_mv_adventuresportbenefit: column(s) COVERAGE_DESCRIPTION, COVERAGE_NAME, PERIL_COVERED could not be traced to RAW on at least one arm -- excluded (first-cut: walk columns from resolved_mtv2__ views or joined-in stitch columns are not yet inlined into the sampled queries). stg2_coverage_definition_bjaz_trv_loader_data_mv_bouncedhotel: column(s) COVERAGE_DESCRIPTION, COVERAGE_NAME, PERIL_COVERED could not be traced to RAW on at least one arm -- excluded (first-cut: walk columns from resolved_mtv2__ views or joined-in stitch columns are not yet inlined into the sampled queries). stg2_coverage_definition_bjaz_trv_loader_data_mv_compvisitfamilymember: column(s) COVERAGE_DESCRIPTION, COVERAGE_NAME, PERIL_COVERED could not be traced to RAW on at least one arm -- excluded (first-cut: walk columns from resolved_mtv2__ views or joined-in stitch columns are not yet inlined into the sampled queries). stg2_coverage_definition_bjaz_trv_loader_data_mv_delayofcheckedbaggage: column(s) COVERAGE_DESCRIPTION, COVERAGE_NAME, PERIL_COVERED could not be traced to RAW on at least one arm -- excluded (first-cut: walk columns from resolved_mtv2__ views or joined-in stitch columns are not yet inlined into the sampled queries). stg2_coverage_definition_bjaz_trv_loader_data_mv_emergencyhotelextension: column(s) COVERAGE_DESCRIPTION, COVERAGE_NAME, PERIL_COVERED could not be traced to RAW on at least one arm -- excluded (first-cut: walk columns from resolved_mtv2__ views or joined-in stitch columns are not yet inlined into the sampled queries). stg2_coverage_definition_bjaz_trv_loader_data_mv_emermedicalevac: column(s) COVERAGE_DESCRIPTION, COVERAGE_NAME, PERIL_COVERED could not be traced to RAW on at least one arm -- excluded (first-cut: walk columns from resolved_mtv2__ views or joined-in stitch columns are not yet inlined into the sampled queries). stg2_coverage_definition_bjaz_trv_loader_data_mv_homeburglaryinsurance: column(s) COVERAGE_DESCRIPTION, COVERAGE_NAME, PERIL_COVERED could not be traced to RAW on at least one arm -- excluded (first-cut: walk columns from resolved_mtv2__ views or joined-in stitch columns are not yet inlined into the sampled queries). stg2_coverage_definition_bjaz_trv_loader_data_mv_hospdailyallow: column(s) COVERAGE_DESCRIPTION, COVERAGE_NAME, PERIL_COVERED could not be traced to RAW on at least one arm -- excluded (first-cut: walk columns from resolved_mtv2__ views or joined-in stitch columns are not yet inlined into the sampled queries). stg2_coverage_definition_bjaz_trv_loader_data_mv_lossofbaggage: column(s) COVERAGE_DESCRIPTION, COVERAGE_NAME, PERIL_COVERED could not be traced to RAW on at least one arm -- excluded (first-cut: walk columns from resolved_mtv2__ views or joined-in stitch columns are not yet inlined into the sampled queries). stg2_coverage_definition_bjaz_trv_loader_data_mv_lossofcheckedbaggage: column(s) COVERAGE_DESCRIPTION, COVERAGE_NAME, PERIL_COVERED could not be traced to RAW on at least one arm -- excluded (first-cut: walk columns from resolved_mtv2__ views or joined-in stitch columns are not yet inlined into the sampled queries). stg2_coverage_definition_bjaz_trv_loader_data_mv_missedconnection: column(s) COVERAGE_DESCRIPTION, COVERAGE_NAME, PERIL_COVERED could not be traced to RAW on at least one arm -- excluded (first-cut: walk columns from resolved_mtv2__ views or joined-in stitch columns are not yet inlined into the sampled queries). stg2_coverage_definition_bjaz_trv_loader_data_mv_personalliability: column(s) COVERAGE_DESCRIPTION, COVERAGE_NAME, PERIL_COVERED could not be traced to RAW on at least one arm -- excluded (first-cut: walk columns from resolved_mtv2__ views or joined-in stitch columns are not yet inlined into the sampled queries). stg2_coverage_definition_bjaz_trv_loader_data_mv_repatonofremains: column(s) COVERAGE_DESCRIPTION, COVERAGE_NAME, PERIL_COVERED could not be traced to RAW on at least one arm -- excluded (first-cut: walk columns from resolved_mtv2__ views or joined-in stitch columns are not yet inlined into the sampled queries). stg2_coverage_definition_bjaz_trv_loader_data_mv_tripcancellation: column(s) COVERAGE_DESCRIPTION, COVERAGE_NAME, PERIL_COVERED could not be traced to RAW on at least one arm -- excluded (first-cut: walk columns from resolved_mtv2__ views or joined-in stitch columns are not yet inlined into the sampled queries). stg2_coverage_definition_bjaz_trv_loader_data_mv_tripcurtailment: column(s) COVERAGE_DESCRIPTION, COVERAGE_NAME, PERIL_COVERED could not be traced to RAW on at least one arm -- excluded (first-cut: walk columns from resolved_mtv2__ views or joined-in stitch columns are not yet inlined into the sampled queries). stg2_coverage_definition_bjaz_trv_loader_data_mv_tripdelaybyscheduledaircraft: column(s) COVERAGE_DESCRIPTION, COVERAGE_NAME, PERIL_COVERED could not be traced to RAW on at least one arm -- excluded (first-cut: walk columns from resolved_mtv2__ views or joined-in stitch columns are not yet inlined into the sampled queries).</w:t>
+        <w:t xml:space="preserve">Same comparison as DM-A2 (latest satellite row vs the latest RAW record, model logic recomputed from RAW) but the sample is the most recently loaded keys, i.e. the keys that just changed -- where a stale current row would show. standard satellite, sat_multi_source; PK COVERAGE_HKEY; 3 RECORD_SOURCE group(s): OPUS_BJAZ_TRV_PLAN_MV [2 col(s)], OPUS_BJAZ_TRV_RIDER_DTLS_MV [1 col(s)], OPUS_BJAZ_TRV_LOADER_DATA_MV [1 col(s)]. stg2_coverage_definition_bjaz_trv_plan_mv: column(s) COVERAGE_NAME, FREE_COVER_LIMIT could not be traced to RAW on at least one arm -- excluded (first-cut: walk columns from resolved_mt__ views or joined-in stitch columns are not yet inlined into the sampled queries). stg2_coverage_definition_bjaz_trv_rider_dtls_mv: column(s) COVERAGE_DESCRIPTION, FREE_COVER_LIMIT, PERIL_COVERED could not be traced to RAW on at least one arm -- excluded (first-cut: walk columns from resolved_mt__ views or joined-in stitch columns are not yet inlined into the sampled queries). stg2_coverage_definition_bjaz_trv_loader_data_mv_acchospexp: column(s) COVERAGE_DESCRIPTION, COVERAGE_NAME, PERIL_COVERED could not be traced to RAW on at least one arm -- excluded (first-cut: walk columns from resolved_mt__ views or joined-in stitch columns are not yet inlined into the sampled queries). stg2_coverage_definition_bjaz_trv_loader_data_mv_adventuresportbenefit: column(s) COVERAGE_DESCRIPTION, COVERAGE_NAME, PERIL_COVERED could not be traced to RAW on at least one arm -- excluded (first-cut: walk columns from resolved_mt__ views or joined-in stitch columns are not yet inlined into the sampled queries). stg2_coverage_definition_bjaz_trv_loader_data_mv_bouncedhotel: column(s) COVERAGE_DESCRIPTION, COVERAGE_NAME, PERIL_COVERED could not be traced to RAW on at least one arm -- excluded (first-cut: walk columns from resolved_mt__ views or joined-in stitch columns are not yet inlined into the sampled queries). stg2_coverage_definition_bjaz_trv_loader_data_mv_compvisitfamilymember: column(s) COVERAGE_DESCRIPTION, COVERAGE_NAME, PERIL_COVERED could not be traced to RAW on at least one arm -- excluded (first-cut: walk columns from resolved_mt__ views or joined-in stitch columns are not yet inlined into the sampled queries). stg2_coverage_definition_bjaz_trv_loader_data_mv_delayofcheckedbaggage: column(s) COVERAGE_DESCRIPTION, COVERAGE_NAME, PERIL_COVERED could not be traced to RAW on at least one arm -- excluded (first-cut: walk columns from resolved_mt__ views or joined-in stitch columns are not yet inlined into the sampled queries). stg2_coverage_definition_bjaz_trv_loader_data_mv_emergencyhotelextension: column(s) COVERAGE_DESCRIPTION, COVERAGE_NAME, PERIL_COVERED could not be traced to RAW on at least one arm -- excluded (first-cut: walk columns from resolved_mt__ views or joined-in stitch columns are not yet inlined into the sampled queries). stg2_coverage_definition_bjaz_trv_loader_data_mv_emermedicalevac: column(s) COVERAGE_DESCRIPTION, COVERAGE_NAME, PERIL_COVERED could not be traced to RAW on at least one arm -- excluded (first-cut: walk columns from resolved_mt__ views or joined-in stitch columns are not yet inlined into the sampled queries). stg2_coverage_definition_bjaz_trv_loader_data_mv_homeburglaryinsurance: column(s) COVERAGE_DESCRIPTION, COVERAGE_NAME, PERIL_COVERED could not be traced to RAW on at least one arm -- excluded (first-cut: walk columns from resolved_mt__ views or joined-in stitch columns are not yet inlined into the sampled queries). stg2_coverage_definition_bjaz_trv_loader_data_mv_hospdailyallow: column(s) COVERAGE_DESCRIPTION, COVERAGE_NAME, PERIL_COVERED could not be traced to RAW on at least one arm -- excluded (first-cut: walk columns from resolved_mt__ views or joined-in stitch columns are not yet inlined into the sampled queries). stg2_coverage_definition_bjaz_trv_loader_data_mv_lossofbaggage: column(s) COVERAGE_DESCRIPTION, COVERAGE_NAME, PERIL_COVERED could not be traced to RAW on at least one arm -- excluded (first-cut: walk columns from resolved_mt__ views or joined-in stitch columns are not yet inlined into the sampled queries). stg2_coverage_definition_bjaz_trv_loader_data_mv_lossofcheckedbaggage: column(s) COVERAGE_DESCRIPTION, COVERAGE_NAME, PERIL_COVERED could not be traced to RAW on at least one arm -- excluded (first-cut: walk columns from resolved_mt__ views or joined-in stitch columns are not yet inlined into the sampled queries). stg2_coverage_definition_bjaz_trv_loader_data_mv_missedconnection: column(s) COVERAGE_DESCRIPTION, COVERAGE_NAME, PERIL_COVERED could not be traced to RAW on at least one arm -- excluded (first-cut: walk columns from resolved_mt__ views or joined-in stitch columns are not yet inlined into the sampled queries). stg2_coverage_definition_bjaz_trv_loader_data_mv_personalliability: column(s) COVERAGE_DESCRIPTION, COVERAGE_NAME, PERIL_COVERED could not be traced to RAW on at least one arm -- excluded (first-cut: walk columns from resolved_mt__ views or joined-in stitch columns are not yet inlined into the sampled queries). stg2_coverage_definition_bjaz_trv_loader_data_mv_repatonofremains: column(s) COVERAGE_DESCRIPTION, COVERAGE_NAME, PERIL_COVERED could not be traced to RAW on at least one arm -- excluded (first-cut: walk columns from resolved_mt__ views or joined-in stitch columns are not yet inlined into the sampled queries). stg2_coverage_definition_bjaz_trv_loader_data_mv_tripcancellation: column(s) COVERAGE_DESCRIPTION, COVERAGE_NAME, PERIL_COVERED could not be traced to RAW on at least one arm -- excluded (first-cut: walk columns from resolved_mt__ views or joined-in stitch columns are not yet inlined into the sampled queries). stg2_coverage_definition_bjaz_trv_loader_data_mv_tripcurtailment: column(s) COVERAGE_DESCRIPTION, COVERAGE_NAME, PERIL_COVERED could not be traced to RAW on at least one arm -- excluded (first-cut: walk columns from resolved_mt__ views or joined-in stitch columns are not yet inlined into the sampled queries). stg2_coverage_definition_bjaz_trv_loader_data_mv_tripdelaybyscheduledaircraft: column(s) COVERAGE_DESCRIPTION, COVERAGE_NAME, PERIL_COVERED could not be traced to RAW on at least one arm -- excluded (first-cut: walk columns from resolved_mt__ views or joined-in stitch columns are not yet inlined into the sampled queries).</w:t>
       </w:r>
     </w:p>
     <w:p>
@@ -6040,9 +6025,6 @@
       <w:r>
         <w:t xml:space="preserve">6. OPUS — SAT_COVERAGE_LIMITS</w:t>
       </w:r>
-      <w:r>
-        <w:t xml:space="preserve">  [M1]</w:t>
-      </w:r>
     </w:p>
     <w:tbl>
       <w:tblPr>
@@ -6233,7 +6215,7 @@
         <w:t xml:space="preserve">Note: </w:t>
       </w:r>
       <w:r>
-        <w:t xml:space="preserve">Same comparison as DM-A2 (latest satellite row vs the latest RAW record, model logic recomputed from RAW) but the sample is the most recently loaded keys, i.e. the keys that just changed -- where a stale current row would show. standard satellite, sat_multi_source; PK COVERAGE_HKEY; 3 RECORD_SOURCE group(s): OPUS_BJAZ_TRV_PLAN_MV [2 col(s)], OPUS_BJAZ_TRV_RIDER_DTLS_MV [1 col(s)], OPUS_BJAZ_TRV_RIDER_RATE_MAST_MV [1 col(s)]. stg2_coverage_limits_bjaz_trv_rider_dtls_mv: column(s) DEDUCTIBLE_AMOUNT could not be traced to RAW on at least one arm -- excluded (first-cut: walk columns from resolved_mtv2__ views or joined-in stitch columns are not yet inlined into the sampled queries). stg2_coverage_limits_bjaz_trv_rider_rate_mast_mv: column(s) DEDUCTIBLE_AMOUNT could not be traced to RAW on at least one arm -- excluded (first-cut: walk columns from resolved_mtv2__ views or joined-in stitch columns are not yet inlined into the sampled queries).</w:t>
+        <w:t xml:space="preserve">Same comparison as DM-A2 (latest satellite row vs the latest RAW record, model logic recomputed from RAW) but the sample is the most recently loaded keys, i.e. the keys that just changed -- where a stale current row would show. standard satellite, sat_multi_source; PK COVERAGE_HKEY; 3 RECORD_SOURCE group(s): OPUS_BJAZ_TRV_PLAN_MV [2 col(s)], OPUS_BJAZ_TRV_RIDER_DTLS_MV [1 col(s)], OPUS_BJAZ_TRV_RIDER_RATE_MAST_MV [1 col(s)]. stg2_coverage_limits_bjaz_trv_rider_dtls_mv: column(s) DEDUCTIBLE_AMOUNT could not be traced to RAW on at least one arm -- excluded (first-cut: walk columns from resolved_mt__ views or joined-in stitch columns are not yet inlined into the sampled queries). stg2_coverage_limits_bjaz_trv_rider_rate_mast_mv: column(s) DEDUCTIBLE_AMOUNT could not be traced to RAW on at least one arm -- excluded (first-cut: walk columns from resolved_mt__ views or joined-in stitch columns are not yet inlined into the sampled queries).</w:t>
       </w:r>
     </w:p>
     <w:p>
@@ -6601,9 +6583,6 @@
       <w:r>
         <w:t xml:space="preserve">7. OPUS — SAT_FINTXN_COMMISSION</w:t>
       </w:r>
-      <w:r>
-        <w:t xml:space="preserve">  [M1]</w:t>
-      </w:r>
     </w:p>
     <w:tbl>
       <w:tblPr>
@@ -6794,7 +6773,7 @@
         <w:t xml:space="preserve">Note: </w:t>
       </w:r>
       <w:r>
-        <w:t xml:space="preserve">Same comparison as DM-A2 (latest satellite row vs the latest RAW record, model logic recomputed from RAW) but the sample is the most recently loaded keys, i.e. the keys that just changed -- where a stale current row would show. standard satellite, ma_sat_multi_source; PK FINANCIAL_TRANSACTION_HKEY, child key COMMISSION_TYPE_CK; 2 RECORD_SOURCE group(s): OPUS_BA_TRV_DATA_POLICY_DTLS_MV [2 col(s)], OPUS_BJAZ_TRV_LOADER_DATA_MV [1 col(s)]. Multi-active: compared per (key, child key); latest = max LOAD_DATETIME per member. stg2_fintxn_commission_bjaz_trv_loader_data_mv: column(s) COMMISSION_AMOUNT could not be traced to RAW on at least one arm -- excluded (first-cut: walk columns from resolved_mtv2__ views or joined-in stitch columns are not yet inlined into the sampled queries).</w:t>
+        <w:t xml:space="preserve">Same comparison as DM-A2 (latest satellite row vs the latest RAW record, model logic recomputed from RAW) but the sample is the most recently loaded keys, i.e. the keys that just changed -- where a stale current row would show. standard satellite, ma_sat_multi_source; PK FINANCIAL_TRANSACTION_HKEY, child key COMMISSION_TYPE_CK; 2 RECORD_SOURCE group(s): OPUS_BA_TRV_DATA_POLICY_DTLS_MV [2 col(s)], OPUS_BJAZ_TRV_LOADER_DATA_MV [1 col(s)]. Multi-active: compared per (key, child key); latest = max LOAD_DATETIME per member. stg2_fintxn_commission_bjaz_trv_loader_data_mv: column(s) COMMISSION_AMOUNT could not be traced to RAW on at least one arm -- excluded (first-cut: walk columns from resolved_mt__ views or joined-in stitch columns are not yet inlined into the sampled queries).</w:t>
       </w:r>
     </w:p>
     <w:p>
@@ -7081,9 +7060,6 @@
       </w:pPr>
       <w:r>
         <w:t xml:space="preserve">8. OPUS — SAT_FINTXN_HEADER</w:t>
-      </w:r>
-      <w:r>
-        <w:t xml:space="preserve">  [M1]</w:t>
       </w:r>
     </w:p>
     <w:tbl>
@@ -7453,9 +7429,6 @@
       <w:r>
         <w:t xml:space="preserve">9. OPUS — SAT_FINTXN_PREMIUM</w:t>
       </w:r>
-      <w:r>
-        <w:t xml:space="preserve">  [M1]</w:t>
-      </w:r>
     </w:p>
     <w:tbl>
       <w:tblPr>
@@ -7646,7 +7619,7 @@
         <w:t xml:space="preserve">Note: </w:t>
       </w:r>
       <w:r>
-        <w:t xml:space="preserve">Same comparison as DM-A2 (latest satellite row vs the latest RAW record, model logic recomputed from RAW) but the sample is the most recently loaded keys, i.e. the keys that just changed -- where a stale current row would show. standard satellite, sat_multi_source; PK FINANCIAL_TRANSACTION_HKEY; 3 RECORD_SOURCE group(s): OPUS_BA_TRV_DATA_POLICY_DTLS_MV [6 col(s)], OPUS_BJAZ_TRV_LOADER_DATA_MV [5 col(s)], OPUS_BJAZ_TRV_LOADER_LOG_TABLE_MV [4 col(s)]. stg2_fintxn_premium_ba_trv_data_policy_dtls_mv: column(s) BASE_PREMIUM could not be traced to RAW on at least one arm -- excluded (first-cut: walk columns from resolved_mtv2__ views or joined-in stitch columns are not yet inlined into the sampled queries). stg2_fintxn_premium_bjaz_trv_loader_data_mv: column(s) DISCOUNT_PERCENTAGE, NET_PREMIUM could not be traced to RAW on at least one arm -- excluded (first-cut: walk columns from resolved_mtv2__ views or joined-in stitch columns are not yet inlined into the sampled queries). stg2_fintxn_premium_bjaz_trv_loader_log_table_mv: column(s) BASE_PREMIUM, DISCOUNT_PERCENTAGE, NET_PREMIUM could not be traced to RAW on at least one arm -- excluded (first-cut: walk columns from resolved_mtv2__ views or joined-in stitch columns are not yet inlined into the sampled queries).</w:t>
+        <w:t xml:space="preserve">Same comparison as DM-A2 (latest satellite row vs the latest RAW record, model logic recomputed from RAW) but the sample is the most recently loaded keys, i.e. the keys that just changed -- where a stale current row would show. standard satellite, sat_multi_source; PK FINANCIAL_TRANSACTION_HKEY; 3 RECORD_SOURCE group(s): OPUS_BA_TRV_DATA_POLICY_DTLS_MV [6 col(s)], OPUS_BJAZ_TRV_LOADER_DATA_MV [5 col(s)], OPUS_BJAZ_TRV_LOADER_LOG_TABLE_MV [4 col(s)]. stg2_fintxn_premium_ba_trv_data_policy_dtls_mv: column(s) BASE_PREMIUM could not be traced to RAW on at least one arm -- excluded (first-cut: walk columns from resolved_mt__ views or joined-in stitch columns are not yet inlined into the sampled queries). stg2_fintxn_premium_bjaz_trv_loader_data_mv: column(s) DISCOUNT_PERCENTAGE, NET_PREMIUM could not be traced to RAW on at least one arm -- excluded (first-cut: walk columns from resolved_mt__ views or joined-in stitch columns are not yet inlined into the sampled queries). stg2_fintxn_premium_bjaz_trv_loader_log_table_mv: column(s) BASE_PREMIUM, DISCOUNT_PERCENTAGE, NET_PREMIUM could not be traced to RAW on at least one arm -- excluded (first-cut: walk columns from resolved_mt__ views or joined-in stitch columns are not yet inlined into the sampled queries).</w:t>
       </w:r>
     </w:p>
     <w:p>
@@ -8168,9 +8141,6 @@
       <w:r>
         <w:t xml:space="preserve">10. OPUS — SAT_FINTXN_TAX</w:t>
       </w:r>
-      <w:r>
-        <w:t xml:space="preserve">  [M1]</w:t>
-      </w:r>
     </w:p>
     <w:tbl>
       <w:tblPr>
@@ -8361,7 +8331,7 @@
         <w:t xml:space="preserve">Note: </w:t>
       </w:r>
       <w:r>
-        <w:t xml:space="preserve">Same comparison as DM-A2 (latest satellite row vs the latest RAW record, model logic recomputed from RAW) but the sample is the most recently loaded keys, i.e. the keys that just changed -- where a stale current row would show. standard satellite, ma_sat_multi_source; PK FINANCIAL_TRANSACTION_HKEY, child key TAX_TYPE; 2 RECORD_SOURCE group(s): OPUS_BA_TRV_DATA_POLICY_DTLS_MV [2 col(s)], OPUS_BJAZ_TRV_LOADER_LOG_TABLE_MV [1 col(s)]. Multi-active: compared per (key, child key); latest = max LOAD_DATETIME per member. stg2_fintxn_tax_ba_trv_data_policy_dtls_mv_0: column(s) SERVICE_TAX_AMOUNT could not be traced to RAW on at least one arm -- excluded (first-cut: walk columns from resolved_mtv2__ views or joined-in stitch columns are not yet inlined into the sampled queries). stg2_fintxn_tax_bjaz_trv_loader_log_table_mv_2: column(s) CESS_AMOUNT could not be traced to RAW on at least one arm -- excluded (first-cut: walk columns from resolved_mtv2__ views or joined-in stitch columns are not yet inlined into the sampled queries).</w:t>
+        <w:t xml:space="preserve">Same comparison as DM-A2 (latest satellite row vs the latest RAW record, model logic recomputed from RAW) but the sample is the most recently loaded keys, i.e. the keys that just changed -- where a stale current row would show. standard satellite, ma_sat_multi_source; PK FINANCIAL_TRANSACTION_HKEY, child key TAX_TYPE; 2 RECORD_SOURCE group(s): OPUS_BA_TRV_DATA_POLICY_DTLS_MV [2 col(s)], OPUS_BJAZ_TRV_LOADER_LOG_TABLE_MV [1 col(s)]. Multi-active: compared per (key, child key); latest = max LOAD_DATETIME per member. stg2_fintxn_tax_ba_trv_data_policy_dtls_mv_0: column(s) SERVICE_TAX_AMOUNT could not be traced to RAW on at least one arm -- excluded (first-cut: walk columns from resolved_mt__ views or joined-in stitch columns are not yet inlined into the sampled queries). stg2_fintxn_tax_bjaz_trv_loader_log_table_mv_2: column(s) CESS_AMOUNT could not be traced to RAW on at least one arm -- excluded (first-cut: walk columns from resolved_mt__ views or joined-in stitch columns are not yet inlined into the sampled queries).</w:t>
       </w:r>
     </w:p>
     <w:p>
@@ -8665,9 +8635,6 @@
       <w:r>
         <w:t xml:space="preserve">11. OPUS — SAT_FIN_CHARGE_RATE</w:t>
       </w:r>
-      <w:r>
-        <w:t xml:space="preserve">  [M1]</w:t>
-      </w:r>
     </w:p>
     <w:tbl>
       <w:tblPr>
@@ -8858,7 +8825,7 @@
         <w:t xml:space="preserve">Note: </w:t>
       </w:r>
       <w:r>
-        <w:t xml:space="preserve">Same comparison as DM-A2 (latest satellite row vs the latest RAW record, model logic recomputed from RAW) but the sample is the most recently loaded keys, i.e. the keys that just changed -- where a stale current row would show. standard satellite, ma_sat_multi_source; PK FINANCIAL_TRANSACTION_HKEY, child key CHARGE_TYPE_CK; 2 RECORD_SOURCE group(s): OPUS_BA_TRV_DATA_POLICY_DTLS_MV [2 col(s)], OPUS_BJAZ_TRV_LOADER_LOG_TABLE_MV [1 col(s)]. Multi-active: compared per (key, child key); latest = max LOAD_DATETIME per member. stg2_fin_charge_rate_ba_trv_data_policy_dtls_mv: column(s) ADDITIONAL_LOADING_RATE could not be traced to RAW on at least one arm -- excluded (first-cut: walk columns from resolved_mtv2__ views or joined-in stitch columns are not yet inlined into the sampled queries). stg2_fin_charge_rate_bjaz_trv_loader_log_table_mv: column(s) ADDITIONAL_LOADING_RATE could not be traced to RAW on at least one arm -- excluded (first-cut: walk columns from resolved_mtv2__ views or joined-in stitch columns are not yet inlined into the sampled queries).</w:t>
+        <w:t xml:space="preserve">Same comparison as DM-A2 (latest satellite row vs the latest RAW record, model logic recomputed from RAW) but the sample is the most recently loaded keys, i.e. the keys that just changed -- where a stale current row would show. standard satellite, ma_sat_multi_source; PK FINANCIAL_TRANSACTION_HKEY, child key CHARGE_TYPE_CK; 2 RECORD_SOURCE group(s): OPUS_BA_TRV_DATA_POLICY_DTLS_MV [2 col(s)], OPUS_BJAZ_TRV_LOADER_LOG_TABLE_MV [1 col(s)]. Multi-active: compared per (key, child key); latest = max LOAD_DATETIME per member. stg2_fin_charge_rate_ba_trv_data_policy_dtls_mv: column(s) ADDITIONAL_LOADING_RATE could not be traced to RAW on at least one arm -- excluded (first-cut: walk columns from resolved_mt__ views or joined-in stitch columns are not yet inlined into the sampled queries). stg2_fin_charge_rate_bjaz_trv_loader_log_table_mv: column(s) ADDITIONAL_LOADING_RATE could not be traced to RAW on at least one arm -- excluded (first-cut: walk columns from resolved_mt__ views or joined-in stitch columns are not yet inlined into the sampled queries).</w:t>
       </w:r>
     </w:p>
     <w:p>
@@ -9162,9 +9129,6 @@
       <w:r>
         <w:t xml:space="preserve">12. OPUS — SAT_FIN_RECEIPT</w:t>
       </w:r>
-      <w:r>
-        <w:t xml:space="preserve">  [M1]</w:t>
-      </w:r>
     </w:p>
     <w:tbl>
       <w:tblPr>
@@ -9355,7 +9319,7 @@
         <w:t xml:space="preserve">Note: </w:t>
       </w:r>
       <w:r>
-        <w:t xml:space="preserve">Same comparison as DM-A2 (latest satellite row vs the latest RAW record, model logic recomputed from RAW) but the sample is the most recently loaded keys, i.e. the keys that just changed -- where a stale current row would show. standard satellite, sat_multi_source; PK FINANCIAL_TRANSACTION_HKEY; 2 RECORD_SOURCE group(s): OPUS_BA_TRV_DATA_POLICY_DTLS_MV [2 col(s)], OPUS_BJAZ_TRV_LOADER_DATA_MV [3 col(s)]. stg2_fin_receipt_ba_trv_data_policy_dtls_mv: column(s) AMOUNT_RECEIVED, INSTRUMENT_DATE could not be traced to RAW on at least one arm -- excluded (first-cut: walk columns from resolved_mtv2__ views or joined-in stitch columns are not yet inlined into the sampled queries). stg2_fin_receipt_bjaz_trv_loader_data_mv: column(s) PAYMENT_GATEWAY_REFERENCE could not be traced to RAW on at least one arm -- excluded (first-cut: walk columns from resolved_mtv2__ views or joined-in stitch columns are not yet inlined into the sampled queries).</w:t>
+        <w:t xml:space="preserve">Same comparison as DM-A2 (latest satellite row vs the latest RAW record, model logic recomputed from RAW) but the sample is the most recently loaded keys, i.e. the keys that just changed -- where a stale current row would show. standard satellite, sat_multi_source; PK FINANCIAL_TRANSACTION_HKEY; 2 RECORD_SOURCE group(s): OPUS_BA_TRV_DATA_POLICY_DTLS_MV [2 col(s)], OPUS_BJAZ_TRV_LOADER_DATA_MV [3 col(s)]. stg2_fin_receipt_ba_trv_data_policy_dtls_mv: column(s) AMOUNT_RECEIVED, INSTRUMENT_DATE could not be traced to RAW on at least one arm -- excluded (first-cut: walk columns from resolved_mt__ views or joined-in stitch columns are not yet inlined into the sampled queries). stg2_fin_receipt_bjaz_trv_loader_data_mv: column(s) PAYMENT_GATEWAY_REFERENCE could not be traced to RAW on at least one arm -- excluded (first-cut: walk columns from resolved_mt__ views or joined-in stitch columns are not yet inlined into the sampled queries).</w:t>
       </w:r>
     </w:p>
     <w:p>
@@ -9662,9 +9626,6 @@
       </w:pPr>
       <w:r>
         <w:t xml:space="preserve">13. OPUS — SAT_LNK_ROLE_NOMINEE_BENEFICIARY</w:t>
-      </w:r>
-      <w:r>
-        <w:t xml:space="preserve">  [M1]</w:t>
       </w:r>
     </w:p>
     <w:tbl>
@@ -10122,9 +10083,6 @@
       <w:r>
         <w:t xml:space="preserve">14. OPUS — SAT_ORG_UNIT_DEFINITION</w:t>
       </w:r>
-      <w:r>
-        <w:t xml:space="preserve">  [M1]</w:t>
-      </w:r>
     </w:p>
     <w:tbl>
       <w:tblPr>
@@ -10493,9 +10451,6 @@
       <w:r>
         <w:t xml:space="preserve">15. OPUS — SAT_PARTY_EMPLOYMENT</w:t>
       </w:r>
-      <w:r>
-        <w:t xml:space="preserve">  [M1]</w:t>
-      </w:r>
     </w:p>
     <w:tbl>
       <w:tblPr>
@@ -10686,7 +10641,7 @@
         <w:t xml:space="preserve">Note: </w:t>
       </w:r>
       <w:r>
-        <w:t xml:space="preserve">Same comparison as DM-A2 (latest satellite row vs the latest RAW record, model logic recomputed from RAW) but the sample is the most recently loaded keys, i.e. the keys that just changed -- where a stale current row would show. standard satellite, sat_multi_source; PK PARTY_HKEY; 2 RECORD_SOURCE group(s): OPUS_BJAZ_TRV_LOADER_DATA_MV [1 col(s)], OPUS_BJAZ_TRV_LOADER_LOG_TABLE_MV [2 col(s)]. stg2_party_employment_bjaz_trv_loader_data_mv_payer: column(s) DESIGNATION could not be traced to RAW on at least one arm -- excluded (first-cut: walk columns from resolved_mtv2__ views or joined-in stitch columns are not yet inlined into the sampled queries).</w:t>
+        <w:t xml:space="preserve">Same comparison as DM-A2 (latest satellite row vs the latest RAW record, model logic recomputed from RAW) but the sample is the most recently loaded keys, i.e. the keys that just changed -- where a stale current row would show. standard satellite, sat_multi_source; PK PARTY_HKEY; 2 RECORD_SOURCE group(s): OPUS_BJAZ_TRV_LOADER_DATA_MV [1 col(s)], OPUS_BJAZ_TRV_LOADER_LOG_TABLE_MV [2 col(s)]. stg2_party_employment_bjaz_trv_loader_data_mv_payer: column(s) DESIGNATION could not be traced to RAW on at least one arm -- excluded (first-cut: walk columns from resolved_mt__ views or joined-in stitch columns are not yet inlined into the sampled queries).</w:t>
       </w:r>
     </w:p>
     <w:p>
@@ -10965,9 +10920,6 @@
       </w:pPr>
       <w:r>
         <w:t xml:space="preserve">16. OPUS — SAT_PARTY_HEALTH_PROFILE</w:t>
-      </w:r>
-      <w:r>
-        <w:t xml:space="preserve">  [M2]</w:t>
       </w:r>
     </w:p>
     <w:tbl>
@@ -11425,9 +11377,6 @@
       <w:r>
         <w:t xml:space="preserve">17. OPUS — SAT_PARTY_IDENTIFICATION</w:t>
       </w:r>
-      <w:r>
-        <w:t xml:space="preserve">  [M2]</w:t>
-      </w:r>
     </w:p>
     <w:tbl>
       <w:tblPr>
@@ -11618,7 +11567,7 @@
         <w:t xml:space="preserve">Note: </w:t>
       </w:r>
       <w:r>
-        <w:t xml:space="preserve">Same comparison as DM-A2 (latest satellite row vs the latest RAW record, model logic recomputed from RAW) but the sample is the most recently loaded keys, i.e. the keys that just changed -- where a stale current row would show. standard satellite, ma_sat_multi_source; PK PARTY_HKEY, child key IDENTIFICATION_TYPE_CODE; 3 RECORD_SOURCE group(s): OPUS_BA_TRV_DATA_POLICY_DTLS_MV [1 col(s)], OPUS_BJAZ_TRV_LOADER_DATA_MV [4 col(s)], OPUS_BJAZ_TRV_LOADER_LOG_TABLE_MV [1 col(s)]. Multi-active: compared per (key, child key); latest = max LOAD_DATETIME per member. stg2_party_identification_ba_trv_data_policy_dtls_mv_0: column(s) AADHAAR_NUMBER, EIA_NUMBER, GSTIN could not be traced to RAW on at least one arm -- excluded (first-cut: walk columns from resolved_mtv2__ views or joined-in stitch columns are not yet inlined into the sampled queries). stg2_party_identification_bjaz_trv_loader_data_mv_1: column(s) EIA_NUMBER, GSTIN, PASSPORT_NUMBER could not be traced to RAW on at least one arm -- excluded (first-cut: walk columns from resolved_mtv2__ views or joined-in stitch columns are not yet inlined into the sampled queries). stg2_party_identification_bjaz_trv_loader_data_mv_2: column(s) GSTIN, PASSPORT_NUMBER could not be traced to RAW on at least one arm -- excluded (first-cut: walk columns from resolved_mtv2__ views or joined-in stitch columns are not yet inlined into the sampled queries). stg2_party_identification_bjaz_trv_loader_data_mv_3: column(s) PASSPORT_NUMBER could not be traced to RAW on at least one arm -- excluded (first-cut: walk columns from resolved_mtv2__ views or joined-in stitch columns are not yet inlined into the sampled queries). stg2_party_identification_bjaz_trv_loader_log_table_mv_5: column(s) AADHAAR_NUMBER, EIA_NUMBER, GSTIN could not be traced to RAW on at least one arm -- excluded (first-cut: walk columns from resolved_mtv2__ views or joined-in stitch columns are not yet inlined into the sampled queries).</w:t>
+        <w:t xml:space="preserve">Same comparison as DM-A2 (latest satellite row vs the latest RAW record, model logic recomputed from RAW) but the sample is the most recently loaded keys, i.e. the keys that just changed -- where a stale current row would show. standard satellite, ma_sat_multi_source; PK PARTY_HKEY, child key IDENTIFICATION_TYPE_CODE; 3 RECORD_SOURCE group(s): OPUS_BA_TRV_DATA_POLICY_DTLS_MV [1 col(s)], OPUS_BJAZ_TRV_LOADER_DATA_MV [4 col(s)], OPUS_BJAZ_TRV_LOADER_LOG_TABLE_MV [1 col(s)]. Multi-active: compared per (key, child key); latest = max LOAD_DATETIME per member. stg2_party_identification_ba_trv_data_policy_dtls_mv_0: column(s) AADHAAR_NUMBER, EIA_NUMBER, GSTIN could not be traced to RAW on at least one arm -- excluded (first-cut: walk columns from resolved_mt__ views or joined-in stitch columns are not yet inlined into the sampled queries). stg2_party_identification_bjaz_trv_loader_data_mv_1: column(s) EIA_NUMBER, GSTIN, PASSPORT_NUMBER could not be traced to RAW on at least one arm -- excluded (first-cut: walk columns from resolved_mt__ views or joined-in stitch columns are not yet inlined into the sampled queries). stg2_party_identification_bjaz_trv_loader_data_mv_2: column(s) GSTIN, PASSPORT_NUMBER could not be traced to RAW on at least one arm -- excluded (first-cut: walk columns from resolved_mt__ views or joined-in stitch columns are not yet inlined into the sampled queries). stg2_party_identification_bjaz_trv_loader_data_mv_3: column(s) PASSPORT_NUMBER could not be traced to RAW on at least one arm -- excluded (first-cut: walk columns from resolved_mt__ views or joined-in stitch columns are not yet inlined into the sampled queries). stg2_party_identification_bjaz_trv_loader_log_table_mv_5: column(s) AADHAAR_NUMBER, EIA_NUMBER, GSTIN could not be traced to RAW on at least one arm -- excluded (first-cut: walk columns from resolved_mt__ views or joined-in stitch columns are not yet inlined into the sampled queries).</w:t>
       </w:r>
     </w:p>
     <w:p>
@@ -12086,9 +12035,6 @@
       <w:r>
         <w:t xml:space="preserve">18. OPUS — SAT_PARTY_IDENTITY</w:t>
       </w:r>
-      <w:r>
-        <w:t xml:space="preserve">  [M2]</w:t>
-      </w:r>
     </w:p>
     <w:tbl>
       <w:tblPr>
@@ -12279,7 +12225,7 @@
         <w:t xml:space="preserve">Note: </w:t>
       </w:r>
       <w:r>
-        <w:t xml:space="preserve">Same comparison as DM-A2 (latest satellite row vs the latest RAW record, model logic recomputed from RAW) but the sample is the most recently loaded keys, i.e. the keys that just changed -- where a stale current row would show. standard satellite, sat_multi_source; PK PARTY_HKEY; 3 RECORD_SOURCE group(s): OPUS_BA_TRV_DATA_POLICY_DTLS_MV [3 col(s)], OPUS_BJAZ_TRV_LOADER_DATA_MV [6 col(s)], OPUS_BJAZ_TRV_LOADER_LOG_TABLE_MV [8 col(s)]. stg2_party_identity_ba_trv_data_policy_dtls_mv_payer: column(s) FIRST_NAME, GENDER_CODE, LAST_NAME, MIDDLE_NAME, PARTY_FULL_NAME, PARTY_LEGAL_NAME, TITLE_CODE could not be traced to RAW on at least one arm -- excluded (first-cut: walk columns from resolved_mtv2__ views or joined-in stitch columns are not yet inlined into the sampled queries). stg2_party_identity_ba_trv_data_policy_dtls_mv_agent: column(s) FIRST_NAME, GENDER_CODE, LAST_NAME, MIDDLE_NAME, PARTY_LEGAL_NAME, TITLE_CODE could not be traced to RAW on at least one arm -- excluded (first-cut: walk columns from resolved_mtv2__ views or joined-in stitch columns are not yet inlined into the sampled queries). stg2_party_identity_bjaz_trv_loader_data_mv_payer: column(s) AGE, PARTY_FULL_NAME, TITLE_CODE could not be traced to RAW on at least one arm -- excluded (first-cut: walk columns from resolved_mtv2__ views or joined-in stitch columns are not yet inlined into the sampled queries). stg2_party_identity_bjaz_trv_loader_log_table_mv_payer: column(s) PARTY_FULL_NAME could not be traced to RAW on at least one arm -- excluded (first-cut: walk columns from resolved_mtv2__ views or joined-in stitch columns are not yet inlined into the sampled queries).</w:t>
+        <w:t xml:space="preserve">Same comparison as DM-A2 (latest satellite row vs the latest RAW record, model logic recomputed from RAW) but the sample is the most recently loaded keys, i.e. the keys that just changed -- where a stale current row would show. standard satellite, sat_multi_source; PK PARTY_HKEY; 3 RECORD_SOURCE group(s): OPUS_BA_TRV_DATA_POLICY_DTLS_MV [3 col(s)], OPUS_BJAZ_TRV_LOADER_DATA_MV [6 col(s)], OPUS_BJAZ_TRV_LOADER_LOG_TABLE_MV [8 col(s)]. stg2_party_identity_ba_trv_data_policy_dtls_mv_payer: column(s) FIRST_NAME, GENDER_CODE, LAST_NAME, MIDDLE_NAME, PARTY_FULL_NAME, PARTY_LEGAL_NAME, TITLE_CODE could not be traced to RAW on at least one arm -- excluded (first-cut: walk columns from resolved_mt__ views or joined-in stitch columns are not yet inlined into the sampled queries). stg2_party_identity_ba_trv_data_policy_dtls_mv_agent: column(s) FIRST_NAME, GENDER_CODE, LAST_NAME, MIDDLE_NAME, PARTY_LEGAL_NAME, TITLE_CODE could not be traced to RAW on at least one arm -- excluded (first-cut: walk columns from resolved_mt__ views or joined-in stitch columns are not yet inlined into the sampled queries). stg2_party_identity_bjaz_trv_loader_data_mv_payer: column(s) AGE, PARTY_FULL_NAME, TITLE_CODE could not be traced to RAW on at least one arm -- excluded (first-cut: walk columns from resolved_mt__ views or joined-in stitch columns are not yet inlined into the sampled queries). stg2_party_identity_bjaz_trv_loader_log_table_mv_payer: column(s) PARTY_FULL_NAME could not be traced to RAW on at least one arm -- excluded (first-cut: walk columns from resolved_mt__ views or joined-in stitch columns are not yet inlined into the sampled queries).</w:t>
       </w:r>
     </w:p>
     <w:p>
@@ -12844,9 +12790,6 @@
       </w:pPr>
       <w:r>
         <w:t xml:space="preserve">19. OPUS — SAT_PARTY_INDIVIDUAL_DEMOGRAPHICS</w:t>
-      </w:r>
-      <w:r>
-        <w:t xml:space="preserve">  [M2]</w:t>
       </w:r>
     </w:p>
     <w:tbl>
@@ -13304,9 +13247,6 @@
       <w:r>
         <w:t xml:space="preserve">20. OPUS — SAT_POLICY_CLASSIFICATION</w:t>
       </w:r>
-      <w:r>
-        <w:t xml:space="preserve">  [M2]</w:t>
-      </w:r>
     </w:p>
     <w:tbl>
       <w:tblPr>
@@ -13905,9 +13845,6 @@
       <w:r>
         <w:t xml:space="preserve">21. OPUS — SAT_POLICY_HEADER</w:t>
       </w:r>
-      <w:r>
-        <w:t xml:space="preserve">  [M2]</w:t>
-      </w:r>
     </w:p>
     <w:tbl>
       <w:tblPr>
@@ -14098,7 +14035,7 @@
         <w:t xml:space="preserve">Note: </w:t>
       </w:r>
       <w:r>
-        <w:t xml:space="preserve">Same comparison as DM-A2 (latest satellite row vs the latest RAW record, model logic recomputed from RAW) but the sample is the most recently loaded keys, i.e. the keys that just changed -- where a stale current row would show. standard satellite, sat_multi_source; PK POLICY_HKEY; 4 RECORD_SOURCE group(s): OPUS_BA_TRV_DATA_POLICY_DTLS_MV [9 col(s)], OPUS_BJAZ_TRV_LOADER_DATA_MV [2 col(s)], OPUS_BJAZ_TRV_LOADER_LOG_TABLE_MV [8 col(s)], OPUS_BJAZ_TRV_RIDER_DTLS_MV [2 col(s)]. stg2_policy_header_ba_trv_data_policy_dtls_mv: column(s) POLICY_TYPE, SUM_INSURED_TOTAL could not be traced to RAW on at least one arm -- excluded (first-cut: walk columns from resolved_mtv2__ views or joined-in stitch columns are not yet inlined into the sampled queries). stg2_policy_header_bjaz_trv_loader_data_mv: column(s) COVER_NOTE_DATE, COVER_NOTE_REFERENCE, ISSUE_DATE, MASTER_POLICY_REFERENCE, POLICY_NUMBER, POLICY_TYPE, RISK_EXPIRY_DATE, RISK_INCEPTION_DATE, SUM_INSURED_TOTAL could not be traced to RAW on at least one arm -- excluded (first-cut: walk columns from resolved_mtv2__ views or joined-in stitch columns are not yet inlined into the sampled queries). stg2_policy_header_bjaz_trv_loader_log_table_mv: column(s) NUMBER_OF_LIVES_COVERED, POLICY_NUMBER, POLICY_TYPE could not be traced to RAW on at least one arm -- excluded (first-cut: walk columns from resolved_mtv2__ views or joined-in stitch columns are not yet inlined into the sampled queries). stg2_policy_header_bjaz_trv_rider_dtls_mv: column(s) COVER_NOTE_DATE, COVER_NOTE_REFERENCE, ISSUE_DATE, MASTER_POLICY_REFERENCE, POLICY_NUMBER, RISK_EXPIRY_DATE, RISK_INCEPTION_DATE, RURAL_SECTOR_POLICY_INDICATOR, SUM_INSURED_TOTAL could not be traced to RAW on at least one arm -- excluded (first-cut: walk columns from resolved_mtv2__ views or joined-in stitch columns are not yet inlined into the sampled queries).</w:t>
+        <w:t xml:space="preserve">Same comparison as DM-A2 (latest satellite row vs the latest RAW record, model logic recomputed from RAW) but the sample is the most recently loaded keys, i.e. the keys that just changed -- where a stale current row would show. standard satellite, sat_multi_source; PK POLICY_HKEY; 4 RECORD_SOURCE group(s): OPUS_BA_TRV_DATA_POLICY_DTLS_MV [9 col(s)], OPUS_BJAZ_TRV_LOADER_DATA_MV [2 col(s)], OPUS_BJAZ_TRV_LOADER_LOG_TABLE_MV [8 col(s)], OPUS_BJAZ_TRV_RIDER_DTLS_MV [2 col(s)]. stg2_policy_header_ba_trv_data_policy_dtls_mv: column(s) POLICY_TYPE, SUM_INSURED_TOTAL could not be traced to RAW on at least one arm -- excluded (first-cut: walk columns from resolved_mt__ views or joined-in stitch columns are not yet inlined into the sampled queries). stg2_policy_header_bjaz_trv_loader_data_mv: column(s) COVER_NOTE_DATE, COVER_NOTE_REFERENCE, ISSUE_DATE, MASTER_POLICY_REFERENCE, POLICY_NUMBER, POLICY_TYPE, RISK_EXPIRY_DATE, RISK_INCEPTION_DATE, SUM_INSURED_TOTAL could not be traced to RAW on at least one arm -- excluded (first-cut: walk columns from resolved_mt__ views or joined-in stitch columns are not yet inlined into the sampled queries). stg2_policy_header_bjaz_trv_loader_log_table_mv: column(s) NUMBER_OF_LIVES_COVERED, POLICY_NUMBER, POLICY_TYPE could not be traced to RAW on at least one arm -- excluded (first-cut: walk columns from resolved_mt__ views or joined-in stitch columns are not yet inlined into the sampled queries). stg2_policy_header_bjaz_trv_rider_dtls_mv: column(s) COVER_NOTE_DATE, COVER_NOTE_REFERENCE, ISSUE_DATE, MASTER_POLICY_REFERENCE, POLICY_NUMBER, RISK_EXPIRY_DATE, RISK_INCEPTION_DATE, RURAL_SECTOR_POLICY_INDICATOR, SUM_INSURED_TOTAL could not be traced to RAW on at least one arm -- excluded (first-cut: walk columns from resolved_mt__ views or joined-in stitch columns are not yet inlined into the sampled queries).</w:t>
       </w:r>
     </w:p>
     <w:p>
@@ -14777,9 +14714,6 @@
       </w:pPr>
       <w:r>
         <w:t xml:space="preserve">22. OPUS — SAT_POLICY_TERMS</w:t>
-      </w:r>
-      <w:r>
-        <w:t xml:space="preserve">  [M2]</w:t>
       </w:r>
     </w:p>
     <w:tbl>
@@ -15237,9 +15171,6 @@
       <w:r>
         <w:t xml:space="preserve">23. OPUS — SAT_PRODUCT_DEFINITION</w:t>
       </w:r>
-      <w:r>
-        <w:t xml:space="preserve">  [M2]</w:t>
-      </w:r>
     </w:p>
     <w:tbl>
       <w:tblPr>
@@ -15430,7 +15361,7 @@
         <w:t xml:space="preserve">Note: </w:t>
       </w:r>
       <w:r>
-        <w:t xml:space="preserve">Same comparison as DM-A2 (latest satellite row vs the latest RAW record, model logic recomputed from RAW) but the sample is the most recently loaded keys, i.e. the keys that just changed -- where a stale current row would show. standard satellite, sat_multi_source; PK PRODUCT_HKEY; 3 RECORD_SOURCE group(s): OPUS_BA_TRV_DATA_POLICY_DTLS_MV [3 col(s)], OPUS_BA_TRV_PLAN_MST_MV [5 col(s)], OPUS_BJAZ_TRV_LOADER_DATA_MV [1 col(s)]. stg2_product_definition_ba_trv_data_policy_dtls_mv: column(s) PRODUCT_DISPLAY_NAME, PRODUCT_STATUS could not be traced to RAW on at least one arm -- excluded (first-cut: walk columns from resolved_mtv2__ views or joined-in stitch columns are not yet inlined into the sampled queries). stg2_product_definition_bjaz_trv_loader_data_mv: column(s) PRODUCT_CODE, PRODUCT_DISPLAY_NAME, PRODUCT_NAME, PRODUCT_STATUS could not be traced to RAW on at least one arm -- excluded (first-cut: walk columns from resolved_mtv2__ views or joined-in stitch columns are not yet inlined into the sampled queries).</w:t>
+        <w:t xml:space="preserve">Same comparison as DM-A2 (latest satellite row vs the latest RAW record, model logic recomputed from RAW) but the sample is the most recently loaded keys, i.e. the keys that just changed -- where a stale current row would show. standard satellite, sat_multi_source; PK PRODUCT_HKEY; 3 RECORD_SOURCE group(s): OPUS_BA_TRV_DATA_POLICY_DTLS_MV [3 col(s)], OPUS_BA_TRV_PLAN_MST_MV [5 col(s)], OPUS_BJAZ_TRV_LOADER_DATA_MV [1 col(s)]. stg2_product_definition_ba_trv_data_policy_dtls_mv: column(s) PRODUCT_DISPLAY_NAME, PRODUCT_STATUS could not be traced to RAW on at least one arm -- excluded (first-cut: walk columns from resolved_mt__ views or joined-in stitch columns are not yet inlined into the sampled queries). stg2_product_definition_bjaz_trv_loader_data_mv: column(s) PRODUCT_CODE, PRODUCT_DISPLAY_NAME, PRODUCT_NAME, PRODUCT_STATUS could not be traced to RAW on at least one arm -- excluded (first-cut: walk columns from resolved_mt__ views or joined-in stitch columns are not yet inlined into the sampled queries).</w:t>
       </w:r>
     </w:p>
     <w:p>
@@ -15868,9 +15799,6 @@
       <w:r>
         <w:t xml:space="preserve">24. OPUS — SAT_PRODUCT_RATING_FACTOR</w:t>
       </w:r>
-      <w:r>
-        <w:t xml:space="preserve">  [M2]</w:t>
-      </w:r>
     </w:p>
     <w:tbl>
       <w:tblPr>
@@ -16061,7 +15989,7 @@
         <w:t xml:space="preserve">Note: </w:t>
       </w:r>
       <w:r>
-        <w:t xml:space="preserve">Same comparison as DM-A2 (latest satellite row vs the latest RAW record, model logic recomputed from RAW) but the sample is the most recently loaded keys, i.e. the keys that just changed -- where a stale current row would show. standard satellite, ma_sat_multi_source; PK PRODUCT_HKEY, child key ACTIVE_SEQUENCE_NUMBER; 1 RECORD_SOURCE group(s): OPUS_BJAZ_TRV_RATE_MASTER_MV [2 col(s)]. Multi-active: compared per (key, child key); latest = max LOAD_DATETIME per member. stg2_product_rating_factor_bjaz_trv_rate_master_mv_0: column(s) VALUE_RANGE_TO could not be traced to RAW on at least one arm -- excluded (first-cut: walk columns from resolved_mtv2__ views or joined-in stitch columns are not yet inlined into the sampled queries).</w:t>
+        <w:t xml:space="preserve">Same comparison as DM-A2 (latest satellite row vs the latest RAW record, model logic recomputed from RAW) but the sample is the most recently loaded keys, i.e. the keys that just changed -- where a stale current row would show. standard satellite, ma_sat_multi_source; PK PRODUCT_HKEY, child key ACTIVE_SEQUENCE_NUMBER; 1 RECORD_SOURCE group(s): OPUS_BJAZ_TRV_RATE_MASTER_MV [2 col(s)]. Multi-active: compared per (key, child key); latest = max LOAD_DATETIME per member. stg2_product_rating_factor_bjaz_trv_rate_master_mv_0: column(s) VALUE_RANGE_TO could not be traced to RAW on at least one arm -- excluded (first-cut: walk columns from resolved_mt__ views or joined-in stitch columns are not yet inlined into the sampled queries).</w:t>
       </w:r>
     </w:p>
     <w:p>
@@ -16304,9 +16232,6 @@
       </w:pPr>
       <w:r>
         <w:t xml:space="preserve">25. OPUS — SAT_PRODUCT_RATING_STRUCTURE</w:t>
-      </w:r>
-      <w:r>
-        <w:t xml:space="preserve">  [M2]</w:t>
       </w:r>
     </w:p>
     <w:tbl>
@@ -16676,9 +16601,6 @@
       <w:r>
         <w:t xml:space="preserve">26. OPUS — SAT_PRODUCT_TERMS</w:t>
       </w:r>
-      <w:r>
-        <w:t xml:space="preserve">  [M2]</w:t>
-      </w:r>
     </w:p>
     <w:tbl>
       <w:tblPr>
@@ -16869,7 +16791,7 @@
         <w:t xml:space="preserve">Note: </w:t>
       </w:r>
       <w:r>
-        <w:t xml:space="preserve">Same comparison as DM-A2 (latest satellite row vs the latest RAW record, model logic recomputed from RAW) but the sample is the most recently loaded keys, i.e. the keys that just changed -- where a stale current row would show. standard satellite, sat_multi_source; PK PRODUCT_HKEY; 2 RECORD_SOURCE group(s): OPUS_BA_TRV_PLAN_MST_MV [6 col(s)], OPUS_BJAZ_TRV_PLAN_MV [1 col(s)]. stg2_product_terms_bjaz_trv_plan_mv: column(s) FAMILY_DEFINITION, GEOGRAPHY_RESTRICTION, MAXIMUM_ENTRY_AGE, MINIMUM_ENTRY_AGE, MINIMUM_POLICY_TERM could not be traced to RAW on at least one arm -- excluded (first-cut: walk columns from resolved_mtv2__ views or joined-in stitch columns are not yet inlined into the sampled queries).</w:t>
+        <w:t xml:space="preserve">Same comparison as DM-A2 (latest satellite row vs the latest RAW record, model logic recomputed from RAW) but the sample is the most recently loaded keys, i.e. the keys that just changed -- where a stale current row would show. standard satellite, sat_multi_source; PK PRODUCT_HKEY; 2 RECORD_SOURCE group(s): OPUS_BA_TRV_PLAN_MST_MV [6 col(s)], OPUS_BJAZ_TRV_PLAN_MV [1 col(s)]. stg2_product_terms_bjaz_trv_plan_mv: column(s) FAMILY_DEFINITION, GEOGRAPHY_RESTRICTION, MAXIMUM_ENTRY_AGE, MINIMUM_ENTRY_AGE, MINIMUM_POLICY_TERM could not be traced to RAW on at least one arm -- excluded (first-cut: walk columns from resolved_mt__ views or joined-in stitch columns are not yet inlined into the sampled queries).</w:t>
       </w:r>
     </w:p>
     <w:p>
@@ -17204,9 +17126,6 @@
       </w:pPr>
       <w:r>
         <w:t xml:space="preserve">27. OPUS — SAT_PROPOSAL_UNDERWRITING</w:t>
-      </w:r>
-      <w:r>
-        <w:t xml:space="preserve">  [M2]</w:t>
       </w:r>
     </w:p>
     <w:tbl>
@@ -17590,9 +17509,6 @@
       <w:r>
         <w:t xml:space="preserve">28. OPUS — SAT_QUOTE_HEADER</w:t>
       </w:r>
-      <w:r>
-        <w:t xml:space="preserve">  [M2]</w:t>
-      </w:r>
     </w:p>
     <w:tbl>
       <w:tblPr>
@@ -17961,9 +17877,6 @@
       <w:r>
         <w:t xml:space="preserve">29. OPUS — SAT_RISK_MOTOR_DRIVER</w:t>
       </w:r>
-      <w:r>
-        <w:t xml:space="preserve">  [M2]</w:t>
-      </w:r>
     </w:p>
     <w:tbl>
       <w:tblPr>
@@ -18332,9 +18245,6 @@
       <w:r>
         <w:t xml:space="preserve">30. OPUS — SAT_RISK_MOTOR_VEHICLE</w:t>
       </w:r>
-      <w:r>
-        <w:t xml:space="preserve">  [M2]</w:t>
-      </w:r>
     </w:p>
     <w:tbl>
       <w:tblPr>
@@ -18815,9 +18725,6 @@
       <w:r>
         <w:t xml:space="preserve">31. OPUS — SAT_RISK_OBJECT_CORE</w:t>
       </w:r>
-      <w:r>
-        <w:t xml:space="preserve">  [M3]</w:t>
-      </w:r>
     </w:p>
     <w:tbl>
       <w:tblPr>
@@ -19186,9 +19093,6 @@
       <w:r>
         <w:t xml:space="preserve">32. OPUS — SAT_RISK_PERSON_INSURED</w:t>
       </w:r>
-      <w:r>
-        <w:t xml:space="preserve">  [M3]</w:t>
-      </w:r>
     </w:p>
     <w:tbl>
       <w:tblPr>
@@ -19671,9 +19575,6 @@
       <w:r>
         <w:t xml:space="preserve">33. OPUS — SAT_RISK_PERSON_TRAVEL</w:t>
       </w:r>
-      <w:r>
-        <w:t xml:space="preserve">  [M3]</w:t>
-      </w:r>
     </w:p>
     <w:tbl>
       <w:tblPr>
@@ -19864,7 +19765,7 @@
         <w:t xml:space="preserve">Note: </w:t>
       </w:r>
       <w:r>
-        <w:t xml:space="preserve">Same comparison as DM-A2 (latest satellite row vs the latest RAW record, model logic recomputed from RAW) but the sample is the most recently loaded keys, i.e. the keys that just changed -- where a stale current row would show. standard satellite, sat_multi_source; PK RISK_OBJECT_HKEY; 2 RECORD_SOURCE group(s): OPUS_BJAZ_TRV_LOADER_DATA_MV [8 col(s)], OPUS_BJAZ_TRV_LOADER_LOG_TABLE_MV [2 col(s)]. stg2_risk_person_travel_bjaz_trv_loader_log_table_mv: column(s) PASSPORT_NUMBER, TRIP_DURATION, TRIP_END_DATE, TRIP_START_DATE, TRIP_TYPE, VISA_TYPE could not be traced to RAW on at least one arm -- excluded (first-cut: walk columns from resolved_mtv2__ views or joined-in stitch columns are not yet inlined into the sampled queries).</w:t>
+        <w:t xml:space="preserve">Same comparison as DM-A2 (latest satellite row vs the latest RAW record, model logic recomputed from RAW) but the sample is the most recently loaded keys, i.e. the keys that just changed -- where a stale current row would show. standard satellite, sat_multi_source; PK RISK_OBJECT_HKEY; 2 RECORD_SOURCE group(s): OPUS_BJAZ_TRV_LOADER_DATA_MV [8 col(s)], OPUS_BJAZ_TRV_LOADER_LOG_TABLE_MV [2 col(s)]. stg2_risk_person_travel_bjaz_trv_loader_log_table_mv: column(s) PASSPORT_NUMBER, TRIP_DURATION, TRIP_END_DATE, TRIP_START_DATE, TRIP_TYPE, VISA_TYPE could not be traced to RAW on at least one arm -- excluded (first-cut: walk columns from resolved_mt__ views or joined-in stitch columns are not yet inlined into the sampled queries).</w:t>
       </w:r>
     </w:p>
     <w:p>
@@ -20345,9 +20246,6 @@
       </w:pPr>
       <w:r>
         <w:t xml:space="preserve">34. OPUS — SAT_AUG_COMMON_COMMUNICATION_PREFERENCE</w:t>
-      </w:r>
-      <w:r>
-        <w:t xml:space="preserve">  [M3]</w:t>
       </w:r>
     </w:p>
     <w:tbl>
@@ -20717,9 +20615,6 @@
       <w:r>
         <w:t xml:space="preserve">35. OPUS — SAT_AUG_COVERAGE_DEFINITION</w:t>
       </w:r>
-      <w:r>
-        <w:t xml:space="preserve">  [M3]</w:t>
-      </w:r>
     </w:p>
     <w:tbl>
       <w:tblPr>
@@ -20910,7 +20805,7 @@
         <w:t xml:space="preserve">Note: </w:t>
       </w:r>
       <w:r>
-        <w:t xml:space="preserve">Same comparison as DM-A2 (latest satellite row vs the latest RAW record, model logic recomputed from RAW) but the sample is the most recently loaded keys, i.e. the keys that just changed -- where a stale current row would show. augmented satellite, sat_multi_source; PK COVERAGE_HKEY; 1 RECORD_SOURCE group(s): OPUS_BJAZ_TRV_PLAN_MV [2 col(s)]. stg2_aug_coverage_definition_bjaz_trv_plan_mv_eff_date: column(s) COVERAGE_SEQUENCE could not be traced to RAW on at least one arm -- excluded (first-cut: walk columns from resolved_mtv2__ views or joined-in stitch columns are not yet inlined into the sampled queries).</w:t>
+        <w:t xml:space="preserve">Same comparison as DM-A2 (latest satellite row vs the latest RAW record, model logic recomputed from RAW) but the sample is the most recently loaded keys, i.e. the keys that just changed -- where a stale current row would show. augmented satellite, sat_multi_source; PK COVERAGE_HKEY; 1 RECORD_SOURCE group(s): OPUS_BJAZ_TRV_PLAN_MV [2 col(s)]. stg2_aug_coverage_definition_bjaz_trv_plan_mv_eff_date: column(s) COVERAGE_SEQUENCE could not be traced to RAW on at least one arm -- excluded (first-cut: walk columns from resolved_mt__ views or joined-in stitch columns are not yet inlined into the sampled queries).</w:t>
       </w:r>
     </w:p>
     <w:p>
@@ -21116,9 +21011,6 @@
       <w:r>
         <w:t xml:space="preserve">36. OPUS — SAT_AUG_COVERAGE_LIMITS</w:t>
       </w:r>
-      <w:r>
-        <w:t xml:space="preserve">  [M3]</w:t>
-      </w:r>
     </w:p>
     <w:tbl>
       <w:tblPr>
@@ -21309,7 +21201,7 @@
         <w:t xml:space="preserve">Note: </w:t>
       </w:r>
       <w:r>
-        <w:t xml:space="preserve">Same comparison as DM-A2 (latest satellite row vs the latest RAW record, model logic recomputed from RAW) but the sample is the most recently loaded keys, i.e. the keys that just changed -- where a stale current row would show. augmented satellite, sat_multi_source; PK COVERAGE_HKEY; 1 RECORD_SOURCE group(s): OPUS_BJAZ_TRV_PLAN_MV [3 col(s)]. stg2_aug_coverage_limits_bjaz_trv_plan_mv_currency: column(s) DEDUCTIBLE_DESCRIPTION, LIMIT_DESCRIPTION could not be traced to RAW on at least one arm -- excluded (first-cut: walk columns from resolved_mtv2__ views or joined-in stitch columns are not yet inlined into the sampled queries). stg2_aug_coverage_limits_bjaz_trv_plan_mv_deductible_desc: column(s) LIMIT_DESCRIPTION could not be traced to RAW on at least one arm -- excluded (first-cut: walk columns from resolved_mtv2__ views or joined-in stitch columns are not yet inlined into the sampled queries).</w:t>
+        <w:t xml:space="preserve">Same comparison as DM-A2 (latest satellite row vs the latest RAW record, model logic recomputed from RAW) but the sample is the most recently loaded keys, i.e. the keys that just changed -- where a stale current row would show. augmented satellite, sat_multi_source; PK COVERAGE_HKEY; 1 RECORD_SOURCE group(s): OPUS_BJAZ_TRV_PLAN_MV [3 col(s)]. stg2_aug_coverage_limits_bjaz_trv_plan_mv_currency: column(s) DEDUCTIBLE_DESCRIPTION, LIMIT_DESCRIPTION could not be traced to RAW on at least one arm -- excluded (first-cut: walk columns from resolved_mt__ views or joined-in stitch columns are not yet inlined into the sampled queries). stg2_aug_coverage_limits_bjaz_trv_plan_mv_deductible_desc: column(s) LIMIT_DESCRIPTION could not be traced to RAW on at least one arm -- excluded (first-cut: walk columns from resolved_mt__ views or joined-in stitch columns are not yet inlined into the sampled queries).</w:t>
       </w:r>
     </w:p>
     <w:p>
@@ -21547,9 +21439,6 @@
       <w:r>
         <w:t xml:space="preserve">37. OPUS — SAT_AUG_COVERAGE_RATING</w:t>
       </w:r>
-      <w:r>
-        <w:t xml:space="preserve">  [M3]</w:t>
-      </w:r>
     </w:p>
     <w:tbl>
       <w:tblPr>
@@ -21740,7 +21629,7 @@
         <w:t xml:space="preserve">Note: </w:t>
       </w:r>
       <w:r>
-        <w:t xml:space="preserve">Same comparison as DM-A2 (latest satellite row vs the latest RAW record, model logic recomputed from RAW) but the sample is the most recently loaded keys, i.e. the keys that just changed -- where a stale current row would show. augmented satellite, sat_multi_source; PK COVERAGE_HKEY; 2 RECORD_SOURCE group(s): OPUS_BJAZ_TRV_RIDER_RATE_MAST_MV [4 col(s)], OPUS_BJAZ_TRV_RIDER_DTLS_MV [1 col(s)]. stg2_aug_coverage_rating_bjaz_trv_rider_rate_mast_mv_nb_prm_excluding_st: column(s) EXTENSION_PREMIUM_EXCLUDING_ST, MINIMUM_EXTENSION_PREMIUM, MINIMUM_NEW_BUSINESS_PREMIUM, RIDER_PREMIUM could not be traced to RAW on at least one arm -- excluded (first-cut: walk columns from resolved_mtv2__ views or joined-in stitch columns are not yet inlined into the sampled queries). stg2_aug_coverage_rating_bjaz_trv_rider_rate_mast_mv_extn_prm_excluding_st: column(s) MINIMUM_EXTENSION_PREMIUM, MINIMUM_NEW_BUSINESS_PREMIUM, RIDER_PREMIUM could not be traced to RAW on at least one arm -- excluded (first-cut: walk columns from resolved_mtv2__ views or joined-in stitch columns are not yet inlined into the sampled queries). stg2_aug_coverage_rating_bjaz_trv_rider_rate_mast_mv_min_extn_prm: column(s) MINIMUM_NEW_BUSINESS_PREMIUM, RIDER_PREMIUM could not be traced to RAW on at least one arm -- excluded (first-cut: walk columns from resolved_mtv2__ views or joined-in stitch columns are not yet inlined into the sampled queries). stg2_aug_coverage_rating_bjaz_trv_rider_rate_mast_mv_min_nb_prm: column(s) RIDER_PREMIUM could not be traced to RAW on at least one arm -- excluded (first-cut: walk columns from resolved_mtv2__ views or joined-in stitch columns are not yet inlined into the sampled queries). stg2_aug_coverage_rating_bjaz_trv_rider_dtls_mv_rider_premium: column(s) EXTENSION_PREMIUM_EXCLUDING_ST, MINIMUM_EXTENSION_PREMIUM, MINIMUM_NEW_BUSINESS_PREMIUM, NEW_BUSINESS_PREMIUM_EXCLUDING_ST could not be traced to RAW on at least one arm -- excluded (first-cut: walk columns from resolved_mtv2__ views or joined-in stitch columns are not yet inlined into the sampled queries).</w:t>
+        <w:t xml:space="preserve">Same comparison as DM-A2 (latest satellite row vs the latest RAW record, model logic recomputed from RAW) but the sample is the most recently loaded keys, i.e. the keys that just changed -- where a stale current row would show. augmented satellite, sat_multi_source; PK COVERAGE_HKEY; 2 RECORD_SOURCE group(s): OPUS_BJAZ_TRV_RIDER_RATE_MAST_MV [4 col(s)], OPUS_BJAZ_TRV_RIDER_DTLS_MV [1 col(s)]. stg2_aug_coverage_rating_bjaz_trv_rider_rate_mast_mv_nb_prm_excluding_st: column(s) EXTENSION_PREMIUM_EXCLUDING_ST, MINIMUM_EXTENSION_PREMIUM, MINIMUM_NEW_BUSINESS_PREMIUM, RIDER_PREMIUM could not be traced to RAW on at least one arm -- excluded (first-cut: walk columns from resolved_mt__ views or joined-in stitch columns are not yet inlined into the sampled queries). stg2_aug_coverage_rating_bjaz_trv_rider_rate_mast_mv_extn_prm_excluding_st: column(s) MINIMUM_EXTENSION_PREMIUM, MINIMUM_NEW_BUSINESS_PREMIUM, RIDER_PREMIUM could not be traced to RAW on at least one arm -- excluded (first-cut: walk columns from resolved_mt__ views or joined-in stitch columns are not yet inlined into the sampled queries). stg2_aug_coverage_rating_bjaz_trv_rider_rate_mast_mv_min_extn_prm: column(s) MINIMUM_NEW_BUSINESS_PREMIUM, RIDER_PREMIUM could not be traced to RAW on at least one arm -- excluded (first-cut: walk columns from resolved_mt__ views or joined-in stitch columns are not yet inlined into the sampled queries). stg2_aug_coverage_rating_bjaz_trv_rider_rate_mast_mv_min_nb_prm: column(s) RIDER_PREMIUM could not be traced to RAW on at least one arm -- excluded (first-cut: walk columns from resolved_mt__ views or joined-in stitch columns are not yet inlined into the sampled queries). stg2_aug_coverage_rating_bjaz_trv_rider_dtls_mv_rider_premium: column(s) EXTENSION_PREMIUM_EXCLUDING_ST, MINIMUM_EXTENSION_PREMIUM, MINIMUM_NEW_BUSINESS_PREMIUM, NEW_BUSINESS_PREMIUM_EXCLUDING_ST could not be traced to RAW on at least one arm -- excluded (first-cut: walk columns from resolved_mt__ views or joined-in stitch columns are not yet inlined into the sampled queries).</w:t>
       </w:r>
     </w:p>
     <w:p>
@@ -22102,9 +21991,6 @@
       <w:r>
         <w:t xml:space="preserve">38. OPUS — SAT_AUG_FINTXN_PREMIUM</w:t>
       </w:r>
-      <w:r>
-        <w:t xml:space="preserve">  [M3]</w:t>
-      </w:r>
     </w:p>
     <w:tbl>
       <w:tblPr>
@@ -22295,7 +22181,7 @@
         <w:t xml:space="preserve">Note: </w:t>
       </w:r>
       <w:r>
-        <w:t xml:space="preserve">Same comparison as DM-A2 (latest satellite row vs the latest RAW record, model logic recomputed from RAW) but the sample is the most recently loaded keys, i.e. the keys that just changed -- where a stale current row would show. augmented satellite, sat_multi_source; PK FINANCIAL_TRANSACTION_HKEY; 3 RECORD_SOURCE group(s): OPUS_BA_TRV_DATA_POLICY_DTLS_MV [2 col(s)], OPUS_BJAZ_TRV_LOADER_DATA_MV [1 col(s)], OPUS_BJAZ_TRV_LOADER_LOG_TABLE_MV [1 col(s)]. stg2_aug_fintxn_premium_ba_trv_data_policy_dtls_mv_sp_discount_per: column(s) SPECIAL_DISCOUNT_AMOUNT could not be traced to RAW on at least one arm -- excluded (first-cut: walk columns from resolved_mtv2__ views or joined-in stitch columns are not yet inlined into the sampled queries). stg2_aug_fintxn_premium_bjaz_trv_loader_data_mv_spdiscount: column(s) SPECIAL_DISCOUNT_PERCENTAGE could not be traced to RAW on at least one arm -- excluded (first-cut: walk columns from resolved_mtv2__ views or joined-in stitch columns are not yet inlined into the sampled queries). stg2_aug_fintxn_premium_bjaz_trv_loader_log_table_mv_spdiscount: column(s) SPECIAL_DISCOUNT_PERCENTAGE could not be traced to RAW on at least one arm -- excluded (first-cut: walk columns from resolved_mtv2__ views or joined-in stitch columns are not yet inlined into the sampled queries).</w:t>
+        <w:t xml:space="preserve">Same comparison as DM-A2 (latest satellite row vs the latest RAW record, model logic recomputed from RAW) but the sample is the most recently loaded keys, i.e. the keys that just changed -- where a stale current row would show. augmented satellite, sat_multi_source; PK FINANCIAL_TRANSACTION_HKEY; 3 RECORD_SOURCE group(s): OPUS_BA_TRV_DATA_POLICY_DTLS_MV [2 col(s)], OPUS_BJAZ_TRV_LOADER_DATA_MV [1 col(s)], OPUS_BJAZ_TRV_LOADER_LOG_TABLE_MV [1 col(s)]. stg2_aug_fintxn_premium_ba_trv_data_policy_dtls_mv_sp_discount_per: column(s) SPECIAL_DISCOUNT_AMOUNT could not be traced to RAW on at least one arm -- excluded (first-cut: walk columns from resolved_mt__ views or joined-in stitch columns are not yet inlined into the sampled queries). stg2_aug_fintxn_premium_bjaz_trv_loader_data_mv_spdiscount: column(s) SPECIAL_DISCOUNT_PERCENTAGE could not be traced to RAW on at least one arm -- excluded (first-cut: walk columns from resolved_mt__ views or joined-in stitch columns are not yet inlined into the sampled queries). stg2_aug_fintxn_premium_bjaz_trv_loader_log_table_mv_spdiscount: column(s) SPECIAL_DISCOUNT_PERCENTAGE could not be traced to RAW on at least one arm -- excluded (first-cut: walk columns from resolved_mt__ views or joined-in stitch columns are not yet inlined into the sampled queries).</w:t>
       </w:r>
     </w:p>
     <w:p>
@@ -22676,9 +22562,6 @@
       </w:pPr>
       <w:r>
         <w:t xml:space="preserve">39. OPUS — SAT_AUG_LNK_PARTY_ROLE_CORE</w:t>
-      </w:r>
-      <w:r>
-        <w:t xml:space="preserve">  [M3]</w:t>
       </w:r>
     </w:p>
     <w:tbl>
@@ -23048,9 +22931,6 @@
       <w:r>
         <w:t xml:space="preserve">40. OPUS — SAT_AUG_LNK_ROLE_CUSTOMER</w:t>
       </w:r>
-      <w:r>
-        <w:t xml:space="preserve">  [M3]</w:t>
-      </w:r>
     </w:p>
     <w:tbl>
       <w:tblPr>
@@ -23507,9 +23387,6 @@
       <w:r>
         <w:t xml:space="preserve">41. OPUS — SAT_AUG_PARTY_BANKING</w:t>
       </w:r>
-      <w:r>
-        <w:t xml:space="preserve">  [M3]</w:t>
-      </w:r>
     </w:p>
     <w:tbl>
       <w:tblPr>
@@ -23878,9 +23755,6 @@
       <w:r>
         <w:t xml:space="preserve">42. OPUS — SAT_AUG_PARTY_EMPLOYMENT</w:t>
       </w:r>
-      <w:r>
-        <w:t xml:space="preserve">  [M3]</w:t>
-      </w:r>
     </w:p>
     <w:tbl>
       <w:tblPr>
@@ -24337,9 +24211,6 @@
       <w:r>
         <w:t xml:space="preserve">43. OPUS — SAT_AUG_PRODUCT_TERMS</w:t>
       </w:r>
-      <w:r>
-        <w:t xml:space="preserve">  [M3]</w:t>
-      </w:r>
     </w:p>
     <w:tbl>
       <w:tblPr>
@@ -24530,7 +24401,7 @@
         <w:t xml:space="preserve">Note: </w:t>
       </w:r>
       <w:r>
-        <w:t xml:space="preserve">Same comparison as DM-A2 (latest satellite row vs the latest RAW record, model logic recomputed from RAW) but the sample is the most recently loaded keys, i.e. the keys that just changed -- where a stale current row would show. augmented satellite, sat_multi_source; PK PRODUCT_HKEY; 3 RECORD_SOURCE group(s): OPUS_BA_TRV_PLAN_MST_MV [3 col(s)], OPUS_BJAZ_TRV_RATE_MASTER_MV [2 col(s)], OPUS_BJAZ_TRV_PLAN_MV [1 col(s)]. stg2_aug_product_terms_ba_trv_plan_mst_mv_multi_year_yn: column(s) AGE_ELIGIBILITY_BYPASS_INDICATOR, CFT_ELIGIBLE_INDICATOR, PLAN_GEOGRAPHICAL_ZONE could not be traced to RAW on at least one arm -- excluded (first-cut: walk columns from resolved_mtv2__ views or joined-in stitch columns are not yet inlined into the sampled queries). stg2_aug_product_terms_ba_trv_plan_mst_mv_age_bypass_yn: column(s) CFT_ELIGIBLE_INDICATOR, PLAN_GEOGRAPHICAL_ZONE could not be traced to RAW on at least one arm -- excluded (first-cut: walk columns from resolved_mtv2__ views or joined-in stitch columns are not yet inlined into the sampled queries). stg2_aug_product_terms_ba_trv_plan_mst_mv_cft_yn: column(s) PLAN_GEOGRAPHICAL_ZONE could not be traced to RAW on at least one arm -- excluded (first-cut: walk columns from resolved_mtv2__ views or joined-in stitch columns are not yet inlined into the sampled queries). stg2_aug_product_terms_bjaz_trv_rate_master_mv_cft_yn: column(s) AGE_ELIGIBILITY_BYPASS_INDICATOR, MULTI_YEAR_INDICATOR, PLAN_GEOGRAPHICAL_ZONE could not be traced to RAW on at least one arm -- excluded (first-cut: walk columns from resolved_mtv2__ views or joined-in stitch columns are not yet inlined into the sampled queries). stg2_aug_product_terms_bjaz_trv_plan_mv_area: column(s) AGE_ELIGIBILITY_BYPASS_INDICATOR, CFT_ELIGIBLE_INDICATOR, MULTI_YEAR_INDICATOR could not be traced to RAW on at least one arm -- excluded (first-cut: walk columns from resolved_mtv2__ views or joined-in stitch columns are not yet inlined into the sampled queries). stg2_aug_product_terms_bjaz_trv_rate_master_mv_area: column(s) AGE_ELIGIBILITY_BYPASS_INDICATOR, MULTI_YEAR_INDICATOR could not be traced to RAW on at least one arm -- excluded (first-cut: walk columns from resolved_mtv2__ views or joined-in stitch columns are not yet inlined into the sampled queries).</w:t>
+        <w:t xml:space="preserve">Same comparison as DM-A2 (latest satellite row vs the latest RAW record, model logic recomputed from RAW) but the sample is the most recently loaded keys, i.e. the keys that just changed -- where a stale current row would show. augmented satellite, sat_multi_source; PK PRODUCT_HKEY; 3 RECORD_SOURCE group(s): OPUS_BA_TRV_PLAN_MST_MV [3 col(s)], OPUS_BJAZ_TRV_RATE_MASTER_MV [2 col(s)], OPUS_BJAZ_TRV_PLAN_MV [1 col(s)]. stg2_aug_product_terms_ba_trv_plan_mst_mv_multi_year_yn: column(s) AGE_ELIGIBILITY_BYPASS_INDICATOR, CFT_ELIGIBLE_INDICATOR, PLAN_GEOGRAPHICAL_ZONE could not be traced to RAW on at least one arm -- excluded (first-cut: walk columns from resolved_mt__ views or joined-in stitch columns are not yet inlined into the sampled queries). stg2_aug_product_terms_ba_trv_plan_mst_mv_age_bypass_yn: column(s) CFT_ELIGIBLE_INDICATOR, PLAN_GEOGRAPHICAL_ZONE could not be traced to RAW on at least one arm -- excluded (first-cut: walk columns from resolved_mt__ views or joined-in stitch columns are not yet inlined into the sampled queries). stg2_aug_product_terms_ba_trv_plan_mst_mv_cft_yn: column(s) PLAN_GEOGRAPHICAL_ZONE could not be traced to RAW on at least one arm -- excluded (first-cut: walk columns from resolved_mt__ views or joined-in stitch columns are not yet inlined into the sampled queries). stg2_aug_product_terms_bjaz_trv_rate_master_mv_cft_yn: column(s) AGE_ELIGIBILITY_BYPASS_INDICATOR, MULTI_YEAR_INDICATOR, PLAN_GEOGRAPHICAL_ZONE could not be traced to RAW on at least one arm -- excluded (first-cut: walk columns from resolved_mt__ views or joined-in stitch columns are not yet inlined into the sampled queries). stg2_aug_product_terms_bjaz_trv_plan_mv_area: column(s) AGE_ELIGIBILITY_BYPASS_INDICATOR, CFT_ELIGIBLE_INDICATOR, MULTI_YEAR_INDICATOR could not be traced to RAW on at least one arm -- excluded (first-cut: walk columns from resolved_mt__ views or joined-in stitch columns are not yet inlined into the sampled queries). stg2_aug_product_terms_bjaz_trv_rate_master_mv_area: column(s) AGE_ELIGIBILITY_BYPASS_INDICATOR, MULTI_YEAR_INDICATOR could not be traced to RAW on at least one arm -- excluded (first-cut: walk columns from resolved_mt__ views or joined-in stitch columns are not yet inlined into the sampled queries).</w:t>
       </w:r>
     </w:p>
     <w:p>
@@ -24971,9 +24842,6 @@
       </w:pPr>
       <w:r>
         <w:t xml:space="preserve">44. OPUS — SAT_AUG_RISK_PERSON_INSURED</w:t>
-      </w:r>
-      <w:r>
-        <w:t xml:space="preserve">  [M3]</w:t>
       </w:r>
     </w:p>
     <w:tbl>
@@ -25390,9 +25258,6 @@
       </w:pPr>
       <w:r>
         <w:t xml:space="preserve">45. OPUS — SAT_AUG_RISK_PERSON_TRAVEL</w:t>
-      </w:r>
-      <w:r>
-        <w:t xml:space="preserve">  [M3]</w:t>
       </w:r>
     </w:p>
     <w:tbl>

--- a/BGIL_DBT/validation/travel/DM-H/DM-H4_OPUS.docx
+++ b/BGIL_DBT/validation/travel/DM-H/DM-H4_OPUS.docx
@@ -3145,6 +3145,9 @@
       <w:r>
         <w:t xml:space="preserve">1. OPUS — SAT_COMMON_ADDRESS</w:t>
       </w:r>
+      <w:r>
+        <w:t xml:space="preserve">  [M1]</w:t>
+      </w:r>
     </w:p>
     <w:tbl>
       <w:tblPr>
@@ -3335,7 +3338,7 @@
         <w:t xml:space="preserve">Note: </w:t>
       </w:r>
       <w:r>
-        <w:t xml:space="preserve">Same comparison as DM-A2 (latest satellite row vs the latest RAW record, model logic recomputed from RAW) but the sample is the most recently loaded keys, i.e. the keys that just changed -- where a stale current row would show. standard satellite, sat_multi_source; PK LOCATION_HKEY; 2 RECORD_SOURCE group(s): OPUS_BJAZ_TRV_LOADER_DATA_MV [5 col(s)], OPUS_BJAZ_TRV_LOADER_LOG_TABLE_MV [6 col(s)]. stg2_common_address_bjaz_trv_loader_data_mv: column(s) COUNTRY_NAME could not be traced to RAW on at least one arm -- excluded (first-cut: walk columns from resolved_mt__ views or joined-in stitch columns are not yet inlined into the sampled queries).</w:t>
+        <w:t xml:space="preserve">Same comparison as DM-A2 (latest satellite row vs the latest RAW record, model logic recomputed from RAW) but the sample is the most recently loaded keys, i.e. the keys that just changed -- where a stale current row would show. standard satellite, sat_multi_source; PK LOCATION_HKEY; 2 RECORD_SOURCE group(s): OPUS_BJAZ_TRV_LOADER_DATA [5 col(s)], OPUS_BJAZ_TRV_LOADER_LOG_TABLE [6 col(s)]. stg2_common_address_bjaz_trv_loader_data: column(s) COUNTRY_NAME could not be traced to RAW on at least one arm -- excluded (first-cut: walk columns from resolved_mt__ views or joined-in stitch columns are not yet inlined into the sampled queries).</w:t>
       </w:r>
     </w:p>
     <w:p>
@@ -3370,7 +3373,7 @@
               <w:br/>
               <w:t xml:space="preserve">    select LOCATION_HKEY as hkey from BAGIC_PREPROD_CURATED_DB.BGIL_DATA_MODEL.SAT_COMMON_ADDRESS</w:t>
               <w:br/>
-              <w:t xml:space="preserve">     where RECORD_SOURCE = 'OPUS_BJAZ_TRV_LOADER_DATA_MV'</w:t>
+              <w:t xml:space="preserve">     where RECORD_SOURCE = 'OPUS_BJAZ_TRV_LOADER_DATA'</w:t>
               <w:br/>
               <w:t xml:space="preserve">     group by LOCATION_HKEY</w:t>
               <w:br/>
@@ -3396,7 +3399,7 @@
               <w:br/>
               <w:t xml:space="preserve">      from BAGIC_PREPROD_CURATED_DB.BGIL_DATA_MODEL.SAT_COMMON_ADDRESS</w:t>
               <w:br/>
-              <w:t xml:space="preserve">     where RECORD_SOURCE = 'OPUS_BJAZ_TRV_LOADER_DATA_MV'</w:t>
+              <w:t xml:space="preserve">     where RECORD_SOURCE = 'OPUS_BJAZ_TRV_LOADER_DATA'</w:t>
               <w:br/>
               <w:t xml:space="preserve">       and LOCATION_HKEY in (select hkey from s1)</w:t>
               <w:br/>
@@ -3410,7 +3413,7 @@
               <w:br/>
               <w:t xml:space="preserve">      from (</w:t>
               <w:br/>
-              <w:t xml:space="preserve">        -- via stg_travel__bjaz_trv_loader_data_mv</w:t>
+              <w:t xml:space="preserve">        -- via stg_travel__bjaz_trv_loader_data</w:t>
               <w:br/>
               <w:t xml:space="preserve">        select MD5_BINARY(NULLIF(UPPER(TRIM(CAST('HUB_LOCATION|' || (coalesce((nullif(trim(to_varchar("BUILDING")), '')), '') || '|' || coalesce((nullif(trim(to_varchar("STREETNAME")), '')), '') || '|' || coalesce((nullif(trim(to_varchar("SUBAREACITY")), '')), '') || '|' || coalesce((nullif(trim(to_varchar("STATE")), '')), '') || '|' || coalesce((nullif(trim(to_varchar("PINCODE")), '')), '')) AS VARCHAR))), '')) as hkey,</w:t>
               <w:br/>
@@ -3426,7 +3429,7 @@
               <w:br/>
               <w:t xml:space="preserve">               to_varchar((nullif(trim(to_varchar("STREETNAME")), ''))) as STREET_NAME</w:t>
               <w:br/>
-              <w:t xml:space="preserve">          from BAGIC_PROD_MIRROR_DB.OPUS_GG_DWHSTAGE.BJAZ_TRV_LOADER_DATA_MV</w:t>
+              <w:t xml:space="preserve">          from BAGIC_PREPROD_CURATED_DB.UTILS.BJAZ_TRV_LOADER_DATA</w:t>
               <w:br/>
               <w:t xml:space="preserve">      )</w:t>
               <w:br/>
@@ -3492,7 +3495,7 @@
               <w:br/>
               <w:t xml:space="preserve">    select LOCATION_HKEY as hkey from BAGIC_PREPROD_CURATED_DB.BGIL_DATA_MODEL.SAT_COMMON_ADDRESS</w:t>
               <w:br/>
-              <w:t xml:space="preserve">     where RECORD_SOURCE = 'OPUS_BJAZ_TRV_LOADER_LOG_TABLE_MV'</w:t>
+              <w:t xml:space="preserve">     where RECORD_SOURCE = 'OPUS_BJAZ_TRV_LOADER_LOG_TABLE'</w:t>
               <w:br/>
               <w:t xml:space="preserve">     group by LOCATION_HKEY</w:t>
               <w:br/>
@@ -3520,7 +3523,7 @@
               <w:br/>
               <w:t xml:space="preserve">      from BAGIC_PREPROD_CURATED_DB.BGIL_DATA_MODEL.SAT_COMMON_ADDRESS</w:t>
               <w:br/>
-              <w:t xml:space="preserve">     where RECORD_SOURCE = 'OPUS_BJAZ_TRV_LOADER_LOG_TABLE_MV'</w:t>
+              <w:t xml:space="preserve">     where RECORD_SOURCE = 'OPUS_BJAZ_TRV_LOADER_LOG_TABLE'</w:t>
               <w:br/>
               <w:t xml:space="preserve">       and LOCATION_HKEY in (select hkey from s2)</w:t>
               <w:br/>
@@ -3534,7 +3537,7 @@
               <w:br/>
               <w:t xml:space="preserve">      from (</w:t>
               <w:br/>
-              <w:t xml:space="preserve">        -- via stg_travel__bjaz_trv_loader_log_table_mv</w:t>
+              <w:t xml:space="preserve">        -- via stg_travel__bjaz_trv_loader_log_table</w:t>
               <w:br/>
               <w:t xml:space="preserve">        select MD5_BINARY(NULLIF(UPPER(TRIM(CAST('HUB_LOCATION|' || (coalesce((nullif(trim(to_varchar("BUILDING")), '')), '') || '|' || coalesce((nullif(trim(to_varchar("STREETNAME")), '')), '') || '|' || coalesce(((nullif(trim(to_varchar("CITY")), ''))), '') || '|' || coalesce((nullif(trim(to_varchar("STATE")), '')), '') || '|' || coalesce((nullif(trim(to_varchar("PINCODE")), '')), '') || '|' || coalesce((nullif(trim(to_varchar("COUNTRY")), '')), '')) AS VARCHAR))), '')) as hkey,</w:t>
               <w:br/>
@@ -3552,7 +3555,7 @@
               <w:br/>
               <w:t xml:space="preserve">               to_varchar((nullif(trim(to_varchar("STREETNAME")), ''))) as STREET_NAME</w:t>
               <w:br/>
-              <w:t xml:space="preserve">          from BAGIC_PROD_MIRROR_DB.OPUS_GG_DWHSTAGE.BJAZ_TRV_LOADER_LOG_TABLE_MV</w:t>
+              <w:t xml:space="preserve">          from BAGIC_PREPROD_CURATED_DB.UTILS.BJAZ_TRV_LOADER_LOG_TABLE</w:t>
               <w:br/>
               <w:t xml:space="preserve">      )</w:t>
               <w:br/>
@@ -3624,7 +3627,7 @@
               <w:br/>
               <w:t xml:space="preserve">)</w:t>
               <w:br/>
-              <w:t xml:space="preserve">select 'OPUS' as project, 'SAT_COMMON_ADDRESS' as satellite, 'OPUS_BJAZ_TRV_LOADER_DATA_MV' as record_source, column_name,</w:t>
+              <w:t xml:space="preserve">select 'OPUS' as project, 'SAT_COMMON_ADDRESS' as satellite, 'OPUS_BJAZ_TRV_LOADER_DATA' as record_source, column_name,</w:t>
               <w:br/>
               <w:t xml:space="preserve">       count(*) as keys_compared,</w:t>
               <w:br/>
@@ -3646,7 +3649,7 @@
               <w:br/>
               <w:t xml:space="preserve">union all</w:t>
               <w:br/>
-              <w:t xml:space="preserve">select 'OPUS' as project, 'SAT_COMMON_ADDRESS' as satellite, 'OPUS_BJAZ_TRV_LOADER_LOG_TABLE_MV' as record_source, column_name,</w:t>
+              <w:t xml:space="preserve">select 'OPUS' as project, 'SAT_COMMON_ADDRESS' as satellite, 'OPUS_BJAZ_TRV_LOADER_LOG_TABLE' as record_source, column_name,</w:t>
               <w:br/>
               <w:t xml:space="preserve">       count(*) as keys_compared,</w:t>
               <w:br/>
@@ -3727,6 +3730,9 @@
       <w:r>
         <w:t xml:space="preserve">2. OPUS — SAT_COMMON_CLASSIFICATION</w:t>
       </w:r>
+      <w:r>
+        <w:t xml:space="preserve">  [M1]</w:t>
+      </w:r>
     </w:p>
     <w:tbl>
       <w:tblPr>
@@ -3917,7 +3923,7 @@
         <w:t xml:space="preserve">Note: </w:t>
       </w:r>
       <w:r>
-        <w:t xml:space="preserve">Same comparison as DM-A2 (latest satellite row vs the latest RAW record, model logic recomputed from RAW) but the sample is the most recently loaded keys, i.e. the keys that just changed -- where a stale current row would show. standard satellite, sat_multi_source; PK PARTY_HKEY; 2 RECORD_SOURCE group(s): OPUS_BA_TRV_DATA_POLICY_DTLS_MV [1 col(s)], OPUS_BJAZ_TRV_LOADER_DATA_MV [1 col(s)].</w:t>
+        <w:t xml:space="preserve">Same comparison as DM-A2 (latest satellite row vs the latest RAW record, model logic recomputed from RAW) but the sample is the most recently loaded keys, i.e. the keys that just changed -- where a stale current row would show. standard satellite, sat_multi_source; PK PARTY_HKEY; 2 RECORD_SOURCE group(s): OPUS_BA_TRV_DATA_POLICY_DTLS [1 col(s)], OPUS_BJAZ_TRV_LOADER_DATA [1 col(s)].</w:t>
       </w:r>
     </w:p>
     <w:p>
@@ -3952,7 +3958,7 @@
               <w:br/>
               <w:t xml:space="preserve">    select PARTY_HKEY as hkey from BAGIC_PREPROD_CURATED_DB.BGIL_DATA_MODEL.SAT_COMMON_CLASSIFICATION</w:t>
               <w:br/>
-              <w:t xml:space="preserve">     where RECORD_SOURCE = 'OPUS_BA_TRV_DATA_POLICY_DTLS_MV'</w:t>
+              <w:t xml:space="preserve">     where RECORD_SOURCE = 'OPUS_BA_TRV_DATA_POLICY_DTLS'</w:t>
               <w:br/>
               <w:t xml:space="preserve">     group by PARTY_HKEY</w:t>
               <w:br/>
@@ -3970,7 +3976,7 @@
               <w:br/>
               <w:t xml:space="preserve">      from BAGIC_PREPROD_CURATED_DB.BGIL_DATA_MODEL.SAT_COMMON_CLASSIFICATION</w:t>
               <w:br/>
-              <w:t xml:space="preserve">     where RECORD_SOURCE = 'OPUS_BA_TRV_DATA_POLICY_DTLS_MV'</w:t>
+              <w:t xml:space="preserve">     where RECORD_SOURCE = 'OPUS_BA_TRV_DATA_POLICY_DTLS'</w:t>
               <w:br/>
               <w:t xml:space="preserve">       and PARTY_HKEY in (select hkey from s1)</w:t>
               <w:br/>
@@ -3984,7 +3990,7 @@
               <w:br/>
               <w:t xml:space="preserve">      from (</w:t>
               <w:br/>
-              <w:t xml:space="preserve">        -- via stg_travel__ba_trv_data_policy_dtls_mv</w:t>
+              <w:t xml:space="preserve">        -- via stg_travel__ba_trv_data_policy_dtls</w:t>
               <w:br/>
               <w:t xml:space="preserve">        select MD5_BINARY(NULLIF(UPPER(TRIM(CAST('HUB_PARTY|' || ((nullif(trim(to_varchar("PAYER_PART_ID")), ''))) AS VARCHAR))), '')) as hkey,</w:t>
               <w:br/>
@@ -3992,7 +3998,7 @@
               <w:br/>
               <w:t xml:space="preserve">               to_varchar((nullif(trim(to_varchar("USER_TYPE")), ''))) as CATEGORY_CODE</w:t>
               <w:br/>
-              <w:t xml:space="preserve">          from BAGIC_PROD_MIRROR_DB.OPUS_GG_DWHSTAGE.BA_TRV_DATA_POLICY_DTLS_MV</w:t>
+              <w:t xml:space="preserve">          from BAGIC_PREPROD_CURATED_DB.UTILS.BA_TRV_DATA_POLICY_DTLS</w:t>
               <w:br/>
               <w:t xml:space="preserve">      )</w:t>
               <w:br/>
@@ -4018,7 +4024,7 @@
               <w:br/>
               <w:t xml:space="preserve">    select PARTY_HKEY as hkey from BAGIC_PREPROD_CURATED_DB.BGIL_DATA_MODEL.SAT_COMMON_CLASSIFICATION</w:t>
               <w:br/>
-              <w:t xml:space="preserve">     where RECORD_SOURCE = 'OPUS_BJAZ_TRV_LOADER_DATA_MV'</w:t>
+              <w:t xml:space="preserve">     where RECORD_SOURCE = 'OPUS_BJAZ_TRV_LOADER_DATA'</w:t>
               <w:br/>
               <w:t xml:space="preserve">     group by PARTY_HKEY</w:t>
               <w:br/>
@@ -4036,7 +4042,7 @@
               <w:br/>
               <w:t xml:space="preserve">      from BAGIC_PREPROD_CURATED_DB.BGIL_DATA_MODEL.SAT_COMMON_CLASSIFICATION</w:t>
               <w:br/>
-              <w:t xml:space="preserve">     where RECORD_SOURCE = 'OPUS_BJAZ_TRV_LOADER_DATA_MV'</w:t>
+              <w:t xml:space="preserve">     where RECORD_SOURCE = 'OPUS_BJAZ_TRV_LOADER_DATA'</w:t>
               <w:br/>
               <w:t xml:space="preserve">       and PARTY_HKEY in (select hkey from s2)</w:t>
               <w:br/>
@@ -4050,7 +4056,7 @@
               <w:br/>
               <w:t xml:space="preserve">      from (</w:t>
               <w:br/>
-              <w:t xml:space="preserve">        -- via stg_travel__bjaz_trv_loader_data_mv</w:t>
+              <w:t xml:space="preserve">        -- via stg_travel__bjaz_trv_loader_data</w:t>
               <w:br/>
               <w:t xml:space="preserve">        select MD5_BINARY(NULLIF(UPPER(TRIM(CAST('HUB_PARTY|' || ((nullif(trim(to_varchar("PREMIUMPAYERID")), ''))) AS VARCHAR))), '')) as hkey,</w:t>
               <w:br/>
@@ -4058,7 +4064,7 @@
               <w:br/>
               <w:t xml:space="preserve">               to_varchar((nullif(trim(to_varchar("CUSTOMERTYPE")), ''))) as CATEGORY_CODE</w:t>
               <w:br/>
-              <w:t xml:space="preserve">          from BAGIC_PROD_MIRROR_DB.OPUS_GG_DWHSTAGE.BJAZ_TRV_LOADER_DATA_MV</w:t>
+              <w:t xml:space="preserve">          from BAGIC_PREPROD_CURATED_DB.UTILS.BJAZ_TRV_LOADER_DATA</w:t>
               <w:br/>
               <w:t xml:space="preserve">      )</w:t>
               <w:br/>
@@ -4080,7 +4086,7 @@
               <w:br/>
               <w:t xml:space="preserve">)</w:t>
               <w:br/>
-              <w:t xml:space="preserve">select 'OPUS' as project, 'SAT_COMMON_CLASSIFICATION' as satellite, 'OPUS_BA_TRV_DATA_POLICY_DTLS_MV' as record_source, column_name,</w:t>
+              <w:t xml:space="preserve">select 'OPUS' as project, 'SAT_COMMON_CLASSIFICATION' as satellite, 'OPUS_BA_TRV_DATA_POLICY_DTLS' as record_source, column_name,</w:t>
               <w:br/>
               <w:t xml:space="preserve">       count(*) as keys_compared,</w:t>
               <w:br/>
@@ -4102,7 +4108,7 @@
               <w:br/>
               <w:t xml:space="preserve">union all</w:t>
               <w:br/>
-              <w:t xml:space="preserve">select 'OPUS' as project, 'SAT_COMMON_CLASSIFICATION' as satellite, 'OPUS_BJAZ_TRV_LOADER_DATA_MV' as record_source, column_name,</w:t>
+              <w:t xml:space="preserve">select 'OPUS' as project, 'SAT_COMMON_CLASSIFICATION' as satellite, 'OPUS_BJAZ_TRV_LOADER_DATA' as record_source, column_name,</w:t>
               <w:br/>
               <w:t xml:space="preserve">       count(*) as keys_compared,</w:t>
               <w:br/>
@@ -4183,6 +4189,9 @@
       <w:r>
         <w:t xml:space="preserve">3. OPUS — SAT_COMMON_CONTACT</w:t>
       </w:r>
+      <w:r>
+        <w:t xml:space="preserve">  [M1]</w:t>
+      </w:r>
     </w:p>
     <w:tbl>
       <w:tblPr>
@@ -4373,7 +4382,7 @@
         <w:t xml:space="preserve">Note: </w:t>
       </w:r>
       <w:r>
-        <w:t xml:space="preserve">Same comparison as DM-A2 (latest satellite row vs the latest RAW record, model logic recomputed from RAW) but the sample is the most recently loaded keys, i.e. the keys that just changed -- where a stale current row would show. standard satellite, ma_sat_multi_source; PK PARTY_HKEY, child key CONTACT_POINT_TYPE, CONTACT_PRIORITY_ORDER; 2 RECORD_SOURCE group(s): OPUS_BJAZ_TRV_LOADER_DATA_MV [4 col(s)], OPUS_BJAZ_TRV_LOADER_LOG_TABLE_MV [4 col(s)]. Multi-active: compared per (key, child key); latest = max LOAD_DATETIME per member. stg2_common_contact_bjaz_trv_loader_data_mv_0: column(s) FAX_NUMBER, LANDLINE_NUMBER, MOBILE_NUMBER could not be traced to RAW on at least one arm -- excluded (first-cut: walk columns from resolved_mt__ views or joined-in stitch columns are not yet inlined into the sampled queries). stg2_common_contact_bjaz_trv_loader_data_mv_1: column(s) FAX_NUMBER, LANDLINE_NUMBER, MOBILE_NUMBER could not be traced to RAW on at least one arm -- excluded (first-cut: walk columns from resolved_mt__ views or joined-in stitch columns are not yet inlined into the sampled queries). stg2_common_contact_bjaz_trv_loader_data_mv_2: column(s) LANDLINE_NUMBER, MOBILE_NUMBER could not be traced to RAW on at least one arm -- excluded (first-cut: walk columns from resolved_mt__ views or joined-in stitch columns are not yet inlined into the sampled queries). stg2_common_contact_bjaz_trv_loader_data_mv_3: column(s) LANDLINE_NUMBER could not be traced to RAW on at least one arm -- excluded (first-cut: walk columns from resolved_mt__ views or joined-in stitch columns are not yet inlined into the sampled queries). stg2_common_contact_bjaz_trv_loader_log_table_mv_5: column(s) FAX_NUMBER, LANDLINE_NUMBER, MOBILE_NUMBER could not be traced to RAW on at least one arm -- excluded (first-cut: walk columns from resolved_mt__ views or joined-in stitch columns are not yet inlined into the sampled queries). stg2_common_contact_bjaz_trv_loader_log_table_mv_6: column(s) LANDLINE_NUMBER, MOBILE_NUMBER could not be traced to RAW on at least one arm -- excluded (first-cut: walk columns from resolved_mt__ views or joined-in stitch columns are not yet inlined into the sampled queries). stg2_common_contact_bjaz_trv_loader_log_table_mv_7: column(s) LANDLINE_NUMBER could not be traced to RAW on at least one arm -- excluded (first-cut: walk columns from resolved_mt__ views or joined-in stitch columns are not yet inlined into the sampled queries).</w:t>
+        <w:t xml:space="preserve">Same comparison as DM-A2 (latest satellite row vs the latest RAW record, model logic recomputed from RAW) but the sample is the most recently loaded keys, i.e. the keys that just changed -- where a stale current row would show. standard satellite, ma_sat_multi_source; PK PARTY_HKEY, child key CONTACT_POINT_TYPE, CONTACT_PRIORITY_ORDER; 2 RECORD_SOURCE group(s): OPUS_BJAZ_TRV_LOADER_DATA [4 col(s)], OPUS_BJAZ_TRV_LOADER_LOG_TABLE [4 col(s)]. Multi-active: compared per (key, child key); latest = max LOAD_DATETIME per member. stg2_common_contact_bjaz_trv_loader_data_0: column(s) FAX_NUMBER, LANDLINE_NUMBER, MOBILE_NUMBER could not be traced to RAW on at least one arm -- excluded (first-cut: walk columns from resolved_mt__ views or joined-in stitch columns are not yet inlined into the sampled queries). stg2_common_contact_bjaz_trv_loader_data_1: column(s) FAX_NUMBER, LANDLINE_NUMBER, MOBILE_NUMBER could not be traced to RAW on at least one arm -- excluded (first-cut: walk columns from resolved_mt__ views or joined-in stitch columns are not yet inlined into the sampled queries). stg2_common_contact_bjaz_trv_loader_data_2: column(s) LANDLINE_NUMBER, MOBILE_NUMBER could not be traced to RAW on at least one arm -- excluded (first-cut: walk columns from resolved_mt__ views or joined-in stitch columns are not yet inlined into the sampled queries). stg2_common_contact_bjaz_trv_loader_data_3: column(s) LANDLINE_NUMBER could not be traced to RAW on at least one arm -- excluded (first-cut: walk columns from resolved_mt__ views or joined-in stitch columns are not yet inlined into the sampled queries). stg2_common_contact_bjaz_trv_loader_log_table_5: column(s) FAX_NUMBER, LANDLINE_NUMBER, MOBILE_NUMBER could not be traced to RAW on at least one arm -- excluded (first-cut: walk columns from resolved_mt__ views or joined-in stitch columns are not yet inlined into the sampled queries). stg2_common_contact_bjaz_trv_loader_log_table_6: column(s) LANDLINE_NUMBER, MOBILE_NUMBER could not be traced to RAW on at least one arm -- excluded (first-cut: walk columns from resolved_mt__ views or joined-in stitch columns are not yet inlined into the sampled queries). stg2_common_contact_bjaz_trv_loader_log_table_7: column(s) LANDLINE_NUMBER could not be traced to RAW on at least one arm -- excluded (first-cut: walk columns from resolved_mt__ views or joined-in stitch columns are not yet inlined into the sampled queries).</w:t>
       </w:r>
     </w:p>
     <w:p>
@@ -4408,7 +4417,7 @@
               <w:br/>
               <w:t xml:space="preserve">    select PARTY_HKEY as hkey from BAGIC_PREPROD_CURATED_DB.BGIL_DATA_MODEL.SAT_COMMON_CONTACT</w:t>
               <w:br/>
-              <w:t xml:space="preserve">     where RECORD_SOURCE = 'OPUS_BJAZ_TRV_LOADER_DATA_MV'</w:t>
+              <w:t xml:space="preserve">     where RECORD_SOURCE = 'OPUS_BJAZ_TRV_LOADER_DATA'</w:t>
               <w:br/>
               <w:t xml:space="preserve">     group by PARTY_HKEY</w:t>
               <w:br/>
@@ -4436,7 +4445,7 @@
               <w:br/>
               <w:t xml:space="preserve">      from BAGIC_PREPROD_CURATED_DB.BGIL_DATA_MODEL.SAT_COMMON_CONTACT</w:t>
               <w:br/>
-              <w:t xml:space="preserve">     where RECORD_SOURCE = 'OPUS_BJAZ_TRV_LOADER_DATA_MV'</w:t>
+              <w:t xml:space="preserve">     where RECORD_SOURCE = 'OPUS_BJAZ_TRV_LOADER_DATA'</w:t>
               <w:br/>
               <w:t xml:space="preserve">       and PARTY_HKEY in (select hkey from s1)</w:t>
               <w:br/>
@@ -4450,7 +4459,7 @@
               <w:br/>
               <w:t xml:space="preserve">      from (</w:t>
               <w:br/>
-              <w:t xml:space="preserve">        -- via stg_travel__bjaz_trv_loader_data_mv</w:t>
+              <w:t xml:space="preserve">        -- via stg_travel__bjaz_trv_loader_data</w:t>
               <w:br/>
               <w:t xml:space="preserve">        select MD5_BINARY(NULLIF(UPPER(TRIM(CAST('HUB_PARTY|' || ((nullif(trim(to_varchar("INTERMEDIARY")), ''))) AS VARCHAR))), '')) as hkey,</w:t>
               <w:br/>
@@ -4468,11 +4477,11 @@
               <w:br/>
               <w:t xml:space="preserve">               cast(null as varchar) as LANDLINE_NUMBER</w:t>
               <w:br/>
-              <w:t xml:space="preserve">          from BAGIC_PROD_MIRROR_DB.OPUS_GG_DWHSTAGE.BJAZ_TRV_LOADER_DATA_MV</w:t>
+              <w:t xml:space="preserve">          from BAGIC_PREPROD_CURATED_DB.UTILS.BJAZ_TRV_LOADER_DATA</w:t>
               <w:br/>
               <w:t xml:space="preserve">        union all</w:t>
               <w:br/>
-              <w:t xml:space="preserve">        -- via stg_travel__bjaz_trv_loader_data_mv</w:t>
+              <w:t xml:space="preserve">        -- via stg_travel__bjaz_trv_loader_data</w:t>
               <w:br/>
               <w:t xml:space="preserve">        select MD5_BINARY(NULLIF(UPPER(TRIM(CAST('HUB_PARTY|' || ((nullif(trim(to_varchar("PREMIUMPAYERID")), ''))) AS VARCHAR))), '')) as hkey,</w:t>
               <w:br/>
@@ -4490,11 +4499,11 @@
               <w:br/>
               <w:t xml:space="preserve">               cast(null as varchar) as LANDLINE_NUMBER</w:t>
               <w:br/>
-              <w:t xml:space="preserve">          from BAGIC_PROD_MIRROR_DB.OPUS_GG_DWHSTAGE.BJAZ_TRV_LOADER_DATA_MV</w:t>
+              <w:t xml:space="preserve">          from BAGIC_PREPROD_CURATED_DB.UTILS.BJAZ_TRV_LOADER_DATA</w:t>
               <w:br/>
               <w:t xml:space="preserve">        union all</w:t>
               <w:br/>
-              <w:t xml:space="preserve">        -- via stg_travel__bjaz_trv_loader_data_mv</w:t>
+              <w:t xml:space="preserve">        -- via stg_travel__bjaz_trv_loader_data</w:t>
               <w:br/>
               <w:t xml:space="preserve">        select MD5_BINARY(NULLIF(UPPER(TRIM(CAST('HUB_PARTY|' || ((nullif(trim(to_varchar("PREMIUMPAYERID")), ''))) AS VARCHAR))), '')) as hkey,</w:t>
               <w:br/>
@@ -4512,11 +4521,11 @@
               <w:br/>
               <w:t xml:space="preserve">               cast(null as varchar) as LANDLINE_NUMBER</w:t>
               <w:br/>
-              <w:t xml:space="preserve">          from BAGIC_PROD_MIRROR_DB.OPUS_GG_DWHSTAGE.BJAZ_TRV_LOADER_DATA_MV</w:t>
+              <w:t xml:space="preserve">          from BAGIC_PREPROD_CURATED_DB.UTILS.BJAZ_TRV_LOADER_DATA</w:t>
               <w:br/>
               <w:t xml:space="preserve">        union all</w:t>
               <w:br/>
-              <w:t xml:space="preserve">        -- via stg_travel__bjaz_trv_loader_data_mv</w:t>
+              <w:t xml:space="preserve">        -- via stg_travel__bjaz_trv_loader_data</w:t>
               <w:br/>
               <w:t xml:space="preserve">        select MD5_BINARY(NULLIF(UPPER(TRIM(CAST('HUB_PARTY|' || ((nullif(trim(to_varchar("PREMIUMPAYERID")), ''))) AS VARCHAR))), '')) as hkey,</w:t>
               <w:br/>
@@ -4534,11 +4543,11 @@
               <w:br/>
               <w:t xml:space="preserve">               cast(null as varchar) as LANDLINE_NUMBER</w:t>
               <w:br/>
-              <w:t xml:space="preserve">          from BAGIC_PROD_MIRROR_DB.OPUS_GG_DWHSTAGE.BJAZ_TRV_LOADER_DATA_MV</w:t>
+              <w:t xml:space="preserve">          from BAGIC_PREPROD_CURATED_DB.UTILS.BJAZ_TRV_LOADER_DATA</w:t>
               <w:br/>
               <w:t xml:space="preserve">        union all</w:t>
               <w:br/>
-              <w:t xml:space="preserve">        -- via stg_travel__bjaz_trv_loader_data_mv</w:t>
+              <w:t xml:space="preserve">        -- via stg_travel__bjaz_trv_loader_data</w:t>
               <w:br/>
               <w:t xml:space="preserve">        select MD5_BINARY(NULLIF(UPPER(TRIM(CAST('HUB_PARTY|' || ((nullif(trim(to_varchar("PREMIUMPAYERID")), ''))) AS VARCHAR))), '')) as hkey,</w:t>
               <w:br/>
@@ -4556,7 +4565,7 @@
               <w:br/>
               <w:t xml:space="preserve">               to_varchar((nullif(trim(to_varchar("TELEPHONE")), ''))) as LANDLINE_NUMBER</w:t>
               <w:br/>
-              <w:t xml:space="preserve">          from BAGIC_PROD_MIRROR_DB.OPUS_GG_DWHSTAGE.BJAZ_TRV_LOADER_DATA_MV</w:t>
+              <w:t xml:space="preserve">          from BAGIC_PREPROD_CURATED_DB.UTILS.BJAZ_TRV_LOADER_DATA</w:t>
               <w:br/>
               <w:t xml:space="preserve">      )</w:t>
               <w:br/>
@@ -4612,7 +4621,7 @@
               <w:br/>
               <w:t xml:space="preserve">    select PARTY_HKEY as hkey from BAGIC_PREPROD_CURATED_DB.BGIL_DATA_MODEL.SAT_COMMON_CONTACT</w:t>
               <w:br/>
-              <w:t xml:space="preserve">     where RECORD_SOURCE = 'OPUS_BJAZ_TRV_LOADER_LOG_TABLE_MV'</w:t>
+              <w:t xml:space="preserve">     where RECORD_SOURCE = 'OPUS_BJAZ_TRV_LOADER_LOG_TABLE'</w:t>
               <w:br/>
               <w:t xml:space="preserve">     group by PARTY_HKEY</w:t>
               <w:br/>
@@ -4640,7 +4649,7 @@
               <w:br/>
               <w:t xml:space="preserve">      from BAGIC_PREPROD_CURATED_DB.BGIL_DATA_MODEL.SAT_COMMON_CONTACT</w:t>
               <w:br/>
-              <w:t xml:space="preserve">     where RECORD_SOURCE = 'OPUS_BJAZ_TRV_LOADER_LOG_TABLE_MV'</w:t>
+              <w:t xml:space="preserve">     where RECORD_SOURCE = 'OPUS_BJAZ_TRV_LOADER_LOG_TABLE'</w:t>
               <w:br/>
               <w:t xml:space="preserve">       and PARTY_HKEY in (select hkey from s2)</w:t>
               <w:br/>
@@ -4654,7 +4663,7 @@
               <w:br/>
               <w:t xml:space="preserve">      from (</w:t>
               <w:br/>
-              <w:t xml:space="preserve">        -- via stg_travel__bjaz_trv_loader_log_table_mv</w:t>
+              <w:t xml:space="preserve">        -- via stg_travel__bjaz_trv_loader_log_table</w:t>
               <w:br/>
               <w:t xml:space="preserve">        select MD5_BINARY(NULLIF(UPPER(TRIM(CAST('HUB_PARTY|' || ((nullif(trim(to_varchar("PREMIUMPAYERID")), ''))) AS VARCHAR))), '')) as hkey,</w:t>
               <w:br/>
@@ -4672,11 +4681,11 @@
               <w:br/>
               <w:t xml:space="preserve">               cast(null as varchar) as LANDLINE_NUMBER</w:t>
               <w:br/>
-              <w:t xml:space="preserve">          from BAGIC_PROD_MIRROR_DB.OPUS_GG_DWHSTAGE.BJAZ_TRV_LOADER_LOG_TABLE_MV</w:t>
+              <w:t xml:space="preserve">          from BAGIC_PREPROD_CURATED_DB.UTILS.BJAZ_TRV_LOADER_LOG_TABLE</w:t>
               <w:br/>
               <w:t xml:space="preserve">        union all</w:t>
               <w:br/>
-              <w:t xml:space="preserve">        -- via stg_travel__bjaz_trv_loader_log_table_mv</w:t>
+              <w:t xml:space="preserve">        -- via stg_travel__bjaz_trv_loader_log_table</w:t>
               <w:br/>
               <w:t xml:space="preserve">        select MD5_BINARY(NULLIF(UPPER(TRIM(CAST('HUB_PARTY|' || ((nullif(trim(to_varchar("PREMIUMPAYERID")), ''))) AS VARCHAR))), '')) as hkey,</w:t>
               <w:br/>
@@ -4694,11 +4703,11 @@
               <w:br/>
               <w:t xml:space="preserve">               cast(null as varchar) as LANDLINE_NUMBER</w:t>
               <w:br/>
-              <w:t xml:space="preserve">          from BAGIC_PROD_MIRROR_DB.OPUS_GG_DWHSTAGE.BJAZ_TRV_LOADER_LOG_TABLE_MV</w:t>
+              <w:t xml:space="preserve">          from BAGIC_PREPROD_CURATED_DB.UTILS.BJAZ_TRV_LOADER_LOG_TABLE</w:t>
               <w:br/>
               <w:t xml:space="preserve">        union all</w:t>
               <w:br/>
-              <w:t xml:space="preserve">        -- via stg_travel__bjaz_trv_loader_log_table_mv</w:t>
+              <w:t xml:space="preserve">        -- via stg_travel__bjaz_trv_loader_log_table</w:t>
               <w:br/>
               <w:t xml:space="preserve">        select MD5_BINARY(NULLIF(UPPER(TRIM(CAST('HUB_PARTY|' || ((nullif(trim(to_varchar("PREMIUMPAYERID")), ''))) AS VARCHAR))), '')) as hkey,</w:t>
               <w:br/>
@@ -4716,11 +4725,11 @@
               <w:br/>
               <w:t xml:space="preserve">               cast(null as varchar) as LANDLINE_NUMBER</w:t>
               <w:br/>
-              <w:t xml:space="preserve">          from BAGIC_PROD_MIRROR_DB.OPUS_GG_DWHSTAGE.BJAZ_TRV_LOADER_LOG_TABLE_MV</w:t>
+              <w:t xml:space="preserve">          from BAGIC_PREPROD_CURATED_DB.UTILS.BJAZ_TRV_LOADER_LOG_TABLE</w:t>
               <w:br/>
               <w:t xml:space="preserve">        union all</w:t>
               <w:br/>
-              <w:t xml:space="preserve">        -- via stg_travel__bjaz_trv_loader_log_table_mv</w:t>
+              <w:t xml:space="preserve">        -- via stg_travel__bjaz_trv_loader_log_table</w:t>
               <w:br/>
               <w:t xml:space="preserve">        select MD5_BINARY(NULLIF(UPPER(TRIM(CAST('HUB_PARTY|' || ((nullif(trim(to_varchar("PREMIUMPAYERID")), ''))) AS VARCHAR))), '')) as hkey,</w:t>
               <w:br/>
@@ -4738,7 +4747,7 @@
               <w:br/>
               <w:t xml:space="preserve">               to_varchar((nullif(trim(to_varchar("TELEPHONE")), ''))) as LANDLINE_NUMBER</w:t>
               <w:br/>
-              <w:t xml:space="preserve">          from BAGIC_PROD_MIRROR_DB.OPUS_GG_DWHSTAGE.BJAZ_TRV_LOADER_LOG_TABLE_MV</w:t>
+              <w:t xml:space="preserve">          from BAGIC_PREPROD_CURATED_DB.UTILS.BJAZ_TRV_LOADER_LOG_TABLE</w:t>
               <w:br/>
               <w:t xml:space="preserve">      )</w:t>
               <w:br/>
@@ -4790,7 +4799,7 @@
               <w:br/>
               <w:t xml:space="preserve">)</w:t>
               <w:br/>
-              <w:t xml:space="preserve">select 'OPUS' as project, 'SAT_COMMON_CONTACT' as satellite, 'OPUS_BJAZ_TRV_LOADER_DATA_MV' as record_source, column_name,</w:t>
+              <w:t xml:space="preserve">select 'OPUS' as project, 'SAT_COMMON_CONTACT' as satellite, 'OPUS_BJAZ_TRV_LOADER_DATA' as record_source, column_name,</w:t>
               <w:br/>
               <w:t xml:space="preserve">       count(*) as keys_compared,</w:t>
               <w:br/>
@@ -4812,7 +4821,7 @@
               <w:br/>
               <w:t xml:space="preserve">union all</w:t>
               <w:br/>
-              <w:t xml:space="preserve">select 'OPUS' as project, 'SAT_COMMON_CONTACT' as satellite, 'OPUS_BJAZ_TRV_LOADER_LOG_TABLE_MV' as record_source, column_name,</w:t>
+              <w:t xml:space="preserve">select 'OPUS' as project, 'SAT_COMMON_CONTACT' as satellite, 'OPUS_BJAZ_TRV_LOADER_LOG_TABLE' as record_source, column_name,</w:t>
               <w:br/>
               <w:t xml:space="preserve">       count(*) as keys_compared,</w:t>
               <w:br/>
@@ -4893,6 +4902,9 @@
       <w:r>
         <w:t xml:space="preserve">4. OPUS — SAT_COVERAGE_CONDITIONS</w:t>
       </w:r>
+      <w:r>
+        <w:t xml:space="preserve">  [M1]</w:t>
+      </w:r>
     </w:p>
     <w:tbl>
       <w:tblPr>
@@ -5083,7 +5095,7 @@
         <w:t xml:space="preserve">Note: </w:t>
       </w:r>
       <w:r>
-        <w:t xml:space="preserve">Same comparison as DM-A2 (latest satellite row vs the latest RAW record, model logic recomputed from RAW) but the sample is the most recently loaded keys, i.e. the keys that just changed -- where a stale current row would show. standard satellite, automate_dv.sat; PK COVERAGE_HKEY; 1 RECORD_SOURCE group(s): OPUS_BJAZ_TRV_PLAN_MV [2 col(s)].</w:t>
+        <w:t xml:space="preserve">Same comparison as DM-A2 (latest satellite row vs the latest RAW record, model logic recomputed from RAW) but the sample is the most recently loaded keys, i.e. the keys that just changed -- where a stale current row would show. standard satellite, automate_dv.sat; PK COVERAGE_HKEY; 1 RECORD_SOURCE group(s): OPUS_BJAZ_TRV_PLAN [2 col(s)].</w:t>
       </w:r>
     </w:p>
     <w:p>
@@ -5118,7 +5130,7 @@
               <w:br/>
               <w:t xml:space="preserve">    select COVERAGE_HKEY as hkey from BAGIC_PREPROD_CURATED_DB.BGIL_DATA_MODEL.SAT_COVERAGE_CONDITIONS</w:t>
               <w:br/>
-              <w:t xml:space="preserve">     where RECORD_SOURCE = 'OPUS_BJAZ_TRV_PLAN_MV'</w:t>
+              <w:t xml:space="preserve">     where RECORD_SOURCE = 'OPUS_BJAZ_TRV_PLAN'</w:t>
               <w:br/>
               <w:t xml:space="preserve">     group by COVERAGE_HKEY</w:t>
               <w:br/>
@@ -5138,7 +5150,7 @@
               <w:br/>
               <w:t xml:space="preserve">      from BAGIC_PREPROD_CURATED_DB.BGIL_DATA_MODEL.SAT_COVERAGE_CONDITIONS</w:t>
               <w:br/>
-              <w:t xml:space="preserve">     where RECORD_SOURCE = 'OPUS_BJAZ_TRV_PLAN_MV'</w:t>
+              <w:t xml:space="preserve">     where RECORD_SOURCE = 'OPUS_BJAZ_TRV_PLAN'</w:t>
               <w:br/>
               <w:t xml:space="preserve">       and COVERAGE_HKEY in (select hkey from s1)</w:t>
               <w:br/>
@@ -5152,7 +5164,7 @@
               <w:br/>
               <w:t xml:space="preserve">      from (</w:t>
               <w:br/>
-              <w:t xml:space="preserve">        -- via stg_travel__bjaz_trv_plan_mv</w:t>
+              <w:t xml:space="preserve">        -- via stg_travel__bjaz_trv_plan</w:t>
               <w:br/>
               <w:t xml:space="preserve">        select MD5_BINARY(NULLIF(UPPER(TRIM(CAST('HUB_COVERAGE|' || ((nullif(trim(to_varchar("COVER_CODE")), ''))) AS VARCHAR))), '')) as hkey,</w:t>
               <w:br/>
@@ -5162,7 +5174,7 @@
               <w:br/>
               <w:t xml:space="preserve">               to_varchar((nullif(trim(to_varchar("DEDUCTABLE_TIME")), ''))) as WAITING_PERIOD_CONDITION</w:t>
               <w:br/>
-              <w:t xml:space="preserve">          from BAGIC_PROD_MIRROR_DB.OPUS_GG_DWHSTAGE.BJAZ_TRV_PLAN_MV</w:t>
+              <w:t xml:space="preserve">          from BAGIC_PREPROD_CURATED_DB.UTILS.BJAZ_TRV_PLAN</w:t>
               <w:br/>
               <w:t xml:space="preserve">      )</w:t>
               <w:br/>
@@ -5194,7 +5206,7 @@
               <w:br/>
               <w:t xml:space="preserve">)</w:t>
               <w:br/>
-              <w:t xml:space="preserve">select 'OPUS' as project, 'SAT_COVERAGE_CONDITIONS' as satellite, 'OPUS_BJAZ_TRV_PLAN_MV' as record_source, column_name,</w:t>
+              <w:t xml:space="preserve">select 'OPUS' as project, 'SAT_COVERAGE_CONDITIONS' as satellite, 'OPUS_BJAZ_TRV_PLAN' as record_source, column_name,</w:t>
               <w:br/>
               <w:t xml:space="preserve">       count(*) as keys_compared,</w:t>
               <w:br/>
@@ -5275,6 +5287,9 @@
       <w:r>
         <w:t xml:space="preserve">5. OPUS — SAT_COVERAGE_DEFINITION</w:t>
       </w:r>
+      <w:r>
+        <w:t xml:space="preserve">  [M1]</w:t>
+      </w:r>
     </w:p>
     <w:tbl>
       <w:tblPr>
@@ -5465,7 +5480,7 @@
         <w:t xml:space="preserve">Note: </w:t>
       </w:r>
       <w:r>
-        <w:t xml:space="preserve">Same comparison as DM-A2 (latest satellite row vs the latest RAW record, model logic recomputed from RAW) but the sample is the most recently loaded keys, i.e. the keys that just changed -- where a stale current row would show. standard satellite, sat_multi_source; PK COVERAGE_HKEY; 3 RECORD_SOURCE group(s): OPUS_BJAZ_TRV_PLAN_MV [2 col(s)], OPUS_BJAZ_TRV_RIDER_DTLS_MV [1 col(s)], OPUS_BJAZ_TRV_LOADER_DATA_MV [1 col(s)]. stg2_coverage_definition_bjaz_trv_plan_mv: column(s) COVERAGE_NAME, FREE_COVER_LIMIT could not be traced to RAW on at least one arm -- excluded (first-cut: walk columns from resolved_mt__ views or joined-in stitch columns are not yet inlined into the sampled queries). stg2_coverage_definition_bjaz_trv_rider_dtls_mv: column(s) COVERAGE_DESCRIPTION, FREE_COVER_LIMIT, PERIL_COVERED could not be traced to RAW on at least one arm -- excluded (first-cut: walk columns from resolved_mt__ views or joined-in stitch columns are not yet inlined into the sampled queries). stg2_coverage_definition_bjaz_trv_loader_data_mv_acchospexp: column(s) COVERAGE_DESCRIPTION, COVERAGE_NAME, PERIL_COVERED could not be traced to RAW on at least one arm -- excluded (first-cut: walk columns from resolved_mt__ views or joined-in stitch columns are not yet inlined into the sampled queries). stg2_coverage_definition_bjaz_trv_loader_data_mv_adventuresportbenefit: column(s) COVERAGE_DESCRIPTION, COVERAGE_NAME, PERIL_COVERED could not be traced to RAW on at least one arm -- excluded (first-cut: walk columns from resolved_mt__ views or joined-in stitch columns are not yet inlined into the sampled queries). stg2_coverage_definition_bjaz_trv_loader_data_mv_bouncedhotel: column(s) COVERAGE_DESCRIPTION, COVERAGE_NAME, PERIL_COVERED could not be traced to RAW on at least one arm -- excluded (first-cut: walk columns from resolved_mt__ views or joined-in stitch columns are not yet inlined into the sampled queries). stg2_coverage_definition_bjaz_trv_loader_data_mv_compvisitfamilymember: column(s) COVERAGE_DESCRIPTION, COVERAGE_NAME, PERIL_COVERED could not be traced to RAW on at least one arm -- excluded (first-cut: walk columns from resolved_mt__ views or joined-in stitch columns are not yet inlined into the sampled queries). stg2_coverage_definition_bjaz_trv_loader_data_mv_delayofcheckedbaggage: column(s) COVERAGE_DESCRIPTION, COVERAGE_NAME, PERIL_COVERED could not be traced to RAW on at least one arm -- excluded (first-cut: walk columns from resolved_mt__ views or joined-in stitch columns are not yet inlined into the sampled queries). stg2_coverage_definition_bjaz_trv_loader_data_mv_emergencyhotelextension: column(s) COVERAGE_DESCRIPTION, COVERAGE_NAME, PERIL_COVERED could not be traced to RAW on at least one arm -- excluded (first-cut: walk columns from resolved_mt__ views or joined-in stitch columns are not yet inlined into the sampled queries). stg2_coverage_definition_bjaz_trv_loader_data_mv_emermedicalevac: column(s) COVERAGE_DESCRIPTION, COVERAGE_NAME, PERIL_COVERED could not be traced to RAW on at least one arm -- excluded (first-cut: walk columns from resolved_mt__ views or joined-in stitch columns are not yet inlined into the sampled queries). stg2_coverage_definition_bjaz_trv_loader_data_mv_homeburglaryinsurance: column(s) COVERAGE_DESCRIPTION, COVERAGE_NAME, PERIL_COVERED could not be traced to RAW on at least one arm -- excluded (first-cut: walk columns from resolved_mt__ views or joined-in stitch columns are not yet inlined into the sampled queries). stg2_coverage_definition_bjaz_trv_loader_data_mv_hospdailyallow: column(s) COVERAGE_DESCRIPTION, COVERAGE_NAME, PERIL_COVERED could not be traced to RAW on at least one arm -- excluded (first-cut: walk columns from resolved_mt__ views or joined-in stitch columns are not yet inlined into the sampled queries). stg2_coverage_definition_bjaz_trv_loader_data_mv_lossofbaggage: column(s) COVERAGE_DESCRIPTION, COVERAGE_NAME, PERIL_COVERED could not be traced to RAW on at least one arm -- excluded (first-cut: walk columns from resolved_mt__ views or joined-in stitch columns are not yet inlined into the sampled queries). stg2_coverage_definition_bjaz_trv_loader_data_mv_lossofcheckedbaggage: column(s) COVERAGE_DESCRIPTION, COVERAGE_NAME, PERIL_COVERED could not be traced to RAW on at least one arm -- excluded (first-cut: walk columns from resolved_mt__ views or joined-in stitch columns are not yet inlined into the sampled queries). stg2_coverage_definition_bjaz_trv_loader_data_mv_missedconnection: column(s) COVERAGE_DESCRIPTION, COVERAGE_NAME, PERIL_COVERED could not be traced to RAW on at least one arm -- excluded (first-cut: walk columns from resolved_mt__ views or joined-in stitch columns are not yet inlined into the sampled queries). stg2_coverage_definition_bjaz_trv_loader_data_mv_personalliability: column(s) COVERAGE_DESCRIPTION, COVERAGE_NAME, PERIL_COVERED could not be traced to RAW on at least one arm -- excluded (first-cut: walk columns from resolved_mt__ views or joined-in stitch columns are not yet inlined into the sampled queries). stg2_coverage_definition_bjaz_trv_loader_data_mv_repatonofremains: column(s) COVERAGE_DESCRIPTION, COVERAGE_NAME, PERIL_COVERED could not be traced to RAW on at least one arm -- excluded (first-cut: walk columns from resolved_mt__ views or joined-in stitch columns are not yet inlined into the sampled queries). stg2_coverage_definition_bjaz_trv_loader_data_mv_tripcancellation: column(s) COVERAGE_DESCRIPTION, COVERAGE_NAME, PERIL_COVERED could not be traced to RAW on at least one arm -- excluded (first-cut: walk columns from resolved_mt__ views or joined-in stitch columns are not yet inlined into the sampled queries). stg2_coverage_definition_bjaz_trv_loader_data_mv_tripcurtailment: column(s) COVERAGE_DESCRIPTION, COVERAGE_NAME, PERIL_COVERED could not be traced to RAW on at least one arm -- excluded (first-cut: walk columns from resolved_mt__ views or joined-in stitch columns are not yet inlined into the sampled queries). stg2_coverage_definition_bjaz_trv_loader_data_mv_tripdelaybyscheduledaircraft: column(s) COVERAGE_DESCRIPTION, COVERAGE_NAME, PERIL_COVERED could not be traced to RAW on at least one arm -- excluded (first-cut: walk columns from resolved_mt__ views or joined-in stitch columns are not yet inlined into the sampled queries).</w:t>
+        <w:t xml:space="preserve">Same comparison as DM-A2 (latest satellite row vs the latest RAW record, model logic recomputed from RAW) but the sample is the most recently loaded keys, i.e. the keys that just changed -- where a stale current row would show. standard satellite, sat_multi_source; PK COVERAGE_HKEY; 3 RECORD_SOURCE group(s): OPUS_BJAZ_TRV_PLAN [2 col(s)], OPUS_BJAZ_TRV_RIDER_DTLS [1 col(s)], OPUS_BJAZ_TRV_LOADER_DATA [1 col(s)]. stg2_coverage_definition_bjaz_trv_plan: column(s) COVERAGE_NAME, FREE_COVER_LIMIT could not be traced to RAW on at least one arm -- excluded (first-cut: walk columns from resolved_mt__ views or joined-in stitch columns are not yet inlined into the sampled queries). stg2_coverage_definition_bjaz_trv_rider_dtls: column(s) COVERAGE_DESCRIPTION, FREE_COVER_LIMIT, PERIL_COVERED could not be traced to RAW on at least one arm -- excluded (first-cut: walk columns from resolved_mt__ views or joined-in stitch columns are not yet inlined into the sampled queries). stg2_coverage_definition_bjaz_trv_loader_data_acchospexp: column(s) COVERAGE_DESCRIPTION, COVERAGE_NAME, PERIL_COVERED could not be traced to RAW on at least one arm -- excluded (first-cut: walk columns from resolved_mt__ views or joined-in stitch columns are not yet inlined into the sampled queries). stg2_coverage_definition_bjaz_trv_loader_data_adventuresportbenefit: column(s) COVERAGE_DESCRIPTION, COVERAGE_NAME, PERIL_COVERED could not be traced to RAW on at least one arm -- excluded (first-cut: walk columns from resolved_mt__ views or joined-in stitch columns are not yet inlined into the sampled queries). stg2_coverage_definition_bjaz_trv_loader_data_bouncedhotel: column(s) COVERAGE_DESCRIPTION, COVERAGE_NAME, PERIL_COVERED could not be traced to RAW on at least one arm -- excluded (first-cut: walk columns from resolved_mt__ views or joined-in stitch columns are not yet inlined into the sampled queries). stg2_coverage_definition_bjaz_trv_loader_data_compvisitfamilymember: column(s) COVERAGE_DESCRIPTION, COVERAGE_NAME, PERIL_COVERED could not be traced to RAW on at least one arm -- excluded (first-cut: walk columns from resolved_mt__ views or joined-in stitch columns are not yet inlined into the sampled queries). stg2_coverage_definition_bjaz_trv_loader_data_delayofcheckedbaggage: column(s) COVERAGE_DESCRIPTION, COVERAGE_NAME, PERIL_COVERED could not be traced to RAW on at least one arm -- excluded (first-cut: walk columns from resolved_mt__ views or joined-in stitch columns are not yet inlined into the sampled queries). stg2_coverage_definition_bjaz_trv_loader_data_emergencyhotelextension: column(s) COVERAGE_DESCRIPTION, COVERAGE_NAME, PERIL_COVERED could not be traced to RAW on at least one arm -- excluded (first-cut: walk columns from resolved_mt__ views or joined-in stitch columns are not yet inlined into the sampled queries). stg2_coverage_definition_bjaz_trv_loader_data_emermedicalevac: column(s) COVERAGE_DESCRIPTION, COVERAGE_NAME, PERIL_COVERED could not be traced to RAW on at least one arm -- excluded (first-cut: walk columns from resolved_mt__ views or joined-in stitch columns are not yet inlined into the sampled queries). stg2_coverage_definition_bjaz_trv_loader_data_homeburglaryinsurance: column(s) COVERAGE_DESCRIPTION, COVERAGE_NAME, PERIL_COVERED could not be traced to RAW on at least one arm -- excluded (first-cut: walk columns from resolved_mt__ views or joined-in stitch columns are not yet inlined into the sampled queries). stg2_coverage_definition_bjaz_trv_loader_data_hospdailyallow: column(s) COVERAGE_DESCRIPTION, COVERAGE_NAME, PERIL_COVERED could not be traced to RAW on at least one arm -- excluded (first-cut: walk columns from resolved_mt__ views or joined-in stitch columns are not yet inlined into the sampled queries). stg2_coverage_definition_bjaz_trv_loader_data_lossofbaggage: column(s) COVERAGE_DESCRIPTION, COVERAGE_NAME, PERIL_COVERED could not be traced to RAW on at least one arm -- excluded (first-cut: walk columns from resolved_mt__ views or joined-in stitch columns are not yet inlined into the sampled queries). stg2_coverage_definition_bjaz_trv_loader_data_lossofcheckedbaggage: column(s) COVERAGE_DESCRIPTION, COVERAGE_NAME, PERIL_COVERED could not be traced to RAW on at least one arm -- excluded (first-cut: walk columns from resolved_mt__ views or joined-in stitch columns are not yet inlined into the sampled queries). stg2_coverage_definition_bjaz_trv_loader_data_missedconnection: column(s) COVERAGE_DESCRIPTION, COVERAGE_NAME, PERIL_COVERED could not be traced to RAW on at least one arm -- excluded (first-cut: walk columns from resolved_mt__ views or joined-in stitch columns are not yet inlined into the sampled queries). stg2_coverage_definition_bjaz_trv_loader_data_personalliability: column(s) COVERAGE_DESCRIPTION, COVERAGE_NAME, PERIL_COVERED could not be traced to RAW on at least one arm -- excluded (first-cut: walk columns from resolved_mt__ views or joined-in stitch columns are not yet inlined into the sampled queries). stg2_coverage_definition_bjaz_trv_loader_data_repatonofremains: column(s) COVERAGE_DESCRIPTION, COVERAGE_NAME, PERIL_COVERED could not be traced to RAW on at least one arm -- excluded (first-cut: walk columns from resolved_mt__ views or joined-in stitch columns are not yet inlined into the sampled queries). stg2_coverage_definition_bjaz_trv_loader_data_tripcancellation: column(s) COVERAGE_DESCRIPTION, COVERAGE_NAME, PERIL_COVERED could not be traced to RAW on at least one arm -- excluded (first-cut: walk columns from resolved_mt__ views or joined-in stitch columns are not yet inlined into the sampled queries). stg2_coverage_definition_bjaz_trv_loader_data_tripcurtailment: column(s) COVERAGE_DESCRIPTION, COVERAGE_NAME, PERIL_COVERED could not be traced to RAW on at least one arm -- excluded (first-cut: walk columns from resolved_mt__ views or joined-in stitch columns are not yet inlined into the sampled queries). stg2_coverage_definition_bjaz_trv_loader_data_tripdelaybyscheduledaircraft: column(s) COVERAGE_DESCRIPTION, COVERAGE_NAME, PERIL_COVERED could not be traced to RAW on at least one arm -- excluded (first-cut: walk columns from resolved_mt__ views or joined-in stitch columns are not yet inlined into the sampled queries).</w:t>
       </w:r>
     </w:p>
     <w:p>
@@ -5500,7 +5515,7 @@
               <w:br/>
               <w:t xml:space="preserve">    select COVERAGE_HKEY as hkey from BAGIC_PREPROD_CURATED_DB.BGIL_DATA_MODEL.SAT_COVERAGE_DEFINITION</w:t>
               <w:br/>
-              <w:t xml:space="preserve">     where RECORD_SOURCE = 'OPUS_BJAZ_TRV_PLAN_MV'</w:t>
+              <w:t xml:space="preserve">     where RECORD_SOURCE = 'OPUS_BJAZ_TRV_PLAN'</w:t>
               <w:br/>
               <w:t xml:space="preserve">     group by COVERAGE_HKEY</w:t>
               <w:br/>
@@ -5520,7 +5535,7 @@
               <w:br/>
               <w:t xml:space="preserve">      from BAGIC_PREPROD_CURATED_DB.BGIL_DATA_MODEL.SAT_COVERAGE_DEFINITION</w:t>
               <w:br/>
-              <w:t xml:space="preserve">     where RECORD_SOURCE = 'OPUS_BJAZ_TRV_PLAN_MV'</w:t>
+              <w:t xml:space="preserve">     where RECORD_SOURCE = 'OPUS_BJAZ_TRV_PLAN'</w:t>
               <w:br/>
               <w:t xml:space="preserve">       and COVERAGE_HKEY in (select hkey from s1)</w:t>
               <w:br/>
@@ -5534,7 +5549,7 @@
               <w:br/>
               <w:t xml:space="preserve">      from (</w:t>
               <w:br/>
-              <w:t xml:space="preserve">        -- via stg_travel__bjaz_trv_plan_mv</w:t>
+              <w:t xml:space="preserve">        -- via stg_travel__bjaz_trv_plan</w:t>
               <w:br/>
               <w:t xml:space="preserve">        select MD5_BINARY(NULLIF(UPPER(TRIM(CAST('HUB_COVERAGE|' || ((nullif(trim(to_varchar("COVER_CODE")), ''))) AS VARCHAR))), '')) as hkey,</w:t>
               <w:br/>
@@ -5544,7 +5559,7 @@
               <w:br/>
               <w:t xml:space="preserve">               to_varchar((nullif(trim(to_varchar("TYPE_OF_CLAIM")), ''))) as PERIL_COVERED</w:t>
               <w:br/>
-              <w:t xml:space="preserve">          from BAGIC_PROD_MIRROR_DB.OPUS_GG_DWHSTAGE.BJAZ_TRV_PLAN_MV</w:t>
+              <w:t xml:space="preserve">          from BAGIC_PREPROD_CURATED_DB.UTILS.BJAZ_TRV_PLAN</w:t>
               <w:br/>
               <w:t xml:space="preserve">      )</w:t>
               <w:br/>
@@ -5580,7 +5595,7 @@
               <w:br/>
               <w:t xml:space="preserve">    select COVERAGE_HKEY as hkey from BAGIC_PREPROD_CURATED_DB.BGIL_DATA_MODEL.SAT_COVERAGE_DEFINITION</w:t>
               <w:br/>
-              <w:t xml:space="preserve">     where RECORD_SOURCE = 'OPUS_BJAZ_TRV_RIDER_DTLS_MV'</w:t>
+              <w:t xml:space="preserve">     where RECORD_SOURCE = 'OPUS_BJAZ_TRV_RIDER_DTLS'</w:t>
               <w:br/>
               <w:t xml:space="preserve">     group by COVERAGE_HKEY</w:t>
               <w:br/>
@@ -5598,7 +5613,7 @@
               <w:br/>
               <w:t xml:space="preserve">      from BAGIC_PREPROD_CURATED_DB.BGIL_DATA_MODEL.SAT_COVERAGE_DEFINITION</w:t>
               <w:br/>
-              <w:t xml:space="preserve">     where RECORD_SOURCE = 'OPUS_BJAZ_TRV_RIDER_DTLS_MV'</w:t>
+              <w:t xml:space="preserve">     where RECORD_SOURCE = 'OPUS_BJAZ_TRV_RIDER_DTLS'</w:t>
               <w:br/>
               <w:t xml:space="preserve">       and COVERAGE_HKEY in (select hkey from s2)</w:t>
               <w:br/>
@@ -5612,7 +5627,7 @@
               <w:br/>
               <w:t xml:space="preserve">      from (</w:t>
               <w:br/>
-              <w:t xml:space="preserve">        -- via stg_travel__bjaz_trv_rider_dtls_mv</w:t>
+              <w:t xml:space="preserve">        -- via stg_travel__bjaz_trv_rider_dtls</w:t>
               <w:br/>
               <w:t xml:space="preserve">        select MD5_BINARY(NULLIF(UPPER(TRIM(CAST('HUB_COVERAGE|' || ((nullif(trim(to_varchar("RIDER_NO")), ''))) AS VARCHAR))), '')) as hkey,</w:t>
               <w:br/>
@@ -5620,7 +5635,7 @@
               <w:br/>
               <w:t xml:space="preserve">               to_varchar((nullif(trim(to_varchar("RIDER_NAME")), ''))) as COVERAGE_NAME</w:t>
               <w:br/>
-              <w:t xml:space="preserve">          from BAGIC_PROD_MIRROR_DB.OPUS_GG_DWHSTAGE.BJAZ_TRV_RIDER_DTLS_MV</w:t>
+              <w:t xml:space="preserve">          from BAGIC_PREPROD_CURATED_DB.UTILS.BJAZ_TRV_RIDER_DTLS</w:t>
               <w:br/>
               <w:t xml:space="preserve">      )</w:t>
               <w:br/>
@@ -5646,7 +5661,7 @@
               <w:br/>
               <w:t xml:space="preserve">    select COVERAGE_HKEY as hkey from BAGIC_PREPROD_CURATED_DB.BGIL_DATA_MODEL.SAT_COVERAGE_DEFINITION</w:t>
               <w:br/>
-              <w:t xml:space="preserve">     where RECORD_SOURCE = 'OPUS_BJAZ_TRV_LOADER_DATA_MV'</w:t>
+              <w:t xml:space="preserve">     where RECORD_SOURCE = 'OPUS_BJAZ_TRV_LOADER_DATA'</w:t>
               <w:br/>
               <w:t xml:space="preserve">     group by COVERAGE_HKEY</w:t>
               <w:br/>
@@ -5664,7 +5679,7 @@
               <w:br/>
               <w:t xml:space="preserve">      from BAGIC_PREPROD_CURATED_DB.BGIL_DATA_MODEL.SAT_COVERAGE_DEFINITION</w:t>
               <w:br/>
-              <w:t xml:space="preserve">     where RECORD_SOURCE = 'OPUS_BJAZ_TRV_LOADER_DATA_MV'</w:t>
+              <w:t xml:space="preserve">     where RECORD_SOURCE = 'OPUS_BJAZ_TRV_LOADER_DATA'</w:t>
               <w:br/>
               <w:t xml:space="preserve">       and COVERAGE_HKEY in (select hkey from s3)</w:t>
               <w:br/>
@@ -5678,7 +5693,7 @@
               <w:br/>
               <w:t xml:space="preserve">      from (</w:t>
               <w:br/>
-              <w:t xml:space="preserve">        -- via stg_travel__bjaz_trv_loader_data_mv</w:t>
+              <w:t xml:space="preserve">        -- via stg_travel__bjaz_trv_loader_data</w:t>
               <w:br/>
               <w:t xml:space="preserve">        select MD5_BINARY(NULLIF(UPPER(TRIM(CAST('HUB_COVERAGE|' || ((nullif(trim(to_varchar("POLICY_REF")), '')) || '|' || 'TRV_ACC_HOSP_EXP') AS VARCHAR))), '')) as hkey,</w:t>
               <w:br/>
@@ -5686,11 +5701,11 @@
               <w:br/>
               <w:t xml:space="preserve">               to_varchar((nullif(trim(to_varchar("ACCHOSPEXP")), ''))) as FREE_COVER_LIMIT</w:t>
               <w:br/>
-              <w:t xml:space="preserve">          from BAGIC_PROD_MIRROR_DB.OPUS_GG_DWHSTAGE.BJAZ_TRV_LOADER_DATA_MV</w:t>
+              <w:t xml:space="preserve">          from BAGIC_PREPROD_CURATED_DB.UTILS.BJAZ_TRV_LOADER_DATA</w:t>
               <w:br/>
               <w:t xml:space="preserve">        union all</w:t>
               <w:br/>
-              <w:t xml:space="preserve">        -- via stg_travel__bjaz_trv_loader_data_mv</w:t>
+              <w:t xml:space="preserve">        -- via stg_travel__bjaz_trv_loader_data</w:t>
               <w:br/>
               <w:t xml:space="preserve">        select MD5_BINARY(NULLIF(UPPER(TRIM(CAST('HUB_COVERAGE|' || ((nullif(trim(to_varchar("POLICY_REF")), '')) || '|' || 'TRV_ADVENTURE_SPORT') AS VARCHAR))), '')) as hkey,</w:t>
               <w:br/>
@@ -5698,11 +5713,11 @@
               <w:br/>
               <w:t xml:space="preserve">               to_varchar((nullif(trim(to_varchar("ADVENTURESPORTBENEFIT")), ''))) as FREE_COVER_LIMIT</w:t>
               <w:br/>
-              <w:t xml:space="preserve">          from BAGIC_PROD_MIRROR_DB.OPUS_GG_DWHSTAGE.BJAZ_TRV_LOADER_DATA_MV</w:t>
+              <w:t xml:space="preserve">          from BAGIC_PREPROD_CURATED_DB.UTILS.BJAZ_TRV_LOADER_DATA</w:t>
               <w:br/>
               <w:t xml:space="preserve">        union all</w:t>
               <w:br/>
-              <w:t xml:space="preserve">        -- via stg_travel__bjaz_trv_loader_data_mv</w:t>
+              <w:t xml:space="preserve">        -- via stg_travel__bjaz_trv_loader_data</w:t>
               <w:br/>
               <w:t xml:space="preserve">        select MD5_BINARY(NULLIF(UPPER(TRIM(CAST('HUB_COVERAGE|' || ((nullif(trim(to_varchar("POLICY_REF")), '')) || '|' || 'TRV_BOUNCED_HOTEL') AS VARCHAR))), '')) as hkey,</w:t>
               <w:br/>
@@ -5710,11 +5725,11 @@
               <w:br/>
               <w:t xml:space="preserve">               to_varchar((nullif(trim(to_varchar("BOUNCEDHOTEL")), ''))) as FREE_COVER_LIMIT</w:t>
               <w:br/>
-              <w:t xml:space="preserve">          from BAGIC_PROD_MIRROR_DB.OPUS_GG_DWHSTAGE.BJAZ_TRV_LOADER_DATA_MV</w:t>
+              <w:t xml:space="preserve">          from BAGIC_PREPROD_CURATED_DB.UTILS.BJAZ_TRV_LOADER_DATA</w:t>
               <w:br/>
               <w:t xml:space="preserve">        union all</w:t>
               <w:br/>
-              <w:t xml:space="preserve">        -- via stg_travel__bjaz_trv_loader_data_mv</w:t>
+              <w:t xml:space="preserve">        -- via stg_travel__bjaz_trv_loader_data</w:t>
               <w:br/>
               <w:t xml:space="preserve">        select MD5_BINARY(NULLIF(UPPER(TRIM(CAST('HUB_COVERAGE|' || ((nullif(trim(to_varchar("POLICY_REF")), '')) || '|' || 'TRV_COMPASSIONATE_VISIT') AS VARCHAR))), '')) as hkey,</w:t>
               <w:br/>
@@ -5722,11 +5737,11 @@
               <w:br/>
               <w:t xml:space="preserve">               to_varchar((nullif(trim(to_varchar("COMPVISITFAMILYMEMBER")), ''))) as FREE_COVER_LIMIT</w:t>
               <w:br/>
-              <w:t xml:space="preserve">          from BAGIC_PROD_MIRROR_DB.OPUS_GG_DWHSTAGE.BJAZ_TRV_LOADER_DATA_MV</w:t>
+              <w:t xml:space="preserve">          from BAGIC_PREPROD_CURATED_DB.UTILS.BJAZ_TRV_LOADER_DATA</w:t>
               <w:br/>
               <w:t xml:space="preserve">        union all</w:t>
               <w:br/>
-              <w:t xml:space="preserve">        -- via stg_travel__bjaz_trv_loader_data_mv</w:t>
+              <w:t xml:space="preserve">        -- via stg_travel__bjaz_trv_loader_data</w:t>
               <w:br/>
               <w:t xml:space="preserve">        select MD5_BINARY(NULLIF(UPPER(TRIM(CAST('HUB_COVERAGE|' || ((nullif(trim(to_varchar("POLICY_REF")), '')) || '|' || 'TRV_BAGGAGE_DELAY') AS VARCHAR))), '')) as hkey,</w:t>
               <w:br/>
@@ -5734,11 +5749,11 @@
               <w:br/>
               <w:t xml:space="preserve">               to_varchar((nullif(trim(to_varchar("DELAYOFCHECKEDBAGGAGE")), ''))) as FREE_COVER_LIMIT</w:t>
               <w:br/>
-              <w:t xml:space="preserve">          from BAGIC_PROD_MIRROR_DB.OPUS_GG_DWHSTAGE.BJAZ_TRV_LOADER_DATA_MV</w:t>
+              <w:t xml:space="preserve">          from BAGIC_PREPROD_CURATED_DB.UTILS.BJAZ_TRV_LOADER_DATA</w:t>
               <w:br/>
               <w:t xml:space="preserve">        union all</w:t>
               <w:br/>
-              <w:t xml:space="preserve">        -- via stg_travel__bjaz_trv_loader_data_mv</w:t>
+              <w:t xml:space="preserve">        -- via stg_travel__bjaz_trv_loader_data</w:t>
               <w:br/>
               <w:t xml:space="preserve">        select MD5_BINARY(NULLIF(UPPER(TRIM(CAST('HUB_COVERAGE|' || ((nullif(trim(to_varchar("POLICY_REF")), '')) || '|' || 'TRV_EMER_HOTEL_EXT') AS VARCHAR))), '')) as hkey,</w:t>
               <w:br/>
@@ -5746,11 +5761,11 @@
               <w:br/>
               <w:t xml:space="preserve">               to_varchar((nullif(trim(to_varchar("EMERGENCYHOTELEXTENSION")), ''))) as FREE_COVER_LIMIT</w:t>
               <w:br/>
-              <w:t xml:space="preserve">          from BAGIC_PROD_MIRROR_DB.OPUS_GG_DWHSTAGE.BJAZ_TRV_LOADER_DATA_MV</w:t>
+              <w:t xml:space="preserve">          from BAGIC_PREPROD_CURATED_DB.UTILS.BJAZ_TRV_LOADER_DATA</w:t>
               <w:br/>
               <w:t xml:space="preserve">        union all</w:t>
               <w:br/>
-              <w:t xml:space="preserve">        -- via stg_travel__bjaz_trv_loader_data_mv</w:t>
+              <w:t xml:space="preserve">        -- via stg_travel__bjaz_trv_loader_data</w:t>
               <w:br/>
               <w:t xml:space="preserve">        select MD5_BINARY(NULLIF(UPPER(TRIM(CAST('HUB_COVERAGE|' || ((nullif(trim(to_varchar("POLICY_REF")), '')) || '|' || 'TRV_EMER_MED_EVAC') AS VARCHAR))), '')) as hkey,</w:t>
               <w:br/>
@@ -5758,11 +5773,11 @@
               <w:br/>
               <w:t xml:space="preserve">               to_varchar((nullif(trim(to_varchar("EMERMEDICALEVAC")), ''))) as FREE_COVER_LIMIT</w:t>
               <w:br/>
-              <w:t xml:space="preserve">          from BAGIC_PROD_MIRROR_DB.OPUS_GG_DWHSTAGE.BJAZ_TRV_LOADER_DATA_MV</w:t>
+              <w:t xml:space="preserve">          from BAGIC_PREPROD_CURATED_DB.UTILS.BJAZ_TRV_LOADER_DATA</w:t>
               <w:br/>
               <w:t xml:space="preserve">        union all</w:t>
               <w:br/>
-              <w:t xml:space="preserve">        -- via stg_travel__bjaz_trv_loader_data_mv</w:t>
+              <w:t xml:space="preserve">        -- via stg_travel__bjaz_trv_loader_data</w:t>
               <w:br/>
               <w:t xml:space="preserve">        select MD5_BINARY(NULLIF(UPPER(TRIM(CAST('HUB_COVERAGE|' || ((nullif(trim(to_varchar("POLICY_REF")), '')) || '|' || 'TRV_HOME_BURGLARY') AS VARCHAR))), '')) as hkey,</w:t>
               <w:br/>
@@ -5770,11 +5785,11 @@
               <w:br/>
               <w:t xml:space="preserve">               to_varchar((nullif(trim(to_varchar("HOMEBURGLARYINSURANCE")), ''))) as FREE_COVER_LIMIT</w:t>
               <w:br/>
-              <w:t xml:space="preserve">          from BAGIC_PROD_MIRROR_DB.OPUS_GG_DWHSTAGE.BJAZ_TRV_LOADER_DATA_MV</w:t>
+              <w:t xml:space="preserve">          from BAGIC_PREPROD_CURATED_DB.UTILS.BJAZ_TRV_LOADER_DATA</w:t>
               <w:br/>
               <w:t xml:space="preserve">        union all</w:t>
               <w:br/>
-              <w:t xml:space="preserve">        -- via stg_travel__bjaz_trv_loader_data_mv</w:t>
+              <w:t xml:space="preserve">        -- via stg_travel__bjaz_trv_loader_data</w:t>
               <w:br/>
               <w:t xml:space="preserve">        select MD5_BINARY(NULLIF(UPPER(TRIM(CAST('HUB_COVERAGE|' || ((nullif(trim(to_varchar("POLICY_REF")), '')) || '|' || 'TRV_HOSP_DAILY_ALLOW') AS VARCHAR))), '')) as hkey,</w:t>
               <w:br/>
@@ -5782,11 +5797,11 @@
               <w:br/>
               <w:t xml:space="preserve">               to_varchar((nullif(trim(to_varchar("HOSPDAILYALLOW")), ''))) as FREE_COVER_LIMIT</w:t>
               <w:br/>
-              <w:t xml:space="preserve">          from BAGIC_PROD_MIRROR_DB.OPUS_GG_DWHSTAGE.BJAZ_TRV_LOADER_DATA_MV</w:t>
+              <w:t xml:space="preserve">          from BAGIC_PREPROD_CURATED_DB.UTILS.BJAZ_TRV_LOADER_DATA</w:t>
               <w:br/>
               <w:t xml:space="preserve">        union all</w:t>
               <w:br/>
-              <w:t xml:space="preserve">        -- via stg_travel__bjaz_trv_loader_data_mv</w:t>
+              <w:t xml:space="preserve">        -- via stg_travel__bjaz_trv_loader_data</w:t>
               <w:br/>
               <w:t xml:space="preserve">        select MD5_BINARY(NULLIF(UPPER(TRIM(CAST('HUB_COVERAGE|' || ((nullif(trim(to_varchar("POLICY_REF")), '')) || '|' || 'TRV_BAGGAGE_LOSS') AS VARCHAR))), '')) as hkey,</w:t>
               <w:br/>
@@ -5794,11 +5809,11 @@
               <w:br/>
               <w:t xml:space="preserve">               to_varchar((nullif(trim(to_varchar("LOSSOFBAGGAGE")), ''))) as FREE_COVER_LIMIT</w:t>
               <w:br/>
-              <w:t xml:space="preserve">          from BAGIC_PROD_MIRROR_DB.OPUS_GG_DWHSTAGE.BJAZ_TRV_LOADER_DATA_MV</w:t>
+              <w:t xml:space="preserve">          from BAGIC_PREPROD_CURATED_DB.UTILS.BJAZ_TRV_LOADER_DATA</w:t>
               <w:br/>
               <w:t xml:space="preserve">        union all</w:t>
               <w:br/>
-              <w:t xml:space="preserve">        -- via stg_travel__bjaz_trv_loader_data_mv</w:t>
+              <w:t xml:space="preserve">        -- via stg_travel__bjaz_trv_loader_data</w:t>
               <w:br/>
               <w:t xml:space="preserve">        select MD5_BINARY(NULLIF(UPPER(TRIM(CAST('HUB_COVERAGE|' || ((nullif(trim(to_varchar("POLICY_REF")), '')) || '|' || 'TRV_CHECKED_BAGGAGE_LOSS') AS VARCHAR))), '')) as hkey,</w:t>
               <w:br/>
@@ -5806,11 +5821,11 @@
               <w:br/>
               <w:t xml:space="preserve">               to_varchar((nullif(trim(to_varchar("LOSSOFCHECKEDBAGGAGE")), ''))) as FREE_COVER_LIMIT</w:t>
               <w:br/>
-              <w:t xml:space="preserve">          from BAGIC_PROD_MIRROR_DB.OPUS_GG_DWHSTAGE.BJAZ_TRV_LOADER_DATA_MV</w:t>
+              <w:t xml:space="preserve">          from BAGIC_PREPROD_CURATED_DB.UTILS.BJAZ_TRV_LOADER_DATA</w:t>
               <w:br/>
               <w:t xml:space="preserve">        union all</w:t>
               <w:br/>
-              <w:t xml:space="preserve">        -- via stg_travel__bjaz_trv_loader_data_mv</w:t>
+              <w:t xml:space="preserve">        -- via stg_travel__bjaz_trv_loader_data</w:t>
               <w:br/>
               <w:t xml:space="preserve">        select MD5_BINARY(NULLIF(UPPER(TRIM(CAST('HUB_COVERAGE|' || ((nullif(trim(to_varchar("POLICY_REF")), '')) || '|' || 'TRV_MISSED_CONNECTION') AS VARCHAR))), '')) as hkey,</w:t>
               <w:br/>
@@ -5818,11 +5833,11 @@
               <w:br/>
               <w:t xml:space="preserve">               to_varchar((nullif(trim(to_varchar("MISSEDCONNECTION")), ''))) as FREE_COVER_LIMIT</w:t>
               <w:br/>
-              <w:t xml:space="preserve">          from BAGIC_PROD_MIRROR_DB.OPUS_GG_DWHSTAGE.BJAZ_TRV_LOADER_DATA_MV</w:t>
+              <w:t xml:space="preserve">          from BAGIC_PREPROD_CURATED_DB.UTILS.BJAZ_TRV_LOADER_DATA</w:t>
               <w:br/>
               <w:t xml:space="preserve">        union all</w:t>
               <w:br/>
-              <w:t xml:space="preserve">        -- via stg_travel__bjaz_trv_loader_data_mv</w:t>
+              <w:t xml:space="preserve">        -- via stg_travel__bjaz_trv_loader_data</w:t>
               <w:br/>
               <w:t xml:space="preserve">        select MD5_BINARY(NULLIF(UPPER(TRIM(CAST('HUB_COVERAGE|' || ((nullif(trim(to_varchar("POLICY_REF")), '')) || '|' || 'TRV_PERSONAL_LIABILITY') AS VARCHAR))), '')) as hkey,</w:t>
               <w:br/>
@@ -5830,11 +5845,11 @@
               <w:br/>
               <w:t xml:space="preserve">               to_varchar((nullif(trim(to_varchar("PERSONALLIABILITY")), ''))) as FREE_COVER_LIMIT</w:t>
               <w:br/>
-              <w:t xml:space="preserve">          from BAGIC_PROD_MIRROR_DB.OPUS_GG_DWHSTAGE.BJAZ_TRV_LOADER_DATA_MV</w:t>
+              <w:t xml:space="preserve">          from BAGIC_PREPROD_CURATED_DB.UTILS.BJAZ_TRV_LOADER_DATA</w:t>
               <w:br/>
               <w:t xml:space="preserve">        union all</w:t>
               <w:br/>
-              <w:t xml:space="preserve">        -- via stg_travel__bjaz_trv_loader_data_mv</w:t>
+              <w:t xml:space="preserve">        -- via stg_travel__bjaz_trv_loader_data</w:t>
               <w:br/>
               <w:t xml:space="preserve">        select MD5_BINARY(NULLIF(UPPER(TRIM(CAST('HUB_COVERAGE|' || ((nullif(trim(to_varchar("POLICY_REF")), '')) || '|' || 'TRV_REPAT_REMAINS') AS VARCHAR))), '')) as hkey,</w:t>
               <w:br/>
@@ -5842,11 +5857,11 @@
               <w:br/>
               <w:t xml:space="preserve">               to_varchar((nullif(trim(to_varchar("REPATONOFREMAINS")), ''))) as FREE_COVER_LIMIT</w:t>
               <w:br/>
-              <w:t xml:space="preserve">          from BAGIC_PROD_MIRROR_DB.OPUS_GG_DWHSTAGE.BJAZ_TRV_LOADER_DATA_MV</w:t>
+              <w:t xml:space="preserve">          from BAGIC_PREPROD_CURATED_DB.UTILS.BJAZ_TRV_LOADER_DATA</w:t>
               <w:br/>
               <w:t xml:space="preserve">        union all</w:t>
               <w:br/>
-              <w:t xml:space="preserve">        -- via stg_travel__bjaz_trv_loader_data_mv</w:t>
+              <w:t xml:space="preserve">        -- via stg_travel__bjaz_trv_loader_data</w:t>
               <w:br/>
               <w:t xml:space="preserve">        select MD5_BINARY(NULLIF(UPPER(TRIM(CAST('HUB_COVERAGE|' || ((nullif(trim(to_varchar("POLICY_REF")), '')) || '|' || 'TRV_TRIP_CANCEL') AS VARCHAR))), '')) as hkey,</w:t>
               <w:br/>
@@ -5854,11 +5869,11 @@
               <w:br/>
               <w:t xml:space="preserve">               to_varchar((nullif(trim(to_varchar("TRIPCANCELLATION")), ''))) as FREE_COVER_LIMIT</w:t>
               <w:br/>
-              <w:t xml:space="preserve">          from BAGIC_PROD_MIRROR_DB.OPUS_GG_DWHSTAGE.BJAZ_TRV_LOADER_DATA_MV</w:t>
+              <w:t xml:space="preserve">          from BAGIC_PREPROD_CURATED_DB.UTILS.BJAZ_TRV_LOADER_DATA</w:t>
               <w:br/>
               <w:t xml:space="preserve">        union all</w:t>
               <w:br/>
-              <w:t xml:space="preserve">        -- via stg_travel__bjaz_trv_loader_data_mv</w:t>
+              <w:t xml:space="preserve">        -- via stg_travel__bjaz_trv_loader_data</w:t>
               <w:br/>
               <w:t xml:space="preserve">        select MD5_BINARY(NULLIF(UPPER(TRIM(CAST('HUB_COVERAGE|' || ((nullif(trim(to_varchar("POLICY_REF")), '')) || '|' || 'TRV_TRIP_CURTAILMENT') AS VARCHAR))), '')) as hkey,</w:t>
               <w:br/>
@@ -5866,11 +5881,11 @@
               <w:br/>
               <w:t xml:space="preserve">               to_varchar((nullif(trim(to_varchar("TRIPCURTAILMENT")), ''))) as FREE_COVER_LIMIT</w:t>
               <w:br/>
-              <w:t xml:space="preserve">          from BAGIC_PROD_MIRROR_DB.OPUS_GG_DWHSTAGE.BJAZ_TRV_LOADER_DATA_MV</w:t>
+              <w:t xml:space="preserve">          from BAGIC_PREPROD_CURATED_DB.UTILS.BJAZ_TRV_LOADER_DATA</w:t>
               <w:br/>
               <w:t xml:space="preserve">        union all</w:t>
               <w:br/>
-              <w:t xml:space="preserve">        -- via stg_travel__bjaz_trv_loader_data_mv</w:t>
+              <w:t xml:space="preserve">        -- via stg_travel__bjaz_trv_loader_data</w:t>
               <w:br/>
               <w:t xml:space="preserve">        select MD5_BINARY(NULLIF(UPPER(TRIM(CAST('HUB_COVERAGE|' || ((nullif(trim(to_varchar("POLICY_REF")), '')) || '|' || 'TRV_TRIP_DELAY') AS VARCHAR))), '')) as hkey,</w:t>
               <w:br/>
@@ -5878,7 +5893,7 @@
               <w:br/>
               <w:t xml:space="preserve">               to_varchar((nullif(trim(to_varchar("TRIPDELAYBYSCHEDULEDAIRCRAFT")), ''))) as FREE_COVER_LIMIT</w:t>
               <w:br/>
-              <w:t xml:space="preserve">          from BAGIC_PROD_MIRROR_DB.OPUS_GG_DWHSTAGE.BJAZ_TRV_LOADER_DATA_MV</w:t>
+              <w:t xml:space="preserve">          from BAGIC_PREPROD_CURATED_DB.UTILS.BJAZ_TRV_LOADER_DATA</w:t>
               <w:br/>
               <w:t xml:space="preserve">      )</w:t>
               <w:br/>
@@ -5900,7 +5915,7 @@
               <w:br/>
               <w:t xml:space="preserve">)</w:t>
               <w:br/>
-              <w:t xml:space="preserve">select 'OPUS' as project, 'SAT_COVERAGE_DEFINITION' as satellite, 'OPUS_BJAZ_TRV_PLAN_MV' as record_source, column_name,</w:t>
+              <w:t xml:space="preserve">select 'OPUS' as project, 'SAT_COVERAGE_DEFINITION' as satellite, 'OPUS_BJAZ_TRV_PLAN' as record_source, column_name,</w:t>
               <w:br/>
               <w:t xml:space="preserve">       count(*) as keys_compared,</w:t>
               <w:br/>
@@ -5922,7 +5937,7 @@
               <w:br/>
               <w:t xml:space="preserve">union all</w:t>
               <w:br/>
-              <w:t xml:space="preserve">select 'OPUS' as project, 'SAT_COVERAGE_DEFINITION' as satellite, 'OPUS_BJAZ_TRV_RIDER_DTLS_MV' as record_source, column_name,</w:t>
+              <w:t xml:space="preserve">select 'OPUS' as project, 'SAT_COVERAGE_DEFINITION' as satellite, 'OPUS_BJAZ_TRV_RIDER_DTLS' as record_source, column_name,</w:t>
               <w:br/>
               <w:t xml:space="preserve">       count(*) as keys_compared,</w:t>
               <w:br/>
@@ -5944,7 +5959,7 @@
               <w:br/>
               <w:t xml:space="preserve">union all</w:t>
               <w:br/>
-              <w:t xml:space="preserve">select 'OPUS' as project, 'SAT_COVERAGE_DEFINITION' as satellite, 'OPUS_BJAZ_TRV_LOADER_DATA_MV' as record_source, column_name,</w:t>
+              <w:t xml:space="preserve">select 'OPUS' as project, 'SAT_COVERAGE_DEFINITION' as satellite, 'OPUS_BJAZ_TRV_LOADER_DATA' as record_source, column_name,</w:t>
               <w:br/>
               <w:t xml:space="preserve">       count(*) as keys_compared,</w:t>
               <w:br/>
@@ -6025,6 +6040,9 @@
       <w:r>
         <w:t xml:space="preserve">6. OPUS — SAT_COVERAGE_LIMITS</w:t>
       </w:r>
+      <w:r>
+        <w:t xml:space="preserve">  [M1]</w:t>
+      </w:r>
     </w:p>
     <w:tbl>
       <w:tblPr>
@@ -6215,7 +6233,7 @@
         <w:t xml:space="preserve">Note: </w:t>
       </w:r>
       <w:r>
-        <w:t xml:space="preserve">Same comparison as DM-A2 (latest satellite row vs the latest RAW record, model logic recomputed from RAW) but the sample is the most recently loaded keys, i.e. the keys that just changed -- where a stale current row would show. standard satellite, sat_multi_source; PK COVERAGE_HKEY; 3 RECORD_SOURCE group(s): OPUS_BJAZ_TRV_PLAN_MV [2 col(s)], OPUS_BJAZ_TRV_RIDER_DTLS_MV [1 col(s)], OPUS_BJAZ_TRV_RIDER_RATE_MAST_MV [1 col(s)]. stg2_coverage_limits_bjaz_trv_rider_dtls_mv: column(s) DEDUCTIBLE_AMOUNT could not be traced to RAW on at least one arm -- excluded (first-cut: walk columns from resolved_mt__ views or joined-in stitch columns are not yet inlined into the sampled queries). stg2_coverage_limits_bjaz_trv_rider_rate_mast_mv: column(s) DEDUCTIBLE_AMOUNT could not be traced to RAW on at least one arm -- excluded (first-cut: walk columns from resolved_mt__ views or joined-in stitch columns are not yet inlined into the sampled queries).</w:t>
+        <w:t xml:space="preserve">Same comparison as DM-A2 (latest satellite row vs the latest RAW record, model logic recomputed from RAW) but the sample is the most recently loaded keys, i.e. the keys that just changed -- where a stale current row would show. standard satellite, sat_multi_source; PK COVERAGE_HKEY; 3 RECORD_SOURCE group(s): OPUS_BJAZ_TRV_PLAN [2 col(s)], OPUS_BJAZ_TRV_RIDER_DTLS [1 col(s)], OPUS_BJAZ_TRV_RIDER_RATE_MAST [1 col(s)]. stg2_coverage_limits_bjaz_trv_rider_dtls: column(s) DEDUCTIBLE_AMOUNT could not be traced to RAW on at least one arm -- excluded (first-cut: walk columns from resolved_mt__ views or joined-in stitch columns are not yet inlined into the sampled queries). stg2_coverage_limits_bjaz_trv_rider_rate_mast: column(s) DEDUCTIBLE_AMOUNT could not be traced to RAW on at least one arm -- excluded (first-cut: walk columns from resolved_mt__ views or joined-in stitch columns are not yet inlined into the sampled queries).</w:t>
       </w:r>
     </w:p>
     <w:p>
@@ -6250,7 +6268,7 @@
               <w:br/>
               <w:t xml:space="preserve">    select COVERAGE_HKEY as hkey from BAGIC_PREPROD_CURATED_DB.BGIL_DATA_MODEL.SAT_COVERAGE_LIMITS</w:t>
               <w:br/>
-              <w:t xml:space="preserve">     where RECORD_SOURCE = 'OPUS_BJAZ_TRV_PLAN_MV'</w:t>
+              <w:t xml:space="preserve">     where RECORD_SOURCE = 'OPUS_BJAZ_TRV_PLAN'</w:t>
               <w:br/>
               <w:t xml:space="preserve">     group by COVERAGE_HKEY</w:t>
               <w:br/>
@@ -6270,7 +6288,7 @@
               <w:br/>
               <w:t xml:space="preserve">      from BAGIC_PREPROD_CURATED_DB.BGIL_DATA_MODEL.SAT_COVERAGE_LIMITS</w:t>
               <w:br/>
-              <w:t xml:space="preserve">     where RECORD_SOURCE = 'OPUS_BJAZ_TRV_PLAN_MV'</w:t>
+              <w:t xml:space="preserve">     where RECORD_SOURCE = 'OPUS_BJAZ_TRV_PLAN'</w:t>
               <w:br/>
               <w:t xml:space="preserve">       and COVERAGE_HKEY in (select hkey from s1)</w:t>
               <w:br/>
@@ -6284,7 +6302,7 @@
               <w:br/>
               <w:t xml:space="preserve">      from (</w:t>
               <w:br/>
-              <w:t xml:space="preserve">        -- via stg_travel__bjaz_trv_plan_mv</w:t>
+              <w:t xml:space="preserve">        -- via stg_travel__bjaz_trv_plan</w:t>
               <w:br/>
               <w:t xml:space="preserve">        select MD5_BINARY(NULLIF(UPPER(TRIM(CAST('HUB_COVERAGE|' || ((nullif(trim(to_varchar("COVER_CODE")), ''))) AS VARCHAR))), '')) as hkey,</w:t>
               <w:br/>
@@ -6294,7 +6312,7 @@
               <w:br/>
               <w:t xml:space="preserve">               to_varchar(("LIMIT"::number)) as LIMIT_AMOUNT</w:t>
               <w:br/>
-              <w:t xml:space="preserve">          from BAGIC_PROD_MIRROR_DB.OPUS_GG_DWHSTAGE.BJAZ_TRV_PLAN_MV</w:t>
+              <w:t xml:space="preserve">          from BAGIC_PREPROD_CURATED_DB.UTILS.BJAZ_TRV_PLAN</w:t>
               <w:br/>
               <w:t xml:space="preserve">      )</w:t>
               <w:br/>
@@ -6330,7 +6348,7 @@
               <w:br/>
               <w:t xml:space="preserve">    select COVERAGE_HKEY as hkey from BAGIC_PREPROD_CURATED_DB.BGIL_DATA_MODEL.SAT_COVERAGE_LIMITS</w:t>
               <w:br/>
-              <w:t xml:space="preserve">     where RECORD_SOURCE = 'OPUS_BJAZ_TRV_RIDER_DTLS_MV'</w:t>
+              <w:t xml:space="preserve">     where RECORD_SOURCE = 'OPUS_BJAZ_TRV_RIDER_DTLS'</w:t>
               <w:br/>
               <w:t xml:space="preserve">     group by COVERAGE_HKEY</w:t>
               <w:br/>
@@ -6348,7 +6366,7 @@
               <w:br/>
               <w:t xml:space="preserve">      from BAGIC_PREPROD_CURATED_DB.BGIL_DATA_MODEL.SAT_COVERAGE_LIMITS</w:t>
               <w:br/>
-              <w:t xml:space="preserve">     where RECORD_SOURCE = 'OPUS_BJAZ_TRV_RIDER_DTLS_MV'</w:t>
+              <w:t xml:space="preserve">     where RECORD_SOURCE = 'OPUS_BJAZ_TRV_RIDER_DTLS'</w:t>
               <w:br/>
               <w:t xml:space="preserve">       and COVERAGE_HKEY in (select hkey from s2)</w:t>
               <w:br/>
@@ -6362,7 +6380,7 @@
               <w:br/>
               <w:t xml:space="preserve">      from (</w:t>
               <w:br/>
-              <w:t xml:space="preserve">        -- via stg_travel__bjaz_trv_rider_dtls_mv</w:t>
+              <w:t xml:space="preserve">        -- via stg_travel__bjaz_trv_rider_dtls</w:t>
               <w:br/>
               <w:t xml:space="preserve">        select MD5_BINARY(NULLIF(UPPER(TRIM(CAST('HUB_COVERAGE|' || ((nullif(trim(to_varchar("RIDER_NO")), ''))) AS VARCHAR))), '')) as hkey,</w:t>
               <w:br/>
@@ -6370,7 +6388,7 @@
               <w:br/>
               <w:t xml:space="preserve">               to_varchar(("RIDER_SI"::number)) as LIMIT_AMOUNT</w:t>
               <w:br/>
-              <w:t xml:space="preserve">          from BAGIC_PROD_MIRROR_DB.OPUS_GG_DWHSTAGE.BJAZ_TRV_RIDER_DTLS_MV</w:t>
+              <w:t xml:space="preserve">          from BAGIC_PREPROD_CURATED_DB.UTILS.BJAZ_TRV_RIDER_DTLS</w:t>
               <w:br/>
               <w:t xml:space="preserve">      )</w:t>
               <w:br/>
@@ -6396,7 +6414,7 @@
               <w:br/>
               <w:t xml:space="preserve">    select COVERAGE_HKEY as hkey from BAGIC_PREPROD_CURATED_DB.BGIL_DATA_MODEL.SAT_COVERAGE_LIMITS</w:t>
               <w:br/>
-              <w:t xml:space="preserve">     where RECORD_SOURCE = 'OPUS_BJAZ_TRV_RIDER_RATE_MAST_MV'</w:t>
+              <w:t xml:space="preserve">     where RECORD_SOURCE = 'OPUS_BJAZ_TRV_RIDER_RATE_MAST'</w:t>
               <w:br/>
               <w:t xml:space="preserve">     group by COVERAGE_HKEY</w:t>
               <w:br/>
@@ -6414,7 +6432,7 @@
               <w:br/>
               <w:t xml:space="preserve">      from BAGIC_PREPROD_CURATED_DB.BGIL_DATA_MODEL.SAT_COVERAGE_LIMITS</w:t>
               <w:br/>
-              <w:t xml:space="preserve">     where RECORD_SOURCE = 'OPUS_BJAZ_TRV_RIDER_RATE_MAST_MV'</w:t>
+              <w:t xml:space="preserve">     where RECORD_SOURCE = 'OPUS_BJAZ_TRV_RIDER_RATE_MAST'</w:t>
               <w:br/>
               <w:t xml:space="preserve">       and COVERAGE_HKEY in (select hkey from s3)</w:t>
               <w:br/>
@@ -6428,7 +6446,7 @@
               <w:br/>
               <w:t xml:space="preserve">      from (</w:t>
               <w:br/>
-              <w:t xml:space="preserve">        -- via stg_travel__bjaz_trv_rider_rate_mast_mv</w:t>
+              <w:t xml:space="preserve">        -- via stg_travel__bjaz_trv_rider_rate_mast</w:t>
               <w:br/>
               <w:t xml:space="preserve">        select MD5_BINARY(NULLIF(UPPER(TRIM(CAST('HUB_COVERAGE|' || ((nullif(trim(to_varchar("RIDER_SEQ_NO")), ''))) AS VARCHAR))), '')) as hkey,</w:t>
               <w:br/>
@@ -6436,7 +6454,7 @@
               <w:br/>
               <w:t xml:space="preserve">               to_varchar(("RIDER_SI"::number)) as LIMIT_AMOUNT</w:t>
               <w:br/>
-              <w:t xml:space="preserve">          from BAGIC_PROD_MIRROR_DB.OPUS_GG_DWHSTAGE.BJAZ_TRV_RIDER_RATE_MAST_MV</w:t>
+              <w:t xml:space="preserve">          from BAGIC_PREPROD_CURATED_DB.UTILS.BJAZ_TRV_RIDER_RATE_MAST</w:t>
               <w:br/>
               <w:t xml:space="preserve">      )</w:t>
               <w:br/>
@@ -6458,7 +6476,7 @@
               <w:br/>
               <w:t xml:space="preserve">)</w:t>
               <w:br/>
-              <w:t xml:space="preserve">select 'OPUS' as project, 'SAT_COVERAGE_LIMITS' as satellite, 'OPUS_BJAZ_TRV_PLAN_MV' as record_source, column_name,</w:t>
+              <w:t xml:space="preserve">select 'OPUS' as project, 'SAT_COVERAGE_LIMITS' as satellite, 'OPUS_BJAZ_TRV_PLAN' as record_source, column_name,</w:t>
               <w:br/>
               <w:t xml:space="preserve">       count(*) as keys_compared,</w:t>
               <w:br/>
@@ -6480,7 +6498,7 @@
               <w:br/>
               <w:t xml:space="preserve">union all</w:t>
               <w:br/>
-              <w:t xml:space="preserve">select 'OPUS' as project, 'SAT_COVERAGE_LIMITS' as satellite, 'OPUS_BJAZ_TRV_RIDER_DTLS_MV' as record_source, column_name,</w:t>
+              <w:t xml:space="preserve">select 'OPUS' as project, 'SAT_COVERAGE_LIMITS' as satellite, 'OPUS_BJAZ_TRV_RIDER_DTLS' as record_source, column_name,</w:t>
               <w:br/>
               <w:t xml:space="preserve">       count(*) as keys_compared,</w:t>
               <w:br/>
@@ -6502,7 +6520,7 @@
               <w:br/>
               <w:t xml:space="preserve">union all</w:t>
               <w:br/>
-              <w:t xml:space="preserve">select 'OPUS' as project, 'SAT_COVERAGE_LIMITS' as satellite, 'OPUS_BJAZ_TRV_RIDER_RATE_MAST_MV' as record_source, column_name,</w:t>
+              <w:t xml:space="preserve">select 'OPUS' as project, 'SAT_COVERAGE_LIMITS' as satellite, 'OPUS_BJAZ_TRV_RIDER_RATE_MAST' as record_source, column_name,</w:t>
               <w:br/>
               <w:t xml:space="preserve">       count(*) as keys_compared,</w:t>
               <w:br/>
@@ -6583,6 +6601,9 @@
       <w:r>
         <w:t xml:space="preserve">7. OPUS — SAT_FINTXN_COMMISSION</w:t>
       </w:r>
+      <w:r>
+        <w:t xml:space="preserve">  [M1]</w:t>
+      </w:r>
     </w:p>
     <w:tbl>
       <w:tblPr>
@@ -6773,7 +6794,7 @@
         <w:t xml:space="preserve">Note: </w:t>
       </w:r>
       <w:r>
-        <w:t xml:space="preserve">Same comparison as DM-A2 (latest satellite row vs the latest RAW record, model logic recomputed from RAW) but the sample is the most recently loaded keys, i.e. the keys that just changed -- where a stale current row would show. standard satellite, ma_sat_multi_source; PK FINANCIAL_TRANSACTION_HKEY, child key COMMISSION_TYPE_CK; 2 RECORD_SOURCE group(s): OPUS_BA_TRV_DATA_POLICY_DTLS_MV [2 col(s)], OPUS_BJAZ_TRV_LOADER_DATA_MV [1 col(s)]. Multi-active: compared per (key, child key); latest = max LOAD_DATETIME per member. stg2_fintxn_commission_bjaz_trv_loader_data_mv: column(s) COMMISSION_AMOUNT could not be traced to RAW on at least one arm -- excluded (first-cut: walk columns from resolved_mt__ views or joined-in stitch columns are not yet inlined into the sampled queries).</w:t>
+        <w:t xml:space="preserve">Same comparison as DM-A2 (latest satellite row vs the latest RAW record, model logic recomputed from RAW) but the sample is the most recently loaded keys, i.e. the keys that just changed -- where a stale current row would show. standard satellite, ma_sat_multi_source; PK FINANCIAL_TRANSACTION_HKEY, child key COMMISSION_TYPE_CK; 2 RECORD_SOURCE group(s): OPUS_BA_TRV_DATA_POLICY_DTLS [2 col(s)], OPUS_BJAZ_TRV_LOADER_DATA [1 col(s)]. Multi-active: compared per (key, child key); latest = max LOAD_DATETIME per member. stg2_fintxn_commission_bjaz_trv_loader_data: column(s) COMMISSION_AMOUNT could not be traced to RAW on at least one arm -- excluded (first-cut: walk columns from resolved_mt__ views or joined-in stitch columns are not yet inlined into the sampled queries).</w:t>
       </w:r>
     </w:p>
     <w:p>
@@ -6808,7 +6829,7 @@
               <w:br/>
               <w:t xml:space="preserve">    select FINANCIAL_TRANSACTION_HKEY as hkey from BAGIC_PREPROD_CURATED_DB.BGIL_DATA_MODEL.SAT_FINTXN_COMMISSION</w:t>
               <w:br/>
-              <w:t xml:space="preserve">     where RECORD_SOURCE = 'OPUS_BA_TRV_DATA_POLICY_DTLS_MV'</w:t>
+              <w:t xml:space="preserve">     where RECORD_SOURCE = 'OPUS_BA_TRV_DATA_POLICY_DTLS'</w:t>
               <w:br/>
               <w:t xml:space="preserve">     group by FINANCIAL_TRANSACTION_HKEY</w:t>
               <w:br/>
@@ -6830,7 +6851,7 @@
               <w:br/>
               <w:t xml:space="preserve">      from BAGIC_PREPROD_CURATED_DB.BGIL_DATA_MODEL.SAT_FINTXN_COMMISSION</w:t>
               <w:br/>
-              <w:t xml:space="preserve">     where RECORD_SOURCE = 'OPUS_BA_TRV_DATA_POLICY_DTLS_MV'</w:t>
+              <w:t xml:space="preserve">     where RECORD_SOURCE = 'OPUS_BA_TRV_DATA_POLICY_DTLS'</w:t>
               <w:br/>
               <w:t xml:space="preserve">       and FINANCIAL_TRANSACTION_HKEY in (select hkey from s1)</w:t>
               <w:br/>
@@ -6844,7 +6865,7 @@
               <w:br/>
               <w:t xml:space="preserve">      from (</w:t>
               <w:br/>
-              <w:t xml:space="preserve">        -- via stg_travel__ba_trv_data_policy_dtls_mv</w:t>
+              <w:t xml:space="preserve">        -- via stg_travel__ba_trv_data_policy_dtls</w:t>
               <w:br/>
               <w:t xml:space="preserve">        select MD5_BINARY(NULLIF(UPPER(TRIM(CAST('HUB_FINANCIAL_TRANSACTION|' || ((nullif(trim(to_varchar("TRANSACTION_ID")), ''))) AS VARCHAR))), '')) as hkey,</w:t>
               <w:br/>
@@ -6856,7 +6877,7 @@
               <w:br/>
               <w:t xml:space="preserve">               to_varchar(("COMMISSION_RATE"::number)) as COMMISSION_RATE</w:t>
               <w:br/>
-              <w:t xml:space="preserve">          from BAGIC_PROD_MIRROR_DB.OPUS_GG_DWHSTAGE.BA_TRV_DATA_POLICY_DTLS_MV</w:t>
+              <w:t xml:space="preserve">          from BAGIC_PREPROD_CURATED_DB.UTILS.BA_TRV_DATA_POLICY_DTLS</w:t>
               <w:br/>
               <w:t xml:space="preserve">      )</w:t>
               <w:br/>
@@ -6892,7 +6913,7 @@
               <w:br/>
               <w:t xml:space="preserve">    select FINANCIAL_TRANSACTION_HKEY as hkey from BAGIC_PREPROD_CURATED_DB.BGIL_DATA_MODEL.SAT_FINTXN_COMMISSION</w:t>
               <w:br/>
-              <w:t xml:space="preserve">     where RECORD_SOURCE = 'OPUS_BJAZ_TRV_LOADER_DATA_MV'</w:t>
+              <w:t xml:space="preserve">     where RECORD_SOURCE = 'OPUS_BJAZ_TRV_LOADER_DATA'</w:t>
               <w:br/>
               <w:t xml:space="preserve">     group by FINANCIAL_TRANSACTION_HKEY</w:t>
               <w:br/>
@@ -6912,7 +6933,7 @@
               <w:br/>
               <w:t xml:space="preserve">      from BAGIC_PREPROD_CURATED_DB.BGIL_DATA_MODEL.SAT_FINTXN_COMMISSION</w:t>
               <w:br/>
-              <w:t xml:space="preserve">     where RECORD_SOURCE = 'OPUS_BJAZ_TRV_LOADER_DATA_MV'</w:t>
+              <w:t xml:space="preserve">     where RECORD_SOURCE = 'OPUS_BJAZ_TRV_LOADER_DATA'</w:t>
               <w:br/>
               <w:t xml:space="preserve">       and FINANCIAL_TRANSACTION_HKEY in (select hkey from s2)</w:t>
               <w:br/>
@@ -6926,7 +6947,7 @@
               <w:br/>
               <w:t xml:space="preserve">      from (</w:t>
               <w:br/>
-              <w:t xml:space="preserve">        -- via stg_travel__bjaz_trv_loader_data_mv</w:t>
+              <w:t xml:space="preserve">        -- via stg_travel__bjaz_trv_loader_data</w:t>
               <w:br/>
               <w:t xml:space="preserve">        select MD5_BINARY(NULLIF(UPPER(TRIM(CAST('HUB_FINANCIAL_TRANSACTION|' || ((nullif(trim(to_varchar("TRANSACTIONID")), ''))) AS VARCHAR))), '')) as hkey,</w:t>
               <w:br/>
@@ -6936,7 +6957,7 @@
               <w:br/>
               <w:t xml:space="preserve">               to_varchar((nullif(trim(to_varchar("COMMISSIONRATE")), ''))) as COMMISSION_RATE</w:t>
               <w:br/>
-              <w:t xml:space="preserve">          from BAGIC_PROD_MIRROR_DB.OPUS_GG_DWHSTAGE.BJAZ_TRV_LOADER_DATA_MV</w:t>
+              <w:t xml:space="preserve">          from BAGIC_PREPROD_CURATED_DB.UTILS.BJAZ_TRV_LOADER_DATA</w:t>
               <w:br/>
               <w:t xml:space="preserve">      )</w:t>
               <w:br/>
@@ -6958,7 +6979,7 @@
               <w:br/>
               <w:t xml:space="preserve">)</w:t>
               <w:br/>
-              <w:t xml:space="preserve">select 'OPUS' as project, 'SAT_FINTXN_COMMISSION' as satellite, 'OPUS_BA_TRV_DATA_POLICY_DTLS_MV' as record_source, column_name,</w:t>
+              <w:t xml:space="preserve">select 'OPUS' as project, 'SAT_FINTXN_COMMISSION' as satellite, 'OPUS_BA_TRV_DATA_POLICY_DTLS' as record_source, column_name,</w:t>
               <w:br/>
               <w:t xml:space="preserve">       count(*) as keys_compared,</w:t>
               <w:br/>
@@ -6980,7 +7001,7 @@
               <w:br/>
               <w:t xml:space="preserve">union all</w:t>
               <w:br/>
-              <w:t xml:space="preserve">select 'OPUS' as project, 'SAT_FINTXN_COMMISSION' as satellite, 'OPUS_BJAZ_TRV_LOADER_DATA_MV' as record_source, column_name,</w:t>
+              <w:t xml:space="preserve">select 'OPUS' as project, 'SAT_FINTXN_COMMISSION' as satellite, 'OPUS_BJAZ_TRV_LOADER_DATA' as record_source, column_name,</w:t>
               <w:br/>
               <w:t xml:space="preserve">       count(*) as keys_compared,</w:t>
               <w:br/>
@@ -7061,6 +7082,9 @@
       <w:r>
         <w:t xml:space="preserve">8. OPUS — SAT_FINTXN_HEADER</w:t>
       </w:r>
+      <w:r>
+        <w:t xml:space="preserve">  [M1]</w:t>
+      </w:r>
     </w:p>
     <w:tbl>
       <w:tblPr>
@@ -7251,7 +7275,7 @@
         <w:t xml:space="preserve">Note: </w:t>
       </w:r>
       <w:r>
-        <w:t xml:space="preserve">Same comparison as DM-A2 (latest satellite row vs the latest RAW record, model logic recomputed from RAW) but the sample is the most recently loaded keys, i.e. the keys that just changed -- where a stale current row would show. standard satellite, automate_dv.sat; PK FINANCIAL_TRANSACTION_HKEY; 1 RECORD_SOURCE group(s): OPUS_BJAZ_TRV_LOADER_LOG_TABLE_MV [1 col(s)].</w:t>
+        <w:t xml:space="preserve">Same comparison as DM-A2 (latest satellite row vs the latest RAW record, model logic recomputed from RAW) but the sample is the most recently loaded keys, i.e. the keys that just changed -- where a stale current row would show. standard satellite, automate_dv.sat; PK FINANCIAL_TRANSACTION_HKEY; 1 RECORD_SOURCE group(s): OPUS_BJAZ_TRV_LOADER_LOG_TABLE [1 col(s)].</w:t>
       </w:r>
     </w:p>
     <w:p>
@@ -7286,7 +7310,7 @@
               <w:br/>
               <w:t xml:space="preserve">    select FINANCIAL_TRANSACTION_HKEY as hkey from BAGIC_PREPROD_CURATED_DB.BGIL_DATA_MODEL.SAT_FINTXN_HEADER</w:t>
               <w:br/>
-              <w:t xml:space="preserve">     where RECORD_SOURCE = 'OPUS_BJAZ_TRV_LOADER_LOG_TABLE_MV'</w:t>
+              <w:t xml:space="preserve">     where RECORD_SOURCE = 'OPUS_BJAZ_TRV_LOADER_LOG_TABLE'</w:t>
               <w:br/>
               <w:t xml:space="preserve">     group by FINANCIAL_TRANSACTION_HKEY</w:t>
               <w:br/>
@@ -7304,7 +7328,7 @@
               <w:br/>
               <w:t xml:space="preserve">      from BAGIC_PREPROD_CURATED_DB.BGIL_DATA_MODEL.SAT_FINTXN_HEADER</w:t>
               <w:br/>
-              <w:t xml:space="preserve">     where RECORD_SOURCE = 'OPUS_BJAZ_TRV_LOADER_LOG_TABLE_MV'</w:t>
+              <w:t xml:space="preserve">     where RECORD_SOURCE = 'OPUS_BJAZ_TRV_LOADER_LOG_TABLE'</w:t>
               <w:br/>
               <w:t xml:space="preserve">       and FINANCIAL_TRANSACTION_HKEY in (select hkey from s1)</w:t>
               <w:br/>
@@ -7318,7 +7342,7 @@
               <w:br/>
               <w:t xml:space="preserve">      from (</w:t>
               <w:br/>
-              <w:t xml:space="preserve">        -- via stg_travel__bjaz_trv_loader_log_table_mv</w:t>
+              <w:t xml:space="preserve">        -- via stg_travel__bjaz_trv_loader_log_table</w:t>
               <w:br/>
               <w:t xml:space="preserve">        select MD5_BINARY(NULLIF(UPPER(TRIM(CAST('HUB_FINANCIAL_TRANSACTION|' || ((nullif(trim(to_varchar("POLICYNUMBER")), ''))) AS VARCHAR))), '')) as hkey,</w:t>
               <w:br/>
@@ -7326,7 +7350,7 @@
               <w:br/>
               <w:t xml:space="preserve">               to_varchar((nullif(trim(to_varchar("TOTALPREMIUM")), ''))) as GROSS_AMOUNT</w:t>
               <w:br/>
-              <w:t xml:space="preserve">          from BAGIC_PROD_MIRROR_DB.OPUS_GG_DWHSTAGE.BJAZ_TRV_LOADER_LOG_TABLE_MV</w:t>
+              <w:t xml:space="preserve">          from BAGIC_PREPROD_CURATED_DB.UTILS.BJAZ_TRV_LOADER_LOG_TABLE</w:t>
               <w:br/>
               <w:t xml:space="preserve">      )</w:t>
               <w:br/>
@@ -7348,7 +7372,7 @@
               <w:br/>
               <w:t xml:space="preserve">)</w:t>
               <w:br/>
-              <w:t xml:space="preserve">select 'OPUS' as project, 'SAT_FINTXN_HEADER' as satellite, 'OPUS_BJAZ_TRV_LOADER_LOG_TABLE_MV' as record_source, column_name,</w:t>
+              <w:t xml:space="preserve">select 'OPUS' as project, 'SAT_FINTXN_HEADER' as satellite, 'OPUS_BJAZ_TRV_LOADER_LOG_TABLE' as record_source, column_name,</w:t>
               <w:br/>
               <w:t xml:space="preserve">       count(*) as keys_compared,</w:t>
               <w:br/>
@@ -7429,6 +7453,9 @@
       <w:r>
         <w:t xml:space="preserve">9. OPUS — SAT_FINTXN_PREMIUM</w:t>
       </w:r>
+      <w:r>
+        <w:t xml:space="preserve">  [M1]</w:t>
+      </w:r>
     </w:p>
     <w:tbl>
       <w:tblPr>
@@ -7619,7 +7646,7 @@
         <w:t xml:space="preserve">Note: </w:t>
       </w:r>
       <w:r>
-        <w:t xml:space="preserve">Same comparison as DM-A2 (latest satellite row vs the latest RAW record, model logic recomputed from RAW) but the sample is the most recently loaded keys, i.e. the keys that just changed -- where a stale current row would show. standard satellite, sat_multi_source; PK FINANCIAL_TRANSACTION_HKEY; 3 RECORD_SOURCE group(s): OPUS_BA_TRV_DATA_POLICY_DTLS_MV [6 col(s)], OPUS_BJAZ_TRV_LOADER_DATA_MV [5 col(s)], OPUS_BJAZ_TRV_LOADER_LOG_TABLE_MV [4 col(s)]. stg2_fintxn_premium_ba_trv_data_policy_dtls_mv: column(s) BASE_PREMIUM could not be traced to RAW on at least one arm -- excluded (first-cut: walk columns from resolved_mt__ views or joined-in stitch columns are not yet inlined into the sampled queries). stg2_fintxn_premium_bjaz_trv_loader_data_mv: column(s) DISCOUNT_PERCENTAGE, NET_PREMIUM could not be traced to RAW on at least one arm -- excluded (first-cut: walk columns from resolved_mt__ views or joined-in stitch columns are not yet inlined into the sampled queries). stg2_fintxn_premium_bjaz_trv_loader_log_table_mv: column(s) BASE_PREMIUM, DISCOUNT_PERCENTAGE, NET_PREMIUM could not be traced to RAW on at least one arm -- excluded (first-cut: walk columns from resolved_mt__ views or joined-in stitch columns are not yet inlined into the sampled queries).</w:t>
+        <w:t xml:space="preserve">Same comparison as DM-A2 (latest satellite row vs the latest RAW record, model logic recomputed from RAW) but the sample is the most recently loaded keys, i.e. the keys that just changed -- where a stale current row would show. standard satellite, sat_multi_source; PK FINANCIAL_TRANSACTION_HKEY; 3 RECORD_SOURCE group(s): OPUS_BA_TRV_DATA_POLICY_DTLS [6 col(s)], OPUS_BJAZ_TRV_LOADER_DATA [5 col(s)], OPUS_BJAZ_TRV_LOADER_LOG_TABLE [4 col(s)]. stg2_fintxn_premium_ba_trv_data_policy_dtls: column(s) BASE_PREMIUM could not be traced to RAW on at least one arm -- excluded (first-cut: walk columns from resolved_mt__ views or joined-in stitch columns are not yet inlined into the sampled queries). stg2_fintxn_premium_bjaz_trv_loader_data: column(s) DISCOUNT_PERCENTAGE, NET_PREMIUM could not be traced to RAW on at least one arm -- excluded (first-cut: walk columns from resolved_mt__ views or joined-in stitch columns are not yet inlined into the sampled queries). stg2_fintxn_premium_bjaz_trv_loader_log_table: column(s) BASE_PREMIUM, DISCOUNT_PERCENTAGE, NET_PREMIUM could not be traced to RAW on at least one arm -- excluded (first-cut: walk columns from resolved_mt__ views or joined-in stitch columns are not yet inlined into the sampled queries).</w:t>
       </w:r>
     </w:p>
     <w:p>
@@ -7654,7 +7681,7 @@
               <w:br/>
               <w:t xml:space="preserve">    select FINANCIAL_TRANSACTION_HKEY as hkey from BAGIC_PREPROD_CURATED_DB.BGIL_DATA_MODEL.SAT_FINTXN_PREMIUM</w:t>
               <w:br/>
-              <w:t xml:space="preserve">     where RECORD_SOURCE = 'OPUS_BA_TRV_DATA_POLICY_DTLS_MV'</w:t>
+              <w:t xml:space="preserve">     where RECORD_SOURCE = 'OPUS_BA_TRV_DATA_POLICY_DTLS'</w:t>
               <w:br/>
               <w:t xml:space="preserve">     group by FINANCIAL_TRANSACTION_HKEY</w:t>
               <w:br/>
@@ -7682,7 +7709,7 @@
               <w:br/>
               <w:t xml:space="preserve">      from BAGIC_PREPROD_CURATED_DB.BGIL_DATA_MODEL.SAT_FINTXN_PREMIUM</w:t>
               <w:br/>
-              <w:t xml:space="preserve">     where RECORD_SOURCE = 'OPUS_BA_TRV_DATA_POLICY_DTLS_MV'</w:t>
+              <w:t xml:space="preserve">     where RECORD_SOURCE = 'OPUS_BA_TRV_DATA_POLICY_DTLS'</w:t>
               <w:br/>
               <w:t xml:space="preserve">       and FINANCIAL_TRANSACTION_HKEY in (select hkey from s1)</w:t>
               <w:br/>
@@ -7696,7 +7723,7 @@
               <w:br/>
               <w:t xml:space="preserve">      from (</w:t>
               <w:br/>
-              <w:t xml:space="preserve">        -- via stg_travel__ba_trv_data_policy_dtls_mv</w:t>
+              <w:t xml:space="preserve">        -- via stg_travel__ba_trv_data_policy_dtls</w:t>
               <w:br/>
               <w:t xml:space="preserve">        select MD5_BINARY(NULLIF(UPPER(TRIM(CAST('HUB_FINANCIAL_TRANSACTION|' || ((nullif(trim(to_varchar("TRANSACTION_ID")), ''))) AS VARCHAR))), '')) as hkey,</w:t>
               <w:br/>
@@ -7714,7 +7741,7 @@
               <w:br/>
               <w:t xml:space="preserve">               to_varchar(("NET_PREMIUM"::number)) as NET_PREMIUM</w:t>
               <w:br/>
-              <w:t xml:space="preserve">          from BAGIC_PROD_MIRROR_DB.OPUS_GG_DWHSTAGE.BA_TRV_DATA_POLICY_DTLS_MV</w:t>
+              <w:t xml:space="preserve">          from BAGIC_PREPROD_CURATED_DB.UTILS.BA_TRV_DATA_POLICY_DTLS</w:t>
               <w:br/>
               <w:t xml:space="preserve">      )</w:t>
               <w:br/>
@@ -7790,7 +7817,7 @@
               <w:br/>
               <w:t xml:space="preserve">    select FINANCIAL_TRANSACTION_HKEY as hkey from BAGIC_PREPROD_CURATED_DB.BGIL_DATA_MODEL.SAT_FINTXN_PREMIUM</w:t>
               <w:br/>
-              <w:t xml:space="preserve">     where RECORD_SOURCE = 'OPUS_BJAZ_TRV_LOADER_DATA_MV'</w:t>
+              <w:t xml:space="preserve">     where RECORD_SOURCE = 'OPUS_BJAZ_TRV_LOADER_DATA'</w:t>
               <w:br/>
               <w:t xml:space="preserve">     group by FINANCIAL_TRANSACTION_HKEY</w:t>
               <w:br/>
@@ -7816,7 +7843,7 @@
               <w:br/>
               <w:t xml:space="preserve">      from BAGIC_PREPROD_CURATED_DB.BGIL_DATA_MODEL.SAT_FINTXN_PREMIUM</w:t>
               <w:br/>
-              <w:t xml:space="preserve">     where RECORD_SOURCE = 'OPUS_BJAZ_TRV_LOADER_DATA_MV'</w:t>
+              <w:t xml:space="preserve">     where RECORD_SOURCE = 'OPUS_BJAZ_TRV_LOADER_DATA'</w:t>
               <w:br/>
               <w:t xml:space="preserve">       and FINANCIAL_TRANSACTION_HKEY in (select hkey from s2)</w:t>
               <w:br/>
@@ -7830,7 +7857,7 @@
               <w:br/>
               <w:t xml:space="preserve">      from (</w:t>
               <w:br/>
-              <w:t xml:space="preserve">        -- via stg_travel__bjaz_trv_loader_data_mv</w:t>
+              <w:t xml:space="preserve">        -- via stg_travel__bjaz_trv_loader_data</w:t>
               <w:br/>
               <w:t xml:space="preserve">        select MD5_BINARY(NULLIF(UPPER(TRIM(CAST('HUB_FINANCIAL_TRANSACTION|' || ((nullif(trim(to_varchar("TRANSACTIONID")), ''))) AS VARCHAR))), '')) as hkey,</w:t>
               <w:br/>
@@ -7846,7 +7873,7 @@
               <w:br/>
               <w:t xml:space="preserve">               to_varchar((nullif(trim(to_varchar("LOADING")), ''))) as LOADING_AMOUNT</w:t>
               <w:br/>
-              <w:t xml:space="preserve">          from BAGIC_PROD_MIRROR_DB.OPUS_GG_DWHSTAGE.BJAZ_TRV_LOADER_DATA_MV</w:t>
+              <w:t xml:space="preserve">          from BAGIC_PREPROD_CURATED_DB.UTILS.BJAZ_TRV_LOADER_DATA</w:t>
               <w:br/>
               <w:t xml:space="preserve">      )</w:t>
               <w:br/>
@@ -7912,7 +7939,7 @@
               <w:br/>
               <w:t xml:space="preserve">    select FINANCIAL_TRANSACTION_HKEY as hkey from BAGIC_PREPROD_CURATED_DB.BGIL_DATA_MODEL.SAT_FINTXN_PREMIUM</w:t>
               <w:br/>
-              <w:t xml:space="preserve">     where RECORD_SOURCE = 'OPUS_BJAZ_TRV_LOADER_LOG_TABLE_MV'</w:t>
+              <w:t xml:space="preserve">     where RECORD_SOURCE = 'OPUS_BJAZ_TRV_LOADER_LOG_TABLE'</w:t>
               <w:br/>
               <w:t xml:space="preserve">     group by FINANCIAL_TRANSACTION_HKEY</w:t>
               <w:br/>
@@ -7936,7 +7963,7 @@
               <w:br/>
               <w:t xml:space="preserve">      from BAGIC_PREPROD_CURATED_DB.BGIL_DATA_MODEL.SAT_FINTXN_PREMIUM</w:t>
               <w:br/>
-              <w:t xml:space="preserve">     where RECORD_SOURCE = 'OPUS_BJAZ_TRV_LOADER_LOG_TABLE_MV'</w:t>
+              <w:t xml:space="preserve">     where RECORD_SOURCE = 'OPUS_BJAZ_TRV_LOADER_LOG_TABLE'</w:t>
               <w:br/>
               <w:t xml:space="preserve">       and FINANCIAL_TRANSACTION_HKEY in (select hkey from s3)</w:t>
               <w:br/>
@@ -7950,7 +7977,7 @@
               <w:br/>
               <w:t xml:space="preserve">      from (</w:t>
               <w:br/>
-              <w:t xml:space="preserve">        -- via stg_travel__bjaz_trv_loader_log_table_mv</w:t>
+              <w:t xml:space="preserve">        -- via stg_travel__bjaz_trv_loader_log_table</w:t>
               <w:br/>
               <w:t xml:space="preserve">        select MD5_BINARY(NULLIF(UPPER(TRIM(CAST('HUB_FINANCIAL_TRANSACTION|' || ((nullif(trim(to_varchar("POLICYNUMBER")), ''))) AS VARCHAR))), '')) as hkey,</w:t>
               <w:br/>
@@ -7964,7 +7991,7 @@
               <w:br/>
               <w:t xml:space="preserve">               to_varchar((nullif(trim(to_varchar("LOADING")), ''))) as LOADING_AMOUNT</w:t>
               <w:br/>
-              <w:t xml:space="preserve">          from BAGIC_PROD_MIRROR_DB.OPUS_GG_DWHSTAGE.BJAZ_TRV_LOADER_LOG_TABLE_MV</w:t>
+              <w:t xml:space="preserve">          from BAGIC_PREPROD_CURATED_DB.UTILS.BJAZ_TRV_LOADER_LOG_TABLE</w:t>
               <w:br/>
               <w:t xml:space="preserve">      )</w:t>
               <w:br/>
@@ -8016,7 +8043,7 @@
               <w:br/>
               <w:t xml:space="preserve">)</w:t>
               <w:br/>
-              <w:t xml:space="preserve">select 'OPUS' as project, 'SAT_FINTXN_PREMIUM' as satellite, 'OPUS_BA_TRV_DATA_POLICY_DTLS_MV' as record_source, column_name,</w:t>
+              <w:t xml:space="preserve">select 'OPUS' as project, 'SAT_FINTXN_PREMIUM' as satellite, 'OPUS_BA_TRV_DATA_POLICY_DTLS' as record_source, column_name,</w:t>
               <w:br/>
               <w:t xml:space="preserve">       count(*) as keys_compared,</w:t>
               <w:br/>
@@ -8038,7 +8065,7 @@
               <w:br/>
               <w:t xml:space="preserve">union all</w:t>
               <w:br/>
-              <w:t xml:space="preserve">select 'OPUS' as project, 'SAT_FINTXN_PREMIUM' as satellite, 'OPUS_BJAZ_TRV_LOADER_DATA_MV' as record_source, column_name,</w:t>
+              <w:t xml:space="preserve">select 'OPUS' as project, 'SAT_FINTXN_PREMIUM' as satellite, 'OPUS_BJAZ_TRV_LOADER_DATA' as record_source, column_name,</w:t>
               <w:br/>
               <w:t xml:space="preserve">       count(*) as keys_compared,</w:t>
               <w:br/>
@@ -8060,7 +8087,7 @@
               <w:br/>
               <w:t xml:space="preserve">union all</w:t>
               <w:br/>
-              <w:t xml:space="preserve">select 'OPUS' as project, 'SAT_FINTXN_PREMIUM' as satellite, 'OPUS_BJAZ_TRV_LOADER_LOG_TABLE_MV' as record_source, column_name,</w:t>
+              <w:t xml:space="preserve">select 'OPUS' as project, 'SAT_FINTXN_PREMIUM' as satellite, 'OPUS_BJAZ_TRV_LOADER_LOG_TABLE' as record_source, column_name,</w:t>
               <w:br/>
               <w:t xml:space="preserve">       count(*) as keys_compared,</w:t>
               <w:br/>
@@ -8141,6 +8168,9 @@
       <w:r>
         <w:t xml:space="preserve">10. OPUS — SAT_FINTXN_TAX</w:t>
       </w:r>
+      <w:r>
+        <w:t xml:space="preserve">  [M1]</w:t>
+      </w:r>
     </w:p>
     <w:tbl>
       <w:tblPr>
@@ -8331,7 +8361,7 @@
         <w:t xml:space="preserve">Note: </w:t>
       </w:r>
       <w:r>
-        <w:t xml:space="preserve">Same comparison as DM-A2 (latest satellite row vs the latest RAW record, model logic recomputed from RAW) but the sample is the most recently loaded keys, i.e. the keys that just changed -- where a stale current row would show. standard satellite, ma_sat_multi_source; PK FINANCIAL_TRANSACTION_HKEY, child key TAX_TYPE; 2 RECORD_SOURCE group(s): OPUS_BA_TRV_DATA_POLICY_DTLS_MV [2 col(s)], OPUS_BJAZ_TRV_LOADER_LOG_TABLE_MV [1 col(s)]. Multi-active: compared per (key, child key); latest = max LOAD_DATETIME per member. stg2_fintxn_tax_ba_trv_data_policy_dtls_mv_0: column(s) SERVICE_TAX_AMOUNT could not be traced to RAW on at least one arm -- excluded (first-cut: walk columns from resolved_mt__ views or joined-in stitch columns are not yet inlined into the sampled queries). stg2_fintxn_tax_bjaz_trv_loader_log_table_mv_2: column(s) CESS_AMOUNT could not be traced to RAW on at least one arm -- excluded (first-cut: walk columns from resolved_mt__ views or joined-in stitch columns are not yet inlined into the sampled queries).</w:t>
+        <w:t xml:space="preserve">Same comparison as DM-A2 (latest satellite row vs the latest RAW record, model logic recomputed from RAW) but the sample is the most recently loaded keys, i.e. the keys that just changed -- where a stale current row would show. standard satellite, ma_sat_multi_source; PK FINANCIAL_TRANSACTION_HKEY, child key TAX_TYPE; 2 RECORD_SOURCE group(s): OPUS_BA_TRV_DATA_POLICY_DTLS [2 col(s)], OPUS_BJAZ_TRV_LOADER_LOG_TABLE [1 col(s)]. Multi-active: compared per (key, child key); latest = max LOAD_DATETIME per member. stg2_fintxn_tax_ba_trv_data_policy_dtls_0: column(s) SERVICE_TAX_AMOUNT could not be traced to RAW on at least one arm -- excluded (first-cut: walk columns from resolved_mt__ views or joined-in stitch columns are not yet inlined into the sampled queries). stg2_fintxn_tax_bjaz_trv_loader_log_table_2: column(s) CESS_AMOUNT could not be traced to RAW on at least one arm -- excluded (first-cut: walk columns from resolved_mt__ views or joined-in stitch columns are not yet inlined into the sampled queries).</w:t>
       </w:r>
     </w:p>
     <w:p>
@@ -8366,7 +8396,7 @@
               <w:br/>
               <w:t xml:space="preserve">    select FINANCIAL_TRANSACTION_HKEY as hkey from BAGIC_PREPROD_CURATED_DB.BGIL_DATA_MODEL.SAT_FINTXN_TAX</w:t>
               <w:br/>
-              <w:t xml:space="preserve">     where RECORD_SOURCE = 'OPUS_BA_TRV_DATA_POLICY_DTLS_MV'</w:t>
+              <w:t xml:space="preserve">     where RECORD_SOURCE = 'OPUS_BA_TRV_DATA_POLICY_DTLS'</w:t>
               <w:br/>
               <w:t xml:space="preserve">     group by FINANCIAL_TRANSACTION_HKEY</w:t>
               <w:br/>
@@ -8388,7 +8418,7 @@
               <w:br/>
               <w:t xml:space="preserve">      from BAGIC_PREPROD_CURATED_DB.BGIL_DATA_MODEL.SAT_FINTXN_TAX</w:t>
               <w:br/>
-              <w:t xml:space="preserve">     where RECORD_SOURCE = 'OPUS_BA_TRV_DATA_POLICY_DTLS_MV'</w:t>
+              <w:t xml:space="preserve">     where RECORD_SOURCE = 'OPUS_BA_TRV_DATA_POLICY_DTLS'</w:t>
               <w:br/>
               <w:t xml:space="preserve">       and FINANCIAL_TRANSACTION_HKEY in (select hkey from s1)</w:t>
               <w:br/>
@@ -8402,7 +8432,7 @@
               <w:br/>
               <w:t xml:space="preserve">      from (</w:t>
               <w:br/>
-              <w:t xml:space="preserve">        -- via stg_travel__ba_trv_data_policy_dtls_mv</w:t>
+              <w:t xml:space="preserve">        -- via stg_travel__ba_trv_data_policy_dtls</w:t>
               <w:br/>
               <w:t xml:space="preserve">        select MD5_BINARY(NULLIF(UPPER(TRIM(CAST('HUB_FINANCIAL_TRANSACTION|' || ((nullif(trim(to_varchar("TRANSACTION_ID")), ''))) AS VARCHAR))), '')) as hkey,</w:t>
               <w:br/>
@@ -8414,11 +8444,11 @@
               <w:br/>
               <w:t xml:space="preserve">               cast(null as varchar) as SERVICE_TAX_AMOUNT</w:t>
               <w:br/>
-              <w:t xml:space="preserve">          from BAGIC_PROD_MIRROR_DB.OPUS_GG_DWHSTAGE.BA_TRV_DATA_POLICY_DTLS_MV</w:t>
+              <w:t xml:space="preserve">          from BAGIC_PREPROD_CURATED_DB.UTILS.BA_TRV_DATA_POLICY_DTLS</w:t>
               <w:br/>
               <w:t xml:space="preserve">        union all</w:t>
               <w:br/>
-              <w:t xml:space="preserve">        -- via stg_travel__ba_trv_data_policy_dtls_mv</w:t>
+              <w:t xml:space="preserve">        -- via stg_travel__ba_trv_data_policy_dtls</w:t>
               <w:br/>
               <w:t xml:space="preserve">        select MD5_BINARY(NULLIF(UPPER(TRIM(CAST('HUB_FINANCIAL_TRANSACTION|' || ((nullif(trim(to_varchar("TRANSACTION_ID")), ''))) AS VARCHAR))), '')) as hkey,</w:t>
               <w:br/>
@@ -8430,7 +8460,7 @@
               <w:br/>
               <w:t xml:space="preserve">               to_varchar(("SERVICE_TAX_AMT"::number)) as SERVICE_TAX_AMOUNT</w:t>
               <w:br/>
-              <w:t xml:space="preserve">          from BAGIC_PROD_MIRROR_DB.OPUS_GG_DWHSTAGE.BA_TRV_DATA_POLICY_DTLS_MV</w:t>
+              <w:t xml:space="preserve">          from BAGIC_PREPROD_CURATED_DB.UTILS.BA_TRV_DATA_POLICY_DTLS</w:t>
               <w:br/>
               <w:t xml:space="preserve">      )</w:t>
               <w:br/>
@@ -8466,7 +8496,7 @@
               <w:br/>
               <w:t xml:space="preserve">    select FINANCIAL_TRANSACTION_HKEY as hkey from BAGIC_PREPROD_CURATED_DB.BGIL_DATA_MODEL.SAT_FINTXN_TAX</w:t>
               <w:br/>
-              <w:t xml:space="preserve">     where RECORD_SOURCE = 'OPUS_BJAZ_TRV_LOADER_LOG_TABLE_MV'</w:t>
+              <w:t xml:space="preserve">     where RECORD_SOURCE = 'OPUS_BJAZ_TRV_LOADER_LOG_TABLE'</w:t>
               <w:br/>
               <w:t xml:space="preserve">     group by FINANCIAL_TRANSACTION_HKEY</w:t>
               <w:br/>
@@ -8486,7 +8516,7 @@
               <w:br/>
               <w:t xml:space="preserve">      from BAGIC_PREPROD_CURATED_DB.BGIL_DATA_MODEL.SAT_FINTXN_TAX</w:t>
               <w:br/>
-              <w:t xml:space="preserve">     where RECORD_SOURCE = 'OPUS_BJAZ_TRV_LOADER_LOG_TABLE_MV'</w:t>
+              <w:t xml:space="preserve">     where RECORD_SOURCE = 'OPUS_BJAZ_TRV_LOADER_LOG_TABLE'</w:t>
               <w:br/>
               <w:t xml:space="preserve">       and FINANCIAL_TRANSACTION_HKEY in (select hkey from s2)</w:t>
               <w:br/>
@@ -8500,7 +8530,7 @@
               <w:br/>
               <w:t xml:space="preserve">      from (</w:t>
               <w:br/>
-              <w:t xml:space="preserve">        -- via stg_travel__bjaz_trv_loader_log_table_mv</w:t>
+              <w:t xml:space="preserve">        -- via stg_travel__bjaz_trv_loader_log_table</w:t>
               <w:br/>
               <w:t xml:space="preserve">        select MD5_BINARY(NULLIF(UPPER(TRIM(CAST('HUB_FINANCIAL_TRANSACTION|' || ((nullif(trim(to_varchar("POLICYNUMBER")), ''))) AS VARCHAR))), '')) as hkey,</w:t>
               <w:br/>
@@ -8510,7 +8540,7 @@
               <w:br/>
               <w:t xml:space="preserve">               to_varchar((nullif(trim(to_varchar("SERVICETAX")), ''))) as SERVICE_TAX_AMOUNT</w:t>
               <w:br/>
-              <w:t xml:space="preserve">          from BAGIC_PROD_MIRROR_DB.OPUS_GG_DWHSTAGE.BJAZ_TRV_LOADER_LOG_TABLE_MV</w:t>
+              <w:t xml:space="preserve">          from BAGIC_PREPROD_CURATED_DB.UTILS.BJAZ_TRV_LOADER_LOG_TABLE</w:t>
               <w:br/>
               <w:t xml:space="preserve">      )</w:t>
               <w:br/>
@@ -8532,7 +8562,7 @@
               <w:br/>
               <w:t xml:space="preserve">)</w:t>
               <w:br/>
-              <w:t xml:space="preserve">select 'OPUS' as project, 'SAT_FINTXN_TAX' as satellite, 'OPUS_BA_TRV_DATA_POLICY_DTLS_MV' as record_source, column_name,</w:t>
+              <w:t xml:space="preserve">select 'OPUS' as project, 'SAT_FINTXN_TAX' as satellite, 'OPUS_BA_TRV_DATA_POLICY_DTLS' as record_source, column_name,</w:t>
               <w:br/>
               <w:t xml:space="preserve">       count(*) as keys_compared,</w:t>
               <w:br/>
@@ -8554,7 +8584,7 @@
               <w:br/>
               <w:t xml:space="preserve">union all</w:t>
               <w:br/>
-              <w:t xml:space="preserve">select 'OPUS' as project, 'SAT_FINTXN_TAX' as satellite, 'OPUS_BJAZ_TRV_LOADER_LOG_TABLE_MV' as record_source, column_name,</w:t>
+              <w:t xml:space="preserve">select 'OPUS' as project, 'SAT_FINTXN_TAX' as satellite, 'OPUS_BJAZ_TRV_LOADER_LOG_TABLE' as record_source, column_name,</w:t>
               <w:br/>
               <w:t xml:space="preserve">       count(*) as keys_compared,</w:t>
               <w:br/>
@@ -8635,6 +8665,9 @@
       <w:r>
         <w:t xml:space="preserve">11. OPUS — SAT_FIN_CHARGE_RATE</w:t>
       </w:r>
+      <w:r>
+        <w:t xml:space="preserve">  [M1]</w:t>
+      </w:r>
     </w:p>
     <w:tbl>
       <w:tblPr>
@@ -8825,7 +8858,7 @@
         <w:t xml:space="preserve">Note: </w:t>
       </w:r>
       <w:r>
-        <w:t xml:space="preserve">Same comparison as DM-A2 (latest satellite row vs the latest RAW record, model logic recomputed from RAW) but the sample is the most recently loaded keys, i.e. the keys that just changed -- where a stale current row would show. standard satellite, ma_sat_multi_source; PK FINANCIAL_TRANSACTION_HKEY, child key CHARGE_TYPE_CK; 2 RECORD_SOURCE group(s): OPUS_BA_TRV_DATA_POLICY_DTLS_MV [2 col(s)], OPUS_BJAZ_TRV_LOADER_LOG_TABLE_MV [1 col(s)]. Multi-active: compared per (key, child key); latest = max LOAD_DATETIME per member. stg2_fin_charge_rate_ba_trv_data_policy_dtls_mv: column(s) ADDITIONAL_LOADING_RATE could not be traced to RAW on at least one arm -- excluded (first-cut: walk columns from resolved_mt__ views or joined-in stitch columns are not yet inlined into the sampled queries). stg2_fin_charge_rate_bjaz_trv_loader_log_table_mv: column(s) ADDITIONAL_LOADING_RATE could not be traced to RAW on at least one arm -- excluded (first-cut: walk columns from resolved_mt__ views or joined-in stitch columns are not yet inlined into the sampled queries).</w:t>
+        <w:t xml:space="preserve">Same comparison as DM-A2 (latest satellite row vs the latest RAW record, model logic recomputed from RAW) but the sample is the most recently loaded keys, i.e. the keys that just changed -- where a stale current row would show. standard satellite, ma_sat_multi_source; PK FINANCIAL_TRANSACTION_HKEY, child key CHARGE_TYPE_CK; 2 RECORD_SOURCE group(s): OPUS_BA_TRV_DATA_POLICY_DTLS [2 col(s)], OPUS_BJAZ_TRV_LOADER_LOG_TABLE [1 col(s)]. Multi-active: compared per (key, child key); latest = max LOAD_DATETIME per member. stg2_fin_charge_rate_ba_trv_data_policy_dtls: column(s) ADDITIONAL_LOADING_RATE could not be traced to RAW on at least one arm -- excluded (first-cut: walk columns from resolved_mt__ views or joined-in stitch columns are not yet inlined into the sampled queries). stg2_fin_charge_rate_bjaz_trv_loader_log_table: column(s) ADDITIONAL_LOADING_RATE could not be traced to RAW on at least one arm -- excluded (first-cut: walk columns from resolved_mt__ views or joined-in stitch columns are not yet inlined into the sampled queries).</w:t>
       </w:r>
     </w:p>
     <w:p>
@@ -8860,7 +8893,7 @@
               <w:br/>
               <w:t xml:space="preserve">    select FINANCIAL_TRANSACTION_HKEY as hkey from BAGIC_PREPROD_CURATED_DB.BGIL_DATA_MODEL.SAT_FIN_CHARGE_RATE</w:t>
               <w:br/>
-              <w:t xml:space="preserve">     where RECORD_SOURCE = 'OPUS_BA_TRV_DATA_POLICY_DTLS_MV'</w:t>
+              <w:t xml:space="preserve">     where RECORD_SOURCE = 'OPUS_BA_TRV_DATA_POLICY_DTLS'</w:t>
               <w:br/>
               <w:t xml:space="preserve">     group by FINANCIAL_TRANSACTION_HKEY</w:t>
               <w:br/>
@@ -8882,7 +8915,7 @@
               <w:br/>
               <w:t xml:space="preserve">      from BAGIC_PREPROD_CURATED_DB.BGIL_DATA_MODEL.SAT_FIN_CHARGE_RATE</w:t>
               <w:br/>
-              <w:t xml:space="preserve">     where RECORD_SOURCE = 'OPUS_BA_TRV_DATA_POLICY_DTLS_MV'</w:t>
+              <w:t xml:space="preserve">     where RECORD_SOURCE = 'OPUS_BA_TRV_DATA_POLICY_DTLS'</w:t>
               <w:br/>
               <w:t xml:space="preserve">       and FINANCIAL_TRANSACTION_HKEY in (select hkey from s1)</w:t>
               <w:br/>
@@ -8896,7 +8929,7 @@
               <w:br/>
               <w:t xml:space="preserve">      from (</w:t>
               <w:br/>
-              <w:t xml:space="preserve">        -- via stg_travel__ba_trv_data_policy_dtls_mv</w:t>
+              <w:t xml:space="preserve">        -- via stg_travel__ba_trv_data_policy_dtls</w:t>
               <w:br/>
               <w:t xml:space="preserve">        select MD5_BINARY(NULLIF(UPPER(TRIM(CAST('HUB_FINANCIAL_TRANSACTION|' || ((nullif(trim(to_varchar("TRANSACTION_ID")), ''))) AS VARCHAR))), '')) as hkey,</w:t>
               <w:br/>
@@ -8908,11 +8941,11 @@
               <w:br/>
               <w:t xml:space="preserve">               cast(null as varchar) as ADDITIONAL_LOADING_RATE</w:t>
               <w:br/>
-              <w:t xml:space="preserve">          from BAGIC_PROD_MIRROR_DB.OPUS_GG_DWHSTAGE.BA_TRV_DATA_POLICY_DTLS_MV</w:t>
+              <w:t xml:space="preserve">          from BAGIC_PREPROD_CURATED_DB.UTILS.BA_TRV_DATA_POLICY_DTLS</w:t>
               <w:br/>
               <w:t xml:space="preserve">        union all</w:t>
               <w:br/>
-              <w:t xml:space="preserve">        -- via stg_travel__ba_trv_data_policy_dtls_mv</w:t>
+              <w:t xml:space="preserve">        -- via stg_travel__ba_trv_data_policy_dtls</w:t>
               <w:br/>
               <w:t xml:space="preserve">        select MD5_BINARY(NULLIF(UPPER(TRIM(CAST('HUB_FINANCIAL_TRANSACTION|' || ((nullif(trim(to_varchar("TRANSACTION_ID")), ''))) AS VARCHAR))), '')) as hkey,</w:t>
               <w:br/>
@@ -8924,7 +8957,7 @@
               <w:br/>
               <w:t xml:space="preserve">               to_varchar(("LOADING_PER"::number)) as ADDITIONAL_LOADING_RATE</w:t>
               <w:br/>
-              <w:t xml:space="preserve">          from BAGIC_PROD_MIRROR_DB.OPUS_GG_DWHSTAGE.BA_TRV_DATA_POLICY_DTLS_MV</w:t>
+              <w:t xml:space="preserve">          from BAGIC_PREPROD_CURATED_DB.UTILS.BA_TRV_DATA_POLICY_DTLS</w:t>
               <w:br/>
               <w:t xml:space="preserve">      )</w:t>
               <w:br/>
@@ -8960,7 +8993,7 @@
               <w:br/>
               <w:t xml:space="preserve">    select FINANCIAL_TRANSACTION_HKEY as hkey from BAGIC_PREPROD_CURATED_DB.BGIL_DATA_MODEL.SAT_FIN_CHARGE_RATE</w:t>
               <w:br/>
-              <w:t xml:space="preserve">     where RECORD_SOURCE = 'OPUS_BJAZ_TRV_LOADER_LOG_TABLE_MV'</w:t>
+              <w:t xml:space="preserve">     where RECORD_SOURCE = 'OPUS_BJAZ_TRV_LOADER_LOG_TABLE'</w:t>
               <w:br/>
               <w:t xml:space="preserve">     group by FINANCIAL_TRANSACTION_HKEY</w:t>
               <w:br/>
@@ -8980,7 +9013,7 @@
               <w:br/>
               <w:t xml:space="preserve">      from BAGIC_PREPROD_CURATED_DB.BGIL_DATA_MODEL.SAT_FIN_CHARGE_RATE</w:t>
               <w:br/>
-              <w:t xml:space="preserve">     where RECORD_SOURCE = 'OPUS_BJAZ_TRV_LOADER_LOG_TABLE_MV'</w:t>
+              <w:t xml:space="preserve">     where RECORD_SOURCE = 'OPUS_BJAZ_TRV_LOADER_LOG_TABLE'</w:t>
               <w:br/>
               <w:t xml:space="preserve">       and FINANCIAL_TRANSACTION_HKEY in (select hkey from s2)</w:t>
               <w:br/>
@@ -8994,7 +9027,7 @@
               <w:br/>
               <w:t xml:space="preserve">      from (</w:t>
               <w:br/>
-              <w:t xml:space="preserve">        -- via stg_travel__bjaz_trv_loader_log_table_mv</w:t>
+              <w:t xml:space="preserve">        -- via stg_travel__bjaz_trv_loader_log_table</w:t>
               <w:br/>
               <w:t xml:space="preserve">        select MD5_BINARY(NULLIF(UPPER(TRIM(CAST('HUB_FINANCIAL_TRANSACTION|' || ((nullif(trim(to_varchar("POLICYNUMBER")), ''))) AS VARCHAR))), '')) as hkey,</w:t>
               <w:br/>
@@ -9004,7 +9037,7 @@
               <w:br/>
               <w:t xml:space="preserve">               to_varchar((nullif(trim(to_varchar("SERVICECHARGE")), ''))) as CHARGE_AMOUNT</w:t>
               <w:br/>
-              <w:t xml:space="preserve">          from BAGIC_PROD_MIRROR_DB.OPUS_GG_DWHSTAGE.BJAZ_TRV_LOADER_LOG_TABLE_MV</w:t>
+              <w:t xml:space="preserve">          from BAGIC_PREPROD_CURATED_DB.UTILS.BJAZ_TRV_LOADER_LOG_TABLE</w:t>
               <w:br/>
               <w:t xml:space="preserve">      )</w:t>
               <w:br/>
@@ -9026,7 +9059,7 @@
               <w:br/>
               <w:t xml:space="preserve">)</w:t>
               <w:br/>
-              <w:t xml:space="preserve">select 'OPUS' as project, 'SAT_FIN_CHARGE_RATE' as satellite, 'OPUS_BA_TRV_DATA_POLICY_DTLS_MV' as record_source, column_name,</w:t>
+              <w:t xml:space="preserve">select 'OPUS' as project, 'SAT_FIN_CHARGE_RATE' as satellite, 'OPUS_BA_TRV_DATA_POLICY_DTLS' as record_source, column_name,</w:t>
               <w:br/>
               <w:t xml:space="preserve">       count(*) as keys_compared,</w:t>
               <w:br/>
@@ -9048,7 +9081,7 @@
               <w:br/>
               <w:t xml:space="preserve">union all</w:t>
               <w:br/>
-              <w:t xml:space="preserve">select 'OPUS' as project, 'SAT_FIN_CHARGE_RATE' as satellite, 'OPUS_BJAZ_TRV_LOADER_LOG_TABLE_MV' as record_source, column_name,</w:t>
+              <w:t xml:space="preserve">select 'OPUS' as project, 'SAT_FIN_CHARGE_RATE' as satellite, 'OPUS_BJAZ_TRV_LOADER_LOG_TABLE' as record_source, column_name,</w:t>
               <w:br/>
               <w:t xml:space="preserve">       count(*) as keys_compared,</w:t>
               <w:br/>
@@ -9129,6 +9162,9 @@
       <w:r>
         <w:t xml:space="preserve">12. OPUS — SAT_FIN_RECEIPT</w:t>
       </w:r>
+      <w:r>
+        <w:t xml:space="preserve">  [M1]</w:t>
+      </w:r>
     </w:p>
     <w:tbl>
       <w:tblPr>
@@ -9319,7 +9355,7 @@
         <w:t xml:space="preserve">Note: </w:t>
       </w:r>
       <w:r>
-        <w:t xml:space="preserve">Same comparison as DM-A2 (latest satellite row vs the latest RAW record, model logic recomputed from RAW) but the sample is the most recently loaded keys, i.e. the keys that just changed -- where a stale current row would show. standard satellite, sat_multi_source; PK FINANCIAL_TRANSACTION_HKEY; 2 RECORD_SOURCE group(s): OPUS_BA_TRV_DATA_POLICY_DTLS_MV [2 col(s)], OPUS_BJAZ_TRV_LOADER_DATA_MV [3 col(s)]. stg2_fin_receipt_ba_trv_data_policy_dtls_mv: column(s) AMOUNT_RECEIVED, INSTRUMENT_DATE could not be traced to RAW on at least one arm -- excluded (first-cut: walk columns from resolved_mt__ views or joined-in stitch columns are not yet inlined into the sampled queries). stg2_fin_receipt_bjaz_trv_loader_data_mv: column(s) PAYMENT_GATEWAY_REFERENCE could not be traced to RAW on at least one arm -- excluded (first-cut: walk columns from resolved_mt__ views or joined-in stitch columns are not yet inlined into the sampled queries).</w:t>
+        <w:t xml:space="preserve">Same comparison as DM-A2 (latest satellite row vs the latest RAW record, model logic recomputed from RAW) but the sample is the most recently loaded keys, i.e. the keys that just changed -- where a stale current row would show. standard satellite, sat_multi_source; PK FINANCIAL_TRANSACTION_HKEY; 2 RECORD_SOURCE group(s): OPUS_BA_TRV_DATA_POLICY_DTLS [2 col(s)], OPUS_BJAZ_TRV_LOADER_DATA [3 col(s)]. stg2_fin_receipt_ba_trv_data_policy_dtls: column(s) AMOUNT_RECEIVED, INSTRUMENT_DATE could not be traced to RAW on at least one arm -- excluded (first-cut: walk columns from resolved_mt__ views or joined-in stitch columns are not yet inlined into the sampled queries). stg2_fin_receipt_bjaz_trv_loader_data: column(s) PAYMENT_GATEWAY_REFERENCE could not be traced to RAW on at least one arm -- excluded (first-cut: walk columns from resolved_mt__ views or joined-in stitch columns are not yet inlined into the sampled queries).</w:t>
       </w:r>
     </w:p>
     <w:p>
@@ -9354,7 +9390,7 @@
               <w:br/>
               <w:t xml:space="preserve">    select FINANCIAL_TRANSACTION_HKEY as hkey from BAGIC_PREPROD_CURATED_DB.BGIL_DATA_MODEL.SAT_FIN_RECEIPT</w:t>
               <w:br/>
-              <w:t xml:space="preserve">     where RECORD_SOURCE = 'OPUS_BA_TRV_DATA_POLICY_DTLS_MV'</w:t>
+              <w:t xml:space="preserve">     where RECORD_SOURCE = 'OPUS_BA_TRV_DATA_POLICY_DTLS'</w:t>
               <w:br/>
               <w:t xml:space="preserve">     group by FINANCIAL_TRANSACTION_HKEY</w:t>
               <w:br/>
@@ -9374,7 +9410,7 @@
               <w:br/>
               <w:t xml:space="preserve">      from BAGIC_PREPROD_CURATED_DB.BGIL_DATA_MODEL.SAT_FIN_RECEIPT</w:t>
               <w:br/>
-              <w:t xml:space="preserve">     where RECORD_SOURCE = 'OPUS_BA_TRV_DATA_POLICY_DTLS_MV'</w:t>
+              <w:t xml:space="preserve">     where RECORD_SOURCE = 'OPUS_BA_TRV_DATA_POLICY_DTLS'</w:t>
               <w:br/>
               <w:t xml:space="preserve">       and FINANCIAL_TRANSACTION_HKEY in (select hkey from s1)</w:t>
               <w:br/>
@@ -9388,7 +9424,7 @@
               <w:br/>
               <w:t xml:space="preserve">      from (</w:t>
               <w:br/>
-              <w:t xml:space="preserve">        -- via stg_travel__ba_trv_data_policy_dtls_mv</w:t>
+              <w:t xml:space="preserve">        -- via stg_travel__ba_trv_data_policy_dtls</w:t>
               <w:br/>
               <w:t xml:space="preserve">        select MD5_BINARY(NULLIF(UPPER(TRIM(CAST('HUB_FINANCIAL_TRANSACTION|' || ((nullif(trim(to_varchar("TRANSACTION_ID")), ''))) AS VARCHAR))), '')) as hkey,</w:t>
               <w:br/>
@@ -9398,7 +9434,7 @@
               <w:br/>
               <w:t xml:space="preserve">               to_varchar((nullif(trim(to_varchar("RECEIPT_NOS_LIST")), ''))) as RECEIPT_NUMBER</w:t>
               <w:br/>
-              <w:t xml:space="preserve">          from BAGIC_PROD_MIRROR_DB.OPUS_GG_DWHSTAGE.BA_TRV_DATA_POLICY_DTLS_MV</w:t>
+              <w:t xml:space="preserve">          from BAGIC_PREPROD_CURATED_DB.UTILS.BA_TRV_DATA_POLICY_DTLS</w:t>
               <w:br/>
               <w:t xml:space="preserve">      )</w:t>
               <w:br/>
@@ -9434,7 +9470,7 @@
               <w:br/>
               <w:t xml:space="preserve">    select FINANCIAL_TRANSACTION_HKEY as hkey from BAGIC_PREPROD_CURATED_DB.BGIL_DATA_MODEL.SAT_FIN_RECEIPT</w:t>
               <w:br/>
-              <w:t xml:space="preserve">     where RECORD_SOURCE = 'OPUS_BJAZ_TRV_LOADER_DATA_MV'</w:t>
+              <w:t xml:space="preserve">     where RECORD_SOURCE = 'OPUS_BJAZ_TRV_LOADER_DATA'</w:t>
               <w:br/>
               <w:t xml:space="preserve">     group by FINANCIAL_TRANSACTION_HKEY</w:t>
               <w:br/>
@@ -9456,7 +9492,7 @@
               <w:br/>
               <w:t xml:space="preserve">      from BAGIC_PREPROD_CURATED_DB.BGIL_DATA_MODEL.SAT_FIN_RECEIPT</w:t>
               <w:br/>
-              <w:t xml:space="preserve">     where RECORD_SOURCE = 'OPUS_BJAZ_TRV_LOADER_DATA_MV'</w:t>
+              <w:t xml:space="preserve">     where RECORD_SOURCE = 'OPUS_BJAZ_TRV_LOADER_DATA'</w:t>
               <w:br/>
               <w:t xml:space="preserve">       and FINANCIAL_TRANSACTION_HKEY in (select hkey from s2)</w:t>
               <w:br/>
@@ -9470,7 +9506,7 @@
               <w:br/>
               <w:t xml:space="preserve">      from (</w:t>
               <w:br/>
-              <w:t xml:space="preserve">        -- via stg_travel__bjaz_trv_loader_data_mv</w:t>
+              <w:t xml:space="preserve">        -- via stg_travel__bjaz_trv_loader_data</w:t>
               <w:br/>
               <w:t xml:space="preserve">        select MD5_BINARY(NULLIF(UPPER(TRIM(CAST('HUB_FINANCIAL_TRANSACTION|' || ((nullif(trim(to_varchar("TRANSACTIONID")), ''))) AS VARCHAR))), '')) as hkey,</w:t>
               <w:br/>
@@ -9482,7 +9518,7 @@
               <w:br/>
               <w:t xml:space="preserve">               to_varchar((nullif(trim(to_varchar("RECEIPTNO")), ''))) as RECEIPT_NUMBER</w:t>
               <w:br/>
-              <w:t xml:space="preserve">          from BAGIC_PROD_MIRROR_DB.OPUS_GG_DWHSTAGE.BJAZ_TRV_LOADER_DATA_MV</w:t>
+              <w:t xml:space="preserve">          from BAGIC_PREPROD_CURATED_DB.UTILS.BJAZ_TRV_LOADER_DATA</w:t>
               <w:br/>
               <w:t xml:space="preserve">      )</w:t>
               <w:br/>
@@ -9524,7 +9560,7 @@
               <w:br/>
               <w:t xml:space="preserve">)</w:t>
               <w:br/>
-              <w:t xml:space="preserve">select 'OPUS' as project, 'SAT_FIN_RECEIPT' as satellite, 'OPUS_BA_TRV_DATA_POLICY_DTLS_MV' as record_source, column_name,</w:t>
+              <w:t xml:space="preserve">select 'OPUS' as project, 'SAT_FIN_RECEIPT' as satellite, 'OPUS_BA_TRV_DATA_POLICY_DTLS' as record_source, column_name,</w:t>
               <w:br/>
               <w:t xml:space="preserve">       count(*) as keys_compared,</w:t>
               <w:br/>
@@ -9546,7 +9582,7 @@
               <w:br/>
               <w:t xml:space="preserve">union all</w:t>
               <w:br/>
-              <w:t xml:space="preserve">select 'OPUS' as project, 'SAT_FIN_RECEIPT' as satellite, 'OPUS_BJAZ_TRV_LOADER_DATA_MV' as record_source, column_name,</w:t>
+              <w:t xml:space="preserve">select 'OPUS' as project, 'SAT_FIN_RECEIPT' as satellite, 'OPUS_BJAZ_TRV_LOADER_DATA' as record_source, column_name,</w:t>
               <w:br/>
               <w:t xml:space="preserve">       count(*) as keys_compared,</w:t>
               <w:br/>
@@ -9627,6 +9663,9 @@
       <w:r>
         <w:t xml:space="preserve">13. OPUS — SAT_LNK_ROLE_NOMINEE_BENEFICIARY</w:t>
       </w:r>
+      <w:r>
+        <w:t xml:space="preserve">  [M1]</w:t>
+      </w:r>
     </w:p>
     <w:tbl>
       <w:tblPr>
@@ -9817,7 +9856,7 @@
         <w:t xml:space="preserve">Note: </w:t>
       </w:r>
       <w:r>
-        <w:t xml:space="preserve">Same comparison as DM-A2 (latest satellite row vs the latest RAW record, model logic recomputed from RAW) but the sample is the most recently loaded keys, i.e. the keys that just changed -- where a stale current row would show. standard satellite, sat_multi_source; PK PARTY_HKEY; 2 RECORD_SOURCE group(s): OPUS_BJAZ_TRV_LOADER_DATA_MV [1 col(s)], OPUS_BJAZ_TRV_LOADER_LOG_TABLE_MV [1 col(s)].</w:t>
+        <w:t xml:space="preserve">Same comparison as DM-A2 (latest satellite row vs the latest RAW record, model logic recomputed from RAW) but the sample is the most recently loaded keys, i.e. the keys that just changed -- where a stale current row would show. standard satellite, sat_multi_source; PK PARTY_HKEY; 2 RECORD_SOURCE group(s): OPUS_BJAZ_TRV_LOADER_DATA [1 col(s)], OPUS_BJAZ_TRV_LOADER_LOG_TABLE [1 col(s)].</w:t>
       </w:r>
     </w:p>
     <w:p>
@@ -9852,7 +9891,7 @@
               <w:br/>
               <w:t xml:space="preserve">    select PARTY_HKEY as hkey from BAGIC_PREPROD_CURATED_DB.BGIL_DATA_MODEL.SAT_LNK_ROLE_NOMINEE_BENEFICIARY</w:t>
               <w:br/>
-              <w:t xml:space="preserve">     where RECORD_SOURCE = 'OPUS_BJAZ_TRV_LOADER_DATA_MV'</w:t>
+              <w:t xml:space="preserve">     where RECORD_SOURCE = 'OPUS_BJAZ_TRV_LOADER_DATA'</w:t>
               <w:br/>
               <w:t xml:space="preserve">     group by PARTY_HKEY</w:t>
               <w:br/>
@@ -9870,7 +9909,7 @@
               <w:br/>
               <w:t xml:space="preserve">      from BAGIC_PREPROD_CURATED_DB.BGIL_DATA_MODEL.SAT_LNK_ROLE_NOMINEE_BENEFICIARY</w:t>
               <w:br/>
-              <w:t xml:space="preserve">     where RECORD_SOURCE = 'OPUS_BJAZ_TRV_LOADER_DATA_MV'</w:t>
+              <w:t xml:space="preserve">     where RECORD_SOURCE = 'OPUS_BJAZ_TRV_LOADER_DATA'</w:t>
               <w:br/>
               <w:t xml:space="preserve">       and PARTY_HKEY in (select hkey from s1)</w:t>
               <w:br/>
@@ -9884,7 +9923,7 @@
               <w:br/>
               <w:t xml:space="preserve">      from (</w:t>
               <w:br/>
-              <w:t xml:space="preserve">        -- via stg_travel__bjaz_trv_loader_data_mv</w:t>
+              <w:t xml:space="preserve">        -- via stg_travel__bjaz_trv_loader_data</w:t>
               <w:br/>
               <w:t xml:space="preserve">        select MD5_BINARY(NULLIF(UPPER(TRIM(CAST('HUB_PARTY|' || ((nullif(trim(to_varchar("PREMIUMPAYERID")), ''))) AS VARCHAR))), '')) as hkey,</w:t>
               <w:br/>
@@ -9892,7 +9931,7 @@
               <w:br/>
               <w:t xml:space="preserve">               to_varchar((nullif(trim(to_varchar("NOMINEERELATIONSHIP")), ''))) as RELATIONSHIP_TO_INSURED</w:t>
               <w:br/>
-              <w:t xml:space="preserve">          from BAGIC_PROD_MIRROR_DB.OPUS_GG_DWHSTAGE.BJAZ_TRV_LOADER_DATA_MV</w:t>
+              <w:t xml:space="preserve">          from BAGIC_PREPROD_CURATED_DB.UTILS.BJAZ_TRV_LOADER_DATA</w:t>
               <w:br/>
               <w:t xml:space="preserve">      )</w:t>
               <w:br/>
@@ -9918,7 +9957,7 @@
               <w:br/>
               <w:t xml:space="preserve">    select PARTY_HKEY as hkey from BAGIC_PREPROD_CURATED_DB.BGIL_DATA_MODEL.SAT_LNK_ROLE_NOMINEE_BENEFICIARY</w:t>
               <w:br/>
-              <w:t xml:space="preserve">     where RECORD_SOURCE = 'OPUS_BJAZ_TRV_LOADER_LOG_TABLE_MV'</w:t>
+              <w:t xml:space="preserve">     where RECORD_SOURCE = 'OPUS_BJAZ_TRV_LOADER_LOG_TABLE'</w:t>
               <w:br/>
               <w:t xml:space="preserve">     group by PARTY_HKEY</w:t>
               <w:br/>
@@ -9936,7 +9975,7 @@
               <w:br/>
               <w:t xml:space="preserve">      from BAGIC_PREPROD_CURATED_DB.BGIL_DATA_MODEL.SAT_LNK_ROLE_NOMINEE_BENEFICIARY</w:t>
               <w:br/>
-              <w:t xml:space="preserve">     where RECORD_SOURCE = 'OPUS_BJAZ_TRV_LOADER_LOG_TABLE_MV'</w:t>
+              <w:t xml:space="preserve">     where RECORD_SOURCE = 'OPUS_BJAZ_TRV_LOADER_LOG_TABLE'</w:t>
               <w:br/>
               <w:t xml:space="preserve">       and PARTY_HKEY in (select hkey from s2)</w:t>
               <w:br/>
@@ -9950,7 +9989,7 @@
               <w:br/>
               <w:t xml:space="preserve">      from (</w:t>
               <w:br/>
-              <w:t xml:space="preserve">        -- via stg_travel__bjaz_trv_loader_log_table_mv</w:t>
+              <w:t xml:space="preserve">        -- via stg_travel__bjaz_trv_loader_log_table</w:t>
               <w:br/>
               <w:t xml:space="preserve">        select MD5_BINARY(NULLIF(UPPER(TRIM(CAST('HUB_PARTY|' || ((nullif(trim(to_varchar("PREMIUMPAYERID")), ''))) AS VARCHAR))), '')) as hkey,</w:t>
               <w:br/>
@@ -9958,7 +9997,7 @@
               <w:br/>
               <w:t xml:space="preserve">               to_varchar((nullif(trim(to_varchar("RELATION")), ''))) as RELATIONSHIP_TO_INSURED</w:t>
               <w:br/>
-              <w:t xml:space="preserve">          from BAGIC_PROD_MIRROR_DB.OPUS_GG_DWHSTAGE.BJAZ_TRV_LOADER_LOG_TABLE_MV</w:t>
+              <w:t xml:space="preserve">          from BAGIC_PREPROD_CURATED_DB.UTILS.BJAZ_TRV_LOADER_LOG_TABLE</w:t>
               <w:br/>
               <w:t xml:space="preserve">      )</w:t>
               <w:br/>
@@ -9980,7 +10019,7 @@
               <w:br/>
               <w:t xml:space="preserve">)</w:t>
               <w:br/>
-              <w:t xml:space="preserve">select 'OPUS' as project, 'SAT_LNK_ROLE_NOMINEE_BENEFICIARY' as satellite, 'OPUS_BJAZ_TRV_LOADER_DATA_MV' as record_source, column_name,</w:t>
+              <w:t xml:space="preserve">select 'OPUS' as project, 'SAT_LNK_ROLE_NOMINEE_BENEFICIARY' as satellite, 'OPUS_BJAZ_TRV_LOADER_DATA' as record_source, column_name,</w:t>
               <w:br/>
               <w:t xml:space="preserve">       count(*) as keys_compared,</w:t>
               <w:br/>
@@ -10002,7 +10041,7 @@
               <w:br/>
               <w:t xml:space="preserve">union all</w:t>
               <w:br/>
-              <w:t xml:space="preserve">select 'OPUS' as project, 'SAT_LNK_ROLE_NOMINEE_BENEFICIARY' as satellite, 'OPUS_BJAZ_TRV_LOADER_LOG_TABLE_MV' as record_source, column_name,</w:t>
+              <w:t xml:space="preserve">select 'OPUS' as project, 'SAT_LNK_ROLE_NOMINEE_BENEFICIARY' as satellite, 'OPUS_BJAZ_TRV_LOADER_LOG_TABLE' as record_source, column_name,</w:t>
               <w:br/>
               <w:t xml:space="preserve">       count(*) as keys_compared,</w:t>
               <w:br/>
@@ -10083,6 +10122,9 @@
       <w:r>
         <w:t xml:space="preserve">14. OPUS — SAT_ORG_UNIT_DEFINITION</w:t>
       </w:r>
+      <w:r>
+        <w:t xml:space="preserve">  [M1]</w:t>
+      </w:r>
     </w:p>
     <w:tbl>
       <w:tblPr>
@@ -10273,7 +10315,7 @@
         <w:t xml:space="preserve">Note: </w:t>
       </w:r>
       <w:r>
-        <w:t xml:space="preserve">Same comparison as DM-A2 (latest satellite row vs the latest RAW record, model logic recomputed from RAW) but the sample is the most recently loaded keys, i.e. the keys that just changed -- where a stale current row would show. standard satellite, automate_dv.sat; PK ORG_UNIT_HKEY; 1 RECORD_SOURCE group(s): OPUS_BA_TRV_DATA_POLICY_DTLS_MV [1 col(s)].</w:t>
+        <w:t xml:space="preserve">Same comparison as DM-A2 (latest satellite row vs the latest RAW record, model logic recomputed from RAW) but the sample is the most recently loaded keys, i.e. the keys that just changed -- where a stale current row would show. standard satellite, automate_dv.sat; PK ORG_UNIT_HKEY; 1 RECORD_SOURCE group(s): OPUS_BA_TRV_DATA_POLICY_DTLS [1 col(s)].</w:t>
       </w:r>
     </w:p>
     <w:p>
@@ -10308,7 +10350,7 @@
               <w:br/>
               <w:t xml:space="preserve">    select ORG_UNIT_HKEY as hkey from BAGIC_PREPROD_CURATED_DB.BGIL_DATA_MODEL.SAT_ORG_UNIT_DEFINITION</w:t>
               <w:br/>
-              <w:t xml:space="preserve">     where RECORD_SOURCE = 'OPUS_BA_TRV_DATA_POLICY_DTLS_MV'</w:t>
+              <w:t xml:space="preserve">     where RECORD_SOURCE = 'OPUS_BA_TRV_DATA_POLICY_DTLS'</w:t>
               <w:br/>
               <w:t xml:space="preserve">     group by ORG_UNIT_HKEY</w:t>
               <w:br/>
@@ -10326,7 +10368,7 @@
               <w:br/>
               <w:t xml:space="preserve">      from BAGIC_PREPROD_CURATED_DB.BGIL_DATA_MODEL.SAT_ORG_UNIT_DEFINITION</w:t>
               <w:br/>
-              <w:t xml:space="preserve">     where RECORD_SOURCE = 'OPUS_BA_TRV_DATA_POLICY_DTLS_MV'</w:t>
+              <w:t xml:space="preserve">     where RECORD_SOURCE = 'OPUS_BA_TRV_DATA_POLICY_DTLS'</w:t>
               <w:br/>
               <w:t xml:space="preserve">       and ORG_UNIT_HKEY in (select hkey from s1)</w:t>
               <w:br/>
@@ -10340,7 +10382,7 @@
               <w:br/>
               <w:t xml:space="preserve">      from (</w:t>
               <w:br/>
-              <w:t xml:space="preserve">        -- via stg_travel__ba_trv_data_policy_dtls_mv</w:t>
+              <w:t xml:space="preserve">        -- via stg_travel__ba_trv_data_policy_dtls</w:t>
               <w:br/>
               <w:t xml:space="preserve">        select MD5_BINARY(NULLIF(UPPER(TRIM(CAST('HUB_ORG_UNIT|' || ((nullif(trim(to_varchar("LOCATION_CODE")), ''))) AS VARCHAR))), '')) as hkey,</w:t>
               <w:br/>
@@ -10348,7 +10390,7 @@
               <w:br/>
               <w:t xml:space="preserve">               to_varchar((nullif(trim(to_varchar("COST_CENTER")), ''))) as COST_CENTRE_CODE</w:t>
               <w:br/>
-              <w:t xml:space="preserve">          from BAGIC_PROD_MIRROR_DB.OPUS_GG_DWHSTAGE.BA_TRV_DATA_POLICY_DTLS_MV</w:t>
+              <w:t xml:space="preserve">          from BAGIC_PREPROD_CURATED_DB.UTILS.BA_TRV_DATA_POLICY_DTLS</w:t>
               <w:br/>
               <w:t xml:space="preserve">      )</w:t>
               <w:br/>
@@ -10370,7 +10412,7 @@
               <w:br/>
               <w:t xml:space="preserve">)</w:t>
               <w:br/>
-              <w:t xml:space="preserve">select 'OPUS' as project, 'SAT_ORG_UNIT_DEFINITION' as satellite, 'OPUS_BA_TRV_DATA_POLICY_DTLS_MV' as record_source, column_name,</w:t>
+              <w:t xml:space="preserve">select 'OPUS' as project, 'SAT_ORG_UNIT_DEFINITION' as satellite, 'OPUS_BA_TRV_DATA_POLICY_DTLS' as record_source, column_name,</w:t>
               <w:br/>
               <w:t xml:space="preserve">       count(*) as keys_compared,</w:t>
               <w:br/>
@@ -10451,6 +10493,9 @@
       <w:r>
         <w:t xml:space="preserve">15. OPUS — SAT_PARTY_EMPLOYMENT</w:t>
       </w:r>
+      <w:r>
+        <w:t xml:space="preserve">  [M1]</w:t>
+      </w:r>
     </w:p>
     <w:tbl>
       <w:tblPr>
@@ -10641,7 +10686,7 @@
         <w:t xml:space="preserve">Note: </w:t>
       </w:r>
       <w:r>
-        <w:t xml:space="preserve">Same comparison as DM-A2 (latest satellite row vs the latest RAW record, model logic recomputed from RAW) but the sample is the most recently loaded keys, i.e. the keys that just changed -- where a stale current row would show. standard satellite, sat_multi_source; PK PARTY_HKEY; 2 RECORD_SOURCE group(s): OPUS_BJAZ_TRV_LOADER_DATA_MV [1 col(s)], OPUS_BJAZ_TRV_LOADER_LOG_TABLE_MV [2 col(s)]. stg2_party_employment_bjaz_trv_loader_data_mv_payer: column(s) DESIGNATION could not be traced to RAW on at least one arm -- excluded (first-cut: walk columns from resolved_mt__ views or joined-in stitch columns are not yet inlined into the sampled queries).</w:t>
+        <w:t xml:space="preserve">Same comparison as DM-A2 (latest satellite row vs the latest RAW record, model logic recomputed from RAW) but the sample is the most recently loaded keys, i.e. the keys that just changed -- where a stale current row would show. standard satellite, sat_multi_source; PK PARTY_HKEY; 2 RECORD_SOURCE group(s): OPUS_BJAZ_TRV_LOADER_DATA [1 col(s)], OPUS_BJAZ_TRV_LOADER_LOG_TABLE [2 col(s)]. stg2_party_employment_bjaz_trv_loader_data_payer: column(s) DESIGNATION could not be traced to RAW on at least one arm -- excluded (first-cut: walk columns from resolved_mt__ views or joined-in stitch columns are not yet inlined into the sampled queries).</w:t>
       </w:r>
     </w:p>
     <w:p>
@@ -10676,7 +10721,7 @@
               <w:br/>
               <w:t xml:space="preserve">    select PARTY_HKEY as hkey from BAGIC_PREPROD_CURATED_DB.BGIL_DATA_MODEL.SAT_PARTY_EMPLOYMENT</w:t>
               <w:br/>
-              <w:t xml:space="preserve">     where RECORD_SOURCE = 'OPUS_BJAZ_TRV_LOADER_DATA_MV'</w:t>
+              <w:t xml:space="preserve">     where RECORD_SOURCE = 'OPUS_BJAZ_TRV_LOADER_DATA'</w:t>
               <w:br/>
               <w:t xml:space="preserve">     group by PARTY_HKEY</w:t>
               <w:br/>
@@ -10694,7 +10739,7 @@
               <w:br/>
               <w:t xml:space="preserve">      from BAGIC_PREPROD_CURATED_DB.BGIL_DATA_MODEL.SAT_PARTY_EMPLOYMENT</w:t>
               <w:br/>
-              <w:t xml:space="preserve">     where RECORD_SOURCE = 'OPUS_BJAZ_TRV_LOADER_DATA_MV'</w:t>
+              <w:t xml:space="preserve">     where RECORD_SOURCE = 'OPUS_BJAZ_TRV_LOADER_DATA'</w:t>
               <w:br/>
               <w:t xml:space="preserve">       and PARTY_HKEY in (select hkey from s1)</w:t>
               <w:br/>
@@ -10708,7 +10753,7 @@
               <w:br/>
               <w:t xml:space="preserve">      from (</w:t>
               <w:br/>
-              <w:t xml:space="preserve">        -- via stg_travel__bjaz_trv_loader_data_mv</w:t>
+              <w:t xml:space="preserve">        -- via stg_travel__bjaz_trv_loader_data</w:t>
               <w:br/>
               <w:t xml:space="preserve">        select MD5_BINARY(NULLIF(UPPER(TRIM(CAST('HUB_PARTY|' || ((nullif(trim(to_varchar("PREMIUMPAYERID")), ''))) AS VARCHAR))), '')) as hkey,</w:t>
               <w:br/>
@@ -10716,7 +10761,7 @@
               <w:br/>
               <w:t xml:space="preserve">               to_varchar((nullif(trim(to_varchar("EMPLOYMENTSTATUS")), ''))) as EMPLOYMENT_STATUS</w:t>
               <w:br/>
-              <w:t xml:space="preserve">          from BAGIC_PROD_MIRROR_DB.OPUS_GG_DWHSTAGE.BJAZ_TRV_LOADER_DATA_MV</w:t>
+              <w:t xml:space="preserve">          from BAGIC_PREPROD_CURATED_DB.UTILS.BJAZ_TRV_LOADER_DATA</w:t>
               <w:br/>
               <w:t xml:space="preserve">      )</w:t>
               <w:br/>
@@ -10742,7 +10787,7 @@
               <w:br/>
               <w:t xml:space="preserve">    select PARTY_HKEY as hkey from BAGIC_PREPROD_CURATED_DB.BGIL_DATA_MODEL.SAT_PARTY_EMPLOYMENT</w:t>
               <w:br/>
-              <w:t xml:space="preserve">     where RECORD_SOURCE = 'OPUS_BJAZ_TRV_LOADER_LOG_TABLE_MV'</w:t>
+              <w:t xml:space="preserve">     where RECORD_SOURCE = 'OPUS_BJAZ_TRV_LOADER_LOG_TABLE'</w:t>
               <w:br/>
               <w:t xml:space="preserve">     group by PARTY_HKEY</w:t>
               <w:br/>
@@ -10762,7 +10807,7 @@
               <w:br/>
               <w:t xml:space="preserve">      from BAGIC_PREPROD_CURATED_DB.BGIL_DATA_MODEL.SAT_PARTY_EMPLOYMENT</w:t>
               <w:br/>
-              <w:t xml:space="preserve">     where RECORD_SOURCE = 'OPUS_BJAZ_TRV_LOADER_LOG_TABLE_MV'</w:t>
+              <w:t xml:space="preserve">     where RECORD_SOURCE = 'OPUS_BJAZ_TRV_LOADER_LOG_TABLE'</w:t>
               <w:br/>
               <w:t xml:space="preserve">       and PARTY_HKEY in (select hkey from s2)</w:t>
               <w:br/>
@@ -10776,7 +10821,7 @@
               <w:br/>
               <w:t xml:space="preserve">      from (</w:t>
               <w:br/>
-              <w:t xml:space="preserve">        -- via stg_travel__bjaz_trv_loader_log_table_mv</w:t>
+              <w:t xml:space="preserve">        -- via stg_travel__bjaz_trv_loader_log_table</w:t>
               <w:br/>
               <w:t xml:space="preserve">        select MD5_BINARY(NULLIF(UPPER(TRIM(CAST('HUB_PARTY|' || ((nullif(trim(to_varchar("PREMIUMPAYERID")), ''))) AS VARCHAR))), '')) as hkey,</w:t>
               <w:br/>
@@ -10786,7 +10831,7 @@
               <w:br/>
               <w:t xml:space="preserve">               to_varchar((nullif(trim(to_varchar("EMPSTATUS")), ''))) as EMPLOYMENT_STATUS</w:t>
               <w:br/>
-              <w:t xml:space="preserve">          from BAGIC_PROD_MIRROR_DB.OPUS_GG_DWHSTAGE.BJAZ_TRV_LOADER_LOG_TABLE_MV</w:t>
+              <w:t xml:space="preserve">          from BAGIC_PREPROD_CURATED_DB.UTILS.BJAZ_TRV_LOADER_LOG_TABLE</w:t>
               <w:br/>
               <w:t xml:space="preserve">      )</w:t>
               <w:br/>
@@ -10818,7 +10863,7 @@
               <w:br/>
               <w:t xml:space="preserve">)</w:t>
               <w:br/>
-              <w:t xml:space="preserve">select 'OPUS' as project, 'SAT_PARTY_EMPLOYMENT' as satellite, 'OPUS_BJAZ_TRV_LOADER_DATA_MV' as record_source, column_name,</w:t>
+              <w:t xml:space="preserve">select 'OPUS' as project, 'SAT_PARTY_EMPLOYMENT' as satellite, 'OPUS_BJAZ_TRV_LOADER_DATA' as record_source, column_name,</w:t>
               <w:br/>
               <w:t xml:space="preserve">       count(*) as keys_compared,</w:t>
               <w:br/>
@@ -10840,7 +10885,7 @@
               <w:br/>
               <w:t xml:space="preserve">union all</w:t>
               <w:br/>
-              <w:t xml:space="preserve">select 'OPUS' as project, 'SAT_PARTY_EMPLOYMENT' as satellite, 'OPUS_BJAZ_TRV_LOADER_LOG_TABLE_MV' as record_source, column_name,</w:t>
+              <w:t xml:space="preserve">select 'OPUS' as project, 'SAT_PARTY_EMPLOYMENT' as satellite, 'OPUS_BJAZ_TRV_LOADER_LOG_TABLE' as record_source, column_name,</w:t>
               <w:br/>
               <w:t xml:space="preserve">       count(*) as keys_compared,</w:t>
               <w:br/>
@@ -10921,6 +10966,9 @@
       <w:r>
         <w:t xml:space="preserve">16. OPUS — SAT_PARTY_HEALTH_PROFILE</w:t>
       </w:r>
+      <w:r>
+        <w:t xml:space="preserve">  [M2]</w:t>
+      </w:r>
     </w:p>
     <w:tbl>
       <w:tblPr>
@@ -11111,7 +11159,7 @@
         <w:t xml:space="preserve">Note: </w:t>
       </w:r>
       <w:r>
-        <w:t xml:space="preserve">Same comparison as DM-A2 (latest satellite row vs the latest RAW record, model logic recomputed from RAW) but the sample is the most recently loaded keys, i.e. the keys that just changed -- where a stale current row would show. standard satellite, sat_multi_source; PK PARTY_HKEY; 2 RECORD_SOURCE group(s): OPUS_BA_TRV_DATA_POLICY_DTLS_MV [1 col(s)], OPUS_BJAZ_TRV_LOADER_DATA_MV [1 col(s)].</w:t>
+        <w:t xml:space="preserve">Same comparison as DM-A2 (latest satellite row vs the latest RAW record, model logic recomputed from RAW) but the sample is the most recently loaded keys, i.e. the keys that just changed -- where a stale current row would show. standard satellite, sat_multi_source; PK PARTY_HKEY; 2 RECORD_SOURCE group(s): OPUS_BA_TRV_DATA_POLICY_DTLS [1 col(s)], OPUS_BJAZ_TRV_LOADER_DATA [1 col(s)].</w:t>
       </w:r>
     </w:p>
     <w:p>
@@ -11146,7 +11194,7 @@
               <w:br/>
               <w:t xml:space="preserve">    select PARTY_HKEY as hkey from BAGIC_PREPROD_CURATED_DB.BGIL_DATA_MODEL.SAT_PARTY_HEALTH_PROFILE</w:t>
               <w:br/>
-              <w:t xml:space="preserve">     where RECORD_SOURCE = 'OPUS_BA_TRV_DATA_POLICY_DTLS_MV'</w:t>
+              <w:t xml:space="preserve">     where RECORD_SOURCE = 'OPUS_BA_TRV_DATA_POLICY_DTLS'</w:t>
               <w:br/>
               <w:t xml:space="preserve">     group by PARTY_HKEY</w:t>
               <w:br/>
@@ -11164,7 +11212,7 @@
               <w:br/>
               <w:t xml:space="preserve">      from BAGIC_PREPROD_CURATED_DB.BGIL_DATA_MODEL.SAT_PARTY_HEALTH_PROFILE</w:t>
               <w:br/>
-              <w:t xml:space="preserve">     where RECORD_SOURCE = 'OPUS_BA_TRV_DATA_POLICY_DTLS_MV'</w:t>
+              <w:t xml:space="preserve">     where RECORD_SOURCE = 'OPUS_BA_TRV_DATA_POLICY_DTLS'</w:t>
               <w:br/>
               <w:t xml:space="preserve">       and PARTY_HKEY in (select hkey from s1)</w:t>
               <w:br/>
@@ -11178,7 +11226,7 @@
               <w:br/>
               <w:t xml:space="preserve">      from (</w:t>
               <w:br/>
-              <w:t xml:space="preserve">        -- via stg_travel__ba_trv_data_policy_dtls_mv</w:t>
+              <w:t xml:space="preserve">        -- via stg_travel__ba_trv_data_policy_dtls</w:t>
               <w:br/>
               <w:t xml:space="preserve">        select MD5_BINARY(NULLIF(UPPER(TRIM(CAST('HUB_PARTY|' || ((nullif(trim(to_varchar("PAYER_PART_ID")), ''))) AS VARCHAR))), '')) as hkey,</w:t>
               <w:br/>
@@ -11186,7 +11234,7 @@
               <w:br/>
               <w:t xml:space="preserve">               to_varchar((nullif(trim(to_varchar("DISEASE_CODES")), ''))) as PRE_EXISTING_DISEASE_DESCRIPTION</w:t>
               <w:br/>
-              <w:t xml:space="preserve">          from BAGIC_PROD_MIRROR_DB.OPUS_GG_DWHSTAGE.BA_TRV_DATA_POLICY_DTLS_MV</w:t>
+              <w:t xml:space="preserve">          from BAGIC_PREPROD_CURATED_DB.UTILS.BA_TRV_DATA_POLICY_DTLS</w:t>
               <w:br/>
               <w:t xml:space="preserve">      )</w:t>
               <w:br/>
@@ -11212,7 +11260,7 @@
               <w:br/>
               <w:t xml:space="preserve">    select PARTY_HKEY as hkey from BAGIC_PREPROD_CURATED_DB.BGIL_DATA_MODEL.SAT_PARTY_HEALTH_PROFILE</w:t>
               <w:br/>
-              <w:t xml:space="preserve">     where RECORD_SOURCE = 'OPUS_BJAZ_TRV_LOADER_DATA_MV'</w:t>
+              <w:t xml:space="preserve">     where RECORD_SOURCE = 'OPUS_BJAZ_TRV_LOADER_DATA'</w:t>
               <w:br/>
               <w:t xml:space="preserve">     group by PARTY_HKEY</w:t>
               <w:br/>
@@ -11230,7 +11278,7 @@
               <w:br/>
               <w:t xml:space="preserve">      from BAGIC_PREPROD_CURATED_DB.BGIL_DATA_MODEL.SAT_PARTY_HEALTH_PROFILE</w:t>
               <w:br/>
-              <w:t xml:space="preserve">     where RECORD_SOURCE = 'OPUS_BJAZ_TRV_LOADER_DATA_MV'</w:t>
+              <w:t xml:space="preserve">     where RECORD_SOURCE = 'OPUS_BJAZ_TRV_LOADER_DATA'</w:t>
               <w:br/>
               <w:t xml:space="preserve">       and PARTY_HKEY in (select hkey from s2)</w:t>
               <w:br/>
@@ -11244,7 +11292,7 @@
               <w:br/>
               <w:t xml:space="preserve">      from (</w:t>
               <w:br/>
-              <w:t xml:space="preserve">        -- via stg_travel__bjaz_trv_loader_data_mv</w:t>
+              <w:t xml:space="preserve">        -- via stg_travel__bjaz_trv_loader_data</w:t>
               <w:br/>
               <w:t xml:space="preserve">        select MD5_BINARY(NULLIF(UPPER(TRIM(CAST('HUB_PARTY|' || ((nullif(trim(to_varchar("PREMIUMPAYERID")), ''))) AS VARCHAR))), '')) as hkey,</w:t>
               <w:br/>
@@ -11252,7 +11300,7 @@
               <w:br/>
               <w:t xml:space="preserve">               to_varchar((nullif(trim(to_varchar("PROPOSERDEASES")), ''))) as PRE_EXISTING_DISEASE_DESCRIPTION</w:t>
               <w:br/>
-              <w:t xml:space="preserve">          from BAGIC_PROD_MIRROR_DB.OPUS_GG_DWHSTAGE.BJAZ_TRV_LOADER_DATA_MV</w:t>
+              <w:t xml:space="preserve">          from BAGIC_PREPROD_CURATED_DB.UTILS.BJAZ_TRV_LOADER_DATA</w:t>
               <w:br/>
               <w:t xml:space="preserve">      )</w:t>
               <w:br/>
@@ -11274,7 +11322,7 @@
               <w:br/>
               <w:t xml:space="preserve">)</w:t>
               <w:br/>
-              <w:t xml:space="preserve">select 'OPUS' as project, 'SAT_PARTY_HEALTH_PROFILE' as satellite, 'OPUS_BA_TRV_DATA_POLICY_DTLS_MV' as record_source, column_name,</w:t>
+              <w:t xml:space="preserve">select 'OPUS' as project, 'SAT_PARTY_HEALTH_PROFILE' as satellite, 'OPUS_BA_TRV_DATA_POLICY_DTLS' as record_source, column_name,</w:t>
               <w:br/>
               <w:t xml:space="preserve">       count(*) as keys_compared,</w:t>
               <w:br/>
@@ -11296,7 +11344,7 @@
               <w:br/>
               <w:t xml:space="preserve">union all</w:t>
               <w:br/>
-              <w:t xml:space="preserve">select 'OPUS' as project, 'SAT_PARTY_HEALTH_PROFILE' as satellite, 'OPUS_BJAZ_TRV_LOADER_DATA_MV' as record_source, column_name,</w:t>
+              <w:t xml:space="preserve">select 'OPUS' as project, 'SAT_PARTY_HEALTH_PROFILE' as satellite, 'OPUS_BJAZ_TRV_LOADER_DATA' as record_source, column_name,</w:t>
               <w:br/>
               <w:t xml:space="preserve">       count(*) as keys_compared,</w:t>
               <w:br/>
@@ -11377,6 +11425,9 @@
       <w:r>
         <w:t xml:space="preserve">17. OPUS — SAT_PARTY_IDENTIFICATION</w:t>
       </w:r>
+      <w:r>
+        <w:t xml:space="preserve">  [M2]</w:t>
+      </w:r>
     </w:p>
     <w:tbl>
       <w:tblPr>
@@ -11567,7 +11618,7 @@
         <w:t xml:space="preserve">Note: </w:t>
       </w:r>
       <w:r>
-        <w:t xml:space="preserve">Same comparison as DM-A2 (latest satellite row vs the latest RAW record, model logic recomputed from RAW) but the sample is the most recently loaded keys, i.e. the keys that just changed -- where a stale current row would show. standard satellite, ma_sat_multi_source; PK PARTY_HKEY, child key IDENTIFICATION_TYPE_CODE; 3 RECORD_SOURCE group(s): OPUS_BA_TRV_DATA_POLICY_DTLS_MV [1 col(s)], OPUS_BJAZ_TRV_LOADER_DATA_MV [4 col(s)], OPUS_BJAZ_TRV_LOADER_LOG_TABLE_MV [1 col(s)]. Multi-active: compared per (key, child key); latest = max LOAD_DATETIME per member. stg2_party_identification_ba_trv_data_policy_dtls_mv_0: column(s) AADHAAR_NUMBER, EIA_NUMBER, GSTIN could not be traced to RAW on at least one arm -- excluded (first-cut: walk columns from resolved_mt__ views or joined-in stitch columns are not yet inlined into the sampled queries). stg2_party_identification_bjaz_trv_loader_data_mv_1: column(s) EIA_NUMBER, GSTIN, PASSPORT_NUMBER could not be traced to RAW on at least one arm -- excluded (first-cut: walk columns from resolved_mt__ views or joined-in stitch columns are not yet inlined into the sampled queries). stg2_party_identification_bjaz_trv_loader_data_mv_2: column(s) GSTIN, PASSPORT_NUMBER could not be traced to RAW on at least one arm -- excluded (first-cut: walk columns from resolved_mt__ views or joined-in stitch columns are not yet inlined into the sampled queries). stg2_party_identification_bjaz_trv_loader_data_mv_3: column(s) PASSPORT_NUMBER could not be traced to RAW on at least one arm -- excluded (first-cut: walk columns from resolved_mt__ views or joined-in stitch columns are not yet inlined into the sampled queries). stg2_party_identification_bjaz_trv_loader_log_table_mv_5: column(s) AADHAAR_NUMBER, EIA_NUMBER, GSTIN could not be traced to RAW on at least one arm -- excluded (first-cut: walk columns from resolved_mt__ views or joined-in stitch columns are not yet inlined into the sampled queries).</w:t>
+        <w:t xml:space="preserve">Same comparison as DM-A2 (latest satellite row vs the latest RAW record, model logic recomputed from RAW) but the sample is the most recently loaded keys, i.e. the keys that just changed -- where a stale current row would show. standard satellite, ma_sat_multi_source; PK PARTY_HKEY, child key IDENTIFICATION_TYPE_CODE; 3 RECORD_SOURCE group(s): OPUS_BA_TRV_DATA_POLICY_DTLS [1 col(s)], OPUS_BJAZ_TRV_LOADER_DATA [4 col(s)], OPUS_BJAZ_TRV_LOADER_LOG_TABLE [1 col(s)]. Multi-active: compared per (key, child key); latest = max LOAD_DATETIME per member. stg2_party_identification_ba_trv_data_policy_dtls_0: column(s) AADHAAR_NUMBER, EIA_NUMBER, GSTIN could not be traced to RAW on at least one arm -- excluded (first-cut: walk columns from resolved_mt__ views or joined-in stitch columns are not yet inlined into the sampled queries). stg2_party_identification_bjaz_trv_loader_data_1: column(s) EIA_NUMBER, GSTIN, PASSPORT_NUMBER could not be traced to RAW on at least one arm -- excluded (first-cut: walk columns from resolved_mt__ views or joined-in stitch columns are not yet inlined into the sampled queries). stg2_party_identification_bjaz_trv_loader_data_2: column(s) GSTIN, PASSPORT_NUMBER could not be traced to RAW on at least one arm -- excluded (first-cut: walk columns from resolved_mt__ views or joined-in stitch columns are not yet inlined into the sampled queries). stg2_party_identification_bjaz_trv_loader_data_3: column(s) PASSPORT_NUMBER could not be traced to RAW on at least one arm -- excluded (first-cut: walk columns from resolved_mt__ views or joined-in stitch columns are not yet inlined into the sampled queries). stg2_party_identification_bjaz_trv_loader_log_table_5: column(s) AADHAAR_NUMBER, EIA_NUMBER, GSTIN could not be traced to RAW on at least one arm -- excluded (first-cut: walk columns from resolved_mt__ views or joined-in stitch columns are not yet inlined into the sampled queries).</w:t>
       </w:r>
     </w:p>
     <w:p>
@@ -11602,7 +11653,7 @@
               <w:br/>
               <w:t xml:space="preserve">    select PARTY_HKEY as hkey from BAGIC_PREPROD_CURATED_DB.BGIL_DATA_MODEL.SAT_PARTY_IDENTIFICATION</w:t>
               <w:br/>
-              <w:t xml:space="preserve">     where RECORD_SOURCE = 'OPUS_BA_TRV_DATA_POLICY_DTLS_MV'</w:t>
+              <w:t xml:space="preserve">     where RECORD_SOURCE = 'OPUS_BA_TRV_DATA_POLICY_DTLS'</w:t>
               <w:br/>
               <w:t xml:space="preserve">     group by PARTY_HKEY</w:t>
               <w:br/>
@@ -11622,7 +11673,7 @@
               <w:br/>
               <w:t xml:space="preserve">      from BAGIC_PREPROD_CURATED_DB.BGIL_DATA_MODEL.SAT_PARTY_IDENTIFICATION</w:t>
               <w:br/>
-              <w:t xml:space="preserve">     where RECORD_SOURCE = 'OPUS_BA_TRV_DATA_POLICY_DTLS_MV'</w:t>
+              <w:t xml:space="preserve">     where RECORD_SOURCE = 'OPUS_BA_TRV_DATA_POLICY_DTLS'</w:t>
               <w:br/>
               <w:t xml:space="preserve">       and PARTY_HKEY in (select hkey from s1)</w:t>
               <w:br/>
@@ -11636,7 +11687,7 @@
               <w:br/>
               <w:t xml:space="preserve">      from (</w:t>
               <w:br/>
-              <w:t xml:space="preserve">        -- via stg_travel__ba_trv_data_policy_dtls_mv</w:t>
+              <w:t xml:space="preserve">        -- via stg_travel__ba_trv_data_policy_dtls</w:t>
               <w:br/>
               <w:t xml:space="preserve">        select MD5_BINARY(NULLIF(UPPER(TRIM(CAST('HUB_PARTY|' || ((nullif(trim(to_varchar("PAYER_PART_ID")), ''))) AS VARCHAR))), '')) as hkey,</w:t>
               <w:br/>
@@ -11646,7 +11697,7 @@
               <w:br/>
               <w:t xml:space="preserve">               to_varchar((nullif(trim(to_varchar("PASSPORT_NO")), ''))) as PASSPORT_NUMBER</w:t>
               <w:br/>
-              <w:t xml:space="preserve">          from BAGIC_PROD_MIRROR_DB.OPUS_GG_DWHSTAGE.BA_TRV_DATA_POLICY_DTLS_MV</w:t>
+              <w:t xml:space="preserve">          from BAGIC_PREPROD_CURATED_DB.UTILS.BA_TRV_DATA_POLICY_DTLS</w:t>
               <w:br/>
               <w:t xml:space="preserve">      )</w:t>
               <w:br/>
@@ -11672,7 +11723,7 @@
               <w:br/>
               <w:t xml:space="preserve">    select PARTY_HKEY as hkey from BAGIC_PREPROD_CURATED_DB.BGIL_DATA_MODEL.SAT_PARTY_IDENTIFICATION</w:t>
               <w:br/>
-              <w:t xml:space="preserve">     where RECORD_SOURCE = 'OPUS_BJAZ_TRV_LOADER_DATA_MV'</w:t>
+              <w:t xml:space="preserve">     where RECORD_SOURCE = 'OPUS_BJAZ_TRV_LOADER_DATA'</w:t>
               <w:br/>
               <w:t xml:space="preserve">     group by PARTY_HKEY</w:t>
               <w:br/>
@@ -11698,7 +11749,7 @@
               <w:br/>
               <w:t xml:space="preserve">      from BAGIC_PREPROD_CURATED_DB.BGIL_DATA_MODEL.SAT_PARTY_IDENTIFICATION</w:t>
               <w:br/>
-              <w:t xml:space="preserve">     where RECORD_SOURCE = 'OPUS_BJAZ_TRV_LOADER_DATA_MV'</w:t>
+              <w:t xml:space="preserve">     where RECORD_SOURCE = 'OPUS_BJAZ_TRV_LOADER_DATA'</w:t>
               <w:br/>
               <w:t xml:space="preserve">       and PARTY_HKEY in (select hkey from s2)</w:t>
               <w:br/>
@@ -11712,7 +11763,7 @@
               <w:br/>
               <w:t xml:space="preserve">      from (</w:t>
               <w:br/>
-              <w:t xml:space="preserve">        -- via stg_travel__bjaz_trv_loader_data_mv</w:t>
+              <w:t xml:space="preserve">        -- via stg_travel__bjaz_trv_loader_data</w:t>
               <w:br/>
               <w:t xml:space="preserve">        select MD5_BINARY(NULLIF(UPPER(TRIM(CAST('HUB_PARTY|' || ((nullif(trim(to_varchar("PREMIUMPAYERID")), ''))) AS VARCHAR))), '')) as hkey,</w:t>
               <w:br/>
@@ -11728,11 +11779,11 @@
               <w:br/>
               <w:t xml:space="preserve">               cast(null as varchar) as PASSPORT_NUMBER</w:t>
               <w:br/>
-              <w:t xml:space="preserve">          from BAGIC_PROD_MIRROR_DB.OPUS_GG_DWHSTAGE.BJAZ_TRV_LOADER_DATA_MV</w:t>
+              <w:t xml:space="preserve">          from BAGIC_PREPROD_CURATED_DB.UTILS.BJAZ_TRV_LOADER_DATA</w:t>
               <w:br/>
               <w:t xml:space="preserve">        union all</w:t>
               <w:br/>
-              <w:t xml:space="preserve">        -- via stg_travel__bjaz_trv_loader_data_mv</w:t>
+              <w:t xml:space="preserve">        -- via stg_travel__bjaz_trv_loader_data</w:t>
               <w:br/>
               <w:t xml:space="preserve">        select MD5_BINARY(NULLIF(UPPER(TRIM(CAST('HUB_PARTY|' || ((nullif(trim(to_varchar("PREMIUMPAYERID")), ''))) AS VARCHAR))), '')) as hkey,</w:t>
               <w:br/>
@@ -11748,11 +11799,11 @@
               <w:br/>
               <w:t xml:space="preserve">               cast(null as varchar) as PASSPORT_NUMBER</w:t>
               <w:br/>
-              <w:t xml:space="preserve">          from BAGIC_PROD_MIRROR_DB.OPUS_GG_DWHSTAGE.BJAZ_TRV_LOADER_DATA_MV</w:t>
+              <w:t xml:space="preserve">          from BAGIC_PREPROD_CURATED_DB.UTILS.BJAZ_TRV_LOADER_DATA</w:t>
               <w:br/>
               <w:t xml:space="preserve">        union all</w:t>
               <w:br/>
-              <w:t xml:space="preserve">        -- via stg_travel__bjaz_trv_loader_data_mv</w:t>
+              <w:t xml:space="preserve">        -- via stg_travel__bjaz_trv_loader_data</w:t>
               <w:br/>
               <w:t xml:space="preserve">        select MD5_BINARY(NULLIF(UPPER(TRIM(CAST('HUB_PARTY|' || ((nullif(trim(to_varchar("PREMIUMPAYERID")), ''))) AS VARCHAR))), '')) as hkey,</w:t>
               <w:br/>
@@ -11768,11 +11819,11 @@
               <w:br/>
               <w:t xml:space="preserve">               cast(null as varchar) as PASSPORT_NUMBER</w:t>
               <w:br/>
-              <w:t xml:space="preserve">          from BAGIC_PROD_MIRROR_DB.OPUS_GG_DWHSTAGE.BJAZ_TRV_LOADER_DATA_MV</w:t>
+              <w:t xml:space="preserve">          from BAGIC_PREPROD_CURATED_DB.UTILS.BJAZ_TRV_LOADER_DATA</w:t>
               <w:br/>
               <w:t xml:space="preserve">        union all</w:t>
               <w:br/>
-              <w:t xml:space="preserve">        -- via stg_travel__bjaz_trv_loader_data_mv</w:t>
+              <w:t xml:space="preserve">        -- via stg_travel__bjaz_trv_loader_data</w:t>
               <w:br/>
               <w:t xml:space="preserve">        select MD5_BINARY(NULLIF(UPPER(TRIM(CAST('HUB_PARTY|' || ((nullif(trim(to_varchar("PREMIUMPAYERID")), ''))) AS VARCHAR))), '')) as hkey,</w:t>
               <w:br/>
@@ -11788,7 +11839,7 @@
               <w:br/>
               <w:t xml:space="preserve">               to_varchar((nullif(trim(to_varchar("PASSPORTNO")), ''))) as PASSPORT_NUMBER</w:t>
               <w:br/>
-              <w:t xml:space="preserve">          from BAGIC_PROD_MIRROR_DB.OPUS_GG_DWHSTAGE.BJAZ_TRV_LOADER_DATA_MV</w:t>
+              <w:t xml:space="preserve">          from BAGIC_PREPROD_CURATED_DB.UTILS.BJAZ_TRV_LOADER_DATA</w:t>
               <w:br/>
               <w:t xml:space="preserve">      )</w:t>
               <w:br/>
@@ -11844,7 +11895,7 @@
               <w:br/>
               <w:t xml:space="preserve">    select PARTY_HKEY as hkey from BAGIC_PREPROD_CURATED_DB.BGIL_DATA_MODEL.SAT_PARTY_IDENTIFICATION</w:t>
               <w:br/>
-              <w:t xml:space="preserve">     where RECORD_SOURCE = 'OPUS_BJAZ_TRV_LOADER_LOG_TABLE_MV'</w:t>
+              <w:t xml:space="preserve">     where RECORD_SOURCE = 'OPUS_BJAZ_TRV_LOADER_LOG_TABLE'</w:t>
               <w:br/>
               <w:t xml:space="preserve">     group by PARTY_HKEY</w:t>
               <w:br/>
@@ -11864,7 +11915,7 @@
               <w:br/>
               <w:t xml:space="preserve">      from BAGIC_PREPROD_CURATED_DB.BGIL_DATA_MODEL.SAT_PARTY_IDENTIFICATION</w:t>
               <w:br/>
-              <w:t xml:space="preserve">     where RECORD_SOURCE = 'OPUS_BJAZ_TRV_LOADER_LOG_TABLE_MV'</w:t>
+              <w:t xml:space="preserve">     where RECORD_SOURCE = 'OPUS_BJAZ_TRV_LOADER_LOG_TABLE'</w:t>
               <w:br/>
               <w:t xml:space="preserve">       and PARTY_HKEY in (select hkey from s3)</w:t>
               <w:br/>
@@ -11878,7 +11929,7 @@
               <w:br/>
               <w:t xml:space="preserve">      from (</w:t>
               <w:br/>
-              <w:t xml:space="preserve">        -- via stg_travel__bjaz_trv_loader_log_table_mv</w:t>
+              <w:t xml:space="preserve">        -- via stg_travel__bjaz_trv_loader_log_table</w:t>
               <w:br/>
               <w:t xml:space="preserve">        select MD5_BINARY(NULLIF(UPPER(TRIM(CAST('HUB_PARTY|' || ((nullif(trim(to_varchar("PREMIUMPAYERID")), ''))) AS VARCHAR))), '')) as hkey,</w:t>
               <w:br/>
@@ -11888,7 +11939,7 @@
               <w:br/>
               <w:t xml:space="preserve">               to_varchar((nullif(trim(to_varchar("PASSPORTNO")), ''))) as PASSPORT_NUMBER</w:t>
               <w:br/>
-              <w:t xml:space="preserve">          from BAGIC_PROD_MIRROR_DB.OPUS_GG_DWHSTAGE.BJAZ_TRV_LOADER_LOG_TABLE_MV</w:t>
+              <w:t xml:space="preserve">          from BAGIC_PREPROD_CURATED_DB.UTILS.BJAZ_TRV_LOADER_LOG_TABLE</w:t>
               <w:br/>
               <w:t xml:space="preserve">      )</w:t>
               <w:br/>
@@ -11910,7 +11961,7 @@
               <w:br/>
               <w:t xml:space="preserve">)</w:t>
               <w:br/>
-              <w:t xml:space="preserve">select 'OPUS' as project, 'SAT_PARTY_IDENTIFICATION' as satellite, 'OPUS_BA_TRV_DATA_POLICY_DTLS_MV' as record_source, column_name,</w:t>
+              <w:t xml:space="preserve">select 'OPUS' as project, 'SAT_PARTY_IDENTIFICATION' as satellite, 'OPUS_BA_TRV_DATA_POLICY_DTLS' as record_source, column_name,</w:t>
               <w:br/>
               <w:t xml:space="preserve">       count(*) as keys_compared,</w:t>
               <w:br/>
@@ -11932,7 +11983,7 @@
               <w:br/>
               <w:t xml:space="preserve">union all</w:t>
               <w:br/>
-              <w:t xml:space="preserve">select 'OPUS' as project, 'SAT_PARTY_IDENTIFICATION' as satellite, 'OPUS_BJAZ_TRV_LOADER_DATA_MV' as record_source, column_name,</w:t>
+              <w:t xml:space="preserve">select 'OPUS' as project, 'SAT_PARTY_IDENTIFICATION' as satellite, 'OPUS_BJAZ_TRV_LOADER_DATA' as record_source, column_name,</w:t>
               <w:br/>
               <w:t xml:space="preserve">       count(*) as keys_compared,</w:t>
               <w:br/>
@@ -11954,7 +12005,7 @@
               <w:br/>
               <w:t xml:space="preserve">union all</w:t>
               <w:br/>
-              <w:t xml:space="preserve">select 'OPUS' as project, 'SAT_PARTY_IDENTIFICATION' as satellite, 'OPUS_BJAZ_TRV_LOADER_LOG_TABLE_MV' as record_source, column_name,</w:t>
+              <w:t xml:space="preserve">select 'OPUS' as project, 'SAT_PARTY_IDENTIFICATION' as satellite, 'OPUS_BJAZ_TRV_LOADER_LOG_TABLE' as record_source, column_name,</w:t>
               <w:br/>
               <w:t xml:space="preserve">       count(*) as keys_compared,</w:t>
               <w:br/>
@@ -12035,6 +12086,9 @@
       <w:r>
         <w:t xml:space="preserve">18. OPUS — SAT_PARTY_IDENTITY</w:t>
       </w:r>
+      <w:r>
+        <w:t xml:space="preserve">  [M2]</w:t>
+      </w:r>
     </w:p>
     <w:tbl>
       <w:tblPr>
@@ -12225,7 +12279,7 @@
         <w:t xml:space="preserve">Note: </w:t>
       </w:r>
       <w:r>
-        <w:t xml:space="preserve">Same comparison as DM-A2 (latest satellite row vs the latest RAW record, model logic recomputed from RAW) but the sample is the most recently loaded keys, i.e. the keys that just changed -- where a stale current row would show. standard satellite, sat_multi_source; PK PARTY_HKEY; 3 RECORD_SOURCE group(s): OPUS_BA_TRV_DATA_POLICY_DTLS_MV [3 col(s)], OPUS_BJAZ_TRV_LOADER_DATA_MV [6 col(s)], OPUS_BJAZ_TRV_LOADER_LOG_TABLE_MV [8 col(s)]. stg2_party_identity_ba_trv_data_policy_dtls_mv_payer: column(s) FIRST_NAME, GENDER_CODE, LAST_NAME, MIDDLE_NAME, PARTY_FULL_NAME, PARTY_LEGAL_NAME, TITLE_CODE could not be traced to RAW on at least one arm -- excluded (first-cut: walk columns from resolved_mt__ views or joined-in stitch columns are not yet inlined into the sampled queries). stg2_party_identity_ba_trv_data_policy_dtls_mv_agent: column(s) FIRST_NAME, GENDER_CODE, LAST_NAME, MIDDLE_NAME, PARTY_LEGAL_NAME, TITLE_CODE could not be traced to RAW on at least one arm -- excluded (first-cut: walk columns from resolved_mt__ views or joined-in stitch columns are not yet inlined into the sampled queries). stg2_party_identity_bjaz_trv_loader_data_mv_payer: column(s) AGE, PARTY_FULL_NAME, TITLE_CODE could not be traced to RAW on at least one arm -- excluded (first-cut: walk columns from resolved_mt__ views or joined-in stitch columns are not yet inlined into the sampled queries). stg2_party_identity_bjaz_trv_loader_log_table_mv_payer: column(s) PARTY_FULL_NAME could not be traced to RAW on at least one arm -- excluded (first-cut: walk columns from resolved_mt__ views or joined-in stitch columns are not yet inlined into the sampled queries).</w:t>
+        <w:t xml:space="preserve">Same comparison as DM-A2 (latest satellite row vs the latest RAW record, model logic recomputed from RAW) but the sample is the most recently loaded keys, i.e. the keys that just changed -- where a stale current row would show. standard satellite, sat_multi_source; PK PARTY_HKEY; 3 RECORD_SOURCE group(s): OPUS_BA_TRV_DATA_POLICY_DTLS [3 col(s)], OPUS_BJAZ_TRV_LOADER_DATA [6 col(s)], OPUS_BJAZ_TRV_LOADER_LOG_TABLE [8 col(s)]. stg2_party_identity_ba_trv_data_policy_dtls_payer: column(s) FIRST_NAME, GENDER_CODE, LAST_NAME, MIDDLE_NAME, PARTY_FULL_NAME, PARTY_LEGAL_NAME, TITLE_CODE could not be traced to RAW on at least one arm -- excluded (first-cut: walk columns from resolved_mt__ views or joined-in stitch columns are not yet inlined into the sampled queries). stg2_party_identity_ba_trv_data_policy_dtls_agent: column(s) FIRST_NAME, GENDER_CODE, LAST_NAME, MIDDLE_NAME, PARTY_LEGAL_NAME, TITLE_CODE could not be traced to RAW on at least one arm -- excluded (first-cut: walk columns from resolved_mt__ views or joined-in stitch columns are not yet inlined into the sampled queries). stg2_party_identity_bjaz_trv_loader_data_payer: column(s) AGE, PARTY_FULL_NAME, TITLE_CODE could not be traced to RAW on at least one arm -- excluded (first-cut: walk columns from resolved_mt__ views or joined-in stitch columns are not yet inlined into the sampled queries). stg2_party_identity_bjaz_trv_loader_log_table_payer: column(s) PARTY_FULL_NAME could not be traced to RAW on at least one arm -- excluded (first-cut: walk columns from resolved_mt__ views or joined-in stitch columns are not yet inlined into the sampled queries).</w:t>
       </w:r>
     </w:p>
     <w:p>
@@ -12260,7 +12314,7 @@
               <w:br/>
               <w:t xml:space="preserve">    select PARTY_HKEY as hkey from BAGIC_PREPROD_CURATED_DB.BGIL_DATA_MODEL.SAT_PARTY_IDENTITY</w:t>
               <w:br/>
-              <w:t xml:space="preserve">     where RECORD_SOURCE = 'OPUS_BA_TRV_DATA_POLICY_DTLS_MV'</w:t>
+              <w:t xml:space="preserve">     where RECORD_SOURCE = 'OPUS_BA_TRV_DATA_POLICY_DTLS'</w:t>
               <w:br/>
               <w:t xml:space="preserve">     group by PARTY_HKEY</w:t>
               <w:br/>
@@ -12282,7 +12336,7 @@
               <w:br/>
               <w:t xml:space="preserve">      from BAGIC_PREPROD_CURATED_DB.BGIL_DATA_MODEL.SAT_PARTY_IDENTITY</w:t>
               <w:br/>
-              <w:t xml:space="preserve">     where RECORD_SOURCE = 'OPUS_BA_TRV_DATA_POLICY_DTLS_MV'</w:t>
+              <w:t xml:space="preserve">     where RECORD_SOURCE = 'OPUS_BA_TRV_DATA_POLICY_DTLS'</w:t>
               <w:br/>
               <w:t xml:space="preserve">       and PARTY_HKEY in (select hkey from s1)</w:t>
               <w:br/>
@@ -12296,7 +12350,7 @@
               <w:br/>
               <w:t xml:space="preserve">      from (</w:t>
               <w:br/>
-              <w:t xml:space="preserve">        -- via stg_travel__ba_trv_data_policy_dtls_mv</w:t>
+              <w:t xml:space="preserve">        -- via stg_travel__ba_trv_data_policy_dtls</w:t>
               <w:br/>
               <w:t xml:space="preserve">        select MD5_BINARY(NULLIF(UPPER(TRIM(CAST('HUB_PARTY|' || ((nullif(trim(to_varchar("PAYER_PART_ID")), ''))) AS VARCHAR))), '')) as hkey,</w:t>
               <w:br/>
@@ -12308,11 +12362,11 @@
               <w:br/>
               <w:t xml:space="preserve">               cast(null as varchar) as PARTY_FULL_NAME</w:t>
               <w:br/>
-              <w:t xml:space="preserve">          from BAGIC_PROD_MIRROR_DB.OPUS_GG_DWHSTAGE.BA_TRV_DATA_POLICY_DTLS_MV</w:t>
+              <w:t xml:space="preserve">          from BAGIC_PREPROD_CURATED_DB.UTILS.BA_TRV_DATA_POLICY_DTLS</w:t>
               <w:br/>
               <w:t xml:space="preserve">        union all</w:t>
               <w:br/>
-              <w:t xml:space="preserve">        -- via stg_travel__ba_trv_data_policy_dtls_mv</w:t>
+              <w:t xml:space="preserve">        -- via stg_travel__ba_trv_data_policy_dtls</w:t>
               <w:br/>
               <w:t xml:space="preserve">        select MD5_BINARY(NULLIF(UPPER(TRIM(CAST('HUB_PARTY|' || ((nullif(trim(to_varchar("INTERMEDIARY_CODE")), ''))) AS VARCHAR))), '')) as hkey,</w:t>
               <w:br/>
@@ -12324,7 +12378,7 @@
               <w:br/>
               <w:t xml:space="preserve">               to_varchar((nullif(trim(to_varchar("TRAVEL_AGENT_NAME")), ''))) as PARTY_FULL_NAME</w:t>
               <w:br/>
-              <w:t xml:space="preserve">          from BAGIC_PROD_MIRROR_DB.OPUS_GG_DWHSTAGE.BA_TRV_DATA_POLICY_DTLS_MV</w:t>
+              <w:t xml:space="preserve">          from BAGIC_PREPROD_CURATED_DB.UTILS.BA_TRV_DATA_POLICY_DTLS</w:t>
               <w:br/>
               <w:t xml:space="preserve">      )</w:t>
               <w:br/>
@@ -12370,7 +12424,7 @@
               <w:br/>
               <w:t xml:space="preserve">    select PARTY_HKEY as hkey from BAGIC_PREPROD_CURATED_DB.BGIL_DATA_MODEL.SAT_PARTY_IDENTITY</w:t>
               <w:br/>
-              <w:t xml:space="preserve">     where RECORD_SOURCE = 'OPUS_BJAZ_TRV_LOADER_DATA_MV'</w:t>
+              <w:t xml:space="preserve">     where RECORD_SOURCE = 'OPUS_BJAZ_TRV_LOADER_DATA'</w:t>
               <w:br/>
               <w:t xml:space="preserve">     group by PARTY_HKEY</w:t>
               <w:br/>
@@ -12398,7 +12452,7 @@
               <w:br/>
               <w:t xml:space="preserve">      from BAGIC_PREPROD_CURATED_DB.BGIL_DATA_MODEL.SAT_PARTY_IDENTITY</w:t>
               <w:br/>
-              <w:t xml:space="preserve">     where RECORD_SOURCE = 'OPUS_BJAZ_TRV_LOADER_DATA_MV'</w:t>
+              <w:t xml:space="preserve">     where RECORD_SOURCE = 'OPUS_BJAZ_TRV_LOADER_DATA'</w:t>
               <w:br/>
               <w:t xml:space="preserve">       and PARTY_HKEY in (select hkey from s2)</w:t>
               <w:br/>
@@ -12412,7 +12466,7 @@
               <w:br/>
               <w:t xml:space="preserve">      from (</w:t>
               <w:br/>
-              <w:t xml:space="preserve">        -- via stg_travel__bjaz_trv_loader_data_mv</w:t>
+              <w:t xml:space="preserve">        -- via stg_travel__bjaz_trv_loader_data</w:t>
               <w:br/>
               <w:t xml:space="preserve">        select MD5_BINARY(NULLIF(UPPER(TRIM(CAST('HUB_PARTY|' || ((nullif(trim(to_varchar("PREMIUMPAYERID")), ''))) AS VARCHAR))), '')) as hkey,</w:t>
               <w:br/>
@@ -12430,7 +12484,7 @@
               <w:br/>
               <w:t xml:space="preserve">               to_varchar((nullif(trim(to_varchar("COMPANYNAME")), ''))) as PARTY_LEGAL_NAME</w:t>
               <w:br/>
-              <w:t xml:space="preserve">          from BAGIC_PROD_MIRROR_DB.OPUS_GG_DWHSTAGE.BJAZ_TRV_LOADER_DATA_MV</w:t>
+              <w:t xml:space="preserve">          from BAGIC_PREPROD_CURATED_DB.UTILS.BJAZ_TRV_LOADER_DATA</w:t>
               <w:br/>
               <w:t xml:space="preserve">      )</w:t>
               <w:br/>
@@ -12506,7 +12560,7 @@
               <w:br/>
               <w:t xml:space="preserve">    select PARTY_HKEY as hkey from BAGIC_PREPROD_CURATED_DB.BGIL_DATA_MODEL.SAT_PARTY_IDENTITY</w:t>
               <w:br/>
-              <w:t xml:space="preserve">     where RECORD_SOURCE = 'OPUS_BJAZ_TRV_LOADER_LOG_TABLE_MV'</w:t>
+              <w:t xml:space="preserve">     where RECORD_SOURCE = 'OPUS_BJAZ_TRV_LOADER_LOG_TABLE'</w:t>
               <w:br/>
               <w:t xml:space="preserve">     group by PARTY_HKEY</w:t>
               <w:br/>
@@ -12538,7 +12592,7 @@
               <w:br/>
               <w:t xml:space="preserve">      from BAGIC_PREPROD_CURATED_DB.BGIL_DATA_MODEL.SAT_PARTY_IDENTITY</w:t>
               <w:br/>
-              <w:t xml:space="preserve">     where RECORD_SOURCE = 'OPUS_BJAZ_TRV_LOADER_LOG_TABLE_MV'</w:t>
+              <w:t xml:space="preserve">     where RECORD_SOURCE = 'OPUS_BJAZ_TRV_LOADER_LOG_TABLE'</w:t>
               <w:br/>
               <w:t xml:space="preserve">       and PARTY_HKEY in (select hkey from s3)</w:t>
               <w:br/>
@@ -12552,7 +12606,7 @@
               <w:br/>
               <w:t xml:space="preserve">      from (</w:t>
               <w:br/>
-              <w:t xml:space="preserve">        -- via stg_travel__bjaz_trv_loader_log_table_mv</w:t>
+              <w:t xml:space="preserve">        -- via stg_travel__bjaz_trv_loader_log_table</w:t>
               <w:br/>
               <w:t xml:space="preserve">        select MD5_BINARY(NULLIF(UPPER(TRIM(CAST('HUB_PARTY|' || ((nullif(trim(to_varchar("PREMIUMPAYERID")), ''))) AS VARCHAR))), '')) as hkey,</w:t>
               <w:br/>
@@ -12574,7 +12628,7 @@
               <w:br/>
               <w:t xml:space="preserve">               to_varchar((nullif(trim(to_varchar("TITLE")), ''))) as TITLE_CODE</w:t>
               <w:br/>
-              <w:t xml:space="preserve">          from BAGIC_PROD_MIRROR_DB.OPUS_GG_DWHSTAGE.BJAZ_TRV_LOADER_LOG_TABLE_MV</w:t>
+              <w:t xml:space="preserve">          from BAGIC_PREPROD_CURATED_DB.UTILS.BJAZ_TRV_LOADER_LOG_TABLE</w:t>
               <w:br/>
               <w:t xml:space="preserve">      )</w:t>
               <w:br/>
@@ -12666,7 +12720,7 @@
               <w:br/>
               <w:t xml:space="preserve">)</w:t>
               <w:br/>
-              <w:t xml:space="preserve">select 'OPUS' as project, 'SAT_PARTY_IDENTITY' as satellite, 'OPUS_BA_TRV_DATA_POLICY_DTLS_MV' as record_source, column_name,</w:t>
+              <w:t xml:space="preserve">select 'OPUS' as project, 'SAT_PARTY_IDENTITY' as satellite, 'OPUS_BA_TRV_DATA_POLICY_DTLS' as record_source, column_name,</w:t>
               <w:br/>
               <w:t xml:space="preserve">       count(*) as keys_compared,</w:t>
               <w:br/>
@@ -12688,7 +12742,7 @@
               <w:br/>
               <w:t xml:space="preserve">union all</w:t>
               <w:br/>
-              <w:t xml:space="preserve">select 'OPUS' as project, 'SAT_PARTY_IDENTITY' as satellite, 'OPUS_BJAZ_TRV_LOADER_DATA_MV' as record_source, column_name,</w:t>
+              <w:t xml:space="preserve">select 'OPUS' as project, 'SAT_PARTY_IDENTITY' as satellite, 'OPUS_BJAZ_TRV_LOADER_DATA' as record_source, column_name,</w:t>
               <w:br/>
               <w:t xml:space="preserve">       count(*) as keys_compared,</w:t>
               <w:br/>
@@ -12710,7 +12764,7 @@
               <w:br/>
               <w:t xml:space="preserve">union all</w:t>
               <w:br/>
-              <w:t xml:space="preserve">select 'OPUS' as project, 'SAT_PARTY_IDENTITY' as satellite, 'OPUS_BJAZ_TRV_LOADER_LOG_TABLE_MV' as record_source, column_name,</w:t>
+              <w:t xml:space="preserve">select 'OPUS' as project, 'SAT_PARTY_IDENTITY' as satellite, 'OPUS_BJAZ_TRV_LOADER_LOG_TABLE' as record_source, column_name,</w:t>
               <w:br/>
               <w:t xml:space="preserve">       count(*) as keys_compared,</w:t>
               <w:br/>
@@ -12791,6 +12845,9 @@
       <w:r>
         <w:t xml:space="preserve">19. OPUS — SAT_PARTY_INDIVIDUAL_DEMOGRAPHICS</w:t>
       </w:r>
+      <w:r>
+        <w:t xml:space="preserve">  [M2]</w:t>
+      </w:r>
     </w:p>
     <w:tbl>
       <w:tblPr>
@@ -12981,7 +13038,7 @@
         <w:t xml:space="preserve">Note: </w:t>
       </w:r>
       <w:r>
-        <w:t xml:space="preserve">Same comparison as DM-A2 (latest satellite row vs the latest RAW record, model logic recomputed from RAW) but the sample is the most recently loaded keys, i.e. the keys that just changed -- where a stale current row would show. standard satellite, sat_multi_source; PK PARTY_HKEY; 2 RECORD_SOURCE group(s): OPUS_BJAZ_TRV_LOADER_DATA_MV [1 col(s)], OPUS_BJAZ_TRV_LOADER_LOG_TABLE_MV [1 col(s)].</w:t>
+        <w:t xml:space="preserve">Same comparison as DM-A2 (latest satellite row vs the latest RAW record, model logic recomputed from RAW) but the sample is the most recently loaded keys, i.e. the keys that just changed -- where a stale current row would show. standard satellite, sat_multi_source; PK PARTY_HKEY; 2 RECORD_SOURCE group(s): OPUS_BJAZ_TRV_LOADER_DATA [1 col(s)], OPUS_BJAZ_TRV_LOADER_LOG_TABLE [1 col(s)].</w:t>
       </w:r>
     </w:p>
     <w:p>
@@ -13016,7 +13073,7 @@
               <w:br/>
               <w:t xml:space="preserve">    select PARTY_HKEY as hkey from BAGIC_PREPROD_CURATED_DB.BGIL_DATA_MODEL.SAT_PARTY_INDIVIDUAL_DEMOGRAPHICS</w:t>
               <w:br/>
-              <w:t xml:space="preserve">     where RECORD_SOURCE = 'OPUS_BJAZ_TRV_LOADER_DATA_MV'</w:t>
+              <w:t xml:space="preserve">     where RECORD_SOURCE = 'OPUS_BJAZ_TRV_LOADER_DATA'</w:t>
               <w:br/>
               <w:t xml:space="preserve">     group by PARTY_HKEY</w:t>
               <w:br/>
@@ -13034,7 +13091,7 @@
               <w:br/>
               <w:t xml:space="preserve">      from BAGIC_PREPROD_CURATED_DB.BGIL_DATA_MODEL.SAT_PARTY_INDIVIDUAL_DEMOGRAPHICS</w:t>
               <w:br/>
-              <w:t xml:space="preserve">     where RECORD_SOURCE = 'OPUS_BJAZ_TRV_LOADER_DATA_MV'</w:t>
+              <w:t xml:space="preserve">     where RECORD_SOURCE = 'OPUS_BJAZ_TRV_LOADER_DATA'</w:t>
               <w:br/>
               <w:t xml:space="preserve">       and PARTY_HKEY in (select hkey from s1)</w:t>
               <w:br/>
@@ -13048,7 +13105,7 @@
               <w:br/>
               <w:t xml:space="preserve">      from (</w:t>
               <w:br/>
-              <w:t xml:space="preserve">        -- via stg_travel__bjaz_trv_loader_data_mv</w:t>
+              <w:t xml:space="preserve">        -- via stg_travel__bjaz_trv_loader_data</w:t>
               <w:br/>
               <w:t xml:space="preserve">        select MD5_BINARY(NULLIF(UPPER(TRIM(CAST('HUB_PARTY|' || ((nullif(trim(to_varchar("PREMIUMPAYERID")), ''))) AS VARCHAR))), '')) as hkey,</w:t>
               <w:br/>
@@ -13056,7 +13113,7 @@
               <w:br/>
               <w:t xml:space="preserve">               to_varchar((nullif(trim(to_varchar("MARITALSTATUS")), ''))) as MARITAL_STATUS</w:t>
               <w:br/>
-              <w:t xml:space="preserve">          from BAGIC_PROD_MIRROR_DB.OPUS_GG_DWHSTAGE.BJAZ_TRV_LOADER_DATA_MV</w:t>
+              <w:t xml:space="preserve">          from BAGIC_PREPROD_CURATED_DB.UTILS.BJAZ_TRV_LOADER_DATA</w:t>
               <w:br/>
               <w:t xml:space="preserve">      )</w:t>
               <w:br/>
@@ -13082,7 +13139,7 @@
               <w:br/>
               <w:t xml:space="preserve">    select PARTY_HKEY as hkey from BAGIC_PREPROD_CURATED_DB.BGIL_DATA_MODEL.SAT_PARTY_INDIVIDUAL_DEMOGRAPHICS</w:t>
               <w:br/>
-              <w:t xml:space="preserve">     where RECORD_SOURCE = 'OPUS_BJAZ_TRV_LOADER_LOG_TABLE_MV'</w:t>
+              <w:t xml:space="preserve">     where RECORD_SOURCE = 'OPUS_BJAZ_TRV_LOADER_LOG_TABLE'</w:t>
               <w:br/>
               <w:t xml:space="preserve">     group by PARTY_HKEY</w:t>
               <w:br/>
@@ -13100,7 +13157,7 @@
               <w:br/>
               <w:t xml:space="preserve">      from BAGIC_PREPROD_CURATED_DB.BGIL_DATA_MODEL.SAT_PARTY_INDIVIDUAL_DEMOGRAPHICS</w:t>
               <w:br/>
-              <w:t xml:space="preserve">     where RECORD_SOURCE = 'OPUS_BJAZ_TRV_LOADER_LOG_TABLE_MV'</w:t>
+              <w:t xml:space="preserve">     where RECORD_SOURCE = 'OPUS_BJAZ_TRV_LOADER_LOG_TABLE'</w:t>
               <w:br/>
               <w:t xml:space="preserve">       and PARTY_HKEY in (select hkey from s2)</w:t>
               <w:br/>
@@ -13114,7 +13171,7 @@
               <w:br/>
               <w:t xml:space="preserve">      from (</w:t>
               <w:br/>
-              <w:t xml:space="preserve">        -- via stg_travel__bjaz_trv_loader_log_table_mv</w:t>
+              <w:t xml:space="preserve">        -- via stg_travel__bjaz_trv_loader_log_table</w:t>
               <w:br/>
               <w:t xml:space="preserve">        select MD5_BINARY(NULLIF(UPPER(TRIM(CAST('HUB_PARTY|' || ((nullif(trim(to_varchar("PREMIUMPAYERID")), ''))) AS VARCHAR))), '')) as hkey,</w:t>
               <w:br/>
@@ -13122,7 +13179,7 @@
               <w:br/>
               <w:t xml:space="preserve">               to_varchar((nullif(trim(to_varchar("MARITALSTATUS")), ''))) as MARITAL_STATUS</w:t>
               <w:br/>
-              <w:t xml:space="preserve">          from BAGIC_PROD_MIRROR_DB.OPUS_GG_DWHSTAGE.BJAZ_TRV_LOADER_LOG_TABLE_MV</w:t>
+              <w:t xml:space="preserve">          from BAGIC_PREPROD_CURATED_DB.UTILS.BJAZ_TRV_LOADER_LOG_TABLE</w:t>
               <w:br/>
               <w:t xml:space="preserve">      )</w:t>
               <w:br/>
@@ -13144,7 +13201,7 @@
               <w:br/>
               <w:t xml:space="preserve">)</w:t>
               <w:br/>
-              <w:t xml:space="preserve">select 'OPUS' as project, 'SAT_PARTY_INDIVIDUAL_DEMOGRAPHICS' as satellite, 'OPUS_BJAZ_TRV_LOADER_DATA_MV' as record_source, column_name,</w:t>
+              <w:t xml:space="preserve">select 'OPUS' as project, 'SAT_PARTY_INDIVIDUAL_DEMOGRAPHICS' as satellite, 'OPUS_BJAZ_TRV_LOADER_DATA' as record_source, column_name,</w:t>
               <w:br/>
               <w:t xml:space="preserve">       count(*) as keys_compared,</w:t>
               <w:br/>
@@ -13166,7 +13223,7 @@
               <w:br/>
               <w:t xml:space="preserve">union all</w:t>
               <w:br/>
-              <w:t xml:space="preserve">select 'OPUS' as project, 'SAT_PARTY_INDIVIDUAL_DEMOGRAPHICS' as satellite, 'OPUS_BJAZ_TRV_LOADER_LOG_TABLE_MV' as record_source, column_name,</w:t>
+              <w:t xml:space="preserve">select 'OPUS' as project, 'SAT_PARTY_INDIVIDUAL_DEMOGRAPHICS' as satellite, 'OPUS_BJAZ_TRV_LOADER_LOG_TABLE' as record_source, column_name,</w:t>
               <w:br/>
               <w:t xml:space="preserve">       count(*) as keys_compared,</w:t>
               <w:br/>
@@ -13247,6 +13304,9 @@
       <w:r>
         <w:t xml:space="preserve">20. OPUS — SAT_POLICY_CLASSIFICATION</w:t>
       </w:r>
+      <w:r>
+        <w:t xml:space="preserve">  [M2]</w:t>
+      </w:r>
     </w:p>
     <w:tbl>
       <w:tblPr>
@@ -13437,7 +13497,7 @@
         <w:t xml:space="preserve">Note: </w:t>
       </w:r>
       <w:r>
-        <w:t xml:space="preserve">Same comparison as DM-A2 (latest satellite row vs the latest RAW record, model logic recomputed from RAW) but the sample is the most recently loaded keys, i.e. the keys that just changed -- where a stale current row would show. standard satellite, ma_sat_multi_source; PK POLICY_HKEY, child key CLASSIFICATION_TYPE; 3 RECORD_SOURCE group(s): OPUS_BA_TRV_DATA_POLICY_DTLS_MV [1 col(s)], OPUS_BJAZ_TRV_LOADER_DATA_MV [1 col(s)], OPUS_BJAZ_TRV_LOADER_LOG_TABLE_MV [1 col(s)]. Multi-active: compared per (key, child key); latest = max LOAD_DATETIME per member.</w:t>
+        <w:t xml:space="preserve">Same comparison as DM-A2 (latest satellite row vs the latest RAW record, model logic recomputed from RAW) but the sample is the most recently loaded keys, i.e. the keys that just changed -- where a stale current row would show. standard satellite, ma_sat_multi_source; PK POLICY_HKEY, child key CLASSIFICATION_TYPE; 3 RECORD_SOURCE group(s): OPUS_BA_TRV_DATA_POLICY_DTLS [1 col(s)], OPUS_BJAZ_TRV_LOADER_DATA [1 col(s)], OPUS_BJAZ_TRV_LOADER_LOG_TABLE [1 col(s)]. Multi-active: compared per (key, child key); latest = max LOAD_DATETIME per member.</w:t>
       </w:r>
     </w:p>
     <w:p>
@@ -13472,7 +13532,7 @@
               <w:br/>
               <w:t xml:space="preserve">    select POLICY_HKEY as hkey from BAGIC_PREPROD_CURATED_DB.BGIL_DATA_MODEL.SAT_POLICY_CLASSIFICATION</w:t>
               <w:br/>
-              <w:t xml:space="preserve">     where RECORD_SOURCE = 'OPUS_BA_TRV_DATA_POLICY_DTLS_MV'</w:t>
+              <w:t xml:space="preserve">     where RECORD_SOURCE = 'OPUS_BA_TRV_DATA_POLICY_DTLS'</w:t>
               <w:br/>
               <w:t xml:space="preserve">     group by POLICY_HKEY</w:t>
               <w:br/>
@@ -13492,7 +13552,7 @@
               <w:br/>
               <w:t xml:space="preserve">      from BAGIC_PREPROD_CURATED_DB.BGIL_DATA_MODEL.SAT_POLICY_CLASSIFICATION</w:t>
               <w:br/>
-              <w:t xml:space="preserve">     where RECORD_SOURCE = 'OPUS_BA_TRV_DATA_POLICY_DTLS_MV'</w:t>
+              <w:t xml:space="preserve">     where RECORD_SOURCE = 'OPUS_BA_TRV_DATA_POLICY_DTLS'</w:t>
               <w:br/>
               <w:t xml:space="preserve">       and POLICY_HKEY in (select hkey from s1)</w:t>
               <w:br/>
@@ -13506,7 +13566,7 @@
               <w:br/>
               <w:t xml:space="preserve">      from (</w:t>
               <w:br/>
-              <w:t xml:space="preserve">        -- via stg_travel__ba_trv_data_policy_dtls_mv</w:t>
+              <w:t xml:space="preserve">        -- via stg_travel__ba_trv_data_policy_dtls</w:t>
               <w:br/>
               <w:t xml:space="preserve">        select MD5_BINARY(NULLIF(UPPER(TRIM(CAST('HUB_POLICY|' || ((nullif(trim(to_varchar("TRV_DATA_NO")), ''))) AS VARCHAR))), '')) as hkey,</w:t>
               <w:br/>
@@ -13516,11 +13576,11 @@
               <w:br/>
               <w:t xml:space="preserve">               to_varchar((nullif(trim(to_varchar("CFT_FLAG")), ''))) as CLASSIFICATION_VALUE</w:t>
               <w:br/>
-              <w:t xml:space="preserve">          from BAGIC_PROD_MIRROR_DB.OPUS_GG_DWHSTAGE.BA_TRV_DATA_POLICY_DTLS_MV</w:t>
+              <w:t xml:space="preserve">          from BAGIC_PREPROD_CURATED_DB.UTILS.BA_TRV_DATA_POLICY_DTLS</w:t>
               <w:br/>
               <w:t xml:space="preserve">        union all</w:t>
               <w:br/>
-              <w:t xml:space="preserve">        -- via stg_travel__ba_trv_data_policy_dtls_mv</w:t>
+              <w:t xml:space="preserve">        -- via stg_travel__ba_trv_data_policy_dtls</w:t>
               <w:br/>
               <w:t xml:space="preserve">        select MD5_BINARY(NULLIF(UPPER(TRIM(CAST('HUB_POLICY|' || ((nullif(trim(to_varchar("TRV_DATA_NO")), ''))) AS VARCHAR))), '')) as hkey,</w:t>
               <w:br/>
@@ -13530,11 +13590,11 @@
               <w:br/>
               <w:t xml:space="preserve">               to_varchar((nullif(trim(to_varchar("FAMILY_FLAG")), ''))) as CLASSIFICATION_VALUE</w:t>
               <w:br/>
-              <w:t xml:space="preserve">          from BAGIC_PROD_MIRROR_DB.OPUS_GG_DWHSTAGE.BA_TRV_DATA_POLICY_DTLS_MV</w:t>
+              <w:t xml:space="preserve">          from BAGIC_PREPROD_CURATED_DB.UTILS.BA_TRV_DATA_POLICY_DTLS</w:t>
               <w:br/>
               <w:t xml:space="preserve">        union all</w:t>
               <w:br/>
-              <w:t xml:space="preserve">        -- via stg_travel__ba_trv_data_policy_dtls_mv</w:t>
+              <w:t xml:space="preserve">        -- via stg_travel__ba_trv_data_policy_dtls</w:t>
               <w:br/>
               <w:t xml:space="preserve">        select MD5_BINARY(NULLIF(UPPER(TRIM(CAST('HUB_POLICY|' || ((nullif(trim(to_varchar("TRV_DATA_NO")), ''))) AS VARCHAR))), '')) as hkey,</w:t>
               <w:br/>
@@ -13544,7 +13604,7 @@
               <w:br/>
               <w:t xml:space="preserve">               to_varchar((nullif(trim(to_varchar("TYPE_OF_BUSINESS")), ''))) as CLASSIFICATION_VALUE</w:t>
               <w:br/>
-              <w:t xml:space="preserve">          from BAGIC_PROD_MIRROR_DB.OPUS_GG_DWHSTAGE.BA_TRV_DATA_POLICY_DTLS_MV</w:t>
+              <w:t xml:space="preserve">          from BAGIC_PREPROD_CURATED_DB.UTILS.BA_TRV_DATA_POLICY_DTLS</w:t>
               <w:br/>
               <w:t xml:space="preserve">      )</w:t>
               <w:br/>
@@ -13570,7 +13630,7 @@
               <w:br/>
               <w:t xml:space="preserve">    select POLICY_HKEY as hkey from BAGIC_PREPROD_CURATED_DB.BGIL_DATA_MODEL.SAT_POLICY_CLASSIFICATION</w:t>
               <w:br/>
-              <w:t xml:space="preserve">     where RECORD_SOURCE = 'OPUS_BJAZ_TRV_LOADER_DATA_MV'</w:t>
+              <w:t xml:space="preserve">     where RECORD_SOURCE = 'OPUS_BJAZ_TRV_LOADER_DATA'</w:t>
               <w:br/>
               <w:t xml:space="preserve">     group by POLICY_HKEY</w:t>
               <w:br/>
@@ -13590,7 +13650,7 @@
               <w:br/>
               <w:t xml:space="preserve">      from BAGIC_PREPROD_CURATED_DB.BGIL_DATA_MODEL.SAT_POLICY_CLASSIFICATION</w:t>
               <w:br/>
-              <w:t xml:space="preserve">     where RECORD_SOURCE = 'OPUS_BJAZ_TRV_LOADER_DATA_MV'</w:t>
+              <w:t xml:space="preserve">     where RECORD_SOURCE = 'OPUS_BJAZ_TRV_LOADER_DATA'</w:t>
               <w:br/>
               <w:t xml:space="preserve">       and POLICY_HKEY in (select hkey from s2)</w:t>
               <w:br/>
@@ -13604,7 +13664,7 @@
               <w:br/>
               <w:t xml:space="preserve">      from (</w:t>
               <w:br/>
-              <w:t xml:space="preserve">        -- via stg_travel__bjaz_trv_loader_data_mv</w:t>
+              <w:t xml:space="preserve">        -- via stg_travel__bjaz_trv_loader_data</w:t>
               <w:br/>
               <w:t xml:space="preserve">        select MD5_BINARY(NULLIF(UPPER(TRIM(CAST('HUB_POLICY|' || ((nullif(trim(to_varchar("POLICY_REF")), ''))) AS VARCHAR))), '')) as hkey,</w:t>
               <w:br/>
@@ -13614,7 +13674,7 @@
               <w:br/>
               <w:t xml:space="preserve">               to_varchar((nullif(trim(to_varchar("FAMILYFLAG")), ''))) as CLASSIFICATION_VALUE</w:t>
               <w:br/>
-              <w:t xml:space="preserve">          from BAGIC_PROD_MIRROR_DB.OPUS_GG_DWHSTAGE.BJAZ_TRV_LOADER_DATA_MV</w:t>
+              <w:t xml:space="preserve">          from BAGIC_PREPROD_CURATED_DB.UTILS.BJAZ_TRV_LOADER_DATA</w:t>
               <w:br/>
               <w:t xml:space="preserve">      )</w:t>
               <w:br/>
@@ -13640,7 +13700,7 @@
               <w:br/>
               <w:t xml:space="preserve">    select POLICY_HKEY as hkey from BAGIC_PREPROD_CURATED_DB.BGIL_DATA_MODEL.SAT_POLICY_CLASSIFICATION</w:t>
               <w:br/>
-              <w:t xml:space="preserve">     where RECORD_SOURCE = 'OPUS_BJAZ_TRV_LOADER_LOG_TABLE_MV'</w:t>
+              <w:t xml:space="preserve">     where RECORD_SOURCE = 'OPUS_BJAZ_TRV_LOADER_LOG_TABLE'</w:t>
               <w:br/>
               <w:t xml:space="preserve">     group by POLICY_HKEY</w:t>
               <w:br/>
@@ -13660,7 +13720,7 @@
               <w:br/>
               <w:t xml:space="preserve">      from BAGIC_PREPROD_CURATED_DB.BGIL_DATA_MODEL.SAT_POLICY_CLASSIFICATION</w:t>
               <w:br/>
-              <w:t xml:space="preserve">     where RECORD_SOURCE = 'OPUS_BJAZ_TRV_LOADER_LOG_TABLE_MV'</w:t>
+              <w:t xml:space="preserve">     where RECORD_SOURCE = 'OPUS_BJAZ_TRV_LOADER_LOG_TABLE'</w:t>
               <w:br/>
               <w:t xml:space="preserve">       and POLICY_HKEY in (select hkey from s3)</w:t>
               <w:br/>
@@ -13674,7 +13734,7 @@
               <w:br/>
               <w:t xml:space="preserve">      from (</w:t>
               <w:br/>
-              <w:t xml:space="preserve">        -- via stg_travel__bjaz_trv_loader_log_table_mv</w:t>
+              <w:t xml:space="preserve">        -- via stg_travel__bjaz_trv_loader_log_table</w:t>
               <w:br/>
               <w:t xml:space="preserve">        select MD5_BINARY(NULLIF(UPPER(TRIM(CAST('HUB_POLICY|' || ((nullif(trim(to_varchar("POLICYNUMBER")), ''))) AS VARCHAR))), '')) as hkey,</w:t>
               <w:br/>
@@ -13684,11 +13744,11 @@
               <w:br/>
               <w:t xml:space="preserve">               to_varchar((nullif(trim(to_varchar("FAMILYFLAG")), ''))) as CLASSIFICATION_VALUE</w:t>
               <w:br/>
-              <w:t xml:space="preserve">          from BAGIC_PROD_MIRROR_DB.OPUS_GG_DWHSTAGE.BJAZ_TRV_LOADER_LOG_TABLE_MV</w:t>
+              <w:t xml:space="preserve">          from BAGIC_PREPROD_CURATED_DB.UTILS.BJAZ_TRV_LOADER_LOG_TABLE</w:t>
               <w:br/>
               <w:t xml:space="preserve">        union all</w:t>
               <w:br/>
-              <w:t xml:space="preserve">        -- via stg_travel__bjaz_trv_loader_log_table_mv</w:t>
+              <w:t xml:space="preserve">        -- via stg_travel__bjaz_trv_loader_log_table</w:t>
               <w:br/>
               <w:t xml:space="preserve">        select MD5_BINARY(NULLIF(UPPER(TRIM(CAST('HUB_POLICY|' || ((nullif(trim(to_varchar("POLICYNUMBER")), ''))) AS VARCHAR))), '')) as hkey,</w:t>
               <w:br/>
@@ -13698,7 +13758,7 @@
               <w:br/>
               <w:t xml:space="preserve">               to_varchar((nullif(trim(to_varchar("SCHEMECODE")), ''))) as CLASSIFICATION_VALUE</w:t>
               <w:br/>
-              <w:t xml:space="preserve">          from BAGIC_PROD_MIRROR_DB.OPUS_GG_DWHSTAGE.BJAZ_TRV_LOADER_LOG_TABLE_MV</w:t>
+              <w:t xml:space="preserve">          from BAGIC_PREPROD_CURATED_DB.UTILS.BJAZ_TRV_LOADER_LOG_TABLE</w:t>
               <w:br/>
               <w:t xml:space="preserve">      )</w:t>
               <w:br/>
@@ -13720,7 +13780,7 @@
               <w:br/>
               <w:t xml:space="preserve">)</w:t>
               <w:br/>
-              <w:t xml:space="preserve">select 'OPUS' as project, 'SAT_POLICY_CLASSIFICATION' as satellite, 'OPUS_BA_TRV_DATA_POLICY_DTLS_MV' as record_source, column_name,</w:t>
+              <w:t xml:space="preserve">select 'OPUS' as project, 'SAT_POLICY_CLASSIFICATION' as satellite, 'OPUS_BA_TRV_DATA_POLICY_DTLS' as record_source, column_name,</w:t>
               <w:br/>
               <w:t xml:space="preserve">       count(*) as keys_compared,</w:t>
               <w:br/>
@@ -13742,7 +13802,7 @@
               <w:br/>
               <w:t xml:space="preserve">union all</w:t>
               <w:br/>
-              <w:t xml:space="preserve">select 'OPUS' as project, 'SAT_POLICY_CLASSIFICATION' as satellite, 'OPUS_BJAZ_TRV_LOADER_DATA_MV' as record_source, column_name,</w:t>
+              <w:t xml:space="preserve">select 'OPUS' as project, 'SAT_POLICY_CLASSIFICATION' as satellite, 'OPUS_BJAZ_TRV_LOADER_DATA' as record_source, column_name,</w:t>
               <w:br/>
               <w:t xml:space="preserve">       count(*) as keys_compared,</w:t>
               <w:br/>
@@ -13764,7 +13824,7 @@
               <w:br/>
               <w:t xml:space="preserve">union all</w:t>
               <w:br/>
-              <w:t xml:space="preserve">select 'OPUS' as project, 'SAT_POLICY_CLASSIFICATION' as satellite, 'OPUS_BJAZ_TRV_LOADER_LOG_TABLE_MV' as record_source, column_name,</w:t>
+              <w:t xml:space="preserve">select 'OPUS' as project, 'SAT_POLICY_CLASSIFICATION' as satellite, 'OPUS_BJAZ_TRV_LOADER_LOG_TABLE' as record_source, column_name,</w:t>
               <w:br/>
               <w:t xml:space="preserve">       count(*) as keys_compared,</w:t>
               <w:br/>
@@ -13845,6 +13905,9 @@
       <w:r>
         <w:t xml:space="preserve">21. OPUS — SAT_POLICY_HEADER</w:t>
       </w:r>
+      <w:r>
+        <w:t xml:space="preserve">  [M2]</w:t>
+      </w:r>
     </w:p>
     <w:tbl>
       <w:tblPr>
@@ -14035,7 +14098,7 @@
         <w:t xml:space="preserve">Note: </w:t>
       </w:r>
       <w:r>
-        <w:t xml:space="preserve">Same comparison as DM-A2 (latest satellite row vs the latest RAW record, model logic recomputed from RAW) but the sample is the most recently loaded keys, i.e. the keys that just changed -- where a stale current row would show. standard satellite, sat_multi_source; PK POLICY_HKEY; 4 RECORD_SOURCE group(s): OPUS_BA_TRV_DATA_POLICY_DTLS_MV [9 col(s)], OPUS_BJAZ_TRV_LOADER_DATA_MV [2 col(s)], OPUS_BJAZ_TRV_LOADER_LOG_TABLE_MV [8 col(s)], OPUS_BJAZ_TRV_RIDER_DTLS_MV [2 col(s)]. stg2_policy_header_ba_trv_data_policy_dtls_mv: column(s) POLICY_TYPE, SUM_INSURED_TOTAL could not be traced to RAW on at least one arm -- excluded (first-cut: walk columns from resolved_mt__ views or joined-in stitch columns are not yet inlined into the sampled queries). stg2_policy_header_bjaz_trv_loader_data_mv: column(s) COVER_NOTE_DATE, COVER_NOTE_REFERENCE, ISSUE_DATE, MASTER_POLICY_REFERENCE, POLICY_NUMBER, POLICY_TYPE, RISK_EXPIRY_DATE, RISK_INCEPTION_DATE, SUM_INSURED_TOTAL could not be traced to RAW on at least one arm -- excluded (first-cut: walk columns from resolved_mt__ views or joined-in stitch columns are not yet inlined into the sampled queries). stg2_policy_header_bjaz_trv_loader_log_table_mv: column(s) NUMBER_OF_LIVES_COVERED, POLICY_NUMBER, POLICY_TYPE could not be traced to RAW on at least one arm -- excluded (first-cut: walk columns from resolved_mt__ views or joined-in stitch columns are not yet inlined into the sampled queries). stg2_policy_header_bjaz_trv_rider_dtls_mv: column(s) COVER_NOTE_DATE, COVER_NOTE_REFERENCE, ISSUE_DATE, MASTER_POLICY_REFERENCE, POLICY_NUMBER, RISK_EXPIRY_DATE, RISK_INCEPTION_DATE, RURAL_SECTOR_POLICY_INDICATOR, SUM_INSURED_TOTAL could not be traced to RAW on at least one arm -- excluded (first-cut: walk columns from resolved_mt__ views or joined-in stitch columns are not yet inlined into the sampled queries).</w:t>
+        <w:t xml:space="preserve">Same comparison as DM-A2 (latest satellite row vs the latest RAW record, model logic recomputed from RAW) but the sample is the most recently loaded keys, i.e. the keys that just changed -- where a stale current row would show. standard satellite, sat_multi_source; PK POLICY_HKEY; 4 RECORD_SOURCE group(s): OPUS_BA_TRV_DATA_POLICY_DTLS [9 col(s)], OPUS_BJAZ_TRV_LOADER_DATA [2 col(s)], OPUS_BJAZ_TRV_LOADER_LOG_TABLE [8 col(s)], OPUS_BJAZ_TRV_RIDER_DTLS [2 col(s)]. stg2_policy_header_ba_trv_data_policy_dtls: column(s) POLICY_TYPE, SUM_INSURED_TOTAL could not be traced to RAW on at least one arm -- excluded (first-cut: walk columns from resolved_mt__ views or joined-in stitch columns are not yet inlined into the sampled queries). stg2_policy_header_bjaz_trv_loader_data: column(s) COVER_NOTE_DATE, COVER_NOTE_REFERENCE, ISSUE_DATE, MASTER_POLICY_REFERENCE, POLICY_NUMBER, POLICY_TYPE, RISK_EXPIRY_DATE, RISK_INCEPTION_DATE, SUM_INSURED_TOTAL could not be traced to RAW on at least one arm -- excluded (first-cut: walk columns from resolved_mt__ views or joined-in stitch columns are not yet inlined into the sampled queries). stg2_policy_header_bjaz_trv_loader_log_table: column(s) NUMBER_OF_LIVES_COVERED, POLICY_NUMBER, POLICY_TYPE could not be traced to RAW on at least one arm -- excluded (first-cut: walk columns from resolved_mt__ views or joined-in stitch columns are not yet inlined into the sampled queries). stg2_policy_header_bjaz_trv_rider_dtls: column(s) COVER_NOTE_DATE, COVER_NOTE_REFERENCE, ISSUE_DATE, MASTER_POLICY_REFERENCE, POLICY_NUMBER, RISK_EXPIRY_DATE, RISK_INCEPTION_DATE, RURAL_SECTOR_POLICY_INDICATOR, SUM_INSURED_TOTAL could not be traced to RAW on at least one arm -- excluded (first-cut: walk columns from resolved_mt__ views or joined-in stitch columns are not yet inlined into the sampled queries).</w:t>
       </w:r>
     </w:p>
     <w:p>
@@ -14070,7 +14133,7 @@
               <w:br/>
               <w:t xml:space="preserve">    select POLICY_HKEY as hkey from BAGIC_PREPROD_CURATED_DB.BGIL_DATA_MODEL.SAT_POLICY_HEADER</w:t>
               <w:br/>
-              <w:t xml:space="preserve">     where RECORD_SOURCE = 'OPUS_BA_TRV_DATA_POLICY_DTLS_MV'</w:t>
+              <w:t xml:space="preserve">     where RECORD_SOURCE = 'OPUS_BA_TRV_DATA_POLICY_DTLS'</w:t>
               <w:br/>
               <w:t xml:space="preserve">     group by POLICY_HKEY</w:t>
               <w:br/>
@@ -14104,7 +14167,7 @@
               <w:br/>
               <w:t xml:space="preserve">      from BAGIC_PREPROD_CURATED_DB.BGIL_DATA_MODEL.SAT_POLICY_HEADER</w:t>
               <w:br/>
-              <w:t xml:space="preserve">     where RECORD_SOURCE = 'OPUS_BA_TRV_DATA_POLICY_DTLS_MV'</w:t>
+              <w:t xml:space="preserve">     where RECORD_SOURCE = 'OPUS_BA_TRV_DATA_POLICY_DTLS'</w:t>
               <w:br/>
               <w:t xml:space="preserve">       and POLICY_HKEY in (select hkey from s1)</w:t>
               <w:br/>
@@ -14118,7 +14181,7 @@
               <w:br/>
               <w:t xml:space="preserve">      from (</w:t>
               <w:br/>
-              <w:t xml:space="preserve">        -- via stg_travel__ba_trv_data_policy_dtls_mv</w:t>
+              <w:t xml:space="preserve">        -- via stg_travel__ba_trv_data_policy_dtls</w:t>
               <w:br/>
               <w:t xml:space="preserve">        select MD5_BINARY(NULLIF(UPPER(TRIM(CAST('HUB_POLICY|' || ((nullif(trim(to_varchar("TRV_DATA_NO")), ''))) AS VARCHAR))), '')) as hkey,</w:t>
               <w:br/>
@@ -14142,7 +14205,7 @@
               <w:br/>
               <w:t xml:space="preserve">               to_varchar((nullif(trim(to_varchar("RURAL_FLAG")), ''))) as RURAL_SECTOR_POLICY_INDICATOR</w:t>
               <w:br/>
-              <w:t xml:space="preserve">          from BAGIC_PROD_MIRROR_DB.OPUS_GG_DWHSTAGE.BA_TRV_DATA_POLICY_DTLS_MV</w:t>
+              <w:t xml:space="preserve">          from BAGIC_PREPROD_CURATED_DB.UTILS.BA_TRV_DATA_POLICY_DTLS</w:t>
               <w:br/>
               <w:t xml:space="preserve">      )</w:t>
               <w:br/>
@@ -14248,7 +14311,7 @@
               <w:br/>
               <w:t xml:space="preserve">    select POLICY_HKEY as hkey from BAGIC_PREPROD_CURATED_DB.BGIL_DATA_MODEL.SAT_POLICY_HEADER</w:t>
               <w:br/>
-              <w:t xml:space="preserve">     where RECORD_SOURCE = 'OPUS_BJAZ_TRV_LOADER_DATA_MV'</w:t>
+              <w:t xml:space="preserve">     where RECORD_SOURCE = 'OPUS_BJAZ_TRV_LOADER_DATA'</w:t>
               <w:br/>
               <w:t xml:space="preserve">     group by POLICY_HKEY</w:t>
               <w:br/>
@@ -14268,7 +14331,7 @@
               <w:br/>
               <w:t xml:space="preserve">      from BAGIC_PREPROD_CURATED_DB.BGIL_DATA_MODEL.SAT_POLICY_HEADER</w:t>
               <w:br/>
-              <w:t xml:space="preserve">     where RECORD_SOURCE = 'OPUS_BJAZ_TRV_LOADER_DATA_MV'</w:t>
+              <w:t xml:space="preserve">     where RECORD_SOURCE = 'OPUS_BJAZ_TRV_LOADER_DATA'</w:t>
               <w:br/>
               <w:t xml:space="preserve">       and POLICY_HKEY in (select hkey from s2)</w:t>
               <w:br/>
@@ -14282,7 +14345,7 @@
               <w:br/>
               <w:t xml:space="preserve">      from (</w:t>
               <w:br/>
-              <w:t xml:space="preserve">        -- via stg_travel__bjaz_trv_loader_data_mv</w:t>
+              <w:t xml:space="preserve">        -- via stg_travel__bjaz_trv_loader_data</w:t>
               <w:br/>
               <w:t xml:space="preserve">        select MD5_BINARY(NULLIF(UPPER(TRIM(CAST('HUB_POLICY|' || ((nullif(trim(to_varchar("POLICY_REF")), ''))) AS VARCHAR))), '')) as hkey,</w:t>
               <w:br/>
@@ -14292,7 +14355,7 @@
               <w:br/>
               <w:t xml:space="preserve">               to_varchar((nullif(trim(to_varchar("RURALFLAG")), ''))) as RURAL_SECTOR_POLICY_INDICATOR</w:t>
               <w:br/>
-              <w:t xml:space="preserve">          from BAGIC_PROD_MIRROR_DB.OPUS_GG_DWHSTAGE.BJAZ_TRV_LOADER_DATA_MV</w:t>
+              <w:t xml:space="preserve">          from BAGIC_PREPROD_CURATED_DB.UTILS.BJAZ_TRV_LOADER_DATA</w:t>
               <w:br/>
               <w:t xml:space="preserve">      )</w:t>
               <w:br/>
@@ -14328,7 +14391,7 @@
               <w:br/>
               <w:t xml:space="preserve">    select POLICY_HKEY as hkey from BAGIC_PREPROD_CURATED_DB.BGIL_DATA_MODEL.SAT_POLICY_HEADER</w:t>
               <w:br/>
-              <w:t xml:space="preserve">     where RECORD_SOURCE = 'OPUS_BJAZ_TRV_LOADER_LOG_TABLE_MV'</w:t>
+              <w:t xml:space="preserve">     where RECORD_SOURCE = 'OPUS_BJAZ_TRV_LOADER_LOG_TABLE'</w:t>
               <w:br/>
               <w:t xml:space="preserve">     group by POLICY_HKEY</w:t>
               <w:br/>
@@ -14360,7 +14423,7 @@
               <w:br/>
               <w:t xml:space="preserve">      from BAGIC_PREPROD_CURATED_DB.BGIL_DATA_MODEL.SAT_POLICY_HEADER</w:t>
               <w:br/>
-              <w:t xml:space="preserve">     where RECORD_SOURCE = 'OPUS_BJAZ_TRV_LOADER_LOG_TABLE_MV'</w:t>
+              <w:t xml:space="preserve">     where RECORD_SOURCE = 'OPUS_BJAZ_TRV_LOADER_LOG_TABLE'</w:t>
               <w:br/>
               <w:t xml:space="preserve">       and POLICY_HKEY in (select hkey from s3)</w:t>
               <w:br/>
@@ -14374,7 +14437,7 @@
               <w:br/>
               <w:t xml:space="preserve">      from (</w:t>
               <w:br/>
-              <w:t xml:space="preserve">        -- via stg_travel__bjaz_trv_loader_log_table_mv</w:t>
+              <w:t xml:space="preserve">        -- via stg_travel__bjaz_trv_loader_log_table</w:t>
               <w:br/>
               <w:t xml:space="preserve">        select MD5_BINARY(NULLIF(UPPER(TRIM(CAST('HUB_POLICY|' || ((nullif(trim(to_varchar("POLICYNUMBER")), ''))) AS VARCHAR))), '')) as hkey,</w:t>
               <w:br/>
@@ -14396,7 +14459,7 @@
               <w:br/>
               <w:t xml:space="preserve">               to_varchar((nullif(trim(to_varchar("SUMINSURED")), ''))) as SUM_INSURED_TOTAL</w:t>
               <w:br/>
-              <w:t xml:space="preserve">          from BAGIC_PROD_MIRROR_DB.OPUS_GG_DWHSTAGE.BJAZ_TRV_LOADER_LOG_TABLE_MV</w:t>
+              <w:t xml:space="preserve">          from BAGIC_PREPROD_CURATED_DB.UTILS.BJAZ_TRV_LOADER_LOG_TABLE</w:t>
               <w:br/>
               <w:t xml:space="preserve">      )</w:t>
               <w:br/>
@@ -14492,7 +14555,7 @@
               <w:br/>
               <w:t xml:space="preserve">    select POLICY_HKEY as hkey from BAGIC_PREPROD_CURATED_DB.BGIL_DATA_MODEL.SAT_POLICY_HEADER</w:t>
               <w:br/>
-              <w:t xml:space="preserve">     where RECORD_SOURCE = 'OPUS_BJAZ_TRV_RIDER_DTLS_MV'</w:t>
+              <w:t xml:space="preserve">     where RECORD_SOURCE = 'OPUS_BJAZ_TRV_RIDER_DTLS'</w:t>
               <w:br/>
               <w:t xml:space="preserve">     group by POLICY_HKEY</w:t>
               <w:br/>
@@ -14512,7 +14575,7 @@
               <w:br/>
               <w:t xml:space="preserve">      from BAGIC_PREPROD_CURATED_DB.BGIL_DATA_MODEL.SAT_POLICY_HEADER</w:t>
               <w:br/>
-              <w:t xml:space="preserve">     where RECORD_SOURCE = 'OPUS_BJAZ_TRV_RIDER_DTLS_MV'</w:t>
+              <w:t xml:space="preserve">     where RECORD_SOURCE = 'OPUS_BJAZ_TRV_RIDER_DTLS'</w:t>
               <w:br/>
               <w:t xml:space="preserve">       and POLICY_HKEY in (select hkey from s4)</w:t>
               <w:br/>
@@ -14526,7 +14589,7 @@
               <w:br/>
               <w:t xml:space="preserve">      from (</w:t>
               <w:br/>
-              <w:t xml:space="preserve">        -- via stg_travel__bjaz_trv_rider_dtls_mv</w:t>
+              <w:t xml:space="preserve">        -- via stg_travel__bjaz_trv_rider_dtls</w:t>
               <w:br/>
               <w:t xml:space="preserve">        select MD5_BINARY(NULLIF(UPPER(TRIM(CAST('HUB_POLICY|' || ((nullif(trim(to_varchar("TRV_DATA_NO")), ''))) AS VARCHAR))), '')) as hkey,</w:t>
               <w:br/>
@@ -14536,7 +14599,7 @@
               <w:br/>
               <w:t xml:space="preserve">               to_varchar((nullif(trim(to_varchar("P_POLICY_TYPE")), ''))) as POLICY_TYPE</w:t>
               <w:br/>
-              <w:t xml:space="preserve">          from BAGIC_PROD_MIRROR_DB.OPUS_GG_DWHSTAGE.BJAZ_TRV_RIDER_DTLS_MV</w:t>
+              <w:t xml:space="preserve">          from BAGIC_PREPROD_CURATED_DB.UTILS.BJAZ_TRV_RIDER_DTLS</w:t>
               <w:br/>
               <w:t xml:space="preserve">      )</w:t>
               <w:br/>
@@ -14568,7 +14631,7 @@
               <w:br/>
               <w:t xml:space="preserve">)</w:t>
               <w:br/>
-              <w:t xml:space="preserve">select 'OPUS' as project, 'SAT_POLICY_HEADER' as satellite, 'OPUS_BA_TRV_DATA_POLICY_DTLS_MV' as record_source, column_name,</w:t>
+              <w:t xml:space="preserve">select 'OPUS' as project, 'SAT_POLICY_HEADER' as satellite, 'OPUS_BA_TRV_DATA_POLICY_DTLS' as record_source, column_name,</w:t>
               <w:br/>
               <w:t xml:space="preserve">       count(*) as keys_compared,</w:t>
               <w:br/>
@@ -14590,7 +14653,7 @@
               <w:br/>
               <w:t xml:space="preserve">union all</w:t>
               <w:br/>
-              <w:t xml:space="preserve">select 'OPUS' as project, 'SAT_POLICY_HEADER' as satellite, 'OPUS_BJAZ_TRV_LOADER_DATA_MV' as record_source, column_name,</w:t>
+              <w:t xml:space="preserve">select 'OPUS' as project, 'SAT_POLICY_HEADER' as satellite, 'OPUS_BJAZ_TRV_LOADER_DATA' as record_source, column_name,</w:t>
               <w:br/>
               <w:t xml:space="preserve">       count(*) as keys_compared,</w:t>
               <w:br/>
@@ -14612,7 +14675,7 @@
               <w:br/>
               <w:t xml:space="preserve">union all</w:t>
               <w:br/>
-              <w:t xml:space="preserve">select 'OPUS' as project, 'SAT_POLICY_HEADER' as satellite, 'OPUS_BJAZ_TRV_LOADER_LOG_TABLE_MV' as record_source, column_name,</w:t>
+              <w:t xml:space="preserve">select 'OPUS' as project, 'SAT_POLICY_HEADER' as satellite, 'OPUS_BJAZ_TRV_LOADER_LOG_TABLE' as record_source, column_name,</w:t>
               <w:br/>
               <w:t xml:space="preserve">       count(*) as keys_compared,</w:t>
               <w:br/>
@@ -14634,7 +14697,7 @@
               <w:br/>
               <w:t xml:space="preserve">union all</w:t>
               <w:br/>
-              <w:t xml:space="preserve">select 'OPUS' as project, 'SAT_POLICY_HEADER' as satellite, 'OPUS_BJAZ_TRV_RIDER_DTLS_MV' as record_source, column_name,</w:t>
+              <w:t xml:space="preserve">select 'OPUS' as project, 'SAT_POLICY_HEADER' as satellite, 'OPUS_BJAZ_TRV_RIDER_DTLS' as record_source, column_name,</w:t>
               <w:br/>
               <w:t xml:space="preserve">       count(*) as keys_compared,</w:t>
               <w:br/>
@@ -14715,6 +14778,9 @@
       <w:r>
         <w:t xml:space="preserve">22. OPUS — SAT_POLICY_TERMS</w:t>
       </w:r>
+      <w:r>
+        <w:t xml:space="preserve">  [M2]</w:t>
+      </w:r>
     </w:p>
     <w:tbl>
       <w:tblPr>
@@ -14905,7 +14971,7 @@
         <w:t xml:space="preserve">Note: </w:t>
       </w:r>
       <w:r>
-        <w:t xml:space="preserve">Same comparison as DM-A2 (latest satellite row vs the latest RAW record, model logic recomputed from RAW) but the sample is the most recently loaded keys, i.e. the keys that just changed -- where a stale current row would show. standard satellite, sat_multi_source; PK POLICY_HKEY; 2 RECORD_SOURCE group(s): OPUS_BA_TRV_DATA_POLICY_DTLS_MV [1 col(s)], OPUS_BJAZ_TRV_LOADER_LOG_TABLE_MV [1 col(s)].</w:t>
+        <w:t xml:space="preserve">Same comparison as DM-A2 (latest satellite row vs the latest RAW record, model logic recomputed from RAW) but the sample is the most recently loaded keys, i.e. the keys that just changed -- where a stale current row would show. standard satellite, sat_multi_source; PK POLICY_HKEY; 2 RECORD_SOURCE group(s): OPUS_BA_TRV_DATA_POLICY_DTLS [1 col(s)], OPUS_BJAZ_TRV_LOADER_LOG_TABLE [1 col(s)].</w:t>
       </w:r>
     </w:p>
     <w:p>
@@ -14940,7 +15006,7 @@
               <w:br/>
               <w:t xml:space="preserve">    select POLICY_HKEY as hkey from BAGIC_PREPROD_CURATED_DB.BGIL_DATA_MODEL.SAT_POLICY_TERMS</w:t>
               <w:br/>
-              <w:t xml:space="preserve">     where RECORD_SOURCE = 'OPUS_BA_TRV_DATA_POLICY_DTLS_MV'</w:t>
+              <w:t xml:space="preserve">     where RECORD_SOURCE = 'OPUS_BA_TRV_DATA_POLICY_DTLS'</w:t>
               <w:br/>
               <w:t xml:space="preserve">     group by POLICY_HKEY</w:t>
               <w:br/>
@@ -14958,7 +15024,7 @@
               <w:br/>
               <w:t xml:space="preserve">      from BAGIC_PREPROD_CURATED_DB.BGIL_DATA_MODEL.SAT_POLICY_TERMS</w:t>
               <w:br/>
-              <w:t xml:space="preserve">     where RECORD_SOURCE = 'OPUS_BA_TRV_DATA_POLICY_DTLS_MV'</w:t>
+              <w:t xml:space="preserve">     where RECORD_SOURCE = 'OPUS_BA_TRV_DATA_POLICY_DTLS'</w:t>
               <w:br/>
               <w:t xml:space="preserve">       and POLICY_HKEY in (select hkey from s1)</w:t>
               <w:br/>
@@ -14972,7 +15038,7 @@
               <w:br/>
               <w:t xml:space="preserve">      from (</w:t>
               <w:br/>
-              <w:t xml:space="preserve">        -- via stg_travel__ba_trv_data_policy_dtls_mv</w:t>
+              <w:t xml:space="preserve">        -- via stg_travel__ba_trv_data_policy_dtls</w:t>
               <w:br/>
               <w:t xml:space="preserve">        select MD5_BINARY(NULLIF(UPPER(TRIM(CAST('HUB_POLICY|' || ((nullif(trim(to_varchar("TRV_DATA_NO")), ''))) AS VARCHAR))), '')) as hkey,</w:t>
               <w:br/>
@@ -14980,7 +15046,7 @@
               <w:br/>
               <w:t xml:space="preserve">               to_varchar((nullif(trim(to_varchar("SP_CONDITION")), ''))) as SPECIAL_CONDITIONS</w:t>
               <w:br/>
-              <w:t xml:space="preserve">          from BAGIC_PROD_MIRROR_DB.OPUS_GG_DWHSTAGE.BA_TRV_DATA_POLICY_DTLS_MV</w:t>
+              <w:t xml:space="preserve">          from BAGIC_PREPROD_CURATED_DB.UTILS.BA_TRV_DATA_POLICY_DTLS</w:t>
               <w:br/>
               <w:t xml:space="preserve">      )</w:t>
               <w:br/>
@@ -15006,7 +15072,7 @@
               <w:br/>
               <w:t xml:space="preserve">    select POLICY_HKEY as hkey from BAGIC_PREPROD_CURATED_DB.BGIL_DATA_MODEL.SAT_POLICY_TERMS</w:t>
               <w:br/>
-              <w:t xml:space="preserve">     where RECORD_SOURCE = 'OPUS_BJAZ_TRV_LOADER_LOG_TABLE_MV'</w:t>
+              <w:t xml:space="preserve">     where RECORD_SOURCE = 'OPUS_BJAZ_TRV_LOADER_LOG_TABLE'</w:t>
               <w:br/>
               <w:t xml:space="preserve">     group by POLICY_HKEY</w:t>
               <w:br/>
@@ -15024,7 +15090,7 @@
               <w:br/>
               <w:t xml:space="preserve">      from BAGIC_PREPROD_CURATED_DB.BGIL_DATA_MODEL.SAT_POLICY_TERMS</w:t>
               <w:br/>
-              <w:t xml:space="preserve">     where RECORD_SOURCE = 'OPUS_BJAZ_TRV_LOADER_LOG_TABLE_MV'</w:t>
+              <w:t xml:space="preserve">     where RECORD_SOURCE = 'OPUS_BJAZ_TRV_LOADER_LOG_TABLE'</w:t>
               <w:br/>
               <w:t xml:space="preserve">       and POLICY_HKEY in (select hkey from s2)</w:t>
               <w:br/>
@@ -15038,7 +15104,7 @@
               <w:br/>
               <w:t xml:space="preserve">      from (</w:t>
               <w:br/>
-              <w:t xml:space="preserve">        -- via stg_travel__bjaz_trv_loader_log_table_mv</w:t>
+              <w:t xml:space="preserve">        -- via stg_travel__bjaz_trv_loader_log_table</w:t>
               <w:br/>
               <w:t xml:space="preserve">        select MD5_BINARY(NULLIF(UPPER(TRIM(CAST('HUB_POLICY|' || ((nullif(trim(to_varchar("POLICYNUMBER")), ''))) AS VARCHAR))), '')) as hkey,</w:t>
               <w:br/>
@@ -15046,7 +15112,7 @@
               <w:br/>
               <w:t xml:space="preserve">               to_varchar((nullif(trim(to_varchar("SPCONDITION")), ''))) as SPECIAL_CONDITIONS</w:t>
               <w:br/>
-              <w:t xml:space="preserve">          from BAGIC_PROD_MIRROR_DB.OPUS_GG_DWHSTAGE.BJAZ_TRV_LOADER_LOG_TABLE_MV</w:t>
+              <w:t xml:space="preserve">          from BAGIC_PREPROD_CURATED_DB.UTILS.BJAZ_TRV_LOADER_LOG_TABLE</w:t>
               <w:br/>
               <w:t xml:space="preserve">      )</w:t>
               <w:br/>
@@ -15068,7 +15134,7 @@
               <w:br/>
               <w:t xml:space="preserve">)</w:t>
               <w:br/>
-              <w:t xml:space="preserve">select 'OPUS' as project, 'SAT_POLICY_TERMS' as satellite, 'OPUS_BA_TRV_DATA_POLICY_DTLS_MV' as record_source, column_name,</w:t>
+              <w:t xml:space="preserve">select 'OPUS' as project, 'SAT_POLICY_TERMS' as satellite, 'OPUS_BA_TRV_DATA_POLICY_DTLS' as record_source, column_name,</w:t>
               <w:br/>
               <w:t xml:space="preserve">       count(*) as keys_compared,</w:t>
               <w:br/>
@@ -15090,7 +15156,7 @@
               <w:br/>
               <w:t xml:space="preserve">union all</w:t>
               <w:br/>
-              <w:t xml:space="preserve">select 'OPUS' as project, 'SAT_POLICY_TERMS' as satellite, 'OPUS_BJAZ_TRV_LOADER_LOG_TABLE_MV' as record_source, column_name,</w:t>
+              <w:t xml:space="preserve">select 'OPUS' as project, 'SAT_POLICY_TERMS' as satellite, 'OPUS_BJAZ_TRV_LOADER_LOG_TABLE' as record_source, column_name,</w:t>
               <w:br/>
               <w:t xml:space="preserve">       count(*) as keys_compared,</w:t>
               <w:br/>
@@ -15171,6 +15237,9 @@
       <w:r>
         <w:t xml:space="preserve">23. OPUS — SAT_PRODUCT_DEFINITION</w:t>
       </w:r>
+      <w:r>
+        <w:t xml:space="preserve">  [M2]</w:t>
+      </w:r>
     </w:p>
     <w:tbl>
       <w:tblPr>
@@ -15361,7 +15430,7 @@
         <w:t xml:space="preserve">Note: </w:t>
       </w:r>
       <w:r>
-        <w:t xml:space="preserve">Same comparison as DM-A2 (latest satellite row vs the latest RAW record, model logic recomputed from RAW) but the sample is the most recently loaded keys, i.e. the keys that just changed -- where a stale current row would show. standard satellite, sat_multi_source; PK PRODUCT_HKEY; 3 RECORD_SOURCE group(s): OPUS_BA_TRV_DATA_POLICY_DTLS_MV [3 col(s)], OPUS_BA_TRV_PLAN_MST_MV [5 col(s)], OPUS_BJAZ_TRV_LOADER_DATA_MV [1 col(s)]. stg2_product_definition_ba_trv_data_policy_dtls_mv: column(s) PRODUCT_DISPLAY_NAME, PRODUCT_STATUS could not be traced to RAW on at least one arm -- excluded (first-cut: walk columns from resolved_mt__ views or joined-in stitch columns are not yet inlined into the sampled queries). stg2_product_definition_bjaz_trv_loader_data_mv: column(s) PRODUCT_CODE, PRODUCT_DISPLAY_NAME, PRODUCT_NAME, PRODUCT_STATUS could not be traced to RAW on at least one arm -- excluded (first-cut: walk columns from resolved_mt__ views or joined-in stitch columns are not yet inlined into the sampled queries).</w:t>
+        <w:t xml:space="preserve">Same comparison as DM-A2 (latest satellite row vs the latest RAW record, model logic recomputed from RAW) but the sample is the most recently loaded keys, i.e. the keys that just changed -- where a stale current row would show. standard satellite, sat_multi_source; PK PRODUCT_HKEY; 3 RECORD_SOURCE group(s): OPUS_BA_TRV_DATA_POLICY_DTLS [3 col(s)], OPUS_BA_TRV_PLAN_MST [5 col(s)], OPUS_BJAZ_TRV_LOADER_DATA [1 col(s)]. stg2_product_definition_ba_trv_data_policy_dtls: column(s) PRODUCT_DISPLAY_NAME, PRODUCT_STATUS could not be traced to RAW on at least one arm -- excluded (first-cut: walk columns from resolved_mt__ views or joined-in stitch columns are not yet inlined into the sampled queries). stg2_product_definition_bjaz_trv_loader_data: column(s) PRODUCT_CODE, PRODUCT_DISPLAY_NAME, PRODUCT_NAME, PRODUCT_STATUS could not be traced to RAW on at least one arm -- excluded (first-cut: walk columns from resolved_mt__ views or joined-in stitch columns are not yet inlined into the sampled queries).</w:t>
       </w:r>
     </w:p>
     <w:p>
@@ -15396,7 +15465,7 @@
               <w:br/>
               <w:t xml:space="preserve">    select PRODUCT_HKEY as hkey from BAGIC_PREPROD_CURATED_DB.BGIL_DATA_MODEL.SAT_PRODUCT_DEFINITION</w:t>
               <w:br/>
-              <w:t xml:space="preserve">     where RECORD_SOURCE = 'OPUS_BA_TRV_DATA_POLICY_DTLS_MV'</w:t>
+              <w:t xml:space="preserve">     where RECORD_SOURCE = 'OPUS_BA_TRV_DATA_POLICY_DTLS'</w:t>
               <w:br/>
               <w:t xml:space="preserve">     group by PRODUCT_HKEY</w:t>
               <w:br/>
@@ -15418,7 +15487,7 @@
               <w:br/>
               <w:t xml:space="preserve">      from BAGIC_PREPROD_CURATED_DB.BGIL_DATA_MODEL.SAT_PRODUCT_DEFINITION</w:t>
               <w:br/>
-              <w:t xml:space="preserve">     where RECORD_SOURCE = 'OPUS_BA_TRV_DATA_POLICY_DTLS_MV'</w:t>
+              <w:t xml:space="preserve">     where RECORD_SOURCE = 'OPUS_BA_TRV_DATA_POLICY_DTLS'</w:t>
               <w:br/>
               <w:t xml:space="preserve">       and PRODUCT_HKEY in (select hkey from s1)</w:t>
               <w:br/>
@@ -15432,7 +15501,7 @@
               <w:br/>
               <w:t xml:space="preserve">      from (</w:t>
               <w:br/>
-              <w:t xml:space="preserve">        -- via stg_travel__ba_trv_data_policy_dtls_mv</w:t>
+              <w:t xml:space="preserve">        -- via stg_travel__ba_trv_data_policy_dtls</w:t>
               <w:br/>
               <w:t xml:space="preserve">        select MD5_BINARY(NULLIF(UPPER(TRIM(CAST('HUB_PRODUCT|' || ((nullif(trim(to_varchar("PRODUCT_CODE")), ''))) AS VARCHAR))), '')) as hkey,</w:t>
               <w:br/>
@@ -15444,7 +15513,7 @@
               <w:br/>
               <w:t xml:space="preserve">               to_varchar((nullif(trim(to_varchar("TRAVEL_PLAN_NM")), ''))) as PRODUCT_NAME</w:t>
               <w:br/>
-              <w:t xml:space="preserve">          from BAGIC_PROD_MIRROR_DB.OPUS_GG_DWHSTAGE.BA_TRV_DATA_POLICY_DTLS_MV</w:t>
+              <w:t xml:space="preserve">          from BAGIC_PREPROD_CURATED_DB.UTILS.BA_TRV_DATA_POLICY_DTLS</w:t>
               <w:br/>
               <w:t xml:space="preserve">      )</w:t>
               <w:br/>
@@ -15490,7 +15559,7 @@
               <w:br/>
               <w:t xml:space="preserve">    select PRODUCT_HKEY as hkey from BAGIC_PREPROD_CURATED_DB.BGIL_DATA_MODEL.SAT_PRODUCT_DEFINITION</w:t>
               <w:br/>
-              <w:t xml:space="preserve">     where RECORD_SOURCE = 'OPUS_BA_TRV_PLAN_MST_MV'</w:t>
+              <w:t xml:space="preserve">     where RECORD_SOURCE = 'OPUS_BA_TRV_PLAN_MST'</w:t>
               <w:br/>
               <w:t xml:space="preserve">     group by PRODUCT_HKEY</w:t>
               <w:br/>
@@ -15516,7 +15585,7 @@
               <w:br/>
               <w:t xml:space="preserve">      from BAGIC_PREPROD_CURATED_DB.BGIL_DATA_MODEL.SAT_PRODUCT_DEFINITION</w:t>
               <w:br/>
-              <w:t xml:space="preserve">     where RECORD_SOURCE = 'OPUS_BA_TRV_PLAN_MST_MV'</w:t>
+              <w:t xml:space="preserve">     where RECORD_SOURCE = 'OPUS_BA_TRV_PLAN_MST'</w:t>
               <w:br/>
               <w:t xml:space="preserve">       and PRODUCT_HKEY in (select hkey from s2)</w:t>
               <w:br/>
@@ -15530,7 +15599,7 @@
               <w:br/>
               <w:t xml:space="preserve">      from (</w:t>
               <w:br/>
-              <w:t xml:space="preserve">        -- via stg_travel__ba_trv_plan_mst_mv</w:t>
+              <w:t xml:space="preserve">        -- via stg_travel__ba_trv_plan_mst</w:t>
               <w:br/>
               <w:t xml:space="preserve">        select MD5_BINARY(NULLIF(UPPER(TRIM(CAST('HUB_PRODUCT|' || ((nullif(trim(to_varchar("PLAN_NO")), ''))) AS VARCHAR))), '')) as hkey,</w:t>
               <w:br/>
@@ -15546,7 +15615,7 @@
               <w:br/>
               <w:t xml:space="preserve">               to_varchar((nullif(trim(to_varchar("ACTIVE_STATUS")), ''))) as PRODUCT_STATUS</w:t>
               <w:br/>
-              <w:t xml:space="preserve">          from BAGIC_PROD_MIRROR_DB.OPUS_GG_DWHSTAGE.BA_TRV_PLAN_MST_MV</w:t>
+              <w:t xml:space="preserve">          from BAGIC_PREPROD_CURATED_DB.UTILS.BA_TRV_PLAN_MST</w:t>
               <w:br/>
               <w:t xml:space="preserve">      )</w:t>
               <w:br/>
@@ -15612,7 +15681,7 @@
               <w:br/>
               <w:t xml:space="preserve">    select PRODUCT_HKEY as hkey from BAGIC_PREPROD_CURATED_DB.BGIL_DATA_MODEL.SAT_PRODUCT_DEFINITION</w:t>
               <w:br/>
-              <w:t xml:space="preserve">     where RECORD_SOURCE = 'OPUS_BJAZ_TRV_LOADER_DATA_MV'</w:t>
+              <w:t xml:space="preserve">     where RECORD_SOURCE = 'OPUS_BJAZ_TRV_LOADER_DATA'</w:t>
               <w:br/>
               <w:t xml:space="preserve">     group by PRODUCT_HKEY</w:t>
               <w:br/>
@@ -15630,7 +15699,7 @@
               <w:br/>
               <w:t xml:space="preserve">      from BAGIC_PREPROD_CURATED_DB.BGIL_DATA_MODEL.SAT_PRODUCT_DEFINITION</w:t>
               <w:br/>
-              <w:t xml:space="preserve">     where RECORD_SOURCE = 'OPUS_BJAZ_TRV_LOADER_DATA_MV'</w:t>
+              <w:t xml:space="preserve">     where RECORD_SOURCE = 'OPUS_BJAZ_TRV_LOADER_DATA'</w:t>
               <w:br/>
               <w:t xml:space="preserve">       and PRODUCT_HKEY in (select hkey from s3)</w:t>
               <w:br/>
@@ -15644,7 +15713,7 @@
               <w:br/>
               <w:t xml:space="preserve">      from (</w:t>
               <w:br/>
-              <w:t xml:space="preserve">        -- via stg_travel__bjaz_trv_loader_data_mv</w:t>
+              <w:t xml:space="preserve">        -- via stg_travel__bjaz_trv_loader_data</w:t>
               <w:br/>
               <w:t xml:space="preserve">        select MD5_BINARY(NULLIF(UPPER(TRIM(CAST('HUB_PRODUCT|' || ((nullif(trim(to_varchar("PLAN")), ''))) AS VARCHAR))), '')) as hkey,</w:t>
               <w:br/>
@@ -15652,7 +15721,7 @@
               <w:br/>
               <w:t xml:space="preserve">               to_varchar((nullif(trim(to_varchar("TRAVELPLANCATEGORY")), ''))) as PRODUCT_CATEGORY</w:t>
               <w:br/>
-              <w:t xml:space="preserve">          from BAGIC_PROD_MIRROR_DB.OPUS_GG_DWHSTAGE.BJAZ_TRV_LOADER_DATA_MV</w:t>
+              <w:t xml:space="preserve">          from BAGIC_PREPROD_CURATED_DB.UTILS.BJAZ_TRV_LOADER_DATA</w:t>
               <w:br/>
               <w:t xml:space="preserve">      )</w:t>
               <w:br/>
@@ -15674,7 +15743,7 @@
               <w:br/>
               <w:t xml:space="preserve">)</w:t>
               <w:br/>
-              <w:t xml:space="preserve">select 'OPUS' as project, 'SAT_PRODUCT_DEFINITION' as satellite, 'OPUS_BA_TRV_DATA_POLICY_DTLS_MV' as record_source, column_name,</w:t>
+              <w:t xml:space="preserve">select 'OPUS' as project, 'SAT_PRODUCT_DEFINITION' as satellite, 'OPUS_BA_TRV_DATA_POLICY_DTLS' as record_source, column_name,</w:t>
               <w:br/>
               <w:t xml:space="preserve">       count(*) as keys_compared,</w:t>
               <w:br/>
@@ -15696,7 +15765,7 @@
               <w:br/>
               <w:t xml:space="preserve">union all</w:t>
               <w:br/>
-              <w:t xml:space="preserve">select 'OPUS' as project, 'SAT_PRODUCT_DEFINITION' as satellite, 'OPUS_BA_TRV_PLAN_MST_MV' as record_source, column_name,</w:t>
+              <w:t xml:space="preserve">select 'OPUS' as project, 'SAT_PRODUCT_DEFINITION' as satellite, 'OPUS_BA_TRV_PLAN_MST' as record_source, column_name,</w:t>
               <w:br/>
               <w:t xml:space="preserve">       count(*) as keys_compared,</w:t>
               <w:br/>
@@ -15718,7 +15787,7 @@
               <w:br/>
               <w:t xml:space="preserve">union all</w:t>
               <w:br/>
-              <w:t xml:space="preserve">select 'OPUS' as project, 'SAT_PRODUCT_DEFINITION' as satellite, 'OPUS_BJAZ_TRV_LOADER_DATA_MV' as record_source, column_name,</w:t>
+              <w:t xml:space="preserve">select 'OPUS' as project, 'SAT_PRODUCT_DEFINITION' as satellite, 'OPUS_BJAZ_TRV_LOADER_DATA' as record_source, column_name,</w:t>
               <w:br/>
               <w:t xml:space="preserve">       count(*) as keys_compared,</w:t>
               <w:br/>
@@ -15799,6 +15868,9 @@
       <w:r>
         <w:t xml:space="preserve">24. OPUS — SAT_PRODUCT_RATING_FACTOR</w:t>
       </w:r>
+      <w:r>
+        <w:t xml:space="preserve">  [M2]</w:t>
+      </w:r>
     </w:p>
     <w:tbl>
       <w:tblPr>
@@ -15989,7 +16061,7 @@
         <w:t xml:space="preserve">Note: </w:t>
       </w:r>
       <w:r>
-        <w:t xml:space="preserve">Same comparison as DM-A2 (latest satellite row vs the latest RAW record, model logic recomputed from RAW) but the sample is the most recently loaded keys, i.e. the keys that just changed -- where a stale current row would show. standard satellite, ma_sat_multi_source; PK PRODUCT_HKEY, child key ACTIVE_SEQUENCE_NUMBER; 1 RECORD_SOURCE group(s): OPUS_BJAZ_TRV_RATE_MASTER_MV [2 col(s)]. Multi-active: compared per (key, child key); latest = max LOAD_DATETIME per member. stg2_product_rating_factor_bjaz_trv_rate_master_mv_0: column(s) VALUE_RANGE_TO could not be traced to RAW on at least one arm -- excluded (first-cut: walk columns from resolved_mt__ views or joined-in stitch columns are not yet inlined into the sampled queries).</w:t>
+        <w:t xml:space="preserve">Same comparison as DM-A2 (latest satellite row vs the latest RAW record, model logic recomputed from RAW) but the sample is the most recently loaded keys, i.e. the keys that just changed -- where a stale current row would show. standard satellite, ma_sat_multi_source; PK PRODUCT_HKEY, child key ACTIVE_SEQUENCE_NUMBER; 1 RECORD_SOURCE group(s): OPUS_BJAZ_TRV_RATE_MASTER [2 col(s)]. Multi-active: compared per (key, child key); latest = max LOAD_DATETIME per member. stg2_product_rating_factor_bjaz_trv_rate_master_0: column(s) VALUE_RANGE_TO could not be traced to RAW on at least one arm -- excluded (first-cut: walk columns from resolved_mt__ views or joined-in stitch columns are not yet inlined into the sampled queries).</w:t>
       </w:r>
     </w:p>
     <w:p>
@@ -16024,7 +16096,7 @@
               <w:br/>
               <w:t xml:space="preserve">    select PRODUCT_HKEY as hkey from BAGIC_PREPROD_CURATED_DB.BGIL_DATA_MODEL.SAT_PRODUCT_RATING_FACTOR</w:t>
               <w:br/>
-              <w:t xml:space="preserve">     where RECORD_SOURCE = 'OPUS_BJAZ_TRV_RATE_MASTER_MV'</w:t>
+              <w:t xml:space="preserve">     where RECORD_SOURCE = 'OPUS_BJAZ_TRV_RATE_MASTER'</w:t>
               <w:br/>
               <w:t xml:space="preserve">     group by PRODUCT_HKEY</w:t>
               <w:br/>
@@ -16046,7 +16118,7 @@
               <w:br/>
               <w:t xml:space="preserve">      from BAGIC_PREPROD_CURATED_DB.BGIL_DATA_MODEL.SAT_PRODUCT_RATING_FACTOR</w:t>
               <w:br/>
-              <w:t xml:space="preserve">     where RECORD_SOURCE = 'OPUS_BJAZ_TRV_RATE_MASTER_MV'</w:t>
+              <w:t xml:space="preserve">     where RECORD_SOURCE = 'OPUS_BJAZ_TRV_RATE_MASTER'</w:t>
               <w:br/>
               <w:t xml:space="preserve">       and PRODUCT_HKEY in (select hkey from s1)</w:t>
               <w:br/>
@@ -16060,7 +16132,7 @@
               <w:br/>
               <w:t xml:space="preserve">      from (</w:t>
               <w:br/>
-              <w:t xml:space="preserve">        -- via stg_travel__bjaz_trv_rate_master_mv</w:t>
+              <w:t xml:space="preserve">        -- via stg_travel__bjaz_trv_rate_master</w:t>
               <w:br/>
               <w:t xml:space="preserve">        select MD5_BINARY(NULLIF(UPPER(TRIM(CAST('HUB_PRODUCT|' || ((nullif(trim(to_varchar("PLAN")), ''))) AS VARCHAR))), '')) as hkey,</w:t>
               <w:br/>
@@ -16072,11 +16144,11 @@
               <w:br/>
               <w:t xml:space="preserve">               cast(null as varchar) as VALUE_RANGE_TO</w:t>
               <w:br/>
-              <w:t xml:space="preserve">          from BAGIC_PROD_MIRROR_DB.OPUS_GG_DWHSTAGE.BJAZ_TRV_RATE_MASTER_MV</w:t>
+              <w:t xml:space="preserve">          from BAGIC_PREPROD_CURATED_DB.UTILS.BJAZ_TRV_RATE_MASTER</w:t>
               <w:br/>
               <w:t xml:space="preserve">        union all</w:t>
               <w:br/>
-              <w:t xml:space="preserve">        -- via stg_travel__bjaz_trv_rate_master_mv</w:t>
+              <w:t xml:space="preserve">        -- via stg_travel__bjaz_trv_rate_master</w:t>
               <w:br/>
               <w:t xml:space="preserve">        select MD5_BINARY(NULLIF(UPPER(TRIM(CAST('HUB_PRODUCT|' || ((nullif(trim(to_varchar("PLAN")), ''))) AS VARCHAR))), '')) as hkey,</w:t>
               <w:br/>
@@ -16088,11 +16160,11 @@
               <w:br/>
               <w:t xml:space="preserve">               to_varchar(("AGE_TO"::number)) as VALUE_RANGE_TO</w:t>
               <w:br/>
-              <w:t xml:space="preserve">          from BAGIC_PROD_MIRROR_DB.OPUS_GG_DWHSTAGE.BJAZ_TRV_RATE_MASTER_MV</w:t>
+              <w:t xml:space="preserve">          from BAGIC_PREPROD_CURATED_DB.UTILS.BJAZ_TRV_RATE_MASTER</w:t>
               <w:br/>
               <w:t xml:space="preserve">        union all</w:t>
               <w:br/>
-              <w:t xml:space="preserve">        -- via stg_travel__bjaz_trv_rate_master_mv</w:t>
+              <w:t xml:space="preserve">        -- via stg_travel__bjaz_trv_rate_master</w:t>
               <w:br/>
               <w:t xml:space="preserve">        select MD5_BINARY(NULLIF(UPPER(TRIM(CAST('HUB_PRODUCT|' || ((nullif(trim(to_varchar("PLAN")), ''))) AS VARCHAR))), '')) as hkey,</w:t>
               <w:br/>
@@ -16104,11 +16176,11 @@
               <w:br/>
               <w:t xml:space="preserve">               cast(null as varchar) as VALUE_RANGE_TO</w:t>
               <w:br/>
-              <w:t xml:space="preserve">          from BAGIC_PROD_MIRROR_DB.OPUS_GG_DWHSTAGE.BJAZ_TRV_RATE_MASTER_MV</w:t>
+              <w:t xml:space="preserve">          from BAGIC_PREPROD_CURATED_DB.UTILS.BJAZ_TRV_RATE_MASTER</w:t>
               <w:br/>
               <w:t xml:space="preserve">        union all</w:t>
               <w:br/>
-              <w:t xml:space="preserve">        -- via stg_travel__bjaz_trv_rate_master_mv</w:t>
+              <w:t xml:space="preserve">        -- via stg_travel__bjaz_trv_rate_master</w:t>
               <w:br/>
               <w:t xml:space="preserve">        select MD5_BINARY(NULLIF(UPPER(TRIM(CAST('HUB_PRODUCT|' || ((nullif(trim(to_varchar("PLAN")), ''))) AS VARCHAR))), '')) as hkey,</w:t>
               <w:br/>
@@ -16120,7 +16192,7 @@
               <w:br/>
               <w:t xml:space="preserve">               to_varchar(("DAYS_TO"::number)) as VALUE_RANGE_TO</w:t>
               <w:br/>
-              <w:t xml:space="preserve">          from BAGIC_PROD_MIRROR_DB.OPUS_GG_DWHSTAGE.BJAZ_TRV_RATE_MASTER_MV</w:t>
+              <w:t xml:space="preserve">          from BAGIC_PREPROD_CURATED_DB.UTILS.BJAZ_TRV_RATE_MASTER</w:t>
               <w:br/>
               <w:t xml:space="preserve">      )</w:t>
               <w:br/>
@@ -16152,7 +16224,7 @@
               <w:br/>
               <w:t xml:space="preserve">)</w:t>
               <w:br/>
-              <w:t xml:space="preserve">select 'OPUS' as project, 'SAT_PRODUCT_RATING_FACTOR' as satellite, 'OPUS_BJAZ_TRV_RATE_MASTER_MV' as record_source, column_name,</w:t>
+              <w:t xml:space="preserve">select 'OPUS' as project, 'SAT_PRODUCT_RATING_FACTOR' as satellite, 'OPUS_BJAZ_TRV_RATE_MASTER' as record_source, column_name,</w:t>
               <w:br/>
               <w:t xml:space="preserve">       count(*) as keys_compared,</w:t>
               <w:br/>
@@ -16233,6 +16305,9 @@
       <w:r>
         <w:t xml:space="preserve">25. OPUS — SAT_PRODUCT_RATING_STRUCTURE</w:t>
       </w:r>
+      <w:r>
+        <w:t xml:space="preserve">  [M2]</w:t>
+      </w:r>
     </w:p>
     <w:tbl>
       <w:tblPr>
@@ -16423,7 +16498,7 @@
         <w:t xml:space="preserve">Note: </w:t>
       </w:r>
       <w:r>
-        <w:t xml:space="preserve">Same comparison as DM-A2 (latest satellite row vs the latest RAW record, model logic recomputed from RAW) but the sample is the most recently loaded keys, i.e. the keys that just changed -- where a stale current row would show. standard satellite, automate_dv.sat; PK PRODUCT_HKEY; 1 RECORD_SOURCE group(s): OPUS_BJAZ_TRV_RATE_MASTER_MV [1 col(s)].</w:t>
+        <w:t xml:space="preserve">Same comparison as DM-A2 (latest satellite row vs the latest RAW record, model logic recomputed from RAW) but the sample is the most recently loaded keys, i.e. the keys that just changed -- where a stale current row would show. standard satellite, automate_dv.sat; PK PRODUCT_HKEY; 1 RECORD_SOURCE group(s): OPUS_BJAZ_TRV_RATE_MASTER [1 col(s)].</w:t>
       </w:r>
     </w:p>
     <w:p>
@@ -16458,7 +16533,7 @@
               <w:br/>
               <w:t xml:space="preserve">    select PRODUCT_HKEY as hkey from BAGIC_PREPROD_CURATED_DB.BGIL_DATA_MODEL.SAT_PRODUCT_RATING_STRUCTURE</w:t>
               <w:br/>
-              <w:t xml:space="preserve">     where RECORD_SOURCE = 'OPUS_BJAZ_TRV_RATE_MASTER_MV'</w:t>
+              <w:t xml:space="preserve">     where RECORD_SOURCE = 'OPUS_BJAZ_TRV_RATE_MASTER'</w:t>
               <w:br/>
               <w:t xml:space="preserve">     group by PRODUCT_HKEY</w:t>
               <w:br/>
@@ -16476,7 +16551,7 @@
               <w:br/>
               <w:t xml:space="preserve">      from BAGIC_PREPROD_CURATED_DB.BGIL_DATA_MODEL.SAT_PRODUCT_RATING_STRUCTURE</w:t>
               <w:br/>
-              <w:t xml:space="preserve">     where RECORD_SOURCE = 'OPUS_BJAZ_TRV_RATE_MASTER_MV'</w:t>
+              <w:t xml:space="preserve">     where RECORD_SOURCE = 'OPUS_BJAZ_TRV_RATE_MASTER'</w:t>
               <w:br/>
               <w:t xml:space="preserve">       and PRODUCT_HKEY in (select hkey from s1)</w:t>
               <w:br/>
@@ -16490,7 +16565,7 @@
               <w:br/>
               <w:t xml:space="preserve">      from (</w:t>
               <w:br/>
-              <w:t xml:space="preserve">        -- via stg_travel__bjaz_trv_rate_master_mv</w:t>
+              <w:t xml:space="preserve">        -- via stg_travel__bjaz_trv_rate_master</w:t>
               <w:br/>
               <w:t xml:space="preserve">        select MD5_BINARY(NULLIF(UPPER(TRIM(CAST('HUB_PRODUCT|' || ((nullif(trim(to_varchar("PLAN")), ''))) AS VARCHAR))), '')) as hkey,</w:t>
               <w:br/>
@@ -16498,7 +16573,7 @@
               <w:br/>
               <w:t xml:space="preserve">               to_varchar(("EFFECTIVE_DATE"::timestamp_ntz)) as PRICING_EFFECTIVE_DATE</w:t>
               <w:br/>
-              <w:t xml:space="preserve">          from BAGIC_PROD_MIRROR_DB.OPUS_GG_DWHSTAGE.BJAZ_TRV_RATE_MASTER_MV</w:t>
+              <w:t xml:space="preserve">          from BAGIC_PREPROD_CURATED_DB.UTILS.BJAZ_TRV_RATE_MASTER</w:t>
               <w:br/>
               <w:t xml:space="preserve">      )</w:t>
               <w:br/>
@@ -16520,7 +16595,7 @@
               <w:br/>
               <w:t xml:space="preserve">)</w:t>
               <w:br/>
-              <w:t xml:space="preserve">select 'OPUS' as project, 'SAT_PRODUCT_RATING_STRUCTURE' as satellite, 'OPUS_BJAZ_TRV_RATE_MASTER_MV' as record_source, column_name,</w:t>
+              <w:t xml:space="preserve">select 'OPUS' as project, 'SAT_PRODUCT_RATING_STRUCTURE' as satellite, 'OPUS_BJAZ_TRV_RATE_MASTER' as record_source, column_name,</w:t>
               <w:br/>
               <w:t xml:space="preserve">       count(*) as keys_compared,</w:t>
               <w:br/>
@@ -16601,6 +16676,9 @@
       <w:r>
         <w:t xml:space="preserve">26. OPUS — SAT_PRODUCT_TERMS</w:t>
       </w:r>
+      <w:r>
+        <w:t xml:space="preserve">  [M2]</w:t>
+      </w:r>
     </w:p>
     <w:tbl>
       <w:tblPr>
@@ -16791,7 +16869,7 @@
         <w:t xml:space="preserve">Note: </w:t>
       </w:r>
       <w:r>
-        <w:t xml:space="preserve">Same comparison as DM-A2 (latest satellite row vs the latest RAW record, model logic recomputed from RAW) but the sample is the most recently loaded keys, i.e. the keys that just changed -- where a stale current row would show. standard satellite, sat_multi_source; PK PRODUCT_HKEY; 2 RECORD_SOURCE group(s): OPUS_BA_TRV_PLAN_MST_MV [6 col(s)], OPUS_BJAZ_TRV_PLAN_MV [1 col(s)]. stg2_product_terms_bjaz_trv_plan_mv: column(s) FAMILY_DEFINITION, GEOGRAPHY_RESTRICTION, MAXIMUM_ENTRY_AGE, MINIMUM_ENTRY_AGE, MINIMUM_POLICY_TERM could not be traced to RAW on at least one arm -- excluded (first-cut: walk columns from resolved_mt__ views or joined-in stitch columns are not yet inlined into the sampled queries).</w:t>
+        <w:t xml:space="preserve">Same comparison as DM-A2 (latest satellite row vs the latest RAW record, model logic recomputed from RAW) but the sample is the most recently loaded keys, i.e. the keys that just changed -- where a stale current row would show. standard satellite, sat_multi_source; PK PRODUCT_HKEY; 2 RECORD_SOURCE group(s): OPUS_BA_TRV_PLAN_MST [6 col(s)], OPUS_BJAZ_TRV_PLAN [1 col(s)]. stg2_product_terms_bjaz_trv_plan: column(s) FAMILY_DEFINITION, GEOGRAPHY_RESTRICTION, MAXIMUM_ENTRY_AGE, MINIMUM_ENTRY_AGE, MINIMUM_POLICY_TERM could not be traced to RAW on at least one arm -- excluded (first-cut: walk columns from resolved_mt__ views or joined-in stitch columns are not yet inlined into the sampled queries).</w:t>
       </w:r>
     </w:p>
     <w:p>
@@ -16826,7 +16904,7 @@
               <w:br/>
               <w:t xml:space="preserve">    select PRODUCT_HKEY as hkey from BAGIC_PREPROD_CURATED_DB.BGIL_DATA_MODEL.SAT_PRODUCT_TERMS</w:t>
               <w:br/>
-              <w:t xml:space="preserve">     where RECORD_SOURCE = 'OPUS_BA_TRV_PLAN_MST_MV'</w:t>
+              <w:t xml:space="preserve">     where RECORD_SOURCE = 'OPUS_BA_TRV_PLAN_MST'</w:t>
               <w:br/>
               <w:t xml:space="preserve">     group by PRODUCT_HKEY</w:t>
               <w:br/>
@@ -16854,7 +16932,7 @@
               <w:br/>
               <w:t xml:space="preserve">      from BAGIC_PREPROD_CURATED_DB.BGIL_DATA_MODEL.SAT_PRODUCT_TERMS</w:t>
               <w:br/>
-              <w:t xml:space="preserve">     where RECORD_SOURCE = 'OPUS_BA_TRV_PLAN_MST_MV'</w:t>
+              <w:t xml:space="preserve">     where RECORD_SOURCE = 'OPUS_BA_TRV_PLAN_MST'</w:t>
               <w:br/>
               <w:t xml:space="preserve">       and PRODUCT_HKEY in (select hkey from s1)</w:t>
               <w:br/>
@@ -16868,7 +16946,7 @@
               <w:br/>
               <w:t xml:space="preserve">      from (</w:t>
               <w:br/>
-              <w:t xml:space="preserve">        -- via stg_travel__ba_trv_plan_mst_mv</w:t>
+              <w:t xml:space="preserve">        -- via stg_travel__ba_trv_plan_mst</w:t>
               <w:br/>
               <w:t xml:space="preserve">        select MD5_BINARY(NULLIF(UPPER(TRIM(CAST('HUB_PRODUCT|' || ((nullif(trim(to_varchar("PLAN_NO")), ''))) AS VARCHAR))), '')) as hkey,</w:t>
               <w:br/>
@@ -16886,7 +16964,7 @@
               <w:br/>
               <w:t xml:space="preserve">               to_varchar(("PLAN_MIN_DAYS"::number)) as MINIMUM_POLICY_TERM</w:t>
               <w:br/>
-              <w:t xml:space="preserve">          from BAGIC_PROD_MIRROR_DB.OPUS_GG_DWHSTAGE.BA_TRV_PLAN_MST_MV</w:t>
+              <w:t xml:space="preserve">          from BAGIC_PREPROD_CURATED_DB.UTILS.BA_TRV_PLAN_MST</w:t>
               <w:br/>
               <w:t xml:space="preserve">      )</w:t>
               <w:br/>
@@ -16962,7 +17040,7 @@
               <w:br/>
               <w:t xml:space="preserve">    select PRODUCT_HKEY as hkey from BAGIC_PREPROD_CURATED_DB.BGIL_DATA_MODEL.SAT_PRODUCT_TERMS</w:t>
               <w:br/>
-              <w:t xml:space="preserve">     where RECORD_SOURCE = 'OPUS_BJAZ_TRV_PLAN_MV'</w:t>
+              <w:t xml:space="preserve">     where RECORD_SOURCE = 'OPUS_BJAZ_TRV_PLAN'</w:t>
               <w:br/>
               <w:t xml:space="preserve">     group by PRODUCT_HKEY</w:t>
               <w:br/>
@@ -16980,7 +17058,7 @@
               <w:br/>
               <w:t xml:space="preserve">      from BAGIC_PREPROD_CURATED_DB.BGIL_DATA_MODEL.SAT_PRODUCT_TERMS</w:t>
               <w:br/>
-              <w:t xml:space="preserve">     where RECORD_SOURCE = 'OPUS_BJAZ_TRV_PLAN_MV'</w:t>
+              <w:t xml:space="preserve">     where RECORD_SOURCE = 'OPUS_BJAZ_TRV_PLAN'</w:t>
               <w:br/>
               <w:t xml:space="preserve">       and PRODUCT_HKEY in (select hkey from s2)</w:t>
               <w:br/>
@@ -16994,7 +17072,7 @@
               <w:br/>
               <w:t xml:space="preserve">      from (</w:t>
               <w:br/>
-              <w:t xml:space="preserve">        -- via stg_travel__bjaz_trv_plan_mv</w:t>
+              <w:t xml:space="preserve">        -- via stg_travel__bjaz_trv_plan</w:t>
               <w:br/>
               <w:t xml:space="preserve">        select MD5_BINARY(NULLIF(UPPER(TRIM(CAST('HUB_PRODUCT|' || ((nullif(trim(to_varchar("PLAN_ID")), ''))) AS VARCHAR))), '')) as hkey,</w:t>
               <w:br/>
@@ -17002,7 +17080,7 @@
               <w:br/>
               <w:t xml:space="preserve">               to_varchar(("MAX_DAYS"::number)) as MAXIMUM_POLICY_TERM</w:t>
               <w:br/>
-              <w:t xml:space="preserve">          from BAGIC_PROD_MIRROR_DB.OPUS_GG_DWHSTAGE.BJAZ_TRV_PLAN_MV</w:t>
+              <w:t xml:space="preserve">          from BAGIC_PREPROD_CURATED_DB.UTILS.BJAZ_TRV_PLAN</w:t>
               <w:br/>
               <w:t xml:space="preserve">      )</w:t>
               <w:br/>
@@ -17024,7 +17102,7 @@
               <w:br/>
               <w:t xml:space="preserve">)</w:t>
               <w:br/>
-              <w:t xml:space="preserve">select 'OPUS' as project, 'SAT_PRODUCT_TERMS' as satellite, 'OPUS_BA_TRV_PLAN_MST_MV' as record_source, column_name,</w:t>
+              <w:t xml:space="preserve">select 'OPUS' as project, 'SAT_PRODUCT_TERMS' as satellite, 'OPUS_BA_TRV_PLAN_MST' as record_source, column_name,</w:t>
               <w:br/>
               <w:t xml:space="preserve">       count(*) as keys_compared,</w:t>
               <w:br/>
@@ -17046,7 +17124,7 @@
               <w:br/>
               <w:t xml:space="preserve">union all</w:t>
               <w:br/>
-              <w:t xml:space="preserve">select 'OPUS' as project, 'SAT_PRODUCT_TERMS' as satellite, 'OPUS_BJAZ_TRV_PLAN_MV' as record_source, column_name,</w:t>
+              <w:t xml:space="preserve">select 'OPUS' as project, 'SAT_PRODUCT_TERMS' as satellite, 'OPUS_BJAZ_TRV_PLAN' as record_source, column_name,</w:t>
               <w:br/>
               <w:t xml:space="preserve">       count(*) as keys_compared,</w:t>
               <w:br/>
@@ -17127,6 +17205,9 @@
       <w:r>
         <w:t xml:space="preserve">27. OPUS — SAT_PROPOSAL_UNDERWRITING</w:t>
       </w:r>
+      <w:r>
+        <w:t xml:space="preserve">  [M2]</w:t>
+      </w:r>
     </w:p>
     <w:tbl>
       <w:tblPr>
@@ -17317,7 +17398,7 @@
         <w:t xml:space="preserve">Note: </w:t>
       </w:r>
       <w:r>
-        <w:t xml:space="preserve">Same comparison as DM-A2 (latest satellite row vs the latest RAW record, model logic recomputed from RAW) but the sample is the most recently loaded keys, i.e. the keys that just changed -- where a stale current row would show. standard satellite, automate_dv.sat; PK PROPOSAL_HKEY; 1 RECORD_SOURCE group(s): OPUS_BA_TRV_DATA_POLICY_DTLS_MV [2 col(s)].</w:t>
+        <w:t xml:space="preserve">Same comparison as DM-A2 (latest satellite row vs the latest RAW record, model logic recomputed from RAW) but the sample is the most recently loaded keys, i.e. the keys that just changed -- where a stale current row would show. standard satellite, automate_dv.sat; PK PROPOSAL_HKEY; 1 RECORD_SOURCE group(s): OPUS_BA_TRV_DATA_POLICY_DTLS [2 col(s)].</w:t>
       </w:r>
     </w:p>
     <w:p>
@@ -17352,7 +17433,7 @@
               <w:br/>
               <w:t xml:space="preserve">    select PROPOSAL_HKEY as hkey from BAGIC_PREPROD_CURATED_DB.BGIL_DATA_MODEL.SAT_PROPOSAL_UNDERWRITING</w:t>
               <w:br/>
-              <w:t xml:space="preserve">     where RECORD_SOURCE = 'OPUS_BA_TRV_DATA_POLICY_DTLS_MV'</w:t>
+              <w:t xml:space="preserve">     where RECORD_SOURCE = 'OPUS_BA_TRV_DATA_POLICY_DTLS'</w:t>
               <w:br/>
               <w:t xml:space="preserve">     group by PROPOSAL_HKEY</w:t>
               <w:br/>
@@ -17372,7 +17453,7 @@
               <w:br/>
               <w:t xml:space="preserve">      from BAGIC_PREPROD_CURATED_DB.BGIL_DATA_MODEL.SAT_PROPOSAL_UNDERWRITING</w:t>
               <w:br/>
-              <w:t xml:space="preserve">     where RECORD_SOURCE = 'OPUS_BA_TRV_DATA_POLICY_DTLS_MV'</w:t>
+              <w:t xml:space="preserve">     where RECORD_SOURCE = 'OPUS_BA_TRV_DATA_POLICY_DTLS'</w:t>
               <w:br/>
               <w:t xml:space="preserve">       and PROPOSAL_HKEY in (select hkey from s1)</w:t>
               <w:br/>
@@ -17386,7 +17467,7 @@
               <w:br/>
               <w:t xml:space="preserve">      from (</w:t>
               <w:br/>
-              <w:t xml:space="preserve">        -- via stg_travel__ba_trv_data_policy_dtls_mv</w:t>
+              <w:t xml:space="preserve">        -- via stg_travel__ba_trv_data_policy_dtls</w:t>
               <w:br/>
               <w:t xml:space="preserve">        select MD5_BINARY(NULLIF(UPPER(TRIM(CAST('HUB_PROPOSAL|' || ((nullif(trim(to_varchar("TRAVEL_REQ_NO")), ''))) AS VARCHAR))), '')) as hkey,</w:t>
               <w:br/>
@@ -17396,7 +17477,7 @@
               <w:br/>
               <w:t xml:space="preserve">               to_varchar((nullif(trim(to_varchar("REFER_FLAG")), ''))) as REFERRAL_INDICATOR</w:t>
               <w:br/>
-              <w:t xml:space="preserve">          from BAGIC_PROD_MIRROR_DB.OPUS_GG_DWHSTAGE.BA_TRV_DATA_POLICY_DTLS_MV</w:t>
+              <w:t xml:space="preserve">          from BAGIC_PREPROD_CURATED_DB.UTILS.BA_TRV_DATA_POLICY_DTLS</w:t>
               <w:br/>
               <w:t xml:space="preserve">      )</w:t>
               <w:br/>
@@ -17428,7 +17509,7 @@
               <w:br/>
               <w:t xml:space="preserve">)</w:t>
               <w:br/>
-              <w:t xml:space="preserve">select 'OPUS' as project, 'SAT_PROPOSAL_UNDERWRITING' as satellite, 'OPUS_BA_TRV_DATA_POLICY_DTLS_MV' as record_source, column_name,</w:t>
+              <w:t xml:space="preserve">select 'OPUS' as project, 'SAT_PROPOSAL_UNDERWRITING' as satellite, 'OPUS_BA_TRV_DATA_POLICY_DTLS' as record_source, column_name,</w:t>
               <w:br/>
               <w:t xml:space="preserve">       count(*) as keys_compared,</w:t>
               <w:br/>
@@ -17509,6 +17590,9 @@
       <w:r>
         <w:t xml:space="preserve">28. OPUS — SAT_QUOTE_HEADER</w:t>
       </w:r>
+      <w:r>
+        <w:t xml:space="preserve">  [M2]</w:t>
+      </w:r>
     </w:p>
     <w:tbl>
       <w:tblPr>
@@ -17699,7 +17783,7 @@
         <w:t xml:space="preserve">Note: </w:t>
       </w:r>
       <w:r>
-        <w:t xml:space="preserve">Same comparison as DM-A2 (latest satellite row vs the latest RAW record, model logic recomputed from RAW) but the sample is the most recently loaded keys, i.e. the keys that just changed -- where a stale current row would show. standard satellite, automate_dv.sat; PK QUOTE_HKEY; 1 RECORD_SOURCE group(s): OPUS_BA_TRV_DATA_POLICY_DTLS_MV [1 col(s)].</w:t>
+        <w:t xml:space="preserve">Same comparison as DM-A2 (latest satellite row vs the latest RAW record, model logic recomputed from RAW) but the sample is the most recently loaded keys, i.e. the keys that just changed -- where a stale current row would show. standard satellite, automate_dv.sat; PK QUOTE_HKEY; 1 RECORD_SOURCE group(s): OPUS_BA_TRV_DATA_POLICY_DTLS [1 col(s)].</w:t>
       </w:r>
     </w:p>
     <w:p>
@@ -17734,7 +17818,7 @@
               <w:br/>
               <w:t xml:space="preserve">    select QUOTE_HKEY as hkey from BAGIC_PREPROD_CURATED_DB.BGIL_DATA_MODEL.SAT_QUOTE_HEADER</w:t>
               <w:br/>
-              <w:t xml:space="preserve">     where RECORD_SOURCE = 'OPUS_BA_TRV_DATA_POLICY_DTLS_MV'</w:t>
+              <w:t xml:space="preserve">     where RECORD_SOURCE = 'OPUS_BA_TRV_DATA_POLICY_DTLS'</w:t>
               <w:br/>
               <w:t xml:space="preserve">     group by QUOTE_HKEY</w:t>
               <w:br/>
@@ -17752,7 +17836,7 @@
               <w:br/>
               <w:t xml:space="preserve">      from BAGIC_PREPROD_CURATED_DB.BGIL_DATA_MODEL.SAT_QUOTE_HEADER</w:t>
               <w:br/>
-              <w:t xml:space="preserve">     where RECORD_SOURCE = 'OPUS_BA_TRV_DATA_POLICY_DTLS_MV'</w:t>
+              <w:t xml:space="preserve">     where RECORD_SOURCE = 'OPUS_BA_TRV_DATA_POLICY_DTLS'</w:t>
               <w:br/>
               <w:t xml:space="preserve">       and QUOTE_HKEY in (select hkey from s1)</w:t>
               <w:br/>
@@ -17766,7 +17850,7 @@
               <w:br/>
               <w:t xml:space="preserve">      from (</w:t>
               <w:br/>
-              <w:t xml:space="preserve">        -- via stg_travel__ba_trv_data_policy_dtls_mv</w:t>
+              <w:t xml:space="preserve">        -- via stg_travel__ba_trv_data_policy_dtls</w:t>
               <w:br/>
               <w:t xml:space="preserve">        select MD5_BINARY(NULLIF(UPPER(TRIM(CAST('HUB_QUOTE|' || ((nullif(trim(to_varchar("QUOTE_NO")), ''))) AS VARCHAR))), '')) as hkey,</w:t>
               <w:br/>
@@ -17774,7 +17858,7 @@
               <w:br/>
               <w:t xml:space="preserve">               to_varchar(("QUOTE_DATE"::timestamp_ntz)) as QUOTE_DATE</w:t>
               <w:br/>
-              <w:t xml:space="preserve">          from BAGIC_PROD_MIRROR_DB.OPUS_GG_DWHSTAGE.BA_TRV_DATA_POLICY_DTLS_MV</w:t>
+              <w:t xml:space="preserve">          from BAGIC_PREPROD_CURATED_DB.UTILS.BA_TRV_DATA_POLICY_DTLS</w:t>
               <w:br/>
               <w:t xml:space="preserve">      )</w:t>
               <w:br/>
@@ -17796,7 +17880,7 @@
               <w:br/>
               <w:t xml:space="preserve">)</w:t>
               <w:br/>
-              <w:t xml:space="preserve">select 'OPUS' as project, 'SAT_QUOTE_HEADER' as satellite, 'OPUS_BA_TRV_DATA_POLICY_DTLS_MV' as record_source, column_name,</w:t>
+              <w:t xml:space="preserve">select 'OPUS' as project, 'SAT_QUOTE_HEADER' as satellite, 'OPUS_BA_TRV_DATA_POLICY_DTLS' as record_source, column_name,</w:t>
               <w:br/>
               <w:t xml:space="preserve">       count(*) as keys_compared,</w:t>
               <w:br/>
@@ -17877,6 +17961,9 @@
       <w:r>
         <w:t xml:space="preserve">29. OPUS — SAT_RISK_MOTOR_DRIVER</w:t>
       </w:r>
+      <w:r>
+        <w:t xml:space="preserve">  [M2]</w:t>
+      </w:r>
     </w:p>
     <w:tbl>
       <w:tblPr>
@@ -18067,7 +18154,7 @@
         <w:t xml:space="preserve">Note: </w:t>
       </w:r>
       <w:r>
-        <w:t xml:space="preserve">Same comparison as DM-A2 (latest satellite row vs the latest RAW record, model logic recomputed from RAW) but the sample is the most recently loaded keys, i.e. the keys that just changed -- where a stale current row would show. standard satellite, automate_dv.sat; PK RISK_OBJECT_HKEY; 1 RECORD_SOURCE group(s): OPUS_BJAZ_TRV_LOADER_LOG_TABLE_MV [1 col(s)].</w:t>
+        <w:t xml:space="preserve">Same comparison as DM-A2 (latest satellite row vs the latest RAW record, model logic recomputed from RAW) but the sample is the most recently loaded keys, i.e. the keys that just changed -- where a stale current row would show. standard satellite, automate_dv.sat; PK RISK_OBJECT_HKEY; 1 RECORD_SOURCE group(s): OPUS_BJAZ_TRV_LOADER_LOG_TABLE [1 col(s)].</w:t>
       </w:r>
     </w:p>
     <w:p>
@@ -18102,7 +18189,7 @@
               <w:br/>
               <w:t xml:space="preserve">    select RISK_OBJECT_HKEY as hkey from BAGIC_PREPROD_CURATED_DB.BGIL_DATA_MODEL.SAT_RISK_MOTOR_DRIVER</w:t>
               <w:br/>
-              <w:t xml:space="preserve">     where RECORD_SOURCE = 'OPUS_BJAZ_TRV_LOADER_LOG_TABLE_MV'</w:t>
+              <w:t xml:space="preserve">     where RECORD_SOURCE = 'OPUS_BJAZ_TRV_LOADER_LOG_TABLE'</w:t>
               <w:br/>
               <w:t xml:space="preserve">     group by RISK_OBJECT_HKEY</w:t>
               <w:br/>
@@ -18120,7 +18207,7 @@
               <w:br/>
               <w:t xml:space="preserve">      from BAGIC_PREPROD_CURATED_DB.BGIL_DATA_MODEL.SAT_RISK_MOTOR_DRIVER</w:t>
               <w:br/>
-              <w:t xml:space="preserve">     where RECORD_SOURCE = 'OPUS_BJAZ_TRV_LOADER_LOG_TABLE_MV'</w:t>
+              <w:t xml:space="preserve">     where RECORD_SOURCE = 'OPUS_BJAZ_TRV_LOADER_LOG_TABLE'</w:t>
               <w:br/>
               <w:t xml:space="preserve">       and RISK_OBJECT_HKEY in (select hkey from s1)</w:t>
               <w:br/>
@@ -18134,7 +18221,7 @@
               <w:br/>
               <w:t xml:space="preserve">      from (</w:t>
               <w:br/>
-              <w:t xml:space="preserve">        -- via stg_travel__bjaz_trv_loader_log_table_mv</w:t>
+              <w:t xml:space="preserve">        -- via stg_travel__bjaz_trv_loader_log_table</w:t>
               <w:br/>
               <w:t xml:space="preserve">        select MD5_BINARY(NULLIF(UPPER(TRIM(CAST('HUB_RISK_OBJECT|' || ((nullif(trim(to_varchar("POLICYNUMBER")), ''))) AS VARCHAR))), '')) as hkey,</w:t>
               <w:br/>
@@ -18142,7 +18229,7 @@
               <w:br/>
               <w:t xml:space="preserve">               to_varchar((nullif(trim(to_varchar("DRIVERYN")), ''))) as OWNER_DRIVER_INDICATOR</w:t>
               <w:br/>
-              <w:t xml:space="preserve">          from BAGIC_PROD_MIRROR_DB.OPUS_GG_DWHSTAGE.BJAZ_TRV_LOADER_LOG_TABLE_MV</w:t>
+              <w:t xml:space="preserve">          from BAGIC_PREPROD_CURATED_DB.UTILS.BJAZ_TRV_LOADER_LOG_TABLE</w:t>
               <w:br/>
               <w:t xml:space="preserve">      )</w:t>
               <w:br/>
@@ -18164,7 +18251,7 @@
               <w:br/>
               <w:t xml:space="preserve">)</w:t>
               <w:br/>
-              <w:t xml:space="preserve">select 'OPUS' as project, 'SAT_RISK_MOTOR_DRIVER' as satellite, 'OPUS_BJAZ_TRV_LOADER_LOG_TABLE_MV' as record_source, column_name,</w:t>
+              <w:t xml:space="preserve">select 'OPUS' as project, 'SAT_RISK_MOTOR_DRIVER' as satellite, 'OPUS_BJAZ_TRV_LOADER_LOG_TABLE' as record_source, column_name,</w:t>
               <w:br/>
               <w:t xml:space="preserve">       count(*) as keys_compared,</w:t>
               <w:br/>
@@ -18245,6 +18332,9 @@
       <w:r>
         <w:t xml:space="preserve">30. OPUS — SAT_RISK_MOTOR_VEHICLE</w:t>
       </w:r>
+      <w:r>
+        <w:t xml:space="preserve">  [M2]</w:t>
+      </w:r>
     </w:p>
     <w:tbl>
       <w:tblPr>
@@ -18435,7 +18525,7 @@
         <w:t xml:space="preserve">Note: </w:t>
       </w:r>
       <w:r>
-        <w:t xml:space="preserve">Same comparison as DM-A2 (latest satellite row vs the latest RAW record, model logic recomputed from RAW) but the sample is the most recently loaded keys, i.e. the keys that just changed -- where a stale current row would show. standard satellite, automate_dv.sat; PK RISK_OBJECT_HKEY; 1 RECORD_SOURCE group(s): OPUS_BJAZ_TRV_LOADER_LOG_TABLE_MV [9 col(s)].</w:t>
+        <w:t xml:space="preserve">Same comparison as DM-A2 (latest satellite row vs the latest RAW record, model logic recomputed from RAW) but the sample is the most recently loaded keys, i.e. the keys that just changed -- where a stale current row would show. standard satellite, automate_dv.sat; PK RISK_OBJECT_HKEY; 1 RECORD_SOURCE group(s): OPUS_BJAZ_TRV_LOADER_LOG_TABLE [9 col(s)].</w:t>
       </w:r>
     </w:p>
     <w:p>
@@ -18470,7 +18560,7 @@
               <w:br/>
               <w:t xml:space="preserve">    select RISK_OBJECT_HKEY as hkey from BAGIC_PREPROD_CURATED_DB.BGIL_DATA_MODEL.SAT_RISK_MOTOR_VEHICLE</w:t>
               <w:br/>
-              <w:t xml:space="preserve">     where RECORD_SOURCE = 'OPUS_BJAZ_TRV_LOADER_LOG_TABLE_MV'</w:t>
+              <w:t xml:space="preserve">     where RECORD_SOURCE = 'OPUS_BJAZ_TRV_LOADER_LOG_TABLE'</w:t>
               <w:br/>
               <w:t xml:space="preserve">     group by RISK_OBJECT_HKEY</w:t>
               <w:br/>
@@ -18504,7 +18594,7 @@
               <w:br/>
               <w:t xml:space="preserve">      from BAGIC_PREPROD_CURATED_DB.BGIL_DATA_MODEL.SAT_RISK_MOTOR_VEHICLE</w:t>
               <w:br/>
-              <w:t xml:space="preserve">     where RECORD_SOURCE = 'OPUS_BJAZ_TRV_LOADER_LOG_TABLE_MV'</w:t>
+              <w:t xml:space="preserve">     where RECORD_SOURCE = 'OPUS_BJAZ_TRV_LOADER_LOG_TABLE'</w:t>
               <w:br/>
               <w:t xml:space="preserve">       and RISK_OBJECT_HKEY in (select hkey from s1)</w:t>
               <w:br/>
@@ -18518,7 +18608,7 @@
               <w:br/>
               <w:t xml:space="preserve">      from (</w:t>
               <w:br/>
-              <w:t xml:space="preserve">        -- via stg_travel__bjaz_trv_loader_log_table_mv</w:t>
+              <w:t xml:space="preserve">        -- via stg_travel__bjaz_trv_loader_log_table</w:t>
               <w:br/>
               <w:t xml:space="preserve">        select MD5_BINARY(NULLIF(UPPER(TRIM(CAST('HUB_RISK_OBJECT|' || ((nullif(trim(to_varchar("POLICYNUMBER")), ''))) AS VARCHAR))), '')) as hkey,</w:t>
               <w:br/>
@@ -18542,7 +18632,7 @@
               <w:br/>
               <w:t xml:space="preserve">               to_varchar((nullif(trim(to_varchar("SUBTYPE")), ''))) as VEHICLE_SUB_CLASS</w:t>
               <w:br/>
-              <w:t xml:space="preserve">          from BAGIC_PROD_MIRROR_DB.OPUS_GG_DWHSTAGE.BJAZ_TRV_LOADER_LOG_TABLE_MV</w:t>
+              <w:t xml:space="preserve">          from BAGIC_PREPROD_CURATED_DB.UTILS.BJAZ_TRV_LOADER_LOG_TABLE</w:t>
               <w:br/>
               <w:t xml:space="preserve">      )</w:t>
               <w:br/>
@@ -18644,7 +18734,7 @@
               <w:br/>
               <w:t xml:space="preserve">)</w:t>
               <w:br/>
-              <w:t xml:space="preserve">select 'OPUS' as project, 'SAT_RISK_MOTOR_VEHICLE' as satellite, 'OPUS_BJAZ_TRV_LOADER_LOG_TABLE_MV' as record_source, column_name,</w:t>
+              <w:t xml:space="preserve">select 'OPUS' as project, 'SAT_RISK_MOTOR_VEHICLE' as satellite, 'OPUS_BJAZ_TRV_LOADER_LOG_TABLE' as record_source, column_name,</w:t>
               <w:br/>
               <w:t xml:space="preserve">       count(*) as keys_compared,</w:t>
               <w:br/>
@@ -18725,6 +18815,9 @@
       <w:r>
         <w:t xml:space="preserve">31. OPUS — SAT_RISK_OBJECT_CORE</w:t>
       </w:r>
+      <w:r>
+        <w:t xml:space="preserve">  [M3]</w:t>
+      </w:r>
     </w:p>
     <w:tbl>
       <w:tblPr>
@@ -18915,7 +19008,7 @@
         <w:t xml:space="preserve">Note: </w:t>
       </w:r>
       <w:r>
-        <w:t xml:space="preserve">Same comparison as DM-A2 (latest satellite row vs the latest RAW record, model logic recomputed from RAW) but the sample is the most recently loaded keys, i.e. the keys that just changed -- where a stale current row would show. standard satellite, automate_dv.sat; PK RISK_OBJECT_HKEY; 1 RECORD_SOURCE group(s): OPUS_BJAZ_TRV_LOADER_LOG_TABLE_MV [1 col(s)].</w:t>
+        <w:t xml:space="preserve">Same comparison as DM-A2 (latest satellite row vs the latest RAW record, model logic recomputed from RAW) but the sample is the most recently loaded keys, i.e. the keys that just changed -- where a stale current row would show. standard satellite, automate_dv.sat; PK RISK_OBJECT_HKEY; 1 RECORD_SOURCE group(s): OPUS_BJAZ_TRV_LOADER_LOG_TABLE [1 col(s)].</w:t>
       </w:r>
     </w:p>
     <w:p>
@@ -18950,7 +19043,7 @@
               <w:br/>
               <w:t xml:space="preserve">    select RISK_OBJECT_HKEY as hkey from BAGIC_PREPROD_CURATED_DB.BGIL_DATA_MODEL.SAT_RISK_OBJECT_CORE</w:t>
               <w:br/>
-              <w:t xml:space="preserve">     where RECORD_SOURCE = 'OPUS_BJAZ_TRV_LOADER_LOG_TABLE_MV'</w:t>
+              <w:t xml:space="preserve">     where RECORD_SOURCE = 'OPUS_BJAZ_TRV_LOADER_LOG_TABLE'</w:t>
               <w:br/>
               <w:t xml:space="preserve">     group by RISK_OBJECT_HKEY</w:t>
               <w:br/>
@@ -18968,7 +19061,7 @@
               <w:br/>
               <w:t xml:space="preserve">      from BAGIC_PREPROD_CURATED_DB.BGIL_DATA_MODEL.SAT_RISK_OBJECT_CORE</w:t>
               <w:br/>
-              <w:t xml:space="preserve">     where RECORD_SOURCE = 'OPUS_BJAZ_TRV_LOADER_LOG_TABLE_MV'</w:t>
+              <w:t xml:space="preserve">     where RECORD_SOURCE = 'OPUS_BJAZ_TRV_LOADER_LOG_TABLE'</w:t>
               <w:br/>
               <w:t xml:space="preserve">       and RISK_OBJECT_HKEY in (select hkey from s1)</w:t>
               <w:br/>
@@ -18982,7 +19075,7 @@
               <w:br/>
               <w:t xml:space="preserve">      from (</w:t>
               <w:br/>
-              <w:t xml:space="preserve">        -- via stg_travel__bjaz_trv_loader_log_table_mv</w:t>
+              <w:t xml:space="preserve">        -- via stg_travel__bjaz_trv_loader_log_table</w:t>
               <w:br/>
               <w:t xml:space="preserve">        select MD5_BINARY(NULLIF(UPPER(TRIM(CAST('HUB_RISK_OBJECT|' || ((nullif(trim(to_varchar("POLICYNUMBER")), ''))) AS VARCHAR))), '')) as hkey,</w:t>
               <w:br/>
@@ -18990,7 +19083,7 @@
               <w:br/>
               <w:t xml:space="preserve">               to_varchar((nullif(trim(to_varchar("DISTANCE")), ''))) as EXPOSURE_QUANTITY</w:t>
               <w:br/>
-              <w:t xml:space="preserve">          from BAGIC_PROD_MIRROR_DB.OPUS_GG_DWHSTAGE.BJAZ_TRV_LOADER_LOG_TABLE_MV</w:t>
+              <w:t xml:space="preserve">          from BAGIC_PREPROD_CURATED_DB.UTILS.BJAZ_TRV_LOADER_LOG_TABLE</w:t>
               <w:br/>
               <w:t xml:space="preserve">      )</w:t>
               <w:br/>
@@ -19012,7 +19105,7 @@
               <w:br/>
               <w:t xml:space="preserve">)</w:t>
               <w:br/>
-              <w:t xml:space="preserve">select 'OPUS' as project, 'SAT_RISK_OBJECT_CORE' as satellite, 'OPUS_BJAZ_TRV_LOADER_LOG_TABLE_MV' as record_source, column_name,</w:t>
+              <w:t xml:space="preserve">select 'OPUS' as project, 'SAT_RISK_OBJECT_CORE' as satellite, 'OPUS_BJAZ_TRV_LOADER_LOG_TABLE' as record_source, column_name,</w:t>
               <w:br/>
               <w:t xml:space="preserve">       count(*) as keys_compared,</w:t>
               <w:br/>
@@ -19093,6 +19186,9 @@
       <w:r>
         <w:t xml:space="preserve">32. OPUS — SAT_RISK_PERSON_INSURED</w:t>
       </w:r>
+      <w:r>
+        <w:t xml:space="preserve">  [M3]</w:t>
+      </w:r>
     </w:p>
     <w:tbl>
       <w:tblPr>
@@ -19283,7 +19379,7 @@
         <w:t xml:space="preserve">Note: </w:t>
       </w:r>
       <w:r>
-        <w:t xml:space="preserve">Same comparison as DM-A2 (latest satellite row vs the latest RAW record, model logic recomputed from RAW) but the sample is the most recently loaded keys, i.e. the keys that just changed -- where a stale current row would show. standard satellite, sat_multi_source; PK RISK_OBJECT_HKEY; 1 RECORD_SOURCE group(s): OPUS_BJAZ_TRV_LOADER_DATA_MV [4 col(s)].</w:t>
+        <w:t xml:space="preserve">Same comparison as DM-A2 (latest satellite row vs the latest RAW record, model logic recomputed from RAW) but the sample is the most recently loaded keys, i.e. the keys that just changed -- where a stale current row would show. standard satellite, sat_multi_source; PK RISK_OBJECT_HKEY; 1 RECORD_SOURCE group(s): OPUS_BJAZ_TRV_LOADER_DATA [4 col(s)].</w:t>
       </w:r>
     </w:p>
     <w:p>
@@ -19318,7 +19414,7 @@
               <w:br/>
               <w:t xml:space="preserve">    select RISK_OBJECT_HKEY as hkey from BAGIC_PREPROD_CURATED_DB.BGIL_DATA_MODEL.SAT_RISK_PERSON_INSURED</w:t>
               <w:br/>
-              <w:t xml:space="preserve">     where RECORD_SOURCE = 'OPUS_BJAZ_TRV_LOADER_DATA_MV'</w:t>
+              <w:t xml:space="preserve">     where RECORD_SOURCE = 'OPUS_BJAZ_TRV_LOADER_DATA'</w:t>
               <w:br/>
               <w:t xml:space="preserve">     group by RISK_OBJECT_HKEY</w:t>
               <w:br/>
@@ -19342,7 +19438,7 @@
               <w:br/>
               <w:t xml:space="preserve">      from BAGIC_PREPROD_CURATED_DB.BGIL_DATA_MODEL.SAT_RISK_PERSON_INSURED</w:t>
               <w:br/>
-              <w:t xml:space="preserve">     where RECORD_SOURCE = 'OPUS_BJAZ_TRV_LOADER_DATA_MV'</w:t>
+              <w:t xml:space="preserve">     where RECORD_SOURCE = 'OPUS_BJAZ_TRV_LOADER_DATA'</w:t>
               <w:br/>
               <w:t xml:space="preserve">       and RISK_OBJECT_HKEY in (select hkey from s1)</w:t>
               <w:br/>
@@ -19356,7 +19452,7 @@
               <w:br/>
               <w:t xml:space="preserve">      from (</w:t>
               <w:br/>
-              <w:t xml:space="preserve">        -- via stg_travel__bjaz_trv_loader_data_mv</w:t>
+              <w:t xml:space="preserve">        -- via stg_travel__bjaz_trv_loader_data</w:t>
               <w:br/>
               <w:t xml:space="preserve">        select MD5_BINARY(NULLIF(UPPER(TRIM(CAST('HUB_RISK_OBJECT|' || ((nullif(trim(to_varchar("POLICY_REF")), '')) || '|MEMBER1') AS VARCHAR))), '')) as hkey,</w:t>
               <w:br/>
@@ -19370,11 +19466,11 @@
               <w:br/>
               <w:t xml:space="preserve">               to_varchar((nullif(trim(to_varchar("MEMBER1RELATION")), ''))) as RELATIONSHIP_TO_PROPOSER</w:t>
               <w:br/>
-              <w:t xml:space="preserve">          from BAGIC_PROD_MIRROR_DB.OPUS_GG_DWHSTAGE.BJAZ_TRV_LOADER_DATA_MV</w:t>
+              <w:t xml:space="preserve">          from BAGIC_PREPROD_CURATED_DB.UTILS.BJAZ_TRV_LOADER_DATA</w:t>
               <w:br/>
               <w:t xml:space="preserve">        union all</w:t>
               <w:br/>
-              <w:t xml:space="preserve">        -- via stg_travel__bjaz_trv_loader_data_mv</w:t>
+              <w:t xml:space="preserve">        -- via stg_travel__bjaz_trv_loader_data</w:t>
               <w:br/>
               <w:t xml:space="preserve">        select MD5_BINARY(NULLIF(UPPER(TRIM(CAST('HUB_RISK_OBJECT|' || ((nullif(trim(to_varchar("POLICY_REF")), '')) || '|MEMBER2') AS VARCHAR))), '')) as hkey,</w:t>
               <w:br/>
@@ -19388,11 +19484,11 @@
               <w:br/>
               <w:t xml:space="preserve">               to_varchar((nullif(trim(to_varchar("MEMBER2RELATION")), ''))) as RELATIONSHIP_TO_PROPOSER</w:t>
               <w:br/>
-              <w:t xml:space="preserve">          from BAGIC_PROD_MIRROR_DB.OPUS_GG_DWHSTAGE.BJAZ_TRV_LOADER_DATA_MV</w:t>
+              <w:t xml:space="preserve">          from BAGIC_PREPROD_CURATED_DB.UTILS.BJAZ_TRV_LOADER_DATA</w:t>
               <w:br/>
               <w:t xml:space="preserve">        union all</w:t>
               <w:br/>
-              <w:t xml:space="preserve">        -- via stg_travel__bjaz_trv_loader_data_mv</w:t>
+              <w:t xml:space="preserve">        -- via stg_travel__bjaz_trv_loader_data</w:t>
               <w:br/>
               <w:t xml:space="preserve">        select MD5_BINARY(NULLIF(UPPER(TRIM(CAST('HUB_RISK_OBJECT|' || ((nullif(trim(to_varchar("POLICY_REF")), '')) || '|MEMBER3') AS VARCHAR))), '')) as hkey,</w:t>
               <w:br/>
@@ -19406,11 +19502,11 @@
               <w:br/>
               <w:t xml:space="preserve">               to_varchar((nullif(trim(to_varchar("MEMBER3RELATION")), ''))) as RELATIONSHIP_TO_PROPOSER</w:t>
               <w:br/>
-              <w:t xml:space="preserve">          from BAGIC_PROD_MIRROR_DB.OPUS_GG_DWHSTAGE.BJAZ_TRV_LOADER_DATA_MV</w:t>
+              <w:t xml:space="preserve">          from BAGIC_PREPROD_CURATED_DB.UTILS.BJAZ_TRV_LOADER_DATA</w:t>
               <w:br/>
               <w:t xml:space="preserve">        union all</w:t>
               <w:br/>
-              <w:t xml:space="preserve">        -- via stg_travel__bjaz_trv_loader_data_mv</w:t>
+              <w:t xml:space="preserve">        -- via stg_travel__bjaz_trv_loader_data</w:t>
               <w:br/>
               <w:t xml:space="preserve">        select MD5_BINARY(NULLIF(UPPER(TRIM(CAST('HUB_RISK_OBJECT|' || ((nullif(trim(to_varchar("POLICY_REF")), '')) || '|MEMBER4') AS VARCHAR))), '')) as hkey,</w:t>
               <w:br/>
@@ -19424,11 +19520,11 @@
               <w:br/>
               <w:t xml:space="preserve">               to_varchar((nullif(trim(to_varchar("MEMBER4RELATION")), ''))) as RELATIONSHIP_TO_PROPOSER</w:t>
               <w:br/>
-              <w:t xml:space="preserve">          from BAGIC_PROD_MIRROR_DB.OPUS_GG_DWHSTAGE.BJAZ_TRV_LOADER_DATA_MV</w:t>
+              <w:t xml:space="preserve">          from BAGIC_PREPROD_CURATED_DB.UTILS.BJAZ_TRV_LOADER_DATA</w:t>
               <w:br/>
               <w:t xml:space="preserve">        union all</w:t>
               <w:br/>
-              <w:t xml:space="preserve">        -- via stg_travel__bjaz_trv_loader_data_mv</w:t>
+              <w:t xml:space="preserve">        -- via stg_travel__bjaz_trv_loader_data</w:t>
               <w:br/>
               <w:t xml:space="preserve">        select MD5_BINARY(NULLIF(UPPER(TRIM(CAST('HUB_RISK_OBJECT|' || ((nullif(trim(to_varchar("POLICY_REF")), '')) || '|MEMBER5') AS VARCHAR))), '')) as hkey,</w:t>
               <w:br/>
@@ -19442,7 +19538,7 @@
               <w:br/>
               <w:t xml:space="preserve">               to_varchar((nullif(trim(to_varchar("MEMBER5RELATION")), ''))) as RELATIONSHIP_TO_PROPOSER</w:t>
               <w:br/>
-              <w:t xml:space="preserve">          from BAGIC_PROD_MIRROR_DB.OPUS_GG_DWHSTAGE.BJAZ_TRV_LOADER_DATA_MV</w:t>
+              <w:t xml:space="preserve">          from BAGIC_PREPROD_CURATED_DB.UTILS.BJAZ_TRV_LOADER_DATA</w:t>
               <w:br/>
               <w:t xml:space="preserve">      )</w:t>
               <w:br/>
@@ -19494,7 +19590,7 @@
               <w:br/>
               <w:t xml:space="preserve">)</w:t>
               <w:br/>
-              <w:t xml:space="preserve">select 'OPUS' as project, 'SAT_RISK_PERSON_INSURED' as satellite, 'OPUS_BJAZ_TRV_LOADER_DATA_MV' as record_source, column_name,</w:t>
+              <w:t xml:space="preserve">select 'OPUS' as project, 'SAT_RISK_PERSON_INSURED' as satellite, 'OPUS_BJAZ_TRV_LOADER_DATA' as record_source, column_name,</w:t>
               <w:br/>
               <w:t xml:space="preserve">       count(*) as keys_compared,</w:t>
               <w:br/>
@@ -19575,6 +19671,9 @@
       <w:r>
         <w:t xml:space="preserve">33. OPUS — SAT_RISK_PERSON_TRAVEL</w:t>
       </w:r>
+      <w:r>
+        <w:t xml:space="preserve">  [M3]</w:t>
+      </w:r>
     </w:p>
     <w:tbl>
       <w:tblPr>
@@ -19765,7 +19864,7 @@
         <w:t xml:space="preserve">Note: </w:t>
       </w:r>
       <w:r>
-        <w:t xml:space="preserve">Same comparison as DM-A2 (latest satellite row vs the latest RAW record, model logic recomputed from RAW) but the sample is the most recently loaded keys, i.e. the keys that just changed -- where a stale current row would show. standard satellite, sat_multi_source; PK RISK_OBJECT_HKEY; 2 RECORD_SOURCE group(s): OPUS_BJAZ_TRV_LOADER_DATA_MV [8 col(s)], OPUS_BJAZ_TRV_LOADER_LOG_TABLE_MV [2 col(s)]. stg2_risk_person_travel_bjaz_trv_loader_log_table_mv: column(s) PASSPORT_NUMBER, TRIP_DURATION, TRIP_END_DATE, TRIP_START_DATE, TRIP_TYPE, VISA_TYPE could not be traced to RAW on at least one arm -- excluded (first-cut: walk columns from resolved_mt__ views or joined-in stitch columns are not yet inlined into the sampled queries).</w:t>
+        <w:t xml:space="preserve">Same comparison as DM-A2 (latest satellite row vs the latest RAW record, model logic recomputed from RAW) but the sample is the most recently loaded keys, i.e. the keys that just changed -- where a stale current row would show. standard satellite, sat_multi_source; PK RISK_OBJECT_HKEY; 2 RECORD_SOURCE group(s): OPUS_BJAZ_TRV_LOADER_DATA [8 col(s)], OPUS_BJAZ_TRV_LOADER_LOG_TABLE [2 col(s)]. stg2_risk_person_travel_bjaz_trv_loader_log_table: column(s) PASSPORT_NUMBER, TRIP_DURATION, TRIP_END_DATE, TRIP_START_DATE, TRIP_TYPE, VISA_TYPE could not be traced to RAW on at least one arm -- excluded (first-cut: walk columns from resolved_mt__ views or joined-in stitch columns are not yet inlined into the sampled queries).</w:t>
       </w:r>
     </w:p>
     <w:p>
@@ -19800,7 +19899,7 @@
               <w:br/>
               <w:t xml:space="preserve">    select RISK_OBJECT_HKEY as hkey from BAGIC_PREPROD_CURATED_DB.BGIL_DATA_MODEL.SAT_RISK_PERSON_TRAVEL</w:t>
               <w:br/>
-              <w:t xml:space="preserve">     where RECORD_SOURCE = 'OPUS_BJAZ_TRV_LOADER_DATA_MV'</w:t>
+              <w:t xml:space="preserve">     where RECORD_SOURCE = 'OPUS_BJAZ_TRV_LOADER_DATA'</w:t>
               <w:br/>
               <w:t xml:space="preserve">     group by RISK_OBJECT_HKEY</w:t>
               <w:br/>
@@ -19832,7 +19931,7 @@
               <w:br/>
               <w:t xml:space="preserve">      from BAGIC_PREPROD_CURATED_DB.BGIL_DATA_MODEL.SAT_RISK_PERSON_TRAVEL</w:t>
               <w:br/>
-              <w:t xml:space="preserve">     where RECORD_SOURCE = 'OPUS_BJAZ_TRV_LOADER_DATA_MV'</w:t>
+              <w:t xml:space="preserve">     where RECORD_SOURCE = 'OPUS_BJAZ_TRV_LOADER_DATA'</w:t>
               <w:br/>
               <w:t xml:space="preserve">       and RISK_OBJECT_HKEY in (select hkey from s1)</w:t>
               <w:br/>
@@ -19868,7 +19967,7 @@
               <w:br/>
               <w:t xml:space="preserve">               to_varchar(type_of_visa) as VISA_TYPE</w:t>
               <w:br/>
-              <w:t xml:space="preserve">          from BAGIC_PROD_MIRROR_DB.OPUS_GG_DWHSTAGE.BJAZ_TRV_LOADER_DATA_MV</w:t>
+              <w:t xml:space="preserve">          from BAGIC_PREPROD_CURATED_DB.UTILS.BJAZ_TRV_LOADER_DATA</w:t>
               <w:br/>
               <w:t xml:space="preserve">        union all</w:t>
               <w:br/>
@@ -19894,7 +19993,7 @@
               <w:br/>
               <w:t xml:space="preserve">               to_varchar(type_of_visa) as VISA_TYPE</w:t>
               <w:br/>
-              <w:t xml:space="preserve">          from BAGIC_PROD_MIRROR_DB.OPUS_GG_DWHSTAGE.BJAZ_TRV_LOADER_DATA_MV</w:t>
+              <w:t xml:space="preserve">          from BAGIC_PREPROD_CURATED_DB.UTILS.BJAZ_TRV_LOADER_DATA</w:t>
               <w:br/>
               <w:t xml:space="preserve">        union all</w:t>
               <w:br/>
@@ -19920,7 +20019,7 @@
               <w:br/>
               <w:t xml:space="preserve">               to_varchar(type_of_visa) as VISA_TYPE</w:t>
               <w:br/>
-              <w:t xml:space="preserve">          from BAGIC_PROD_MIRROR_DB.OPUS_GG_DWHSTAGE.BJAZ_TRV_LOADER_DATA_MV</w:t>
+              <w:t xml:space="preserve">          from BAGIC_PREPROD_CURATED_DB.UTILS.BJAZ_TRV_LOADER_DATA</w:t>
               <w:br/>
               <w:t xml:space="preserve">        union all</w:t>
               <w:br/>
@@ -19946,7 +20045,7 @@
               <w:br/>
               <w:t xml:space="preserve">               to_varchar(type_of_visa) as VISA_TYPE</w:t>
               <w:br/>
-              <w:t xml:space="preserve">          from BAGIC_PROD_MIRROR_DB.OPUS_GG_DWHSTAGE.BJAZ_TRV_LOADER_DATA_MV</w:t>
+              <w:t xml:space="preserve">          from BAGIC_PREPROD_CURATED_DB.UTILS.BJAZ_TRV_LOADER_DATA</w:t>
               <w:br/>
               <w:t xml:space="preserve">        union all</w:t>
               <w:br/>
@@ -19972,7 +20071,7 @@
               <w:br/>
               <w:t xml:space="preserve">               to_varchar(type_of_visa) as VISA_TYPE</w:t>
               <w:br/>
-              <w:t xml:space="preserve">          from BAGIC_PROD_MIRROR_DB.OPUS_GG_DWHSTAGE.BJAZ_TRV_LOADER_DATA_MV</w:t>
+              <w:t xml:space="preserve">          from BAGIC_PREPROD_CURATED_DB.UTILS.BJAZ_TRV_LOADER_DATA</w:t>
               <w:br/>
               <w:t xml:space="preserve">      )</w:t>
               <w:br/>
@@ -20068,7 +20167,7 @@
               <w:br/>
               <w:t xml:space="preserve">    select RISK_OBJECT_HKEY as hkey from BAGIC_PREPROD_CURATED_DB.BGIL_DATA_MODEL.SAT_RISK_PERSON_TRAVEL</w:t>
               <w:br/>
-              <w:t xml:space="preserve">     where RECORD_SOURCE = 'OPUS_BJAZ_TRV_LOADER_LOG_TABLE_MV'</w:t>
+              <w:t xml:space="preserve">     where RECORD_SOURCE = 'OPUS_BJAZ_TRV_LOADER_LOG_TABLE'</w:t>
               <w:br/>
               <w:t xml:space="preserve">     group by RISK_OBJECT_HKEY</w:t>
               <w:br/>
@@ -20088,7 +20187,7 @@
               <w:br/>
               <w:t xml:space="preserve">      from BAGIC_PREPROD_CURATED_DB.BGIL_DATA_MODEL.SAT_RISK_PERSON_TRAVEL</w:t>
               <w:br/>
-              <w:t xml:space="preserve">     where RECORD_SOURCE = 'OPUS_BJAZ_TRV_LOADER_LOG_TABLE_MV'</w:t>
+              <w:t xml:space="preserve">     where RECORD_SOURCE = 'OPUS_BJAZ_TRV_LOADER_LOG_TABLE'</w:t>
               <w:br/>
               <w:t xml:space="preserve">       and RISK_OBJECT_HKEY in (select hkey from s2)</w:t>
               <w:br/>
@@ -20102,7 +20201,7 @@
               <w:br/>
               <w:t xml:space="preserve">      from (</w:t>
               <w:br/>
-              <w:t xml:space="preserve">        -- via stg_travel__bjaz_trv_loader_log_table_mv</w:t>
+              <w:t xml:space="preserve">        -- via stg_travel__bjaz_trv_loader_log_table</w:t>
               <w:br/>
               <w:t xml:space="preserve">        select MD5_BINARY(NULLIF(UPPER(TRIM(CAST('HUB_RISK_OBJECT|' || ((nullif(trim(to_varchar("POLICYNUMBER")), ''))) AS VARCHAR))), '')) as hkey,</w:t>
               <w:br/>
@@ -20112,7 +20211,7 @@
               <w:br/>
               <w:t xml:space="preserve">               to_varchar((nullif(trim(to_varchar("PAREAPLAN")), ''))) as GEOGRAPHICAL_ZONE</w:t>
               <w:br/>
-              <w:t xml:space="preserve">          from BAGIC_PROD_MIRROR_DB.OPUS_GG_DWHSTAGE.BJAZ_TRV_LOADER_LOG_TABLE_MV</w:t>
+              <w:t xml:space="preserve">          from BAGIC_PREPROD_CURATED_DB.UTILS.BJAZ_TRV_LOADER_LOG_TABLE</w:t>
               <w:br/>
               <w:t xml:space="preserve">      )</w:t>
               <w:br/>
@@ -20144,7 +20243,7 @@
               <w:br/>
               <w:t xml:space="preserve">)</w:t>
               <w:br/>
-              <w:t xml:space="preserve">select 'OPUS' as project, 'SAT_RISK_PERSON_TRAVEL' as satellite, 'OPUS_BJAZ_TRV_LOADER_DATA_MV' as record_source, column_name,</w:t>
+              <w:t xml:space="preserve">select 'OPUS' as project, 'SAT_RISK_PERSON_TRAVEL' as satellite, 'OPUS_BJAZ_TRV_LOADER_DATA' as record_source, column_name,</w:t>
               <w:br/>
               <w:t xml:space="preserve">       count(*) as keys_compared,</w:t>
               <w:br/>
@@ -20166,7 +20265,7 @@
               <w:br/>
               <w:t xml:space="preserve">union all</w:t>
               <w:br/>
-              <w:t xml:space="preserve">select 'OPUS' as project, 'SAT_RISK_PERSON_TRAVEL' as satellite, 'OPUS_BJAZ_TRV_LOADER_LOG_TABLE_MV' as record_source, column_name,</w:t>
+              <w:t xml:space="preserve">select 'OPUS' as project, 'SAT_RISK_PERSON_TRAVEL' as satellite, 'OPUS_BJAZ_TRV_LOADER_LOG_TABLE' as record_source, column_name,</w:t>
               <w:br/>
               <w:t xml:space="preserve">       count(*) as keys_compared,</w:t>
               <w:br/>
@@ -20247,6 +20346,9 @@
       <w:r>
         <w:t xml:space="preserve">34. OPUS — SAT_AUG_COMMON_COMMUNICATION_PREFERENCE</w:t>
       </w:r>
+      <w:r>
+        <w:t xml:space="preserve">  [M3]</w:t>
+      </w:r>
     </w:p>
     <w:tbl>
       <w:tblPr>
@@ -20437,7 +20539,7 @@
         <w:t xml:space="preserve">Note: </w:t>
       </w:r>
       <w:r>
-        <w:t xml:space="preserve">Same comparison as DM-A2 (latest satellite row vs the latest RAW record, model logic recomputed from RAW) but the sample is the most recently loaded keys, i.e. the keys that just changed -- where a stale current row would show. augmented satellite, automate_dv.sat; PK PARTY_HKEY; 1 RECORD_SOURCE group(s): OPUS_BJAZ_TRV_LOADER_DATA_MV [1 col(s)].</w:t>
+        <w:t xml:space="preserve">Same comparison as DM-A2 (latest satellite row vs the latest RAW record, model logic recomputed from RAW) but the sample is the most recently loaded keys, i.e. the keys that just changed -- where a stale current row would show. augmented satellite, automate_dv.sat; PK PARTY_HKEY; 1 RECORD_SOURCE group(s): OPUS_BJAZ_TRV_LOADER_DATA [1 col(s)].</w:t>
       </w:r>
     </w:p>
     <w:p>
@@ -20472,7 +20574,7 @@
               <w:br/>
               <w:t xml:space="preserve">    select PARTY_HKEY as hkey from BAGIC_PREPROD_CURATED_DB.BGIL_DATA_MODEL.SAT_AUG_COMMON_COMMUNICATION_PREFERENCE</w:t>
               <w:br/>
-              <w:t xml:space="preserve">     where RECORD_SOURCE = 'OPUS_BJAZ_TRV_LOADER_DATA_MV'</w:t>
+              <w:t xml:space="preserve">     where RECORD_SOURCE = 'OPUS_BJAZ_TRV_LOADER_DATA'</w:t>
               <w:br/>
               <w:t xml:space="preserve">     group by PARTY_HKEY</w:t>
               <w:br/>
@@ -20490,7 +20592,7 @@
               <w:br/>
               <w:t xml:space="preserve">      from BAGIC_PREPROD_CURATED_DB.BGIL_DATA_MODEL.SAT_AUG_COMMON_COMMUNICATION_PREFERENCE</w:t>
               <w:br/>
-              <w:t xml:space="preserve">     where RECORD_SOURCE = 'OPUS_BJAZ_TRV_LOADER_DATA_MV'</w:t>
+              <w:t xml:space="preserve">     where RECORD_SOURCE = 'OPUS_BJAZ_TRV_LOADER_DATA'</w:t>
               <w:br/>
               <w:t xml:space="preserve">       and PARTY_HKEY in (select hkey from s1)</w:t>
               <w:br/>
@@ -20504,7 +20606,7 @@
               <w:br/>
               <w:t xml:space="preserve">      from (</w:t>
               <w:br/>
-              <w:t xml:space="preserve">        -- via stg_travel__bjaz_trv_loader_data_mv</w:t>
+              <w:t xml:space="preserve">        -- via stg_travel__bjaz_trv_loader_data</w:t>
               <w:br/>
               <w:t xml:space="preserve">        select MD5_BINARY(NULLIF(UPPER(TRIM(CAST('HUB_PARTY|' || ((nullif(trim(to_varchar("PREMIUMPAYERID")), ''))) AS VARCHAR))), '')) as hkey,</w:t>
               <w:br/>
@@ -20512,7 +20614,7 @@
               <w:br/>
               <w:t xml:space="preserve">               to_varchar((nullif(trim(to_varchar("CUSTCONSENT")), ''))) as CUSTOMER_CONSENT_INDICATOR</w:t>
               <w:br/>
-              <w:t xml:space="preserve">          from BAGIC_PROD_MIRROR_DB.OPUS_GG_DWHSTAGE.BJAZ_TRV_LOADER_DATA_MV</w:t>
+              <w:t xml:space="preserve">          from BAGIC_PREPROD_CURATED_DB.UTILS.BJAZ_TRV_LOADER_DATA</w:t>
               <w:br/>
               <w:t xml:space="preserve">      )</w:t>
               <w:br/>
@@ -20534,7 +20636,7 @@
               <w:br/>
               <w:t xml:space="preserve">)</w:t>
               <w:br/>
-              <w:t xml:space="preserve">select 'OPUS' as project, 'SAT_AUG_COMMON_COMMUNICATION_PREFERENCE' as satellite, 'OPUS_BJAZ_TRV_LOADER_DATA_MV' as record_source, column_name,</w:t>
+              <w:t xml:space="preserve">select 'OPUS' as project, 'SAT_AUG_COMMON_COMMUNICATION_PREFERENCE' as satellite, 'OPUS_BJAZ_TRV_LOADER_DATA' as record_source, column_name,</w:t>
               <w:br/>
               <w:t xml:space="preserve">       count(*) as keys_compared,</w:t>
               <w:br/>
@@ -20615,6 +20717,9 @@
       <w:r>
         <w:t xml:space="preserve">35. OPUS — SAT_AUG_COVERAGE_DEFINITION</w:t>
       </w:r>
+      <w:r>
+        <w:t xml:space="preserve">  [M3]</w:t>
+      </w:r>
     </w:p>
     <w:tbl>
       <w:tblPr>
@@ -20805,7 +20910,7 @@
         <w:t xml:space="preserve">Note: </w:t>
       </w:r>
       <w:r>
-        <w:t xml:space="preserve">Same comparison as DM-A2 (latest satellite row vs the latest RAW record, model logic recomputed from RAW) but the sample is the most recently loaded keys, i.e. the keys that just changed -- where a stale current row would show. augmented satellite, sat_multi_source; PK COVERAGE_HKEY; 1 RECORD_SOURCE group(s): OPUS_BJAZ_TRV_PLAN_MV [2 col(s)]. stg2_aug_coverage_definition_bjaz_trv_plan_mv_eff_date: column(s) COVERAGE_SEQUENCE could not be traced to RAW on at least one arm -- excluded (first-cut: walk columns from resolved_mt__ views or joined-in stitch columns are not yet inlined into the sampled queries).</w:t>
+        <w:t xml:space="preserve">Same comparison as DM-A2 (latest satellite row vs the latest RAW record, model logic recomputed from RAW) but the sample is the most recently loaded keys, i.e. the keys that just changed -- where a stale current row would show. augmented satellite, sat_multi_source; PK COVERAGE_HKEY; 1 RECORD_SOURCE group(s): OPUS_BJAZ_TRV_PLAN [2 col(s)]. stg2_aug_coverage_definition_bjaz_trv_plan_eff_date: column(s) COVERAGE_SEQUENCE could not be traced to RAW on at least one arm -- excluded (first-cut: walk columns from resolved_mt__ views or joined-in stitch columns are not yet inlined into the sampled queries).</w:t>
       </w:r>
     </w:p>
     <w:p>
@@ -20840,7 +20945,7 @@
               <w:br/>
               <w:t xml:space="preserve">    select COVERAGE_HKEY as hkey from BAGIC_PREPROD_CURATED_DB.BGIL_DATA_MODEL.SAT_AUG_COVERAGE_DEFINITION</w:t>
               <w:br/>
-              <w:t xml:space="preserve">     where RECORD_SOURCE = 'OPUS_BJAZ_TRV_PLAN_MV'</w:t>
+              <w:t xml:space="preserve">     where RECORD_SOURCE = 'OPUS_BJAZ_TRV_PLAN'</w:t>
               <w:br/>
               <w:t xml:space="preserve">     group by COVERAGE_HKEY</w:t>
               <w:br/>
@@ -20860,7 +20965,7 @@
               <w:br/>
               <w:t xml:space="preserve">      from BAGIC_PREPROD_CURATED_DB.BGIL_DATA_MODEL.SAT_AUG_COVERAGE_DEFINITION</w:t>
               <w:br/>
-              <w:t xml:space="preserve">     where RECORD_SOURCE = 'OPUS_BJAZ_TRV_PLAN_MV'</w:t>
+              <w:t xml:space="preserve">     where RECORD_SOURCE = 'OPUS_BJAZ_TRV_PLAN'</w:t>
               <w:br/>
               <w:t xml:space="preserve">       and COVERAGE_HKEY in (select hkey from s1)</w:t>
               <w:br/>
@@ -20874,7 +20979,7 @@
               <w:br/>
               <w:t xml:space="preserve">      from (</w:t>
               <w:br/>
-              <w:t xml:space="preserve">        -- via stg_travel__bjaz_trv_plan_mv</w:t>
+              <w:t xml:space="preserve">        -- via stg_travel__bjaz_trv_plan</w:t>
               <w:br/>
               <w:t xml:space="preserve">        select MD5_BINARY(NULLIF(UPPER(TRIM(CAST('HUB_COVERAGE|' || ((nullif(trim(to_varchar("COVER_CODE")), ''))) AS VARCHAR))), '')) as hkey,</w:t>
               <w:br/>
@@ -20884,11 +20989,11 @@
               <w:br/>
               <w:t xml:space="preserve">               cast(null as varchar) as COVERAGE_SEQUENCE</w:t>
               <w:br/>
-              <w:t xml:space="preserve">          from BAGIC_PROD_MIRROR_DB.OPUS_GG_DWHSTAGE.BJAZ_TRV_PLAN_MV</w:t>
+              <w:t xml:space="preserve">          from BAGIC_PREPROD_CURATED_DB.UTILS.BJAZ_TRV_PLAN</w:t>
               <w:br/>
               <w:t xml:space="preserve">        union all</w:t>
               <w:br/>
-              <w:t xml:space="preserve">        -- via stg_travel__bjaz_trv_plan_mv</w:t>
+              <w:t xml:space="preserve">        -- via stg_travel__bjaz_trv_plan</w:t>
               <w:br/>
               <w:t xml:space="preserve">        select MD5_BINARY(NULLIF(UPPER(TRIM(CAST('HUB_COVERAGE|' || ((nullif(trim(to_varchar("COVER_CODE")), ''))) AS VARCHAR))), '')) as hkey,</w:t>
               <w:br/>
@@ -20898,7 +21003,7 @@
               <w:br/>
               <w:t xml:space="preserve">               to_varchar(("SEQUENCE_COVERS"::number)) as COVERAGE_SEQUENCE</w:t>
               <w:br/>
-              <w:t xml:space="preserve">          from BAGIC_PROD_MIRROR_DB.OPUS_GG_DWHSTAGE.BJAZ_TRV_PLAN_MV</w:t>
+              <w:t xml:space="preserve">          from BAGIC_PREPROD_CURATED_DB.UTILS.BJAZ_TRV_PLAN</w:t>
               <w:br/>
               <w:t xml:space="preserve">      )</w:t>
               <w:br/>
@@ -20930,7 +21035,7 @@
               <w:br/>
               <w:t xml:space="preserve">)</w:t>
               <w:br/>
-              <w:t xml:space="preserve">select 'OPUS' as project, 'SAT_AUG_COVERAGE_DEFINITION' as satellite, 'OPUS_BJAZ_TRV_PLAN_MV' as record_source, column_name,</w:t>
+              <w:t xml:space="preserve">select 'OPUS' as project, 'SAT_AUG_COVERAGE_DEFINITION' as satellite, 'OPUS_BJAZ_TRV_PLAN' as record_source, column_name,</w:t>
               <w:br/>
               <w:t xml:space="preserve">       count(*) as keys_compared,</w:t>
               <w:br/>
@@ -21011,6 +21116,9 @@
       <w:r>
         <w:t xml:space="preserve">36. OPUS — SAT_AUG_COVERAGE_LIMITS</w:t>
       </w:r>
+      <w:r>
+        <w:t xml:space="preserve">  [M3]</w:t>
+      </w:r>
     </w:p>
     <w:tbl>
       <w:tblPr>
@@ -21201,7 +21309,7 @@
         <w:t xml:space="preserve">Note: </w:t>
       </w:r>
       <w:r>
-        <w:t xml:space="preserve">Same comparison as DM-A2 (latest satellite row vs the latest RAW record, model logic recomputed from RAW) but the sample is the most recently loaded keys, i.e. the keys that just changed -- where a stale current row would show. augmented satellite, sat_multi_source; PK COVERAGE_HKEY; 1 RECORD_SOURCE group(s): OPUS_BJAZ_TRV_PLAN_MV [3 col(s)]. stg2_aug_coverage_limits_bjaz_trv_plan_mv_currency: column(s) DEDUCTIBLE_DESCRIPTION, LIMIT_DESCRIPTION could not be traced to RAW on at least one arm -- excluded (first-cut: walk columns from resolved_mt__ views or joined-in stitch columns are not yet inlined into the sampled queries). stg2_aug_coverage_limits_bjaz_trv_plan_mv_deductible_desc: column(s) LIMIT_DESCRIPTION could not be traced to RAW on at least one arm -- excluded (first-cut: walk columns from resolved_mt__ views or joined-in stitch columns are not yet inlined into the sampled queries).</w:t>
+        <w:t xml:space="preserve">Same comparison as DM-A2 (latest satellite row vs the latest RAW record, model logic recomputed from RAW) but the sample is the most recently loaded keys, i.e. the keys that just changed -- where a stale current row would show. augmented satellite, sat_multi_source; PK COVERAGE_HKEY; 1 RECORD_SOURCE group(s): OPUS_BJAZ_TRV_PLAN [3 col(s)]. stg2_aug_coverage_limits_bjaz_trv_plan_currency: column(s) DEDUCTIBLE_DESCRIPTION, LIMIT_DESCRIPTION could not be traced to RAW on at least one arm -- excluded (first-cut: walk columns from resolved_mt__ views or joined-in stitch columns are not yet inlined into the sampled queries). stg2_aug_coverage_limits_bjaz_trv_plan_deductible_desc: column(s) LIMIT_DESCRIPTION could not be traced to RAW on at least one arm -- excluded (first-cut: walk columns from resolved_mt__ views or joined-in stitch columns are not yet inlined into the sampled queries).</w:t>
       </w:r>
     </w:p>
     <w:p>
@@ -21236,7 +21344,7 @@
               <w:br/>
               <w:t xml:space="preserve">    select COVERAGE_HKEY as hkey from BAGIC_PREPROD_CURATED_DB.BGIL_DATA_MODEL.SAT_AUG_COVERAGE_LIMITS</w:t>
               <w:br/>
-              <w:t xml:space="preserve">     where RECORD_SOURCE = 'OPUS_BJAZ_TRV_PLAN_MV'</w:t>
+              <w:t xml:space="preserve">     where RECORD_SOURCE = 'OPUS_BJAZ_TRV_PLAN'</w:t>
               <w:br/>
               <w:t xml:space="preserve">     group by COVERAGE_HKEY</w:t>
               <w:br/>
@@ -21258,7 +21366,7 @@
               <w:br/>
               <w:t xml:space="preserve">      from BAGIC_PREPROD_CURATED_DB.BGIL_DATA_MODEL.SAT_AUG_COVERAGE_LIMITS</w:t>
               <w:br/>
-              <w:t xml:space="preserve">     where RECORD_SOURCE = 'OPUS_BJAZ_TRV_PLAN_MV'</w:t>
+              <w:t xml:space="preserve">     where RECORD_SOURCE = 'OPUS_BJAZ_TRV_PLAN'</w:t>
               <w:br/>
               <w:t xml:space="preserve">       and COVERAGE_HKEY in (select hkey from s1)</w:t>
               <w:br/>
@@ -21272,7 +21380,7 @@
               <w:br/>
               <w:t xml:space="preserve">      from (</w:t>
               <w:br/>
-              <w:t xml:space="preserve">        -- via stg_travel__bjaz_trv_plan_mv</w:t>
+              <w:t xml:space="preserve">        -- via stg_travel__bjaz_trv_plan</w:t>
               <w:br/>
               <w:t xml:space="preserve">        select MD5_BINARY(NULLIF(UPPER(TRIM(CAST('HUB_COVERAGE|' || ((nullif(trim(to_varchar("COVER_CODE")), ''))) AS VARCHAR))), '')) as hkey,</w:t>
               <w:br/>
@@ -21284,11 +21392,11 @@
               <w:br/>
               <w:t xml:space="preserve">               cast(null as varchar) as LIMIT_DESCRIPTION</w:t>
               <w:br/>
-              <w:t xml:space="preserve">          from BAGIC_PROD_MIRROR_DB.OPUS_GG_DWHSTAGE.BJAZ_TRV_PLAN_MV</w:t>
+              <w:t xml:space="preserve">          from BAGIC_PREPROD_CURATED_DB.UTILS.BJAZ_TRV_PLAN</w:t>
               <w:br/>
               <w:t xml:space="preserve">        union all</w:t>
               <w:br/>
-              <w:t xml:space="preserve">        -- via stg_travel__bjaz_trv_plan_mv</w:t>
+              <w:t xml:space="preserve">        -- via stg_travel__bjaz_trv_plan</w:t>
               <w:br/>
               <w:t xml:space="preserve">        select MD5_BINARY(NULLIF(UPPER(TRIM(CAST('HUB_COVERAGE|' || ((nullif(trim(to_varchar("COVER_CODE")), ''))) AS VARCHAR))), '')) as hkey,</w:t>
               <w:br/>
@@ -21300,11 +21408,11 @@
               <w:br/>
               <w:t xml:space="preserve">               cast(null as varchar) as LIMIT_DESCRIPTION</w:t>
               <w:br/>
-              <w:t xml:space="preserve">          from BAGIC_PROD_MIRROR_DB.OPUS_GG_DWHSTAGE.BJAZ_TRV_PLAN_MV</w:t>
+              <w:t xml:space="preserve">          from BAGIC_PREPROD_CURATED_DB.UTILS.BJAZ_TRV_PLAN</w:t>
               <w:br/>
               <w:t xml:space="preserve">        union all</w:t>
               <w:br/>
-              <w:t xml:space="preserve">        -- via stg_travel__bjaz_trv_plan_mv</w:t>
+              <w:t xml:space="preserve">        -- via stg_travel__bjaz_trv_plan</w:t>
               <w:br/>
               <w:t xml:space="preserve">        select MD5_BINARY(NULLIF(UPPER(TRIM(CAST('HUB_COVERAGE|' || ((nullif(trim(to_varchar("COVER_CODE")), ''))) AS VARCHAR))), '')) as hkey,</w:t>
               <w:br/>
@@ -21316,7 +21424,7 @@
               <w:br/>
               <w:t xml:space="preserve">               to_varchar((nullif(trim(to_varchar("LIMIT_DESC")), ''))) as LIMIT_DESCRIPTION</w:t>
               <w:br/>
-              <w:t xml:space="preserve">          from BAGIC_PROD_MIRROR_DB.OPUS_GG_DWHSTAGE.BJAZ_TRV_PLAN_MV</w:t>
+              <w:t xml:space="preserve">          from BAGIC_PREPROD_CURATED_DB.UTILS.BJAZ_TRV_PLAN</w:t>
               <w:br/>
               <w:t xml:space="preserve">      )</w:t>
               <w:br/>
@@ -21358,7 +21466,7 @@
               <w:br/>
               <w:t xml:space="preserve">)</w:t>
               <w:br/>
-              <w:t xml:space="preserve">select 'OPUS' as project, 'SAT_AUG_COVERAGE_LIMITS' as satellite, 'OPUS_BJAZ_TRV_PLAN_MV' as record_source, column_name,</w:t>
+              <w:t xml:space="preserve">select 'OPUS' as project, 'SAT_AUG_COVERAGE_LIMITS' as satellite, 'OPUS_BJAZ_TRV_PLAN' as record_source, column_name,</w:t>
               <w:br/>
               <w:t xml:space="preserve">       count(*) as keys_compared,</w:t>
               <w:br/>
@@ -21439,6 +21547,9 @@
       <w:r>
         <w:t xml:space="preserve">37. OPUS — SAT_AUG_COVERAGE_RATING</w:t>
       </w:r>
+      <w:r>
+        <w:t xml:space="preserve">  [M3]</w:t>
+      </w:r>
     </w:p>
     <w:tbl>
       <w:tblPr>
@@ -21629,7 +21740,7 @@
         <w:t xml:space="preserve">Note: </w:t>
       </w:r>
       <w:r>
-        <w:t xml:space="preserve">Same comparison as DM-A2 (latest satellite row vs the latest RAW record, model logic recomputed from RAW) but the sample is the most recently loaded keys, i.e. the keys that just changed -- where a stale current row would show. augmented satellite, sat_multi_source; PK COVERAGE_HKEY; 2 RECORD_SOURCE group(s): OPUS_BJAZ_TRV_RIDER_RATE_MAST_MV [4 col(s)], OPUS_BJAZ_TRV_RIDER_DTLS_MV [1 col(s)]. stg2_aug_coverage_rating_bjaz_trv_rider_rate_mast_mv_nb_prm_excluding_st: column(s) EXTENSION_PREMIUM_EXCLUDING_ST, MINIMUM_EXTENSION_PREMIUM, MINIMUM_NEW_BUSINESS_PREMIUM, RIDER_PREMIUM could not be traced to RAW on at least one arm -- excluded (first-cut: walk columns from resolved_mt__ views or joined-in stitch columns are not yet inlined into the sampled queries). stg2_aug_coverage_rating_bjaz_trv_rider_rate_mast_mv_extn_prm_excluding_st: column(s) MINIMUM_EXTENSION_PREMIUM, MINIMUM_NEW_BUSINESS_PREMIUM, RIDER_PREMIUM could not be traced to RAW on at least one arm -- excluded (first-cut: walk columns from resolved_mt__ views or joined-in stitch columns are not yet inlined into the sampled queries). stg2_aug_coverage_rating_bjaz_trv_rider_rate_mast_mv_min_extn_prm: column(s) MINIMUM_NEW_BUSINESS_PREMIUM, RIDER_PREMIUM could not be traced to RAW on at least one arm -- excluded (first-cut: walk columns from resolved_mt__ views or joined-in stitch columns are not yet inlined into the sampled queries). stg2_aug_coverage_rating_bjaz_trv_rider_rate_mast_mv_min_nb_prm: column(s) RIDER_PREMIUM could not be traced to RAW on at least one arm -- excluded (first-cut: walk columns from resolved_mt__ views or joined-in stitch columns are not yet inlined into the sampled queries). stg2_aug_coverage_rating_bjaz_trv_rider_dtls_mv_rider_premium: column(s) EXTENSION_PREMIUM_EXCLUDING_ST, MINIMUM_EXTENSION_PREMIUM, MINIMUM_NEW_BUSINESS_PREMIUM, NEW_BUSINESS_PREMIUM_EXCLUDING_ST could not be traced to RAW on at least one arm -- excluded (first-cut: walk columns from resolved_mt__ views or joined-in stitch columns are not yet inlined into the sampled queries).</w:t>
+        <w:t xml:space="preserve">Same comparison as DM-A2 (latest satellite row vs the latest RAW record, model logic recomputed from RAW) but the sample is the most recently loaded keys, i.e. the keys that just changed -- where a stale current row would show. augmented satellite, sat_multi_source; PK COVERAGE_HKEY; 2 RECORD_SOURCE group(s): OPUS_BJAZ_TRV_RIDER_RATE_MAST [4 col(s)], OPUS_BJAZ_TRV_RIDER_DTLS [1 col(s)]. stg2_aug_coverage_rating_bjaz_trv_rider_rate_mast_nb_prm_excluding_st: column(s) EXTENSION_PREMIUM_EXCLUDING_ST, MINIMUM_EXTENSION_PREMIUM, MINIMUM_NEW_BUSINESS_PREMIUM, RIDER_PREMIUM could not be traced to RAW on at least one arm -- excluded (first-cut: walk columns from resolved_mt__ views or joined-in stitch columns are not yet inlined into the sampled queries). stg2_aug_coverage_rating_bjaz_trv_rider_rate_mast_extn_prm_excluding_st: column(s) MINIMUM_EXTENSION_PREMIUM, MINIMUM_NEW_BUSINESS_PREMIUM, RIDER_PREMIUM could not be traced to RAW on at least one arm -- excluded (first-cut: walk columns from resolved_mt__ views or joined-in stitch columns are not yet inlined into the sampled queries). stg2_aug_coverage_rating_bjaz_trv_rider_rate_mast_min_extn_prm: column(s) MINIMUM_NEW_BUSINESS_PREMIUM, RIDER_PREMIUM could not be traced to RAW on at least one arm -- excluded (first-cut: walk columns from resolved_mt__ views or joined-in stitch columns are not yet inlined into the sampled queries). stg2_aug_coverage_rating_bjaz_trv_rider_rate_mast_min_nb_prm: column(s) RIDER_PREMIUM could not be traced to RAW on at least one arm -- excluded (first-cut: walk columns from resolved_mt__ views or joined-in stitch columns are not yet inlined into the sampled queries). stg2_aug_coverage_rating_bjaz_trv_rider_dtls_rider_premium: column(s) EXTENSION_PREMIUM_EXCLUDING_ST, MINIMUM_EXTENSION_PREMIUM, MINIMUM_NEW_BUSINESS_PREMIUM, NEW_BUSINESS_PREMIUM_EXCLUDING_ST could not be traced to RAW on at least one arm -- excluded (first-cut: walk columns from resolved_mt__ views or joined-in stitch columns are not yet inlined into the sampled queries).</w:t>
       </w:r>
     </w:p>
     <w:p>
@@ -21664,7 +21775,7 @@
               <w:br/>
               <w:t xml:space="preserve">    select COVERAGE_HKEY as hkey from BAGIC_PREPROD_CURATED_DB.BGIL_DATA_MODEL.SAT_AUG_COVERAGE_RATING</w:t>
               <w:br/>
-              <w:t xml:space="preserve">     where RECORD_SOURCE = 'OPUS_BJAZ_TRV_RIDER_RATE_MAST_MV'</w:t>
+              <w:t xml:space="preserve">     where RECORD_SOURCE = 'OPUS_BJAZ_TRV_RIDER_RATE_MAST'</w:t>
               <w:br/>
               <w:t xml:space="preserve">     group by COVERAGE_HKEY</w:t>
               <w:br/>
@@ -21688,7 +21799,7 @@
               <w:br/>
               <w:t xml:space="preserve">      from BAGIC_PREPROD_CURATED_DB.BGIL_DATA_MODEL.SAT_AUG_COVERAGE_RATING</w:t>
               <w:br/>
-              <w:t xml:space="preserve">     where RECORD_SOURCE = 'OPUS_BJAZ_TRV_RIDER_RATE_MAST_MV'</w:t>
+              <w:t xml:space="preserve">     where RECORD_SOURCE = 'OPUS_BJAZ_TRV_RIDER_RATE_MAST'</w:t>
               <w:br/>
               <w:t xml:space="preserve">       and COVERAGE_HKEY in (select hkey from s1)</w:t>
               <w:br/>
@@ -21702,7 +21813,7 @@
               <w:br/>
               <w:t xml:space="preserve">      from (</w:t>
               <w:br/>
-              <w:t xml:space="preserve">        -- via stg_travel__bjaz_trv_rider_rate_mast_mv</w:t>
+              <w:t xml:space="preserve">        -- via stg_travel__bjaz_trv_rider_rate_mast</w:t>
               <w:br/>
               <w:t xml:space="preserve">        select MD5_BINARY(NULLIF(UPPER(TRIM(CAST('HUB_COVERAGE|' || ((nullif(trim(to_varchar("RIDER_SEQ_NO")), ''))) AS VARCHAR))), '')) as hkey,</w:t>
               <w:br/>
@@ -21716,11 +21827,11 @@
               <w:br/>
               <w:t xml:space="preserve">               cast(null as varchar) as MINIMUM_NEW_BUSINESS_PREMIUM</w:t>
               <w:br/>
-              <w:t xml:space="preserve">          from BAGIC_PROD_MIRROR_DB.OPUS_GG_DWHSTAGE.BJAZ_TRV_RIDER_RATE_MAST_MV</w:t>
+              <w:t xml:space="preserve">          from BAGIC_PREPROD_CURATED_DB.UTILS.BJAZ_TRV_RIDER_RATE_MAST</w:t>
               <w:br/>
               <w:t xml:space="preserve">        union all</w:t>
               <w:br/>
-              <w:t xml:space="preserve">        -- via stg_travel__bjaz_trv_rider_rate_mast_mv</w:t>
+              <w:t xml:space="preserve">        -- via stg_travel__bjaz_trv_rider_rate_mast</w:t>
               <w:br/>
               <w:t xml:space="preserve">        select MD5_BINARY(NULLIF(UPPER(TRIM(CAST('HUB_COVERAGE|' || ((nullif(trim(to_varchar("RIDER_SEQ_NO")), ''))) AS VARCHAR))), '')) as hkey,</w:t>
               <w:br/>
@@ -21734,11 +21845,11 @@
               <w:br/>
               <w:t xml:space="preserve">               cast(null as varchar) as MINIMUM_NEW_BUSINESS_PREMIUM</w:t>
               <w:br/>
-              <w:t xml:space="preserve">          from BAGIC_PROD_MIRROR_DB.OPUS_GG_DWHSTAGE.BJAZ_TRV_RIDER_RATE_MAST_MV</w:t>
+              <w:t xml:space="preserve">          from BAGIC_PREPROD_CURATED_DB.UTILS.BJAZ_TRV_RIDER_RATE_MAST</w:t>
               <w:br/>
               <w:t xml:space="preserve">        union all</w:t>
               <w:br/>
-              <w:t xml:space="preserve">        -- via stg_travel__bjaz_trv_rider_rate_mast_mv</w:t>
+              <w:t xml:space="preserve">        -- via stg_travel__bjaz_trv_rider_rate_mast</w:t>
               <w:br/>
               <w:t xml:space="preserve">        select MD5_BINARY(NULLIF(UPPER(TRIM(CAST('HUB_COVERAGE|' || ((nullif(trim(to_varchar("RIDER_SEQ_NO")), ''))) AS VARCHAR))), '')) as hkey,</w:t>
               <w:br/>
@@ -21752,11 +21863,11 @@
               <w:br/>
               <w:t xml:space="preserve">               cast(null as varchar) as MINIMUM_NEW_BUSINESS_PREMIUM</w:t>
               <w:br/>
-              <w:t xml:space="preserve">          from BAGIC_PROD_MIRROR_DB.OPUS_GG_DWHSTAGE.BJAZ_TRV_RIDER_RATE_MAST_MV</w:t>
+              <w:t xml:space="preserve">          from BAGIC_PREPROD_CURATED_DB.UTILS.BJAZ_TRV_RIDER_RATE_MAST</w:t>
               <w:br/>
               <w:t xml:space="preserve">        union all</w:t>
               <w:br/>
-              <w:t xml:space="preserve">        -- via stg_travel__bjaz_trv_rider_rate_mast_mv</w:t>
+              <w:t xml:space="preserve">        -- via stg_travel__bjaz_trv_rider_rate_mast</w:t>
               <w:br/>
               <w:t xml:space="preserve">        select MD5_BINARY(NULLIF(UPPER(TRIM(CAST('HUB_COVERAGE|' || ((nullif(trim(to_varchar("RIDER_SEQ_NO")), ''))) AS VARCHAR))), '')) as hkey,</w:t>
               <w:br/>
@@ -21770,7 +21881,7 @@
               <w:br/>
               <w:t xml:space="preserve">               to_varchar(("MIN_NB_PRM"::number)) as MINIMUM_NEW_BUSINESS_PREMIUM</w:t>
               <w:br/>
-              <w:t xml:space="preserve">          from BAGIC_PROD_MIRROR_DB.OPUS_GG_DWHSTAGE.BJAZ_TRV_RIDER_RATE_MAST_MV</w:t>
+              <w:t xml:space="preserve">          from BAGIC_PREPROD_CURATED_DB.UTILS.BJAZ_TRV_RIDER_RATE_MAST</w:t>
               <w:br/>
               <w:t xml:space="preserve">      )</w:t>
               <w:br/>
@@ -21826,7 +21937,7 @@
               <w:br/>
               <w:t xml:space="preserve">    select COVERAGE_HKEY as hkey from BAGIC_PREPROD_CURATED_DB.BGIL_DATA_MODEL.SAT_AUG_COVERAGE_RATING</w:t>
               <w:br/>
-              <w:t xml:space="preserve">     where RECORD_SOURCE = 'OPUS_BJAZ_TRV_RIDER_DTLS_MV'</w:t>
+              <w:t xml:space="preserve">     where RECORD_SOURCE = 'OPUS_BJAZ_TRV_RIDER_DTLS'</w:t>
               <w:br/>
               <w:t xml:space="preserve">     group by COVERAGE_HKEY</w:t>
               <w:br/>
@@ -21844,7 +21955,7 @@
               <w:br/>
               <w:t xml:space="preserve">      from BAGIC_PREPROD_CURATED_DB.BGIL_DATA_MODEL.SAT_AUG_COVERAGE_RATING</w:t>
               <w:br/>
-              <w:t xml:space="preserve">     where RECORD_SOURCE = 'OPUS_BJAZ_TRV_RIDER_DTLS_MV'</w:t>
+              <w:t xml:space="preserve">     where RECORD_SOURCE = 'OPUS_BJAZ_TRV_RIDER_DTLS'</w:t>
               <w:br/>
               <w:t xml:space="preserve">       and COVERAGE_HKEY in (select hkey from s2)</w:t>
               <w:br/>
@@ -21858,7 +21969,7 @@
               <w:br/>
               <w:t xml:space="preserve">      from (</w:t>
               <w:br/>
-              <w:t xml:space="preserve">        -- via stg_travel__bjaz_trv_rider_dtls_mv</w:t>
+              <w:t xml:space="preserve">        -- via stg_travel__bjaz_trv_rider_dtls</w:t>
               <w:br/>
               <w:t xml:space="preserve">        select MD5_BINARY(NULLIF(UPPER(TRIM(CAST('HUB_COVERAGE|' || ((nullif(trim(to_varchar("RIDER_NO")), ''))) AS VARCHAR))), '')) as hkey,</w:t>
               <w:br/>
@@ -21866,7 +21977,7 @@
               <w:br/>
               <w:t xml:space="preserve">               to_varchar(("RIDER_PREMIUM"::number)) as RIDER_PREMIUM</w:t>
               <w:br/>
-              <w:t xml:space="preserve">          from BAGIC_PROD_MIRROR_DB.OPUS_GG_DWHSTAGE.BJAZ_TRV_RIDER_DTLS_MV</w:t>
+              <w:t xml:space="preserve">          from BAGIC_PREPROD_CURATED_DB.UTILS.BJAZ_TRV_RIDER_DTLS</w:t>
               <w:br/>
               <w:t xml:space="preserve">      )</w:t>
               <w:br/>
@@ -21888,7 +21999,7 @@
               <w:br/>
               <w:t xml:space="preserve">)</w:t>
               <w:br/>
-              <w:t xml:space="preserve">select 'OPUS' as project, 'SAT_AUG_COVERAGE_RATING' as satellite, 'OPUS_BJAZ_TRV_RIDER_RATE_MAST_MV' as record_source, column_name,</w:t>
+              <w:t xml:space="preserve">select 'OPUS' as project, 'SAT_AUG_COVERAGE_RATING' as satellite, 'OPUS_BJAZ_TRV_RIDER_RATE_MAST' as record_source, column_name,</w:t>
               <w:br/>
               <w:t xml:space="preserve">       count(*) as keys_compared,</w:t>
               <w:br/>
@@ -21910,7 +22021,7 @@
               <w:br/>
               <w:t xml:space="preserve">union all</w:t>
               <w:br/>
-              <w:t xml:space="preserve">select 'OPUS' as project, 'SAT_AUG_COVERAGE_RATING' as satellite, 'OPUS_BJAZ_TRV_RIDER_DTLS_MV' as record_source, column_name,</w:t>
+              <w:t xml:space="preserve">select 'OPUS' as project, 'SAT_AUG_COVERAGE_RATING' as satellite, 'OPUS_BJAZ_TRV_RIDER_DTLS' as record_source, column_name,</w:t>
               <w:br/>
               <w:t xml:space="preserve">       count(*) as keys_compared,</w:t>
               <w:br/>
@@ -21991,6 +22102,9 @@
       <w:r>
         <w:t xml:space="preserve">38. OPUS — SAT_AUG_FINTXN_PREMIUM</w:t>
       </w:r>
+      <w:r>
+        <w:t xml:space="preserve">  [M3]</w:t>
+      </w:r>
     </w:p>
     <w:tbl>
       <w:tblPr>
@@ -22181,7 +22295,7 @@
         <w:t xml:space="preserve">Note: </w:t>
       </w:r>
       <w:r>
-        <w:t xml:space="preserve">Same comparison as DM-A2 (latest satellite row vs the latest RAW record, model logic recomputed from RAW) but the sample is the most recently loaded keys, i.e. the keys that just changed -- where a stale current row would show. augmented satellite, sat_multi_source; PK FINANCIAL_TRANSACTION_HKEY; 3 RECORD_SOURCE group(s): OPUS_BA_TRV_DATA_POLICY_DTLS_MV [2 col(s)], OPUS_BJAZ_TRV_LOADER_DATA_MV [1 col(s)], OPUS_BJAZ_TRV_LOADER_LOG_TABLE_MV [1 col(s)]. stg2_aug_fintxn_premium_ba_trv_data_policy_dtls_mv_sp_discount_per: column(s) SPECIAL_DISCOUNT_AMOUNT could not be traced to RAW on at least one arm -- excluded (first-cut: walk columns from resolved_mt__ views or joined-in stitch columns are not yet inlined into the sampled queries). stg2_aug_fintxn_premium_bjaz_trv_loader_data_mv_spdiscount: column(s) SPECIAL_DISCOUNT_PERCENTAGE could not be traced to RAW on at least one arm -- excluded (first-cut: walk columns from resolved_mt__ views or joined-in stitch columns are not yet inlined into the sampled queries). stg2_aug_fintxn_premium_bjaz_trv_loader_log_table_mv_spdiscount: column(s) SPECIAL_DISCOUNT_PERCENTAGE could not be traced to RAW on at least one arm -- excluded (first-cut: walk columns from resolved_mt__ views or joined-in stitch columns are not yet inlined into the sampled queries).</w:t>
+        <w:t xml:space="preserve">Same comparison as DM-A2 (latest satellite row vs the latest RAW record, model logic recomputed from RAW) but the sample is the most recently loaded keys, i.e. the keys that just changed -- where a stale current row would show. augmented satellite, sat_multi_source; PK FINANCIAL_TRANSACTION_HKEY; 3 RECORD_SOURCE group(s): OPUS_BA_TRV_DATA_POLICY_DTLS [2 col(s)], OPUS_BJAZ_TRV_LOADER_DATA [1 col(s)], OPUS_BJAZ_TRV_LOADER_LOG_TABLE [1 col(s)]. stg2_aug_fintxn_premium_ba_trv_data_policy_dtls_sp_discount_per: column(s) SPECIAL_DISCOUNT_AMOUNT could not be traced to RAW on at least one arm -- excluded (first-cut: walk columns from resolved_mt__ views or joined-in stitch columns are not yet inlined into the sampled queries). stg2_aug_fintxn_premium_bjaz_trv_loader_data_spdiscount: column(s) SPECIAL_DISCOUNT_PERCENTAGE could not be traced to RAW on at least one arm -- excluded (first-cut: walk columns from resolved_mt__ views or joined-in stitch columns are not yet inlined into the sampled queries). stg2_aug_fintxn_premium_bjaz_trv_loader_log_table_spdiscount: column(s) SPECIAL_DISCOUNT_PERCENTAGE could not be traced to RAW on at least one arm -- excluded (first-cut: walk columns from resolved_mt__ views or joined-in stitch columns are not yet inlined into the sampled queries).</w:t>
       </w:r>
     </w:p>
     <w:p>
@@ -22216,7 +22330,7 @@
               <w:br/>
               <w:t xml:space="preserve">    select FINANCIAL_TRANSACTION_HKEY as hkey from BAGIC_PREPROD_CURATED_DB.BGIL_DATA_MODEL.SAT_AUG_FINTXN_PREMIUM</w:t>
               <w:br/>
-              <w:t xml:space="preserve">     where RECORD_SOURCE = 'OPUS_BA_TRV_DATA_POLICY_DTLS_MV'</w:t>
+              <w:t xml:space="preserve">     where RECORD_SOURCE = 'OPUS_BA_TRV_DATA_POLICY_DTLS'</w:t>
               <w:br/>
               <w:t xml:space="preserve">     group by FINANCIAL_TRANSACTION_HKEY</w:t>
               <w:br/>
@@ -22236,7 +22350,7 @@
               <w:br/>
               <w:t xml:space="preserve">      from BAGIC_PREPROD_CURATED_DB.BGIL_DATA_MODEL.SAT_AUG_FINTXN_PREMIUM</w:t>
               <w:br/>
-              <w:t xml:space="preserve">     where RECORD_SOURCE = 'OPUS_BA_TRV_DATA_POLICY_DTLS_MV'</w:t>
+              <w:t xml:space="preserve">     where RECORD_SOURCE = 'OPUS_BA_TRV_DATA_POLICY_DTLS'</w:t>
               <w:br/>
               <w:t xml:space="preserve">       and FINANCIAL_TRANSACTION_HKEY in (select hkey from s1)</w:t>
               <w:br/>
@@ -22250,7 +22364,7 @@
               <w:br/>
               <w:t xml:space="preserve">      from (</w:t>
               <w:br/>
-              <w:t xml:space="preserve">        -- via stg_travel__ba_trv_data_policy_dtls_mv</w:t>
+              <w:t xml:space="preserve">        -- via stg_travel__ba_trv_data_policy_dtls</w:t>
               <w:br/>
               <w:t xml:space="preserve">        select MD5_BINARY(NULLIF(UPPER(TRIM(CAST('HUB_FINANCIAL_TRANSACTION|' || ((nullif(trim(to_varchar("TRANSACTION_ID")), ''))) AS VARCHAR))), '')) as hkey,</w:t>
               <w:br/>
@@ -22260,11 +22374,11 @@
               <w:br/>
               <w:t xml:space="preserve">               cast(null as varchar) as SPECIAL_DISCOUNT_AMOUNT</w:t>
               <w:br/>
-              <w:t xml:space="preserve">          from BAGIC_PROD_MIRROR_DB.OPUS_GG_DWHSTAGE.BA_TRV_DATA_POLICY_DTLS_MV</w:t>
+              <w:t xml:space="preserve">          from BAGIC_PREPROD_CURATED_DB.UTILS.BA_TRV_DATA_POLICY_DTLS</w:t>
               <w:br/>
               <w:t xml:space="preserve">        union all</w:t>
               <w:br/>
-              <w:t xml:space="preserve">        -- via stg_travel__ba_trv_data_policy_dtls_mv</w:t>
+              <w:t xml:space="preserve">        -- via stg_travel__ba_trv_data_policy_dtls</w:t>
               <w:br/>
               <w:t xml:space="preserve">        select MD5_BINARY(NULLIF(UPPER(TRIM(CAST('HUB_FINANCIAL_TRANSACTION|' || ((nullif(trim(to_varchar("TRANSACTION_ID")), ''))) AS VARCHAR))), '')) as hkey,</w:t>
               <w:br/>
@@ -22274,7 +22388,7 @@
               <w:br/>
               <w:t xml:space="preserve">               to_varchar((nullif(trim(to_varchar("SP_DISCOUNT_AMT")), ''))) as SPECIAL_DISCOUNT_AMOUNT</w:t>
               <w:br/>
-              <w:t xml:space="preserve">          from BAGIC_PROD_MIRROR_DB.OPUS_GG_DWHSTAGE.BA_TRV_DATA_POLICY_DTLS_MV</w:t>
+              <w:t xml:space="preserve">          from BAGIC_PREPROD_CURATED_DB.UTILS.BA_TRV_DATA_POLICY_DTLS</w:t>
               <w:br/>
               <w:t xml:space="preserve">      )</w:t>
               <w:br/>
@@ -22310,7 +22424,7 @@
               <w:br/>
               <w:t xml:space="preserve">    select FINANCIAL_TRANSACTION_HKEY as hkey from BAGIC_PREPROD_CURATED_DB.BGIL_DATA_MODEL.SAT_AUG_FINTXN_PREMIUM</w:t>
               <w:br/>
-              <w:t xml:space="preserve">     where RECORD_SOURCE = 'OPUS_BJAZ_TRV_LOADER_DATA_MV'</w:t>
+              <w:t xml:space="preserve">     where RECORD_SOURCE = 'OPUS_BJAZ_TRV_LOADER_DATA'</w:t>
               <w:br/>
               <w:t xml:space="preserve">     group by FINANCIAL_TRANSACTION_HKEY</w:t>
               <w:br/>
@@ -22328,7 +22442,7 @@
               <w:br/>
               <w:t xml:space="preserve">      from BAGIC_PREPROD_CURATED_DB.BGIL_DATA_MODEL.SAT_AUG_FINTXN_PREMIUM</w:t>
               <w:br/>
-              <w:t xml:space="preserve">     where RECORD_SOURCE = 'OPUS_BJAZ_TRV_LOADER_DATA_MV'</w:t>
+              <w:t xml:space="preserve">     where RECORD_SOURCE = 'OPUS_BJAZ_TRV_LOADER_DATA'</w:t>
               <w:br/>
               <w:t xml:space="preserve">       and FINANCIAL_TRANSACTION_HKEY in (select hkey from s2)</w:t>
               <w:br/>
@@ -22342,7 +22456,7 @@
               <w:br/>
               <w:t xml:space="preserve">      from (</w:t>
               <w:br/>
-              <w:t xml:space="preserve">        -- via stg_travel__bjaz_trv_loader_data_mv</w:t>
+              <w:t xml:space="preserve">        -- via stg_travel__bjaz_trv_loader_data</w:t>
               <w:br/>
               <w:t xml:space="preserve">        select MD5_BINARY(NULLIF(UPPER(TRIM(CAST('HUB_FINANCIAL_TRANSACTION|' || ((nullif(trim(to_varchar("TRANSACTIONID")), ''))) AS VARCHAR))), '')) as hkey,</w:t>
               <w:br/>
@@ -22350,7 +22464,7 @@
               <w:br/>
               <w:t xml:space="preserve">               to_varchar((nullif(trim(to_varchar("SPDISCOUNT")), ''))) as SPECIAL_DISCOUNT_AMOUNT</w:t>
               <w:br/>
-              <w:t xml:space="preserve">          from BAGIC_PROD_MIRROR_DB.OPUS_GG_DWHSTAGE.BJAZ_TRV_LOADER_DATA_MV</w:t>
+              <w:t xml:space="preserve">          from BAGIC_PREPROD_CURATED_DB.UTILS.BJAZ_TRV_LOADER_DATA</w:t>
               <w:br/>
               <w:t xml:space="preserve">      )</w:t>
               <w:br/>
@@ -22376,7 +22490,7 @@
               <w:br/>
               <w:t xml:space="preserve">    select FINANCIAL_TRANSACTION_HKEY as hkey from BAGIC_PREPROD_CURATED_DB.BGIL_DATA_MODEL.SAT_AUG_FINTXN_PREMIUM</w:t>
               <w:br/>
-              <w:t xml:space="preserve">     where RECORD_SOURCE = 'OPUS_BJAZ_TRV_LOADER_LOG_TABLE_MV'</w:t>
+              <w:t xml:space="preserve">     where RECORD_SOURCE = 'OPUS_BJAZ_TRV_LOADER_LOG_TABLE'</w:t>
               <w:br/>
               <w:t xml:space="preserve">     group by FINANCIAL_TRANSACTION_HKEY</w:t>
               <w:br/>
@@ -22394,7 +22508,7 @@
               <w:br/>
               <w:t xml:space="preserve">      from BAGIC_PREPROD_CURATED_DB.BGIL_DATA_MODEL.SAT_AUG_FINTXN_PREMIUM</w:t>
               <w:br/>
-              <w:t xml:space="preserve">     where RECORD_SOURCE = 'OPUS_BJAZ_TRV_LOADER_LOG_TABLE_MV'</w:t>
+              <w:t xml:space="preserve">     where RECORD_SOURCE = 'OPUS_BJAZ_TRV_LOADER_LOG_TABLE'</w:t>
               <w:br/>
               <w:t xml:space="preserve">       and FINANCIAL_TRANSACTION_HKEY in (select hkey from s3)</w:t>
               <w:br/>
@@ -22408,7 +22522,7 @@
               <w:br/>
               <w:t xml:space="preserve">      from (</w:t>
               <w:br/>
-              <w:t xml:space="preserve">        -- via stg_travel__bjaz_trv_loader_log_table_mv</w:t>
+              <w:t xml:space="preserve">        -- via stg_travel__bjaz_trv_loader_log_table</w:t>
               <w:br/>
               <w:t xml:space="preserve">        select MD5_BINARY(NULLIF(UPPER(TRIM(CAST('HUB_FINANCIAL_TRANSACTION|' || ((nullif(trim(to_varchar("POLICYNUMBER")), ''))) AS VARCHAR))), '')) as hkey,</w:t>
               <w:br/>
@@ -22416,7 +22530,7 @@
               <w:br/>
               <w:t xml:space="preserve">               to_varchar((nullif(trim(to_varchar("SPDISCOUNT")), ''))) as SPECIAL_DISCOUNT_AMOUNT</w:t>
               <w:br/>
-              <w:t xml:space="preserve">          from BAGIC_PROD_MIRROR_DB.OPUS_GG_DWHSTAGE.BJAZ_TRV_LOADER_LOG_TABLE_MV</w:t>
+              <w:t xml:space="preserve">          from BAGIC_PREPROD_CURATED_DB.UTILS.BJAZ_TRV_LOADER_LOG_TABLE</w:t>
               <w:br/>
               <w:t xml:space="preserve">      )</w:t>
               <w:br/>
@@ -22438,7 +22552,7 @@
               <w:br/>
               <w:t xml:space="preserve">)</w:t>
               <w:br/>
-              <w:t xml:space="preserve">select 'OPUS' as project, 'SAT_AUG_FINTXN_PREMIUM' as satellite, 'OPUS_BA_TRV_DATA_POLICY_DTLS_MV' as record_source, column_name,</w:t>
+              <w:t xml:space="preserve">select 'OPUS' as project, 'SAT_AUG_FINTXN_PREMIUM' as satellite, 'OPUS_BA_TRV_DATA_POLICY_DTLS' as record_source, column_name,</w:t>
               <w:br/>
               <w:t xml:space="preserve">       count(*) as keys_compared,</w:t>
               <w:br/>
@@ -22460,7 +22574,7 @@
               <w:br/>
               <w:t xml:space="preserve">union all</w:t>
               <w:br/>
-              <w:t xml:space="preserve">select 'OPUS' as project, 'SAT_AUG_FINTXN_PREMIUM' as satellite, 'OPUS_BJAZ_TRV_LOADER_DATA_MV' as record_source, column_name,</w:t>
+              <w:t xml:space="preserve">select 'OPUS' as project, 'SAT_AUG_FINTXN_PREMIUM' as satellite, 'OPUS_BJAZ_TRV_LOADER_DATA' as record_source, column_name,</w:t>
               <w:br/>
               <w:t xml:space="preserve">       count(*) as keys_compared,</w:t>
               <w:br/>
@@ -22482,7 +22596,7 @@
               <w:br/>
               <w:t xml:space="preserve">union all</w:t>
               <w:br/>
-              <w:t xml:space="preserve">select 'OPUS' as project, 'SAT_AUG_FINTXN_PREMIUM' as satellite, 'OPUS_BJAZ_TRV_LOADER_LOG_TABLE_MV' as record_source, column_name,</w:t>
+              <w:t xml:space="preserve">select 'OPUS' as project, 'SAT_AUG_FINTXN_PREMIUM' as satellite, 'OPUS_BJAZ_TRV_LOADER_LOG_TABLE' as record_source, column_name,</w:t>
               <w:br/>
               <w:t xml:space="preserve">       count(*) as keys_compared,</w:t>
               <w:br/>
@@ -22563,6 +22677,9 @@
       <w:r>
         <w:t xml:space="preserve">39. OPUS — SAT_AUG_LNK_PARTY_ROLE_CORE</w:t>
       </w:r>
+      <w:r>
+        <w:t xml:space="preserve">  [M3]</w:t>
+      </w:r>
     </w:p>
     <w:tbl>
       <w:tblPr>
@@ -22753,7 +22870,7 @@
         <w:t xml:space="preserve">Note: </w:t>
       </w:r>
       <w:r>
-        <w:t xml:space="preserve">Same comparison as DM-A2 (latest satellite row vs the latest RAW record, model logic recomputed from RAW) but the sample is the most recently loaded keys, i.e. the keys that just changed -- where a stale current row would show. augmented satellite, automate_dv.sat; PK PARTY_HKEY; 1 RECORD_SOURCE group(s): OPUS_BJAZ_TRV_LOADER_LOG_TABLE_MV [1 col(s)].</w:t>
+        <w:t xml:space="preserve">Same comparison as DM-A2 (latest satellite row vs the latest RAW record, model logic recomputed from RAW) but the sample is the most recently loaded keys, i.e. the keys that just changed -- where a stale current row would show. augmented satellite, automate_dv.sat; PK PARTY_HKEY; 1 RECORD_SOURCE group(s): OPUS_BJAZ_TRV_LOADER_LOG_TABLE [1 col(s)].</w:t>
       </w:r>
     </w:p>
     <w:p>
@@ -22788,7 +22905,7 @@
               <w:br/>
               <w:t xml:space="preserve">    select PARTY_HKEY as hkey from BAGIC_PREPROD_CURATED_DB.BGIL_DATA_MODEL.SAT_AUG_LNK_PARTY_ROLE_CORE</w:t>
               <w:br/>
-              <w:t xml:space="preserve">     where RECORD_SOURCE = 'OPUS_BJAZ_TRV_LOADER_LOG_TABLE_MV'</w:t>
+              <w:t xml:space="preserve">     where RECORD_SOURCE = 'OPUS_BJAZ_TRV_LOADER_LOG_TABLE'</w:t>
               <w:br/>
               <w:t xml:space="preserve">     group by PARTY_HKEY</w:t>
               <w:br/>
@@ -22806,7 +22923,7 @@
               <w:br/>
               <w:t xml:space="preserve">      from BAGIC_PREPROD_CURATED_DB.BGIL_DATA_MODEL.SAT_AUG_LNK_PARTY_ROLE_CORE</w:t>
               <w:br/>
-              <w:t xml:space="preserve">     where RECORD_SOURCE = 'OPUS_BJAZ_TRV_LOADER_LOG_TABLE_MV'</w:t>
+              <w:t xml:space="preserve">     where RECORD_SOURCE = 'OPUS_BJAZ_TRV_LOADER_LOG_TABLE'</w:t>
               <w:br/>
               <w:t xml:space="preserve">       and PARTY_HKEY in (select hkey from s1)</w:t>
               <w:br/>
@@ -22820,7 +22937,7 @@
               <w:br/>
               <w:t xml:space="preserve">      from (</w:t>
               <w:br/>
-              <w:t xml:space="preserve">        -- via stg_travel__bjaz_trv_loader_log_table_mv</w:t>
+              <w:t xml:space="preserve">        -- via stg_travel__bjaz_trv_loader_log_table</w:t>
               <w:br/>
               <w:t xml:space="preserve">        select MD5_BINARY(NULLIF(UPPER(TRIM(CAST('HUB_PARTY|' || ((nullif(trim(to_varchar("PREMIUMPAYERID")), ''))) AS VARCHAR))), '')) as hkey,</w:t>
               <w:br/>
@@ -22828,7 +22945,7 @@
               <w:br/>
               <w:t xml:space="preserve">               to_varchar((nullif(trim(to_varchar("PREMIUMPAYERFLAG")), ''))) as PREMIUM_PAYER_INDICATOR</w:t>
               <w:br/>
-              <w:t xml:space="preserve">          from BAGIC_PROD_MIRROR_DB.OPUS_GG_DWHSTAGE.BJAZ_TRV_LOADER_LOG_TABLE_MV</w:t>
+              <w:t xml:space="preserve">          from BAGIC_PREPROD_CURATED_DB.UTILS.BJAZ_TRV_LOADER_LOG_TABLE</w:t>
               <w:br/>
               <w:t xml:space="preserve">      )</w:t>
               <w:br/>
@@ -22850,7 +22967,7 @@
               <w:br/>
               <w:t xml:space="preserve">)</w:t>
               <w:br/>
-              <w:t xml:space="preserve">select 'OPUS' as project, 'SAT_AUG_LNK_PARTY_ROLE_CORE' as satellite, 'OPUS_BJAZ_TRV_LOADER_LOG_TABLE_MV' as record_source, column_name,</w:t>
+              <w:t xml:space="preserve">select 'OPUS' as project, 'SAT_AUG_LNK_PARTY_ROLE_CORE' as satellite, 'OPUS_BJAZ_TRV_LOADER_LOG_TABLE' as record_source, column_name,</w:t>
               <w:br/>
               <w:t xml:space="preserve">       count(*) as keys_compared,</w:t>
               <w:br/>
@@ -22931,6 +23048,9 @@
       <w:r>
         <w:t xml:space="preserve">40. OPUS — SAT_AUG_LNK_ROLE_CUSTOMER</w:t>
       </w:r>
+      <w:r>
+        <w:t xml:space="preserve">  [M3]</w:t>
+      </w:r>
     </w:p>
     <w:tbl>
       <w:tblPr>
@@ -23121,7 +23241,7 @@
         <w:t xml:space="preserve">Note: </w:t>
       </w:r>
       <w:r>
-        <w:t xml:space="preserve">Same comparison as DM-A2 (latest satellite row vs the latest RAW record, model logic recomputed from RAW) but the sample is the most recently loaded keys, i.e. the keys that just changed -- where a stale current row would show. augmented satellite, sat_multi_source; PK PARTY_HKEY; 2 RECORD_SOURCE group(s): OPUS_BA_TRV_DATA_POLICY_DTLS_MV [1 col(s)], OPUS_BJAZ_TRV_LOADER_DATA_MV [1 col(s)].</w:t>
+        <w:t xml:space="preserve">Same comparison as DM-A2 (latest satellite row vs the latest RAW record, model logic recomputed from RAW) but the sample is the most recently loaded keys, i.e. the keys that just changed -- where a stale current row would show. augmented satellite, sat_multi_source; PK PARTY_HKEY; 2 RECORD_SOURCE group(s): OPUS_BA_TRV_DATA_POLICY_DTLS [1 col(s)], OPUS_BJAZ_TRV_LOADER_DATA [1 col(s)].</w:t>
       </w:r>
     </w:p>
     <w:p>
@@ -23156,7 +23276,7 @@
               <w:br/>
               <w:t xml:space="preserve">    select PARTY_HKEY as hkey from BAGIC_PREPROD_CURATED_DB.BGIL_DATA_MODEL.SAT_AUG_LNK_ROLE_CUSTOMER</w:t>
               <w:br/>
-              <w:t xml:space="preserve">     where RECORD_SOURCE = 'OPUS_BA_TRV_DATA_POLICY_DTLS_MV'</w:t>
+              <w:t xml:space="preserve">     where RECORD_SOURCE = 'OPUS_BA_TRV_DATA_POLICY_DTLS'</w:t>
               <w:br/>
               <w:t xml:space="preserve">     group by PARTY_HKEY</w:t>
               <w:br/>
@@ -23174,7 +23294,7 @@
               <w:br/>
               <w:t xml:space="preserve">      from BAGIC_PREPROD_CURATED_DB.BGIL_DATA_MODEL.SAT_AUG_LNK_ROLE_CUSTOMER</w:t>
               <w:br/>
-              <w:t xml:space="preserve">     where RECORD_SOURCE = 'OPUS_BA_TRV_DATA_POLICY_DTLS_MV'</w:t>
+              <w:t xml:space="preserve">     where RECORD_SOURCE = 'OPUS_BA_TRV_DATA_POLICY_DTLS'</w:t>
               <w:br/>
               <w:t xml:space="preserve">       and PARTY_HKEY in (select hkey from s1)</w:t>
               <w:br/>
@@ -23188,7 +23308,7 @@
               <w:br/>
               <w:t xml:space="preserve">      from (</w:t>
               <w:br/>
-              <w:t xml:space="preserve">        -- via stg_travel__ba_trv_data_policy_dtls_mv</w:t>
+              <w:t xml:space="preserve">        -- via stg_travel__ba_trv_data_policy_dtls</w:t>
               <w:br/>
               <w:t xml:space="preserve">        select MD5_BINARY(NULLIF(UPPER(TRIM(CAST('HUB_PARTY|' || ((nullif(trim(to_varchar("PAYER_PART_ID")), ''))) AS VARCHAR))), '')) as hkey,</w:t>
               <w:br/>
@@ -23196,7 +23316,7 @@
               <w:br/>
               <w:t xml:space="preserve">               to_varchar((nullif(trim(to_varchar("PROPASTRAVELLER")), ''))) as PROPOSER_IS_TRAVELLER_INDICATOR</w:t>
               <w:br/>
-              <w:t xml:space="preserve">          from BAGIC_PROD_MIRROR_DB.OPUS_GG_DWHSTAGE.BA_TRV_DATA_POLICY_DTLS_MV</w:t>
+              <w:t xml:space="preserve">          from BAGIC_PREPROD_CURATED_DB.UTILS.BA_TRV_DATA_POLICY_DTLS</w:t>
               <w:br/>
               <w:t xml:space="preserve">      )</w:t>
               <w:br/>
@@ -23222,7 +23342,7 @@
               <w:br/>
               <w:t xml:space="preserve">    select PARTY_HKEY as hkey from BAGIC_PREPROD_CURATED_DB.BGIL_DATA_MODEL.SAT_AUG_LNK_ROLE_CUSTOMER</w:t>
               <w:br/>
-              <w:t xml:space="preserve">     where RECORD_SOURCE = 'OPUS_BJAZ_TRV_LOADER_DATA_MV'</w:t>
+              <w:t xml:space="preserve">     where RECORD_SOURCE = 'OPUS_BJAZ_TRV_LOADER_DATA'</w:t>
               <w:br/>
               <w:t xml:space="preserve">     group by PARTY_HKEY</w:t>
               <w:br/>
@@ -23240,7 +23360,7 @@
               <w:br/>
               <w:t xml:space="preserve">      from BAGIC_PREPROD_CURATED_DB.BGIL_DATA_MODEL.SAT_AUG_LNK_ROLE_CUSTOMER</w:t>
               <w:br/>
-              <w:t xml:space="preserve">     where RECORD_SOURCE = 'OPUS_BJAZ_TRV_LOADER_DATA_MV'</w:t>
+              <w:t xml:space="preserve">     where RECORD_SOURCE = 'OPUS_BJAZ_TRV_LOADER_DATA'</w:t>
               <w:br/>
               <w:t xml:space="preserve">       and PARTY_HKEY in (select hkey from s2)</w:t>
               <w:br/>
@@ -23254,7 +23374,7 @@
               <w:br/>
               <w:t xml:space="preserve">      from (</w:t>
               <w:br/>
-              <w:t xml:space="preserve">        -- via stg_travel__bjaz_trv_loader_data_mv</w:t>
+              <w:t xml:space="preserve">        -- via stg_travel__bjaz_trv_loader_data</w:t>
               <w:br/>
               <w:t xml:space="preserve">        select MD5_BINARY(NULLIF(UPPER(TRIM(CAST('HUB_PARTY|' || ((nullif(trim(to_varchar("PREMIUMPAYERID")), ''))) AS VARCHAR))), '')) as hkey,</w:t>
               <w:br/>
@@ -23262,7 +23382,7 @@
               <w:br/>
               <w:t xml:space="preserve">               to_varchar((nullif(trim(to_varchar("PROPASTRAVELLER")), ''))) as PROPOSER_IS_TRAVELLER_INDICATOR</w:t>
               <w:br/>
-              <w:t xml:space="preserve">          from BAGIC_PROD_MIRROR_DB.OPUS_GG_DWHSTAGE.BJAZ_TRV_LOADER_DATA_MV</w:t>
+              <w:t xml:space="preserve">          from BAGIC_PREPROD_CURATED_DB.UTILS.BJAZ_TRV_LOADER_DATA</w:t>
               <w:br/>
               <w:t xml:space="preserve">      )</w:t>
               <w:br/>
@@ -23284,7 +23404,7 @@
               <w:br/>
               <w:t xml:space="preserve">)</w:t>
               <w:br/>
-              <w:t xml:space="preserve">select 'OPUS' as project, 'SAT_AUG_LNK_ROLE_CUSTOMER' as satellite, 'OPUS_BA_TRV_DATA_POLICY_DTLS_MV' as record_source, column_name,</w:t>
+              <w:t xml:space="preserve">select 'OPUS' as project, 'SAT_AUG_LNK_ROLE_CUSTOMER' as satellite, 'OPUS_BA_TRV_DATA_POLICY_DTLS' as record_source, column_name,</w:t>
               <w:br/>
               <w:t xml:space="preserve">       count(*) as keys_compared,</w:t>
               <w:br/>
@@ -23306,7 +23426,7 @@
               <w:br/>
               <w:t xml:space="preserve">union all</w:t>
               <w:br/>
-              <w:t xml:space="preserve">select 'OPUS' as project, 'SAT_AUG_LNK_ROLE_CUSTOMER' as satellite, 'OPUS_BJAZ_TRV_LOADER_DATA_MV' as record_source, column_name,</w:t>
+              <w:t xml:space="preserve">select 'OPUS' as project, 'SAT_AUG_LNK_ROLE_CUSTOMER' as satellite, 'OPUS_BJAZ_TRV_LOADER_DATA' as record_source, column_name,</w:t>
               <w:br/>
               <w:t xml:space="preserve">       count(*) as keys_compared,</w:t>
               <w:br/>
@@ -23387,6 +23507,9 @@
       <w:r>
         <w:t xml:space="preserve">41. OPUS — SAT_AUG_PARTY_BANKING</w:t>
       </w:r>
+      <w:r>
+        <w:t xml:space="preserve">  [M3]</w:t>
+      </w:r>
     </w:p>
     <w:tbl>
       <w:tblPr>
@@ -23577,7 +23700,7 @@
         <w:t xml:space="preserve">Note: </w:t>
       </w:r>
       <w:r>
-        <w:t xml:space="preserve">Same comparison as DM-A2 (latest satellite row vs the latest RAW record, model logic recomputed from RAW) but the sample is the most recently loaded keys, i.e. the keys that just changed -- where a stale current row would show. augmented satellite, automate_dv.sat; PK PARTY_HKEY; 1 RECORD_SOURCE group(s): OPUS_BJAZ_TRV_LOADER_DATA_MV [1 col(s)].</w:t>
+        <w:t xml:space="preserve">Same comparison as DM-A2 (latest satellite row vs the latest RAW record, model logic recomputed from RAW) but the sample is the most recently loaded keys, i.e. the keys that just changed -- where a stale current row would show. augmented satellite, automate_dv.sat; PK PARTY_HKEY; 1 RECORD_SOURCE group(s): OPUS_BJAZ_TRV_LOADER_DATA [1 col(s)].</w:t>
       </w:r>
     </w:p>
     <w:p>
@@ -23612,7 +23735,7 @@
               <w:br/>
               <w:t xml:space="preserve">    select PARTY_HKEY as hkey from BAGIC_PREPROD_CURATED_DB.BGIL_DATA_MODEL.SAT_AUG_PARTY_BANKING</w:t>
               <w:br/>
-              <w:t xml:space="preserve">     where RECORD_SOURCE = 'OPUS_BJAZ_TRV_LOADER_DATA_MV'</w:t>
+              <w:t xml:space="preserve">     where RECORD_SOURCE = 'OPUS_BJAZ_TRV_LOADER_DATA'</w:t>
               <w:br/>
               <w:t xml:space="preserve">     group by PARTY_HKEY</w:t>
               <w:br/>
@@ -23630,7 +23753,7 @@
               <w:br/>
               <w:t xml:space="preserve">      from BAGIC_PREPROD_CURATED_DB.BGIL_DATA_MODEL.SAT_AUG_PARTY_BANKING</w:t>
               <w:br/>
-              <w:t xml:space="preserve">     where RECORD_SOURCE = 'OPUS_BJAZ_TRV_LOADER_DATA_MV'</w:t>
+              <w:t xml:space="preserve">     where RECORD_SOURCE = 'OPUS_BJAZ_TRV_LOADER_DATA'</w:t>
               <w:br/>
               <w:t xml:space="preserve">       and PARTY_HKEY in (select hkey from s1)</w:t>
               <w:br/>
@@ -23644,7 +23767,7 @@
               <w:br/>
               <w:t xml:space="preserve">      from (</w:t>
               <w:br/>
-              <w:t xml:space="preserve">        -- via stg_travel__bjaz_trv_loader_data_mv</w:t>
+              <w:t xml:space="preserve">        -- via stg_travel__bjaz_trv_loader_data</w:t>
               <w:br/>
               <w:t xml:space="preserve">        select MD5_BINARY(NULLIF(UPPER(TRIM(CAST('HUB_PARTY|' || ((nullif(trim(to_varchar("PREMIUMPAYERID")), ''))) AS VARCHAR))), '')) as hkey,</w:t>
               <w:br/>
@@ -23652,7 +23775,7 @@
               <w:br/>
               <w:t xml:space="preserve">               to_varchar((nullif(trim(to_varchar("BANKCUSTID")), ''))) as BANK_CUSTOMER_IDENTIFIER</w:t>
               <w:br/>
-              <w:t xml:space="preserve">          from BAGIC_PROD_MIRROR_DB.OPUS_GG_DWHSTAGE.BJAZ_TRV_LOADER_DATA_MV</w:t>
+              <w:t xml:space="preserve">          from BAGIC_PREPROD_CURATED_DB.UTILS.BJAZ_TRV_LOADER_DATA</w:t>
               <w:br/>
               <w:t xml:space="preserve">      )</w:t>
               <w:br/>
@@ -23674,7 +23797,7 @@
               <w:br/>
               <w:t xml:space="preserve">)</w:t>
               <w:br/>
-              <w:t xml:space="preserve">select 'OPUS' as project, 'SAT_AUG_PARTY_BANKING' as satellite, 'OPUS_BJAZ_TRV_LOADER_DATA_MV' as record_source, column_name,</w:t>
+              <w:t xml:space="preserve">select 'OPUS' as project, 'SAT_AUG_PARTY_BANKING' as satellite, 'OPUS_BJAZ_TRV_LOADER_DATA' as record_source, column_name,</w:t>
               <w:br/>
               <w:t xml:space="preserve">       count(*) as keys_compared,</w:t>
               <w:br/>
@@ -23755,6 +23878,9 @@
       <w:r>
         <w:t xml:space="preserve">42. OPUS — SAT_AUG_PARTY_EMPLOYMENT</w:t>
       </w:r>
+      <w:r>
+        <w:t xml:space="preserve">  [M3]</w:t>
+      </w:r>
     </w:p>
     <w:tbl>
       <w:tblPr>
@@ -23945,7 +24071,7 @@
         <w:t xml:space="preserve">Note: </w:t>
       </w:r>
       <w:r>
-        <w:t xml:space="preserve">Same comparison as DM-A2 (latest satellite row vs the latest RAW record, model logic recomputed from RAW) but the sample is the most recently loaded keys, i.e. the keys that just changed -- where a stale current row would show. augmented satellite, sat_multi_source; PK PARTY_HKEY; 2 RECORD_SOURCE group(s): OPUS_BA_TRV_DATA_POLICY_DTLS_MV [1 col(s)], OPUS_BJAZ_TRV_LOADER_LOG_TABLE_MV [1 col(s)].</w:t>
+        <w:t xml:space="preserve">Same comparison as DM-A2 (latest satellite row vs the latest RAW record, model logic recomputed from RAW) but the sample is the most recently loaded keys, i.e. the keys that just changed -- where a stale current row would show. augmented satellite, sat_multi_source; PK PARTY_HKEY; 2 RECORD_SOURCE group(s): OPUS_BA_TRV_DATA_POLICY_DTLS [1 col(s)], OPUS_BJAZ_TRV_LOADER_LOG_TABLE [1 col(s)].</w:t>
       </w:r>
     </w:p>
     <w:p>
@@ -23980,7 +24106,7 @@
               <w:br/>
               <w:t xml:space="preserve">    select PARTY_HKEY as hkey from BAGIC_PREPROD_CURATED_DB.BGIL_DATA_MODEL.SAT_AUG_PARTY_EMPLOYMENT</w:t>
               <w:br/>
-              <w:t xml:space="preserve">     where RECORD_SOURCE = 'OPUS_BA_TRV_DATA_POLICY_DTLS_MV'</w:t>
+              <w:t xml:space="preserve">     where RECORD_SOURCE = 'OPUS_BA_TRV_DATA_POLICY_DTLS'</w:t>
               <w:br/>
               <w:t xml:space="preserve">     group by PARTY_HKEY</w:t>
               <w:br/>
@@ -23998,7 +24124,7 @@
               <w:br/>
               <w:t xml:space="preserve">      from BAGIC_PREPROD_CURATED_DB.BGIL_DATA_MODEL.SAT_AUG_PARTY_EMPLOYMENT</w:t>
               <w:br/>
-              <w:t xml:space="preserve">     where RECORD_SOURCE = 'OPUS_BA_TRV_DATA_POLICY_DTLS_MV'</w:t>
+              <w:t xml:space="preserve">     where RECORD_SOURCE = 'OPUS_BA_TRV_DATA_POLICY_DTLS'</w:t>
               <w:br/>
               <w:t xml:space="preserve">       and PARTY_HKEY in (select hkey from s1)</w:t>
               <w:br/>
@@ -24012,7 +24138,7 @@
               <w:br/>
               <w:t xml:space="preserve">      from (</w:t>
               <w:br/>
-              <w:t xml:space="preserve">        -- via stg_travel__ba_trv_data_policy_dtls_mv</w:t>
+              <w:t xml:space="preserve">        -- via stg_travel__ba_trv_data_policy_dtls</w:t>
               <w:br/>
               <w:t xml:space="preserve">        select MD5_BINARY(NULLIF(UPPER(TRIM(CAST('HUB_PARTY|' || ((nullif(trim(to_varchar("PAYER_PART_ID")), ''))) AS VARCHAR))), '')) as hkey,</w:t>
               <w:br/>
@@ -24020,7 +24146,7 @@
               <w:br/>
               <w:t xml:space="preserve">               to_varchar((nullif(trim(to_varchar("CFT_EMP_NO")), ''))) as EMPLOYEE_NUMBER</w:t>
               <w:br/>
-              <w:t xml:space="preserve">          from BAGIC_PROD_MIRROR_DB.OPUS_GG_DWHSTAGE.BA_TRV_DATA_POLICY_DTLS_MV</w:t>
+              <w:t xml:space="preserve">          from BAGIC_PREPROD_CURATED_DB.UTILS.BA_TRV_DATA_POLICY_DTLS</w:t>
               <w:br/>
               <w:t xml:space="preserve">      )</w:t>
               <w:br/>
@@ -24046,7 +24172,7 @@
               <w:br/>
               <w:t xml:space="preserve">    select PARTY_HKEY as hkey from BAGIC_PREPROD_CURATED_DB.BGIL_DATA_MODEL.SAT_AUG_PARTY_EMPLOYMENT</w:t>
               <w:br/>
-              <w:t xml:space="preserve">     where RECORD_SOURCE = 'OPUS_BJAZ_TRV_LOADER_LOG_TABLE_MV'</w:t>
+              <w:t xml:space="preserve">     where RECORD_SOURCE = 'OPUS_BJAZ_TRV_LOADER_LOG_TABLE'</w:t>
               <w:br/>
               <w:t xml:space="preserve">     group by PARTY_HKEY</w:t>
               <w:br/>
@@ -24064,7 +24190,7 @@
               <w:br/>
               <w:t xml:space="preserve">      from BAGIC_PREPROD_CURATED_DB.BGIL_DATA_MODEL.SAT_AUG_PARTY_EMPLOYMENT</w:t>
               <w:br/>
-              <w:t xml:space="preserve">     where RECORD_SOURCE = 'OPUS_BJAZ_TRV_LOADER_LOG_TABLE_MV'</w:t>
+              <w:t xml:space="preserve">     where RECORD_SOURCE = 'OPUS_BJAZ_TRV_LOADER_LOG_TABLE'</w:t>
               <w:br/>
               <w:t xml:space="preserve">       and PARTY_HKEY in (select hkey from s2)</w:t>
               <w:br/>
@@ -24078,7 +24204,7 @@
               <w:br/>
               <w:t xml:space="preserve">      from (</w:t>
               <w:br/>
-              <w:t xml:space="preserve">        -- via stg_travel__bjaz_trv_loader_log_table_mv</w:t>
+              <w:t xml:space="preserve">        -- via stg_travel__bjaz_trv_loader_log_table</w:t>
               <w:br/>
               <w:t xml:space="preserve">        select MD5_BINARY(NULLIF(UPPER(TRIM(CAST('HUB_PARTY|' || ((nullif(trim(to_varchar("PREMIUMPAYERID")), ''))) AS VARCHAR))), '')) as hkey,</w:t>
               <w:br/>
@@ -24086,7 +24212,7 @@
               <w:br/>
               <w:t xml:space="preserve">               to_varchar((nullif(trim(to_varchar("EMPNO")), ''))) as EMPLOYEE_NUMBER</w:t>
               <w:br/>
-              <w:t xml:space="preserve">          from BAGIC_PROD_MIRROR_DB.OPUS_GG_DWHSTAGE.BJAZ_TRV_LOADER_LOG_TABLE_MV</w:t>
+              <w:t xml:space="preserve">          from BAGIC_PREPROD_CURATED_DB.UTILS.BJAZ_TRV_LOADER_LOG_TABLE</w:t>
               <w:br/>
               <w:t xml:space="preserve">      )</w:t>
               <w:br/>
@@ -24108,7 +24234,7 @@
               <w:br/>
               <w:t xml:space="preserve">)</w:t>
               <w:br/>
-              <w:t xml:space="preserve">select 'OPUS' as project, 'SAT_AUG_PARTY_EMPLOYMENT' as satellite, 'OPUS_BA_TRV_DATA_POLICY_DTLS_MV' as record_source, column_name,</w:t>
+              <w:t xml:space="preserve">select 'OPUS' as project, 'SAT_AUG_PARTY_EMPLOYMENT' as satellite, 'OPUS_BA_TRV_DATA_POLICY_DTLS' as record_source, column_name,</w:t>
               <w:br/>
               <w:t xml:space="preserve">       count(*) as keys_compared,</w:t>
               <w:br/>
@@ -24130,7 +24256,7 @@
               <w:br/>
               <w:t xml:space="preserve">union all</w:t>
               <w:br/>
-              <w:t xml:space="preserve">select 'OPUS' as project, 'SAT_AUG_PARTY_EMPLOYMENT' as satellite, 'OPUS_BJAZ_TRV_LOADER_LOG_TABLE_MV' as record_source, column_name,</w:t>
+              <w:t xml:space="preserve">select 'OPUS' as project, 'SAT_AUG_PARTY_EMPLOYMENT' as satellite, 'OPUS_BJAZ_TRV_LOADER_LOG_TABLE' as record_source, column_name,</w:t>
               <w:br/>
               <w:t xml:space="preserve">       count(*) as keys_compared,</w:t>
               <w:br/>
@@ -24211,6 +24337,9 @@
       <w:r>
         <w:t xml:space="preserve">43. OPUS — SAT_AUG_PRODUCT_TERMS</w:t>
       </w:r>
+      <w:r>
+        <w:t xml:space="preserve">  [M3]</w:t>
+      </w:r>
     </w:p>
     <w:tbl>
       <w:tblPr>
@@ -24401,7 +24530,7 @@
         <w:t xml:space="preserve">Note: </w:t>
       </w:r>
       <w:r>
-        <w:t xml:space="preserve">Same comparison as DM-A2 (latest satellite row vs the latest RAW record, model logic recomputed from RAW) but the sample is the most recently loaded keys, i.e. the keys that just changed -- where a stale current row would show. augmented satellite, sat_multi_source; PK PRODUCT_HKEY; 3 RECORD_SOURCE group(s): OPUS_BA_TRV_PLAN_MST_MV [3 col(s)], OPUS_BJAZ_TRV_RATE_MASTER_MV [2 col(s)], OPUS_BJAZ_TRV_PLAN_MV [1 col(s)]. stg2_aug_product_terms_ba_trv_plan_mst_mv_multi_year_yn: column(s) AGE_ELIGIBILITY_BYPASS_INDICATOR, CFT_ELIGIBLE_INDICATOR, PLAN_GEOGRAPHICAL_ZONE could not be traced to RAW on at least one arm -- excluded (first-cut: walk columns from resolved_mt__ views or joined-in stitch columns are not yet inlined into the sampled queries). stg2_aug_product_terms_ba_trv_plan_mst_mv_age_bypass_yn: column(s) CFT_ELIGIBLE_INDICATOR, PLAN_GEOGRAPHICAL_ZONE could not be traced to RAW on at least one arm -- excluded (first-cut: walk columns from resolved_mt__ views or joined-in stitch columns are not yet inlined into the sampled queries). stg2_aug_product_terms_ba_trv_plan_mst_mv_cft_yn: column(s) PLAN_GEOGRAPHICAL_ZONE could not be traced to RAW on at least one arm -- excluded (first-cut: walk columns from resolved_mt__ views or joined-in stitch columns are not yet inlined into the sampled queries). stg2_aug_product_terms_bjaz_trv_rate_master_mv_cft_yn: column(s) AGE_ELIGIBILITY_BYPASS_INDICATOR, MULTI_YEAR_INDICATOR, PLAN_GEOGRAPHICAL_ZONE could not be traced to RAW on at least one arm -- excluded (first-cut: walk columns from resolved_mt__ views or joined-in stitch columns are not yet inlined into the sampled queries). stg2_aug_product_terms_bjaz_trv_plan_mv_area: column(s) AGE_ELIGIBILITY_BYPASS_INDICATOR, CFT_ELIGIBLE_INDICATOR, MULTI_YEAR_INDICATOR could not be traced to RAW on at least one arm -- excluded (first-cut: walk columns from resolved_mt__ views or joined-in stitch columns are not yet inlined into the sampled queries). stg2_aug_product_terms_bjaz_trv_rate_master_mv_area: column(s) AGE_ELIGIBILITY_BYPASS_INDICATOR, MULTI_YEAR_INDICATOR could not be traced to RAW on at least one arm -- excluded (first-cut: walk columns from resolved_mt__ views or joined-in stitch columns are not yet inlined into the sampled queries).</w:t>
+        <w:t xml:space="preserve">Same comparison as DM-A2 (latest satellite row vs the latest RAW record, model logic recomputed from RAW) but the sample is the most recently loaded keys, i.e. the keys that just changed -- where a stale current row would show. augmented satellite, sat_multi_source; PK PRODUCT_HKEY; 3 RECORD_SOURCE group(s): OPUS_BA_TRV_PLAN_MST [3 col(s)], OPUS_BJAZ_TRV_RATE_MASTER [2 col(s)], OPUS_BJAZ_TRV_PLAN [1 col(s)]. stg2_aug_product_terms_ba_trv_plan_mst_multi_year_yn: column(s) AGE_ELIGIBILITY_BYPASS_INDICATOR, CFT_ELIGIBLE_INDICATOR, PLAN_GEOGRAPHICAL_ZONE could not be traced to RAW on at least one arm -- excluded (first-cut: walk columns from resolved_mt__ views or joined-in stitch columns are not yet inlined into the sampled queries). stg2_aug_product_terms_ba_trv_plan_mst_age_bypass_yn: column(s) CFT_ELIGIBLE_INDICATOR, PLAN_GEOGRAPHICAL_ZONE could not be traced to RAW on at least one arm -- excluded (first-cut: walk columns from resolved_mt__ views or joined-in stitch columns are not yet inlined into the sampled queries). stg2_aug_product_terms_ba_trv_plan_mst_cft_yn: column(s) PLAN_GEOGRAPHICAL_ZONE could not be traced to RAW on at least one arm -- excluded (first-cut: walk columns from resolved_mt__ views or joined-in stitch columns are not yet inlined into the sampled queries). stg2_aug_product_terms_bjaz_trv_rate_master_cft_yn: column(s) AGE_ELIGIBILITY_BYPASS_INDICATOR, MULTI_YEAR_INDICATOR, PLAN_GEOGRAPHICAL_ZONE could not be traced to RAW on at least one arm -- excluded (first-cut: walk columns from resolved_mt__ views or joined-in stitch columns are not yet inlined into the sampled queries). stg2_aug_product_terms_bjaz_trv_plan_area: column(s) AGE_ELIGIBILITY_BYPASS_INDICATOR, CFT_ELIGIBLE_INDICATOR, MULTI_YEAR_INDICATOR could not be traced to RAW on at least one arm -- excluded (first-cut: walk columns from resolved_mt__ views or joined-in stitch columns are not yet inlined into the sampled queries). stg2_aug_product_terms_bjaz_trv_rate_master_area: column(s) AGE_ELIGIBILITY_BYPASS_INDICATOR, MULTI_YEAR_INDICATOR could not be traced to RAW on at least one arm -- excluded (first-cut: walk columns from resolved_mt__ views or joined-in stitch columns are not yet inlined into the sampled queries).</w:t>
       </w:r>
     </w:p>
     <w:p>
@@ -24436,7 +24565,7 @@
               <w:br/>
               <w:t xml:space="preserve">    select PRODUCT_HKEY as hkey from BAGIC_PREPROD_CURATED_DB.BGIL_DATA_MODEL.SAT_AUG_PRODUCT_TERMS</w:t>
               <w:br/>
-              <w:t xml:space="preserve">     where RECORD_SOURCE = 'OPUS_BA_TRV_PLAN_MST_MV'</w:t>
+              <w:t xml:space="preserve">     where RECORD_SOURCE = 'OPUS_BA_TRV_PLAN_MST'</w:t>
               <w:br/>
               <w:t xml:space="preserve">     group by PRODUCT_HKEY</w:t>
               <w:br/>
@@ -24458,7 +24587,7 @@
               <w:br/>
               <w:t xml:space="preserve">      from BAGIC_PREPROD_CURATED_DB.BGIL_DATA_MODEL.SAT_AUG_PRODUCT_TERMS</w:t>
               <w:br/>
-              <w:t xml:space="preserve">     where RECORD_SOURCE = 'OPUS_BA_TRV_PLAN_MST_MV'</w:t>
+              <w:t xml:space="preserve">     where RECORD_SOURCE = 'OPUS_BA_TRV_PLAN_MST'</w:t>
               <w:br/>
               <w:t xml:space="preserve">       and PRODUCT_HKEY in (select hkey from s1)</w:t>
               <w:br/>
@@ -24472,7 +24601,7 @@
               <w:br/>
               <w:t xml:space="preserve">      from (</w:t>
               <w:br/>
-              <w:t xml:space="preserve">        -- via stg_travel__ba_trv_plan_mst_mv</w:t>
+              <w:t xml:space="preserve">        -- via stg_travel__ba_trv_plan_mst</w:t>
               <w:br/>
               <w:t xml:space="preserve">        select MD5_BINARY(NULLIF(UPPER(TRIM(CAST('HUB_PRODUCT|' || ((nullif(trim(to_varchar("PLAN_NO")), ''))) AS VARCHAR))), '')) as hkey,</w:t>
               <w:br/>
@@ -24484,11 +24613,11 @@
               <w:br/>
               <w:t xml:space="preserve">               cast(null as varchar) as CFT_ELIGIBLE_INDICATOR</w:t>
               <w:br/>
-              <w:t xml:space="preserve">          from BAGIC_PROD_MIRROR_DB.OPUS_GG_DWHSTAGE.BA_TRV_PLAN_MST_MV</w:t>
+              <w:t xml:space="preserve">          from BAGIC_PREPROD_CURATED_DB.UTILS.BA_TRV_PLAN_MST</w:t>
               <w:br/>
               <w:t xml:space="preserve">        union all</w:t>
               <w:br/>
-              <w:t xml:space="preserve">        -- via stg_travel__ba_trv_plan_mst_mv</w:t>
+              <w:t xml:space="preserve">        -- via stg_travel__ba_trv_plan_mst</w:t>
               <w:br/>
               <w:t xml:space="preserve">        select MD5_BINARY(NULLIF(UPPER(TRIM(CAST('HUB_PRODUCT|' || ((nullif(trim(to_varchar("PLAN_NO")), ''))) AS VARCHAR))), '')) as hkey,</w:t>
               <w:br/>
@@ -24500,11 +24629,11 @@
               <w:br/>
               <w:t xml:space="preserve">               cast(null as varchar) as CFT_ELIGIBLE_INDICATOR</w:t>
               <w:br/>
-              <w:t xml:space="preserve">          from BAGIC_PROD_MIRROR_DB.OPUS_GG_DWHSTAGE.BA_TRV_PLAN_MST_MV</w:t>
+              <w:t xml:space="preserve">          from BAGIC_PREPROD_CURATED_DB.UTILS.BA_TRV_PLAN_MST</w:t>
               <w:br/>
               <w:t xml:space="preserve">        union all</w:t>
               <w:br/>
-              <w:t xml:space="preserve">        -- via stg_travel__ba_trv_plan_mst_mv</w:t>
+              <w:t xml:space="preserve">        -- via stg_travel__ba_trv_plan_mst</w:t>
               <w:br/>
               <w:t xml:space="preserve">        select MD5_BINARY(NULLIF(UPPER(TRIM(CAST('HUB_PRODUCT|' || ((nullif(trim(to_varchar("PLAN_NO")), ''))) AS VARCHAR))), '')) as hkey,</w:t>
               <w:br/>
@@ -24516,7 +24645,7 @@
               <w:br/>
               <w:t xml:space="preserve">               to_varchar((nullif(trim(to_varchar("CFT_YN")), ''))) as CFT_ELIGIBLE_INDICATOR</w:t>
               <w:br/>
-              <w:t xml:space="preserve">          from BAGIC_PROD_MIRROR_DB.OPUS_GG_DWHSTAGE.BA_TRV_PLAN_MST_MV</w:t>
+              <w:t xml:space="preserve">          from BAGIC_PREPROD_CURATED_DB.UTILS.BA_TRV_PLAN_MST</w:t>
               <w:br/>
               <w:t xml:space="preserve">      )</w:t>
               <w:br/>
@@ -24562,7 +24691,7 @@
               <w:br/>
               <w:t xml:space="preserve">    select PRODUCT_HKEY as hkey from BAGIC_PREPROD_CURATED_DB.BGIL_DATA_MODEL.SAT_AUG_PRODUCT_TERMS</w:t>
               <w:br/>
-              <w:t xml:space="preserve">     where RECORD_SOURCE = 'OPUS_BJAZ_TRV_RATE_MASTER_MV'</w:t>
+              <w:t xml:space="preserve">     where RECORD_SOURCE = 'OPUS_BJAZ_TRV_RATE_MASTER'</w:t>
               <w:br/>
               <w:t xml:space="preserve">     group by PRODUCT_HKEY</w:t>
               <w:br/>
@@ -24582,7 +24711,7 @@
               <w:br/>
               <w:t xml:space="preserve">      from BAGIC_PREPROD_CURATED_DB.BGIL_DATA_MODEL.SAT_AUG_PRODUCT_TERMS</w:t>
               <w:br/>
-              <w:t xml:space="preserve">     where RECORD_SOURCE = 'OPUS_BJAZ_TRV_RATE_MASTER_MV'</w:t>
+              <w:t xml:space="preserve">     where RECORD_SOURCE = 'OPUS_BJAZ_TRV_RATE_MASTER'</w:t>
               <w:br/>
               <w:t xml:space="preserve">       and PRODUCT_HKEY in (select hkey from s2)</w:t>
               <w:br/>
@@ -24596,7 +24725,7 @@
               <w:br/>
               <w:t xml:space="preserve">      from (</w:t>
               <w:br/>
-              <w:t xml:space="preserve">        -- via stg_travel__bjaz_trv_rate_master_mv</w:t>
+              <w:t xml:space="preserve">        -- via stg_travel__bjaz_trv_rate_master</w:t>
               <w:br/>
               <w:t xml:space="preserve">        select MD5_BINARY(NULLIF(UPPER(TRIM(CAST('HUB_PRODUCT|' || ((nullif(trim(to_varchar("PLAN")), ''))) AS VARCHAR))), '')) as hkey,</w:t>
               <w:br/>
@@ -24606,11 +24735,11 @@
               <w:br/>
               <w:t xml:space="preserve">               cast(null as varchar) as PLAN_GEOGRAPHICAL_ZONE</w:t>
               <w:br/>
-              <w:t xml:space="preserve">          from BAGIC_PROD_MIRROR_DB.OPUS_GG_DWHSTAGE.BJAZ_TRV_RATE_MASTER_MV</w:t>
+              <w:t xml:space="preserve">          from BAGIC_PREPROD_CURATED_DB.UTILS.BJAZ_TRV_RATE_MASTER</w:t>
               <w:br/>
               <w:t xml:space="preserve">        union all</w:t>
               <w:br/>
-              <w:t xml:space="preserve">        -- via stg_travel__bjaz_trv_rate_master_mv</w:t>
+              <w:t xml:space="preserve">        -- via stg_travel__bjaz_trv_rate_master</w:t>
               <w:br/>
               <w:t xml:space="preserve">        select MD5_BINARY(NULLIF(UPPER(TRIM(CAST('HUB_PRODUCT|' || ((nullif(trim(to_varchar("PLAN")), ''))) AS VARCHAR))), '')) as hkey,</w:t>
               <w:br/>
@@ -24620,7 +24749,7 @@
               <w:br/>
               <w:t xml:space="preserve">               to_varchar((nullif(trim(to_varchar("AREA")), ''))) as PLAN_GEOGRAPHICAL_ZONE</w:t>
               <w:br/>
-              <w:t xml:space="preserve">          from BAGIC_PROD_MIRROR_DB.OPUS_GG_DWHSTAGE.BJAZ_TRV_RATE_MASTER_MV</w:t>
+              <w:t xml:space="preserve">          from BAGIC_PREPROD_CURATED_DB.UTILS.BJAZ_TRV_RATE_MASTER</w:t>
               <w:br/>
               <w:t xml:space="preserve">      )</w:t>
               <w:br/>
@@ -24656,7 +24785,7 @@
               <w:br/>
               <w:t xml:space="preserve">    select PRODUCT_HKEY as hkey from BAGIC_PREPROD_CURATED_DB.BGIL_DATA_MODEL.SAT_AUG_PRODUCT_TERMS</w:t>
               <w:br/>
-              <w:t xml:space="preserve">     where RECORD_SOURCE = 'OPUS_BJAZ_TRV_PLAN_MV'</w:t>
+              <w:t xml:space="preserve">     where RECORD_SOURCE = 'OPUS_BJAZ_TRV_PLAN'</w:t>
               <w:br/>
               <w:t xml:space="preserve">     group by PRODUCT_HKEY</w:t>
               <w:br/>
@@ -24674,7 +24803,7 @@
               <w:br/>
               <w:t xml:space="preserve">      from BAGIC_PREPROD_CURATED_DB.BGIL_DATA_MODEL.SAT_AUG_PRODUCT_TERMS</w:t>
               <w:br/>
-              <w:t xml:space="preserve">     where RECORD_SOURCE = 'OPUS_BJAZ_TRV_PLAN_MV'</w:t>
+              <w:t xml:space="preserve">     where RECORD_SOURCE = 'OPUS_BJAZ_TRV_PLAN'</w:t>
               <w:br/>
               <w:t xml:space="preserve">       and PRODUCT_HKEY in (select hkey from s3)</w:t>
               <w:br/>
@@ -24688,7 +24817,7 @@
               <w:br/>
               <w:t xml:space="preserve">      from (</w:t>
               <w:br/>
-              <w:t xml:space="preserve">        -- via stg_travel__bjaz_trv_plan_mv</w:t>
+              <w:t xml:space="preserve">        -- via stg_travel__bjaz_trv_plan</w:t>
               <w:br/>
               <w:t xml:space="preserve">        select MD5_BINARY(NULLIF(UPPER(TRIM(CAST('HUB_PRODUCT|' || ((nullif(trim(to_varchar("PLAN_ID")), ''))) AS VARCHAR))), '')) as hkey,</w:t>
               <w:br/>
@@ -24696,7 +24825,7 @@
               <w:br/>
               <w:t xml:space="preserve">               to_varchar((nullif(trim(to_varchar("AREA")), ''))) as PLAN_GEOGRAPHICAL_ZONE</w:t>
               <w:br/>
-              <w:t xml:space="preserve">          from BAGIC_PROD_MIRROR_DB.OPUS_GG_DWHSTAGE.BJAZ_TRV_PLAN_MV</w:t>
+              <w:t xml:space="preserve">          from BAGIC_PREPROD_CURATED_DB.UTILS.BJAZ_TRV_PLAN</w:t>
               <w:br/>
               <w:t xml:space="preserve">      )</w:t>
               <w:br/>
@@ -24718,7 +24847,7 @@
               <w:br/>
               <w:t xml:space="preserve">)</w:t>
               <w:br/>
-              <w:t xml:space="preserve">select 'OPUS' as project, 'SAT_AUG_PRODUCT_TERMS' as satellite, 'OPUS_BA_TRV_PLAN_MST_MV' as record_source, column_name,</w:t>
+              <w:t xml:space="preserve">select 'OPUS' as project, 'SAT_AUG_PRODUCT_TERMS' as satellite, 'OPUS_BA_TRV_PLAN_MST' as record_source, column_name,</w:t>
               <w:br/>
               <w:t xml:space="preserve">       count(*) as keys_compared,</w:t>
               <w:br/>
@@ -24740,7 +24869,7 @@
               <w:br/>
               <w:t xml:space="preserve">union all</w:t>
               <w:br/>
-              <w:t xml:space="preserve">select 'OPUS' as project, 'SAT_AUG_PRODUCT_TERMS' as satellite, 'OPUS_BJAZ_TRV_RATE_MASTER_MV' as record_source, column_name,</w:t>
+              <w:t xml:space="preserve">select 'OPUS' as project, 'SAT_AUG_PRODUCT_TERMS' as satellite, 'OPUS_BJAZ_TRV_RATE_MASTER' as record_source, column_name,</w:t>
               <w:br/>
               <w:t xml:space="preserve">       count(*) as keys_compared,</w:t>
               <w:br/>
@@ -24762,7 +24891,7 @@
               <w:br/>
               <w:t xml:space="preserve">union all</w:t>
               <w:br/>
-              <w:t xml:space="preserve">select 'OPUS' as project, 'SAT_AUG_PRODUCT_TERMS' as satellite, 'OPUS_BJAZ_TRV_PLAN_MV' as record_source, column_name,</w:t>
+              <w:t xml:space="preserve">select 'OPUS' as project, 'SAT_AUG_PRODUCT_TERMS' as satellite, 'OPUS_BJAZ_TRV_PLAN' as record_source, column_name,</w:t>
               <w:br/>
               <w:t xml:space="preserve">       count(*) as keys_compared,</w:t>
               <w:br/>
@@ -24843,6 +24972,9 @@
       <w:r>
         <w:t xml:space="preserve">44. OPUS — SAT_AUG_RISK_PERSON_INSURED</w:t>
       </w:r>
+      <w:r>
+        <w:t xml:space="preserve">  [M3]</w:t>
+      </w:r>
     </w:p>
     <w:tbl>
       <w:tblPr>
@@ -25033,7 +25165,7 @@
         <w:t xml:space="preserve">Note: </w:t>
       </w:r>
       <w:r>
-        <w:t xml:space="preserve">Same comparison as DM-A2 (latest satellite row vs the latest RAW record, model logic recomputed from RAW) but the sample is the most recently loaded keys, i.e. the keys that just changed -- where a stale current row would show. augmented satellite, sat_multi_source; PK RISK_OBJECT_HKEY; 1 RECORD_SOURCE group(s): OPUS_BJAZ_TRV_LOADER_DATA_MV [1 col(s)].</w:t>
+        <w:t xml:space="preserve">Same comparison as DM-A2 (latest satellite row vs the latest RAW record, model logic recomputed from RAW) but the sample is the most recently loaded keys, i.e. the keys that just changed -- where a stale current row would show. augmented satellite, sat_multi_source; PK RISK_OBJECT_HKEY; 1 RECORD_SOURCE group(s): OPUS_BJAZ_TRV_LOADER_DATA [1 col(s)].</w:t>
       </w:r>
     </w:p>
     <w:p>
@@ -25068,7 +25200,7 @@
               <w:br/>
               <w:t xml:space="preserve">    select RISK_OBJECT_HKEY as hkey from BAGIC_PREPROD_CURATED_DB.BGIL_DATA_MODEL.SAT_AUG_RISK_PERSON_INSURED</w:t>
               <w:br/>
-              <w:t xml:space="preserve">     where RECORD_SOURCE = 'OPUS_BJAZ_TRV_LOADER_DATA_MV'</w:t>
+              <w:t xml:space="preserve">     where RECORD_SOURCE = 'OPUS_BJAZ_TRV_LOADER_DATA'</w:t>
               <w:br/>
               <w:t xml:space="preserve">     group by RISK_OBJECT_HKEY</w:t>
               <w:br/>
@@ -25086,7 +25218,7 @@
               <w:br/>
               <w:t xml:space="preserve">      from BAGIC_PREPROD_CURATED_DB.BGIL_DATA_MODEL.SAT_AUG_RISK_PERSON_INSURED</w:t>
               <w:br/>
-              <w:t xml:space="preserve">     where RECORD_SOURCE = 'OPUS_BJAZ_TRV_LOADER_DATA_MV'</w:t>
+              <w:t xml:space="preserve">     where RECORD_SOURCE = 'OPUS_BJAZ_TRV_LOADER_DATA'</w:t>
               <w:br/>
               <w:t xml:space="preserve">       and RISK_OBJECT_HKEY in (select hkey from s1)</w:t>
               <w:br/>
@@ -25100,7 +25232,7 @@
               <w:br/>
               <w:t xml:space="preserve">      from (</w:t>
               <w:br/>
-              <w:t xml:space="preserve">        -- via stg_travel__bjaz_trv_loader_data_mv</w:t>
+              <w:t xml:space="preserve">        -- via stg_travel__bjaz_trv_loader_data</w:t>
               <w:br/>
               <w:t xml:space="preserve">        select MD5_BINARY(NULLIF(UPPER(TRIM(CAST('HUB_RISK_OBJECT|' || ((nullif(trim(to_varchar("POLICY_REF")), '')) || '|member1') AS VARCHAR))), '')) as hkey,</w:t>
               <w:br/>
@@ -25108,11 +25240,11 @@
               <w:br/>
               <w:t xml:space="preserve">               to_varchar((nullif(trim(to_varchar("MEMBER1DOB")), ''))) as DATE_OF_BIRTH</w:t>
               <w:br/>
-              <w:t xml:space="preserve">          from BAGIC_PROD_MIRROR_DB.OPUS_GG_DWHSTAGE.BJAZ_TRV_LOADER_DATA_MV</w:t>
+              <w:t xml:space="preserve">          from BAGIC_PREPROD_CURATED_DB.UTILS.BJAZ_TRV_LOADER_DATA</w:t>
               <w:br/>
               <w:t xml:space="preserve">        union all</w:t>
               <w:br/>
-              <w:t xml:space="preserve">        -- via stg_travel__bjaz_trv_loader_data_mv</w:t>
+              <w:t xml:space="preserve">        -- via stg_travel__bjaz_trv_loader_data</w:t>
               <w:br/>
               <w:t xml:space="preserve">        select MD5_BINARY(NULLIF(UPPER(TRIM(CAST('HUB_RISK_OBJECT|' || ((nullif(trim(to_varchar("POLICY_REF")), '')) || '|member2') AS VARCHAR))), '')) as hkey,</w:t>
               <w:br/>
@@ -25120,11 +25252,11 @@
               <w:br/>
               <w:t xml:space="preserve">               to_varchar((nullif(trim(to_varchar("MEMBER2DOB")), ''))) as DATE_OF_BIRTH</w:t>
               <w:br/>
-              <w:t xml:space="preserve">          from BAGIC_PROD_MIRROR_DB.OPUS_GG_DWHSTAGE.BJAZ_TRV_LOADER_DATA_MV</w:t>
+              <w:t xml:space="preserve">          from BAGIC_PREPROD_CURATED_DB.UTILS.BJAZ_TRV_LOADER_DATA</w:t>
               <w:br/>
               <w:t xml:space="preserve">        union all</w:t>
               <w:br/>
-              <w:t xml:space="preserve">        -- via stg_travel__bjaz_trv_loader_data_mv</w:t>
+              <w:t xml:space="preserve">        -- via stg_travel__bjaz_trv_loader_data</w:t>
               <w:br/>
               <w:t xml:space="preserve">        select MD5_BINARY(NULLIF(UPPER(TRIM(CAST('HUB_RISK_OBJECT|' || ((nullif(trim(to_varchar("POLICY_REF")), '')) || '|member3') AS VARCHAR))), '')) as hkey,</w:t>
               <w:br/>
@@ -25132,11 +25264,11 @@
               <w:br/>
               <w:t xml:space="preserve">               to_varchar((nullif(trim(to_varchar("MEMBER3DOB")), ''))) as DATE_OF_BIRTH</w:t>
               <w:br/>
-              <w:t xml:space="preserve">          from BAGIC_PROD_MIRROR_DB.OPUS_GG_DWHSTAGE.BJAZ_TRV_LOADER_DATA_MV</w:t>
+              <w:t xml:space="preserve">          from BAGIC_PREPROD_CURATED_DB.UTILS.BJAZ_TRV_LOADER_DATA</w:t>
               <w:br/>
               <w:t xml:space="preserve">        union all</w:t>
               <w:br/>
-              <w:t xml:space="preserve">        -- via stg_travel__bjaz_trv_loader_data_mv</w:t>
+              <w:t xml:space="preserve">        -- via stg_travel__bjaz_trv_loader_data</w:t>
               <w:br/>
               <w:t xml:space="preserve">        select MD5_BINARY(NULLIF(UPPER(TRIM(CAST('HUB_RISK_OBJECT|' || ((nullif(trim(to_varchar("POLICY_REF")), '')) || '|member4') AS VARCHAR))), '')) as hkey,</w:t>
               <w:br/>
@@ -25144,11 +25276,11 @@
               <w:br/>
               <w:t xml:space="preserve">               to_varchar((nullif(trim(to_varchar("MEMBER4DOB")), ''))) as DATE_OF_BIRTH</w:t>
               <w:br/>
-              <w:t xml:space="preserve">          from BAGIC_PROD_MIRROR_DB.OPUS_GG_DWHSTAGE.BJAZ_TRV_LOADER_DATA_MV</w:t>
+              <w:t xml:space="preserve">          from BAGIC_PREPROD_CURATED_DB.UTILS.BJAZ_TRV_LOADER_DATA</w:t>
               <w:br/>
               <w:t xml:space="preserve">        union all</w:t>
               <w:br/>
-              <w:t xml:space="preserve">        -- via stg_travel__bjaz_trv_loader_data_mv</w:t>
+              <w:t xml:space="preserve">        -- via stg_travel__bjaz_trv_loader_data</w:t>
               <w:br/>
               <w:t xml:space="preserve">        select MD5_BINARY(NULLIF(UPPER(TRIM(CAST('HUB_RISK_OBJECT|' || ((nullif(trim(to_varchar("POLICY_REF")), '')) || '|member5') AS VARCHAR))), '')) as hkey,</w:t>
               <w:br/>
@@ -25156,7 +25288,7 @@
               <w:br/>
               <w:t xml:space="preserve">               to_varchar((nullif(trim(to_varchar("MEMBER5DOB")), ''))) as DATE_OF_BIRTH</w:t>
               <w:br/>
-              <w:t xml:space="preserve">          from BAGIC_PROD_MIRROR_DB.OPUS_GG_DWHSTAGE.BJAZ_TRV_LOADER_DATA_MV</w:t>
+              <w:t xml:space="preserve">          from BAGIC_PREPROD_CURATED_DB.UTILS.BJAZ_TRV_LOADER_DATA</w:t>
               <w:br/>
               <w:t xml:space="preserve">      )</w:t>
               <w:br/>
@@ -25178,7 +25310,7 @@
               <w:br/>
               <w:t xml:space="preserve">)</w:t>
               <w:br/>
-              <w:t xml:space="preserve">select 'OPUS' as project, 'SAT_AUG_RISK_PERSON_INSURED' as satellite, 'OPUS_BJAZ_TRV_LOADER_DATA_MV' as record_source, column_name,</w:t>
+              <w:t xml:space="preserve">select 'OPUS' as project, 'SAT_AUG_RISK_PERSON_INSURED' as satellite, 'OPUS_BJAZ_TRV_LOADER_DATA' as record_source, column_name,</w:t>
               <w:br/>
               <w:t xml:space="preserve">       count(*) as keys_compared,</w:t>
               <w:br/>
@@ -25259,6 +25391,9 @@
       <w:r>
         <w:t xml:space="preserve">45. OPUS — SAT_AUG_RISK_PERSON_TRAVEL</w:t>
       </w:r>
+      <w:r>
+        <w:t xml:space="preserve">  [M3]</w:t>
+      </w:r>
     </w:p>
     <w:tbl>
       <w:tblPr>
@@ -25449,7 +25584,7 @@
         <w:t xml:space="preserve">Note: </w:t>
       </w:r>
       <w:r>
-        <w:t xml:space="preserve">Same comparison as DM-A2 (latest satellite row vs the latest RAW record, model logic recomputed from RAW) but the sample is the most recently loaded keys, i.e. the keys that just changed -- where a stale current row would show. augmented satellite, sat_multi_source; PK RISK_OBJECT_HKEY; 1 RECORD_SOURCE group(s): OPUS_BJAZ_TRV_LOADER_DATA_MV [2 col(s)].</w:t>
+        <w:t xml:space="preserve">Same comparison as DM-A2 (latest satellite row vs the latest RAW record, model logic recomputed from RAW) but the sample is the most recently loaded keys, i.e. the keys that just changed -- where a stale current row would show. augmented satellite, sat_multi_source; PK RISK_OBJECT_HKEY; 1 RECORD_SOURCE group(s): OPUS_BJAZ_TRV_LOADER_DATA [2 col(s)].</w:t>
       </w:r>
     </w:p>
     <w:p>
@@ -25484,7 +25619,7 @@
               <w:br/>
               <w:t xml:space="preserve">    select RISK_OBJECT_HKEY as hkey from BAGIC_PREPROD_CURATED_DB.BGIL_DATA_MODEL.SAT_AUG_RISK_PERSON_TRAVEL</w:t>
               <w:br/>
-              <w:t xml:space="preserve">     where RECORD_SOURCE = 'OPUS_BJAZ_TRV_LOADER_DATA_MV'</w:t>
+              <w:t xml:space="preserve">     where RECORD_SOURCE = 'OPUS_BJAZ_TRV_LOADER_DATA'</w:t>
               <w:br/>
               <w:t xml:space="preserve">     group by RISK_OBJECT_HKEY</w:t>
               <w:br/>
@@ -25504,7 +25639,7 @@
               <w:br/>
               <w:t xml:space="preserve">      from BAGIC_PREPROD_CURATED_DB.BGIL_DATA_MODEL.SAT_AUG_RISK_PERSON_TRAVEL</w:t>
               <w:br/>
-              <w:t xml:space="preserve">     where RECORD_SOURCE = 'OPUS_BJAZ_TRV_LOADER_DATA_MV'</w:t>
+              <w:t xml:space="preserve">     where RECORD_SOURCE = 'OPUS_BJAZ_TRV_LOADER_DATA'</w:t>
               <w:br/>
               <w:t xml:space="preserve">       and RISK_OBJECT_HKEY in (select hkey from s1)</w:t>
               <w:br/>
@@ -25518,7 +25653,7 @@
               <w:br/>
               <w:t xml:space="preserve">      from (</w:t>
               <w:br/>
-              <w:t xml:space="preserve">        -- via stg_travel__bjaz_trv_loader_data_mv</w:t>
+              <w:t xml:space="preserve">        -- via stg_travel__bjaz_trv_loader_data</w:t>
               <w:br/>
               <w:t xml:space="preserve">        select MD5_BINARY(NULLIF(UPPER(TRIM(CAST('HUB_RISK_OBJECT|' || ((nullif(trim(to_varchar("POLICY_REF")), '')) || '|member1') AS VARCHAR))), '')) as hkey,</w:t>
               <w:br/>
@@ -25528,11 +25663,11 @@
               <w:br/>
               <w:t xml:space="preserve">               to_varchar((nullif(trim(to_varchar("MODEOFTRANSPORT")), ''))) as MODE_OF_TRANSPORT</w:t>
               <w:br/>
-              <w:t xml:space="preserve">          from BAGIC_PROD_MIRROR_DB.OPUS_GG_DWHSTAGE.BJAZ_TRV_LOADER_DATA_MV</w:t>
+              <w:t xml:space="preserve">          from BAGIC_PREPROD_CURATED_DB.UTILS.BJAZ_TRV_LOADER_DATA</w:t>
               <w:br/>
               <w:t xml:space="preserve">        union all</w:t>
               <w:br/>
-              <w:t xml:space="preserve">        -- via stg_travel__bjaz_trv_loader_data_mv</w:t>
+              <w:t xml:space="preserve">        -- via stg_travel__bjaz_trv_loader_data</w:t>
               <w:br/>
               <w:t xml:space="preserve">        select MD5_BINARY(NULLIF(UPPER(TRIM(CAST('HUB_RISK_OBJECT|' || ((nullif(trim(to_varchar("POLICY_REF")), '')) || '|member2') AS VARCHAR))), '')) as hkey,</w:t>
               <w:br/>
@@ -25542,11 +25677,11 @@
               <w:br/>
               <w:t xml:space="preserve">               to_varchar((nullif(trim(to_varchar("MODEOFTRANSPORT")), ''))) as MODE_OF_TRANSPORT</w:t>
               <w:br/>
-              <w:t xml:space="preserve">          from BAGIC_PROD_MIRROR_DB.OPUS_GG_DWHSTAGE.BJAZ_TRV_LOADER_DATA_MV</w:t>
+              <w:t xml:space="preserve">          from BAGIC_PREPROD_CURATED_DB.UTILS.BJAZ_TRV_LOADER_DATA</w:t>
               <w:br/>
               <w:t xml:space="preserve">        union all</w:t>
               <w:br/>
-              <w:t xml:space="preserve">        -- via stg_travel__bjaz_trv_loader_data_mv</w:t>
+              <w:t xml:space="preserve">        -- via stg_travel__bjaz_trv_loader_data</w:t>
               <w:br/>
               <w:t xml:space="preserve">        select MD5_BINARY(NULLIF(UPPER(TRIM(CAST('HUB_RISK_OBJECT|' || ((nullif(trim(to_varchar("POLICY_REF")), '')) || '|member3') AS VARCHAR))), '')) as hkey,</w:t>
               <w:br/>
@@ -25556,11 +25691,11 @@
               <w:br/>
               <w:t xml:space="preserve">               to_varchar((nullif(trim(to_varchar("MODEOFTRANSPORT")), ''))) as MODE_OF_TRANSPORT</w:t>
               <w:br/>
-              <w:t xml:space="preserve">          from BAGIC_PROD_MIRROR_DB.OPUS_GG_DWHSTAGE.BJAZ_TRV_LOADER_DATA_MV</w:t>
+              <w:t xml:space="preserve">          from BAGIC_PREPROD_CURATED_DB.UTILS.BJAZ_TRV_LOADER_DATA</w:t>
               <w:br/>
               <w:t xml:space="preserve">        union all</w:t>
               <w:br/>
-              <w:t xml:space="preserve">        -- via stg_travel__bjaz_trv_loader_data_mv</w:t>
+              <w:t xml:space="preserve">        -- via stg_travel__bjaz_trv_loader_data</w:t>
               <w:br/>
               <w:t xml:space="preserve">        select MD5_BINARY(NULLIF(UPPER(TRIM(CAST('HUB_RISK_OBJECT|' || ((nullif(trim(to_varchar("POLICY_REF")), '')) || '|member4') AS VARCHAR))), '')) as hkey,</w:t>
               <w:br/>
@@ -25570,11 +25705,11 @@
               <w:br/>
               <w:t xml:space="preserve">               to_varchar((nullif(trim(to_varchar("MODEOFTRANSPORT")), ''))) as MODE_OF_TRANSPORT</w:t>
               <w:br/>
-              <w:t xml:space="preserve">          from BAGIC_PROD_MIRROR_DB.OPUS_GG_DWHSTAGE.BJAZ_TRV_LOADER_DATA_MV</w:t>
+              <w:t xml:space="preserve">          from BAGIC_PREPROD_CURATED_DB.UTILS.BJAZ_TRV_LOADER_DATA</w:t>
               <w:br/>
               <w:t xml:space="preserve">        union all</w:t>
               <w:br/>
-              <w:t xml:space="preserve">        -- via stg_travel__bjaz_trv_loader_data_mv</w:t>
+              <w:t xml:space="preserve">        -- via stg_travel__bjaz_trv_loader_data</w:t>
               <w:br/>
               <w:t xml:space="preserve">        select MD5_BINARY(NULLIF(UPPER(TRIM(CAST('HUB_RISK_OBJECT|' || ((nullif(trim(to_varchar("POLICY_REF")), '')) || '|member5') AS VARCHAR))), '')) as hkey,</w:t>
               <w:br/>
@@ -25584,7 +25719,7 @@
               <w:br/>
               <w:t xml:space="preserve">               to_varchar((nullif(trim(to_varchar("MODEOFTRANSPORT")), ''))) as MODE_OF_TRANSPORT</w:t>
               <w:br/>
-              <w:t xml:space="preserve">          from BAGIC_PROD_MIRROR_DB.OPUS_GG_DWHSTAGE.BJAZ_TRV_LOADER_DATA_MV</w:t>
+              <w:t xml:space="preserve">          from BAGIC_PREPROD_CURATED_DB.UTILS.BJAZ_TRV_LOADER_DATA</w:t>
               <w:br/>
               <w:t xml:space="preserve">      )</w:t>
               <w:br/>
@@ -25616,7 +25751,7 @@
               <w:br/>
               <w:t xml:space="preserve">)</w:t>
               <w:br/>
-              <w:t xml:space="preserve">select 'OPUS' as project, 'SAT_AUG_RISK_PERSON_TRAVEL' as satellite, 'OPUS_BJAZ_TRV_LOADER_DATA_MV' as record_source, column_name,</w:t>
+              <w:t xml:space="preserve">select 'OPUS' as project, 'SAT_AUG_RISK_PERSON_TRAVEL' as satellite, 'OPUS_BJAZ_TRV_LOADER_DATA' as record_source, column_name,</w:t>
               <w:br/>
               <w:t xml:space="preserve">       count(*) as keys_compared,</w:t>
               <w:br/>

--- a/BGIL_DBT/validation/travel/DM-H/DM-H4_OPUS.docx
+++ b/BGIL_DBT/validation/travel/DM-H/DM-H4_OPUS.docx
@@ -3145,9 +3145,6 @@
       <w:r>
         <w:t xml:space="preserve">1. OPUS — SAT_COMMON_ADDRESS</w:t>
       </w:r>
-      <w:r>
-        <w:t xml:space="preserve">  [M1]</w:t>
-      </w:r>
     </w:p>
     <w:tbl>
       <w:tblPr>
@@ -3730,9 +3727,6 @@
       <w:r>
         <w:t xml:space="preserve">2. OPUS — SAT_COMMON_CLASSIFICATION</w:t>
       </w:r>
-      <w:r>
-        <w:t xml:space="preserve">  [M1]</w:t>
-      </w:r>
     </w:p>
     <w:tbl>
       <w:tblPr>
@@ -4189,9 +4183,6 @@
       <w:r>
         <w:t xml:space="preserve">3. OPUS — SAT_COMMON_CONTACT</w:t>
       </w:r>
-      <w:r>
-        <w:t xml:space="preserve">  [M1]</w:t>
-      </w:r>
     </w:p>
     <w:tbl>
       <w:tblPr>
@@ -4902,9 +4893,6 @@
       <w:r>
         <w:t xml:space="preserve">4. OPUS — SAT_COVERAGE_CONDITIONS</w:t>
       </w:r>
-      <w:r>
-        <w:t xml:space="preserve">  [M1]</w:t>
-      </w:r>
     </w:p>
     <w:tbl>
       <w:tblPr>
@@ -5287,9 +5275,6 @@
       <w:r>
         <w:t xml:space="preserve">5. OPUS — SAT_COVERAGE_DEFINITION</w:t>
       </w:r>
-      <w:r>
-        <w:t xml:space="preserve">  [M1]</w:t>
-      </w:r>
     </w:p>
     <w:tbl>
       <w:tblPr>
@@ -6040,9 +6025,6 @@
       <w:r>
         <w:t xml:space="preserve">6. OPUS — SAT_COVERAGE_LIMITS</w:t>
       </w:r>
-      <w:r>
-        <w:t xml:space="preserve">  [M1]</w:t>
-      </w:r>
     </w:p>
     <w:tbl>
       <w:tblPr>
@@ -6601,9 +6583,6 @@
       <w:r>
         <w:t xml:space="preserve">7. OPUS — SAT_FINTXN_COMMISSION</w:t>
       </w:r>
-      <w:r>
-        <w:t xml:space="preserve">  [M1]</w:t>
-      </w:r>
     </w:p>
     <w:tbl>
       <w:tblPr>
@@ -7082,9 +7061,6 @@
       <w:r>
         <w:t xml:space="preserve">8. OPUS — SAT_FINTXN_HEADER</w:t>
       </w:r>
-      <w:r>
-        <w:t xml:space="preserve">  [M1]</w:t>
-      </w:r>
     </w:p>
     <w:tbl>
       <w:tblPr>
@@ -7453,9 +7429,6 @@
       <w:r>
         <w:t xml:space="preserve">9. OPUS — SAT_FINTXN_PREMIUM</w:t>
       </w:r>
-      <w:r>
-        <w:t xml:space="preserve">  [M1]</w:t>
-      </w:r>
     </w:p>
     <w:tbl>
       <w:tblPr>
@@ -8168,9 +8141,6 @@
       <w:r>
         <w:t xml:space="preserve">10. OPUS — SAT_FINTXN_TAX</w:t>
       </w:r>
-      <w:r>
-        <w:t xml:space="preserve">  [M1]</w:t>
-      </w:r>
     </w:p>
     <w:tbl>
       <w:tblPr>
@@ -8665,9 +8635,6 @@
       <w:r>
         <w:t xml:space="preserve">11. OPUS — SAT_FIN_CHARGE_RATE</w:t>
       </w:r>
-      <w:r>
-        <w:t xml:space="preserve">  [M1]</w:t>
-      </w:r>
     </w:p>
     <w:tbl>
       <w:tblPr>
@@ -9162,9 +9129,6 @@
       <w:r>
         <w:t xml:space="preserve">12. OPUS — SAT_FIN_RECEIPT</w:t>
       </w:r>
-      <w:r>
-        <w:t xml:space="preserve">  [M1]</w:t>
-      </w:r>
     </w:p>
     <w:tbl>
       <w:tblPr>
@@ -9663,9 +9627,6 @@
       <w:r>
         <w:t xml:space="preserve">13. OPUS — SAT_LNK_ROLE_NOMINEE_BENEFICIARY</w:t>
       </w:r>
-      <w:r>
-        <w:t xml:space="preserve">  [M1]</w:t>
-      </w:r>
     </w:p>
     <w:tbl>
       <w:tblPr>
@@ -10122,9 +10083,6 @@
       <w:r>
         <w:t xml:space="preserve">14. OPUS — SAT_ORG_UNIT_DEFINITION</w:t>
       </w:r>
-      <w:r>
-        <w:t xml:space="preserve">  [M1]</w:t>
-      </w:r>
     </w:p>
     <w:tbl>
       <w:tblPr>
@@ -10493,9 +10451,6 @@
       <w:r>
         <w:t xml:space="preserve">15. OPUS — SAT_PARTY_EMPLOYMENT</w:t>
       </w:r>
-      <w:r>
-        <w:t xml:space="preserve">  [M1]</w:t>
-      </w:r>
     </w:p>
     <w:tbl>
       <w:tblPr>
@@ -10966,9 +10921,6 @@
       <w:r>
         <w:t xml:space="preserve">16. OPUS — SAT_PARTY_HEALTH_PROFILE</w:t>
       </w:r>
-      <w:r>
-        <w:t xml:space="preserve">  [M2]</w:t>
-      </w:r>
     </w:p>
     <w:tbl>
       <w:tblPr>
@@ -11425,9 +11377,6 @@
       <w:r>
         <w:t xml:space="preserve">17. OPUS — SAT_PARTY_IDENTIFICATION</w:t>
       </w:r>
-      <w:r>
-        <w:t xml:space="preserve">  [M2]</w:t>
-      </w:r>
     </w:p>
     <w:tbl>
       <w:tblPr>
@@ -12086,9 +12035,6 @@
       <w:r>
         <w:t xml:space="preserve">18. OPUS — SAT_PARTY_IDENTITY</w:t>
       </w:r>
-      <w:r>
-        <w:t xml:space="preserve">  [M2]</w:t>
-      </w:r>
     </w:p>
     <w:tbl>
       <w:tblPr>
@@ -12845,9 +12791,6 @@
       <w:r>
         <w:t xml:space="preserve">19. OPUS — SAT_PARTY_INDIVIDUAL_DEMOGRAPHICS</w:t>
       </w:r>
-      <w:r>
-        <w:t xml:space="preserve">  [M2]</w:t>
-      </w:r>
     </w:p>
     <w:tbl>
       <w:tblPr>
@@ -13304,9 +13247,6 @@
       <w:r>
         <w:t xml:space="preserve">20. OPUS — SAT_POLICY_CLASSIFICATION</w:t>
       </w:r>
-      <w:r>
-        <w:t xml:space="preserve">  [M2]</w:t>
-      </w:r>
     </w:p>
     <w:tbl>
       <w:tblPr>
@@ -13905,9 +13845,6 @@
       <w:r>
         <w:t xml:space="preserve">21. OPUS — SAT_POLICY_HEADER</w:t>
       </w:r>
-      <w:r>
-        <w:t xml:space="preserve">  [M2]</w:t>
-      </w:r>
     </w:p>
     <w:tbl>
       <w:tblPr>
@@ -14778,9 +14715,6 @@
       <w:r>
         <w:t xml:space="preserve">22. OPUS — SAT_POLICY_TERMS</w:t>
       </w:r>
-      <w:r>
-        <w:t xml:space="preserve">  [M2]</w:t>
-      </w:r>
     </w:p>
     <w:tbl>
       <w:tblPr>
@@ -15237,9 +15171,6 @@
       <w:r>
         <w:t xml:space="preserve">23. OPUS — SAT_PRODUCT_DEFINITION</w:t>
       </w:r>
-      <w:r>
-        <w:t xml:space="preserve">  [M2]</w:t>
-      </w:r>
     </w:p>
     <w:tbl>
       <w:tblPr>
@@ -15868,9 +15799,6 @@
       <w:r>
         <w:t xml:space="preserve">24. OPUS — SAT_PRODUCT_RATING_FACTOR</w:t>
       </w:r>
-      <w:r>
-        <w:t xml:space="preserve">  [M2]</w:t>
-      </w:r>
     </w:p>
     <w:tbl>
       <w:tblPr>
@@ -16305,9 +16233,6 @@
       <w:r>
         <w:t xml:space="preserve">25. OPUS — SAT_PRODUCT_RATING_STRUCTURE</w:t>
       </w:r>
-      <w:r>
-        <w:t xml:space="preserve">  [M2]</w:t>
-      </w:r>
     </w:p>
     <w:tbl>
       <w:tblPr>
@@ -16676,9 +16601,6 @@
       <w:r>
         <w:t xml:space="preserve">26. OPUS — SAT_PRODUCT_TERMS</w:t>
       </w:r>
-      <w:r>
-        <w:t xml:space="preserve">  [M2]</w:t>
-      </w:r>
     </w:p>
     <w:tbl>
       <w:tblPr>
@@ -17205,9 +17127,6 @@
       <w:r>
         <w:t xml:space="preserve">27. OPUS — SAT_PROPOSAL_UNDERWRITING</w:t>
       </w:r>
-      <w:r>
-        <w:t xml:space="preserve">  [M2]</w:t>
-      </w:r>
     </w:p>
     <w:tbl>
       <w:tblPr>
@@ -17590,9 +17509,6 @@
       <w:r>
         <w:t xml:space="preserve">28. OPUS — SAT_QUOTE_HEADER</w:t>
       </w:r>
-      <w:r>
-        <w:t xml:space="preserve">  [M2]</w:t>
-      </w:r>
     </w:p>
     <w:tbl>
       <w:tblPr>
@@ -17961,9 +17877,6 @@
       <w:r>
         <w:t xml:space="preserve">29. OPUS — SAT_RISK_MOTOR_DRIVER</w:t>
       </w:r>
-      <w:r>
-        <w:t xml:space="preserve">  [M2]</w:t>
-      </w:r>
     </w:p>
     <w:tbl>
       <w:tblPr>
@@ -18332,9 +18245,6 @@
       <w:r>
         <w:t xml:space="preserve">30. OPUS — SAT_RISK_MOTOR_VEHICLE</w:t>
       </w:r>
-      <w:r>
-        <w:t xml:space="preserve">  [M2]</w:t>
-      </w:r>
     </w:p>
     <w:tbl>
       <w:tblPr>
@@ -18815,9 +18725,6 @@
       <w:r>
         <w:t xml:space="preserve">31. OPUS — SAT_RISK_OBJECT_CORE</w:t>
       </w:r>
-      <w:r>
-        <w:t xml:space="preserve">  [M3]</w:t>
-      </w:r>
     </w:p>
     <w:tbl>
       <w:tblPr>
@@ -19186,9 +19093,6 @@
       <w:r>
         <w:t xml:space="preserve">32. OPUS — SAT_RISK_PERSON_INSURED</w:t>
       </w:r>
-      <w:r>
-        <w:t xml:space="preserve">  [M3]</w:t>
-      </w:r>
     </w:p>
     <w:tbl>
       <w:tblPr>
@@ -19671,9 +19575,6 @@
       <w:r>
         <w:t xml:space="preserve">33. OPUS — SAT_RISK_PERSON_TRAVEL</w:t>
       </w:r>
-      <w:r>
-        <w:t xml:space="preserve">  [M3]</w:t>
-      </w:r>
     </w:p>
     <w:tbl>
       <w:tblPr>
@@ -20346,9 +20247,6 @@
       <w:r>
         <w:t xml:space="preserve">34. OPUS — SAT_AUG_COMMON_COMMUNICATION_PREFERENCE</w:t>
       </w:r>
-      <w:r>
-        <w:t xml:space="preserve">  [M3]</w:t>
-      </w:r>
     </w:p>
     <w:tbl>
       <w:tblPr>
@@ -20717,9 +20615,6 @@
       <w:r>
         <w:t xml:space="preserve">35. OPUS — SAT_AUG_COVERAGE_DEFINITION</w:t>
       </w:r>
-      <w:r>
-        <w:t xml:space="preserve">  [M3]</w:t>
-      </w:r>
     </w:p>
     <w:tbl>
       <w:tblPr>
@@ -21116,9 +21011,6 @@
       <w:r>
         <w:t xml:space="preserve">36. OPUS — SAT_AUG_COVERAGE_LIMITS</w:t>
       </w:r>
-      <w:r>
-        <w:t xml:space="preserve">  [M3]</w:t>
-      </w:r>
     </w:p>
     <w:tbl>
       <w:tblPr>
@@ -21547,9 +21439,6 @@
       <w:r>
         <w:t xml:space="preserve">37. OPUS — SAT_AUG_COVERAGE_RATING</w:t>
       </w:r>
-      <w:r>
-        <w:t xml:space="preserve">  [M3]</w:t>
-      </w:r>
     </w:p>
     <w:tbl>
       <w:tblPr>
@@ -22102,9 +21991,6 @@
       <w:r>
         <w:t xml:space="preserve">38. OPUS — SAT_AUG_FINTXN_PREMIUM</w:t>
       </w:r>
-      <w:r>
-        <w:t xml:space="preserve">  [M3]</w:t>
-      </w:r>
     </w:p>
     <w:tbl>
       <w:tblPr>
@@ -22677,9 +22563,6 @@
       <w:r>
         <w:t xml:space="preserve">39. OPUS — SAT_AUG_LNK_PARTY_ROLE_CORE</w:t>
       </w:r>
-      <w:r>
-        <w:t xml:space="preserve">  [M3]</w:t>
-      </w:r>
     </w:p>
     <w:tbl>
       <w:tblPr>
@@ -23048,9 +22931,6 @@
       <w:r>
         <w:t xml:space="preserve">40. OPUS — SAT_AUG_LNK_ROLE_CUSTOMER</w:t>
       </w:r>
-      <w:r>
-        <w:t xml:space="preserve">  [M3]</w:t>
-      </w:r>
     </w:p>
     <w:tbl>
       <w:tblPr>
@@ -23507,9 +23387,6 @@
       <w:r>
         <w:t xml:space="preserve">41. OPUS — SAT_AUG_PARTY_BANKING</w:t>
       </w:r>
-      <w:r>
-        <w:t xml:space="preserve">  [M3]</w:t>
-      </w:r>
     </w:p>
     <w:tbl>
       <w:tblPr>
@@ -23878,9 +23755,6 @@
       <w:r>
         <w:t xml:space="preserve">42. OPUS — SAT_AUG_PARTY_EMPLOYMENT</w:t>
       </w:r>
-      <w:r>
-        <w:t xml:space="preserve">  [M3]</w:t>
-      </w:r>
     </w:p>
     <w:tbl>
       <w:tblPr>
@@ -24337,9 +24211,6 @@
       <w:r>
         <w:t xml:space="preserve">43. OPUS — SAT_AUG_PRODUCT_TERMS</w:t>
       </w:r>
-      <w:r>
-        <w:t xml:space="preserve">  [M3]</w:t>
-      </w:r>
     </w:p>
     <w:tbl>
       <w:tblPr>
@@ -24972,9 +24843,6 @@
       <w:r>
         <w:t xml:space="preserve">44. OPUS — SAT_AUG_RISK_PERSON_INSURED</w:t>
       </w:r>
-      <w:r>
-        <w:t xml:space="preserve">  [M3]</w:t>
-      </w:r>
     </w:p>
     <w:tbl>
       <w:tblPr>
@@ -25390,9 +25258,6 @@
       </w:pPr>
       <w:r>
         <w:t xml:space="preserve">45. OPUS — SAT_AUG_RISK_PERSON_TRAVEL</w:t>
-      </w:r>
-      <w:r>
-        <w:t xml:space="preserve">  [M3]</w:t>
       </w:r>
     </w:p>
     <w:tbl>

--- a/BGIL_DBT/validation/travel/DM-H/DM-H4_OPUS.docx
+++ b/BGIL_DBT/validation/travel/DM-H/DM-H4_OPUS.docx
@@ -545,7 +545,7 @@
           </w:tcPr>
           <w:p>
             <w:r>
-              <w:t xml:space="preserve">SAT_COMMON_ADDRESS</w:t>
+              <w:t xml:space="preserve">SAT_COMMON_ADDRESS  [M1]</w:t>
             </w:r>
           </w:p>
         </w:tc>
@@ -603,7 +603,7 @@
           </w:tcPr>
           <w:p>
             <w:r>
-              <w:t xml:space="preserve">SAT_COMMON_CLASSIFICATION</w:t>
+              <w:t xml:space="preserve">SAT_COMMON_CLASSIFICATION  [M1]</w:t>
             </w:r>
           </w:p>
         </w:tc>
@@ -661,7 +661,7 @@
           </w:tcPr>
           <w:p>
             <w:r>
-              <w:t xml:space="preserve">SAT_COMMON_CONTACT</w:t>
+              <w:t xml:space="preserve">SAT_COMMON_CONTACT  [M1]</w:t>
             </w:r>
           </w:p>
         </w:tc>
@@ -719,7 +719,7 @@
           </w:tcPr>
           <w:p>
             <w:r>
-              <w:t xml:space="preserve">SAT_COVERAGE_CONDITIONS</w:t>
+              <w:t xml:space="preserve">SAT_COVERAGE_CONDITIONS  [M1]</w:t>
             </w:r>
           </w:p>
         </w:tc>
@@ -777,7 +777,7 @@
           </w:tcPr>
           <w:p>
             <w:r>
-              <w:t xml:space="preserve">SAT_COVERAGE_DEFINITION</w:t>
+              <w:t xml:space="preserve">SAT_COVERAGE_DEFINITION  [M1]</w:t>
             </w:r>
           </w:p>
         </w:tc>
@@ -835,7 +835,7 @@
           </w:tcPr>
           <w:p>
             <w:r>
-              <w:t xml:space="preserve">SAT_COVERAGE_LIMITS</w:t>
+              <w:t xml:space="preserve">SAT_COVERAGE_LIMITS  [M1]</w:t>
             </w:r>
           </w:p>
         </w:tc>
@@ -893,7 +893,7 @@
           </w:tcPr>
           <w:p>
             <w:r>
-              <w:t xml:space="preserve">SAT_FINTXN_COMMISSION</w:t>
+              <w:t xml:space="preserve">SAT_FINTXN_COMMISSION  [M1]</w:t>
             </w:r>
           </w:p>
         </w:tc>
@@ -951,7 +951,7 @@
           </w:tcPr>
           <w:p>
             <w:r>
-              <w:t xml:space="preserve">SAT_FINTXN_HEADER</w:t>
+              <w:t xml:space="preserve">SAT_FINTXN_HEADER  [M1]</w:t>
             </w:r>
           </w:p>
         </w:tc>
@@ -1009,7 +1009,7 @@
           </w:tcPr>
           <w:p>
             <w:r>
-              <w:t xml:space="preserve">SAT_FINTXN_PREMIUM</w:t>
+              <w:t xml:space="preserve">SAT_FINTXN_PREMIUM  [M1]</w:t>
             </w:r>
           </w:p>
         </w:tc>
@@ -1067,7 +1067,7 @@
           </w:tcPr>
           <w:p>
             <w:r>
-              <w:t xml:space="preserve">SAT_FINTXN_TAX</w:t>
+              <w:t xml:space="preserve">SAT_FINTXN_TAX  [M1]</w:t>
             </w:r>
           </w:p>
         </w:tc>
@@ -1125,7 +1125,7 @@
           </w:tcPr>
           <w:p>
             <w:r>
-              <w:t xml:space="preserve">SAT_FIN_CHARGE_RATE</w:t>
+              <w:t xml:space="preserve">SAT_FIN_CHARGE_RATE  [M1]</w:t>
             </w:r>
           </w:p>
         </w:tc>
@@ -1183,7 +1183,7 @@
           </w:tcPr>
           <w:p>
             <w:r>
-              <w:t xml:space="preserve">SAT_FIN_RECEIPT</w:t>
+              <w:t xml:space="preserve">SAT_FIN_RECEIPT  [M1]</w:t>
             </w:r>
           </w:p>
         </w:tc>
@@ -1241,7 +1241,7 @@
           </w:tcPr>
           <w:p>
             <w:r>
-              <w:t xml:space="preserve">SAT_LNK_ROLE_NOMINEE_BENEFICIARY</w:t>
+              <w:t xml:space="preserve">SAT_LNK_ROLE_NOMINEE_BENEFICIARY  [M1]</w:t>
             </w:r>
           </w:p>
         </w:tc>
@@ -1299,7 +1299,7 @@
           </w:tcPr>
           <w:p>
             <w:r>
-              <w:t xml:space="preserve">SAT_ORG_UNIT_DEFINITION</w:t>
+              <w:t xml:space="preserve">SAT_ORG_UNIT_DEFINITION  [M1]</w:t>
             </w:r>
           </w:p>
         </w:tc>
@@ -1357,7 +1357,7 @@
           </w:tcPr>
           <w:p>
             <w:r>
-              <w:t xml:space="preserve">SAT_PARTY_EMPLOYMENT</w:t>
+              <w:t xml:space="preserve">SAT_PARTY_EMPLOYMENT  [M1]</w:t>
             </w:r>
           </w:p>
         </w:tc>
@@ -1415,7 +1415,7 @@
           </w:tcPr>
           <w:p>
             <w:r>
-              <w:t xml:space="preserve">SAT_PARTY_HEALTH_PROFILE</w:t>
+              <w:t xml:space="preserve">SAT_PARTY_HEALTH_PROFILE  [M2]</w:t>
             </w:r>
           </w:p>
         </w:tc>
@@ -1473,7 +1473,7 @@
           </w:tcPr>
           <w:p>
             <w:r>
-              <w:t xml:space="preserve">SAT_PARTY_IDENTIFICATION</w:t>
+              <w:t xml:space="preserve">SAT_PARTY_IDENTIFICATION  [M2]</w:t>
             </w:r>
           </w:p>
         </w:tc>
@@ -1531,7 +1531,7 @@
           </w:tcPr>
           <w:p>
             <w:r>
-              <w:t xml:space="preserve">SAT_PARTY_IDENTITY</w:t>
+              <w:t xml:space="preserve">SAT_PARTY_IDENTITY  [M2]</w:t>
             </w:r>
           </w:p>
         </w:tc>
@@ -1589,7 +1589,7 @@
           </w:tcPr>
           <w:p>
             <w:r>
-              <w:t xml:space="preserve">SAT_PARTY_INDIVIDUAL_DEMOGRAPHICS</w:t>
+              <w:t xml:space="preserve">SAT_PARTY_INDIVIDUAL_DEMOGRAPHICS  [M2]</w:t>
             </w:r>
           </w:p>
         </w:tc>
@@ -1647,7 +1647,7 @@
           </w:tcPr>
           <w:p>
             <w:r>
-              <w:t xml:space="preserve">SAT_POLICY_CLASSIFICATION</w:t>
+              <w:t xml:space="preserve">SAT_POLICY_CLASSIFICATION  [M2]</w:t>
             </w:r>
           </w:p>
         </w:tc>
@@ -1705,7 +1705,7 @@
           </w:tcPr>
           <w:p>
             <w:r>
-              <w:t xml:space="preserve">SAT_POLICY_HEADER</w:t>
+              <w:t xml:space="preserve">SAT_POLICY_HEADER  [M2]</w:t>
             </w:r>
           </w:p>
         </w:tc>
@@ -1763,7 +1763,7 @@
           </w:tcPr>
           <w:p>
             <w:r>
-              <w:t xml:space="preserve">SAT_POLICY_TERMS</w:t>
+              <w:t xml:space="preserve">SAT_POLICY_TERMS  [M2]</w:t>
             </w:r>
           </w:p>
         </w:tc>
@@ -1821,7 +1821,7 @@
           </w:tcPr>
           <w:p>
             <w:r>
-              <w:t xml:space="preserve">SAT_PRODUCT_DEFINITION</w:t>
+              <w:t xml:space="preserve">SAT_PRODUCT_DEFINITION  [M2]</w:t>
             </w:r>
           </w:p>
         </w:tc>
@@ -1879,7 +1879,7 @@
           </w:tcPr>
           <w:p>
             <w:r>
-              <w:t xml:space="preserve">SAT_PRODUCT_RATING_FACTOR</w:t>
+              <w:t xml:space="preserve">SAT_PRODUCT_RATING_FACTOR  [M2]</w:t>
             </w:r>
           </w:p>
         </w:tc>
@@ -1937,7 +1937,7 @@
           </w:tcPr>
           <w:p>
             <w:r>
-              <w:t xml:space="preserve">SAT_PRODUCT_RATING_STRUCTURE</w:t>
+              <w:t xml:space="preserve">SAT_PRODUCT_RATING_STRUCTURE  [M2]</w:t>
             </w:r>
           </w:p>
         </w:tc>
@@ -1995,7 +1995,7 @@
           </w:tcPr>
           <w:p>
             <w:r>
-              <w:t xml:space="preserve">SAT_PRODUCT_TERMS</w:t>
+              <w:t xml:space="preserve">SAT_PRODUCT_TERMS  [M2]</w:t>
             </w:r>
           </w:p>
         </w:tc>
@@ -2053,7 +2053,7 @@
           </w:tcPr>
           <w:p>
             <w:r>
-              <w:t xml:space="preserve">SAT_PROPOSAL_UNDERWRITING</w:t>
+              <w:t xml:space="preserve">SAT_PROPOSAL_UNDERWRITING  [M2]</w:t>
             </w:r>
           </w:p>
         </w:tc>
@@ -2111,7 +2111,7 @@
           </w:tcPr>
           <w:p>
             <w:r>
-              <w:t xml:space="preserve">SAT_QUOTE_HEADER</w:t>
+              <w:t xml:space="preserve">SAT_QUOTE_HEADER  [M2]</w:t>
             </w:r>
           </w:p>
         </w:tc>
@@ -2169,7 +2169,7 @@
           </w:tcPr>
           <w:p>
             <w:r>
-              <w:t xml:space="preserve">SAT_RISK_MOTOR_DRIVER</w:t>
+              <w:t xml:space="preserve">SAT_RISK_MOTOR_DRIVER  [M2]</w:t>
             </w:r>
           </w:p>
         </w:tc>
@@ -2227,7 +2227,7 @@
           </w:tcPr>
           <w:p>
             <w:r>
-              <w:t xml:space="preserve">SAT_RISK_MOTOR_VEHICLE</w:t>
+              <w:t xml:space="preserve">SAT_RISK_MOTOR_VEHICLE  [M2]</w:t>
             </w:r>
           </w:p>
         </w:tc>
@@ -2285,7 +2285,7 @@
           </w:tcPr>
           <w:p>
             <w:r>
-              <w:t xml:space="preserve">SAT_RISK_OBJECT_CORE</w:t>
+              <w:t xml:space="preserve">SAT_RISK_OBJECT_CORE  [M3]</w:t>
             </w:r>
           </w:p>
         </w:tc>
@@ -2343,7 +2343,7 @@
           </w:tcPr>
           <w:p>
             <w:r>
-              <w:t xml:space="preserve">SAT_RISK_PERSON_INSURED</w:t>
+              <w:t xml:space="preserve">SAT_RISK_PERSON_INSURED  [M3]</w:t>
             </w:r>
           </w:p>
         </w:tc>
@@ -2401,7 +2401,7 @@
           </w:tcPr>
           <w:p>
             <w:r>
-              <w:t xml:space="preserve">SAT_RISK_PERSON_TRAVEL</w:t>
+              <w:t xml:space="preserve">SAT_RISK_PERSON_TRAVEL  [M3]</w:t>
             </w:r>
           </w:p>
         </w:tc>
@@ -2459,7 +2459,7 @@
           </w:tcPr>
           <w:p>
             <w:r>
-              <w:t xml:space="preserve">SAT_AUG_COMMON_COMMUNICATION_PREFERENCE</w:t>
+              <w:t xml:space="preserve">SAT_AUG_COMMON_COMMUNICATION_PREFERENCE  [M3]</w:t>
             </w:r>
           </w:p>
         </w:tc>
@@ -2517,7 +2517,7 @@
           </w:tcPr>
           <w:p>
             <w:r>
-              <w:t xml:space="preserve">SAT_AUG_COVERAGE_DEFINITION</w:t>
+              <w:t xml:space="preserve">SAT_AUG_COVERAGE_DEFINITION  [M3]</w:t>
             </w:r>
           </w:p>
         </w:tc>
@@ -2575,7 +2575,7 @@
           </w:tcPr>
           <w:p>
             <w:r>
-              <w:t xml:space="preserve">SAT_AUG_COVERAGE_LIMITS</w:t>
+              <w:t xml:space="preserve">SAT_AUG_COVERAGE_LIMITS  [M3]</w:t>
             </w:r>
           </w:p>
         </w:tc>
@@ -2633,7 +2633,7 @@
           </w:tcPr>
           <w:p>
             <w:r>
-              <w:t xml:space="preserve">SAT_AUG_COVERAGE_RATING</w:t>
+              <w:t xml:space="preserve">SAT_AUG_COVERAGE_RATING  [M3]</w:t>
             </w:r>
           </w:p>
         </w:tc>
@@ -2691,7 +2691,7 @@
           </w:tcPr>
           <w:p>
             <w:r>
-              <w:t xml:space="preserve">SAT_AUG_FINTXN_PREMIUM</w:t>
+              <w:t xml:space="preserve">SAT_AUG_FINTXN_PREMIUM  [M3]</w:t>
             </w:r>
           </w:p>
         </w:tc>
@@ -2749,7 +2749,7 @@
           </w:tcPr>
           <w:p>
             <w:r>
-              <w:t xml:space="preserve">SAT_AUG_LNK_PARTY_ROLE_CORE</w:t>
+              <w:t xml:space="preserve">SAT_AUG_LNK_PARTY_ROLE_CORE  [M3]</w:t>
             </w:r>
           </w:p>
         </w:tc>
@@ -2807,7 +2807,7 @@
           </w:tcPr>
           <w:p>
             <w:r>
-              <w:t xml:space="preserve">SAT_AUG_LNK_ROLE_CUSTOMER</w:t>
+              <w:t xml:space="preserve">SAT_AUG_LNK_ROLE_CUSTOMER  [M3]</w:t>
             </w:r>
           </w:p>
         </w:tc>
@@ -2865,7 +2865,7 @@
           </w:tcPr>
           <w:p>
             <w:r>
-              <w:t xml:space="preserve">SAT_AUG_PARTY_BANKING</w:t>
+              <w:t xml:space="preserve">SAT_AUG_PARTY_BANKING  [M3]</w:t>
             </w:r>
           </w:p>
         </w:tc>
@@ -2923,7 +2923,7 @@
           </w:tcPr>
           <w:p>
             <w:r>
-              <w:t xml:space="preserve">SAT_AUG_PARTY_EMPLOYMENT</w:t>
+              <w:t xml:space="preserve">SAT_AUG_PARTY_EMPLOYMENT  [M3]</w:t>
             </w:r>
           </w:p>
         </w:tc>
@@ -2981,7 +2981,7 @@
           </w:tcPr>
           <w:p>
             <w:r>
-              <w:t xml:space="preserve">SAT_AUG_PRODUCT_TERMS</w:t>
+              <w:t xml:space="preserve">SAT_AUG_PRODUCT_TERMS  [M3]</w:t>
             </w:r>
           </w:p>
         </w:tc>
@@ -3039,7 +3039,7 @@
           </w:tcPr>
           <w:p>
             <w:r>
-              <w:t xml:space="preserve">SAT_AUG_RISK_PERSON_INSURED</w:t>
+              <w:t xml:space="preserve">SAT_AUG_RISK_PERSON_INSURED  [M3]</w:t>
             </w:r>
           </w:p>
         </w:tc>
@@ -3097,7 +3097,7 @@
           </w:tcPr>
           <w:p>
             <w:r>
-              <w:t xml:space="preserve">SAT_AUG_RISK_PERSON_TRAVEL</w:t>
+              <w:t xml:space="preserve">SAT_AUG_RISK_PERSON_TRAVEL  [M3]</w:t>
             </w:r>
           </w:p>
         </w:tc>
@@ -3144,6 +3144,12 @@
       </w:pPr>
       <w:r>
         <w:t xml:space="preserve">1. OPUS — SAT_COMMON_ADDRESS</w:t>
+      </w:r>
+      <w:r>
+        <w:t xml:space="preserve">  [M1]</w:t>
+      </w:r>
+      <w:r>
+        <w:t xml:space="preserve">  [M1]</w:t>
       </w:r>
     </w:p>
     <w:tbl>
@@ -3727,6 +3733,12 @@
       <w:r>
         <w:t xml:space="preserve">2. OPUS — SAT_COMMON_CLASSIFICATION</w:t>
       </w:r>
+      <w:r>
+        <w:t xml:space="preserve">  [M1]</w:t>
+      </w:r>
+      <w:r>
+        <w:t xml:space="preserve">  [M1]</w:t>
+      </w:r>
     </w:p>
     <w:tbl>
       <w:tblPr>
@@ -4183,6 +4195,12 @@
       <w:r>
         <w:t xml:space="preserve">3. OPUS — SAT_COMMON_CONTACT</w:t>
       </w:r>
+      <w:r>
+        <w:t xml:space="preserve">  [M1]</w:t>
+      </w:r>
+      <w:r>
+        <w:t xml:space="preserve">  [M1]</w:t>
+      </w:r>
     </w:p>
     <w:tbl>
       <w:tblPr>
@@ -4893,6 +4911,12 @@
       <w:r>
         <w:t xml:space="preserve">4. OPUS — SAT_COVERAGE_CONDITIONS</w:t>
       </w:r>
+      <w:r>
+        <w:t xml:space="preserve">  [M1]</w:t>
+      </w:r>
+      <w:r>
+        <w:t xml:space="preserve">  [M1]</w:t>
+      </w:r>
     </w:p>
     <w:tbl>
       <w:tblPr>
@@ -5275,6 +5299,12 @@
       <w:r>
         <w:t xml:space="preserve">5. OPUS — SAT_COVERAGE_DEFINITION</w:t>
       </w:r>
+      <w:r>
+        <w:t xml:space="preserve">  [M1]</w:t>
+      </w:r>
+      <w:r>
+        <w:t xml:space="preserve">  [M1]</w:t>
+      </w:r>
     </w:p>
     <w:tbl>
       <w:tblPr>
@@ -6025,6 +6055,12 @@
       <w:r>
         <w:t xml:space="preserve">6. OPUS — SAT_COVERAGE_LIMITS</w:t>
       </w:r>
+      <w:r>
+        <w:t xml:space="preserve">  [M1]</w:t>
+      </w:r>
+      <w:r>
+        <w:t xml:space="preserve">  [M1]</w:t>
+      </w:r>
     </w:p>
     <w:tbl>
       <w:tblPr>
@@ -6583,6 +6619,12 @@
       <w:r>
         <w:t xml:space="preserve">7. OPUS — SAT_FINTXN_COMMISSION</w:t>
       </w:r>
+      <w:r>
+        <w:t xml:space="preserve">  [M1]</w:t>
+      </w:r>
+      <w:r>
+        <w:t xml:space="preserve">  [M1]</w:t>
+      </w:r>
     </w:p>
     <w:tbl>
       <w:tblPr>
@@ -7061,6 +7103,12 @@
       <w:r>
         <w:t xml:space="preserve">8. OPUS — SAT_FINTXN_HEADER</w:t>
       </w:r>
+      <w:r>
+        <w:t xml:space="preserve">  [M1]</w:t>
+      </w:r>
+      <w:r>
+        <w:t xml:space="preserve">  [M1]</w:t>
+      </w:r>
     </w:p>
     <w:tbl>
       <w:tblPr>
@@ -7429,6 +7477,12 @@
       <w:r>
         <w:t xml:space="preserve">9. OPUS — SAT_FINTXN_PREMIUM</w:t>
       </w:r>
+      <w:r>
+        <w:t xml:space="preserve">  [M1]</w:t>
+      </w:r>
+      <w:r>
+        <w:t xml:space="preserve">  [M1]</w:t>
+      </w:r>
     </w:p>
     <w:tbl>
       <w:tblPr>
@@ -8141,6 +8195,12 @@
       <w:r>
         <w:t xml:space="preserve">10. OPUS — SAT_FINTXN_TAX</w:t>
       </w:r>
+      <w:r>
+        <w:t xml:space="preserve">  [M1]</w:t>
+      </w:r>
+      <w:r>
+        <w:t xml:space="preserve">  [M1]</w:t>
+      </w:r>
     </w:p>
     <w:tbl>
       <w:tblPr>
@@ -8635,6 +8695,12 @@
       <w:r>
         <w:t xml:space="preserve">11. OPUS — SAT_FIN_CHARGE_RATE</w:t>
       </w:r>
+      <w:r>
+        <w:t xml:space="preserve">  [M1]</w:t>
+      </w:r>
+      <w:r>
+        <w:t xml:space="preserve">  [M1]</w:t>
+      </w:r>
     </w:p>
     <w:tbl>
       <w:tblPr>
@@ -9129,6 +9195,12 @@
       <w:r>
         <w:t xml:space="preserve">12. OPUS — SAT_FIN_RECEIPT</w:t>
       </w:r>
+      <w:r>
+        <w:t xml:space="preserve">  [M1]</w:t>
+      </w:r>
+      <w:r>
+        <w:t xml:space="preserve">  [M1]</w:t>
+      </w:r>
     </w:p>
     <w:tbl>
       <w:tblPr>
@@ -9627,6 +9699,12 @@
       <w:r>
         <w:t xml:space="preserve">13. OPUS — SAT_LNK_ROLE_NOMINEE_BENEFICIARY</w:t>
       </w:r>
+      <w:r>
+        <w:t xml:space="preserve">  [M1]</w:t>
+      </w:r>
+      <w:r>
+        <w:t xml:space="preserve">  [M1]</w:t>
+      </w:r>
     </w:p>
     <w:tbl>
       <w:tblPr>
@@ -10083,6 +10161,12 @@
       <w:r>
         <w:t xml:space="preserve">14. OPUS — SAT_ORG_UNIT_DEFINITION</w:t>
       </w:r>
+      <w:r>
+        <w:t xml:space="preserve">  [M1]</w:t>
+      </w:r>
+      <w:r>
+        <w:t xml:space="preserve">  [M1]</w:t>
+      </w:r>
     </w:p>
     <w:tbl>
       <w:tblPr>
@@ -10451,6 +10535,12 @@
       <w:r>
         <w:t xml:space="preserve">15. OPUS — SAT_PARTY_EMPLOYMENT</w:t>
       </w:r>
+      <w:r>
+        <w:t xml:space="preserve">  [M1]</w:t>
+      </w:r>
+      <w:r>
+        <w:t xml:space="preserve">  [M1]</w:t>
+      </w:r>
     </w:p>
     <w:tbl>
       <w:tblPr>
@@ -10921,6 +11011,12 @@
       <w:r>
         <w:t xml:space="preserve">16. OPUS — SAT_PARTY_HEALTH_PROFILE</w:t>
       </w:r>
+      <w:r>
+        <w:t xml:space="preserve">  [M2]</w:t>
+      </w:r>
+      <w:r>
+        <w:t xml:space="preserve">  [M2]</w:t>
+      </w:r>
     </w:p>
     <w:tbl>
       <w:tblPr>
@@ -11377,6 +11473,12 @@
       <w:r>
         <w:t xml:space="preserve">17. OPUS — SAT_PARTY_IDENTIFICATION</w:t>
       </w:r>
+      <w:r>
+        <w:t xml:space="preserve">  [M2]</w:t>
+      </w:r>
+      <w:r>
+        <w:t xml:space="preserve">  [M2]</w:t>
+      </w:r>
     </w:p>
     <w:tbl>
       <w:tblPr>
@@ -12035,6 +12137,12 @@
       <w:r>
         <w:t xml:space="preserve">18. OPUS — SAT_PARTY_IDENTITY</w:t>
       </w:r>
+      <w:r>
+        <w:t xml:space="preserve">  [M2]</w:t>
+      </w:r>
+      <w:r>
+        <w:t xml:space="preserve">  [M2]</w:t>
+      </w:r>
     </w:p>
     <w:tbl>
       <w:tblPr>
@@ -12791,6 +12899,12 @@
       <w:r>
         <w:t xml:space="preserve">19. OPUS — SAT_PARTY_INDIVIDUAL_DEMOGRAPHICS</w:t>
       </w:r>
+      <w:r>
+        <w:t xml:space="preserve">  [M2]</w:t>
+      </w:r>
+      <w:r>
+        <w:t xml:space="preserve">  [M2]</w:t>
+      </w:r>
     </w:p>
     <w:tbl>
       <w:tblPr>
@@ -13247,6 +13361,12 @@
       <w:r>
         <w:t xml:space="preserve">20. OPUS — SAT_POLICY_CLASSIFICATION</w:t>
       </w:r>
+      <w:r>
+        <w:t xml:space="preserve">  [M2]</w:t>
+      </w:r>
+      <w:r>
+        <w:t xml:space="preserve">  [M2]</w:t>
+      </w:r>
     </w:p>
     <w:tbl>
       <w:tblPr>
@@ -13845,6 +13965,12 @@
       <w:r>
         <w:t xml:space="preserve">21. OPUS — SAT_POLICY_HEADER</w:t>
       </w:r>
+      <w:r>
+        <w:t xml:space="preserve">  [M2]</w:t>
+      </w:r>
+      <w:r>
+        <w:t xml:space="preserve">  [M2]</w:t>
+      </w:r>
     </w:p>
     <w:tbl>
       <w:tblPr>
@@ -14715,6 +14841,12 @@
       <w:r>
         <w:t xml:space="preserve">22. OPUS — SAT_POLICY_TERMS</w:t>
       </w:r>
+      <w:r>
+        <w:t xml:space="preserve">  [M2]</w:t>
+      </w:r>
+      <w:r>
+        <w:t xml:space="preserve">  [M2]</w:t>
+      </w:r>
     </w:p>
     <w:tbl>
       <w:tblPr>
@@ -15171,6 +15303,12 @@
       <w:r>
         <w:t xml:space="preserve">23. OPUS — SAT_PRODUCT_DEFINITION</w:t>
       </w:r>
+      <w:r>
+        <w:t xml:space="preserve">  [M2]</w:t>
+      </w:r>
+      <w:r>
+        <w:t xml:space="preserve">  [M2]</w:t>
+      </w:r>
     </w:p>
     <w:tbl>
       <w:tblPr>
@@ -15799,6 +15937,12 @@
       <w:r>
         <w:t xml:space="preserve">24. OPUS — SAT_PRODUCT_RATING_FACTOR</w:t>
       </w:r>
+      <w:r>
+        <w:t xml:space="preserve">  [M2]</w:t>
+      </w:r>
+      <w:r>
+        <w:t xml:space="preserve">  [M2]</w:t>
+      </w:r>
     </w:p>
     <w:tbl>
       <w:tblPr>
@@ -16233,6 +16377,12 @@
       <w:r>
         <w:t xml:space="preserve">25. OPUS — SAT_PRODUCT_RATING_STRUCTURE</w:t>
       </w:r>
+      <w:r>
+        <w:t xml:space="preserve">  [M2]</w:t>
+      </w:r>
+      <w:r>
+        <w:t xml:space="preserve">  [M2]</w:t>
+      </w:r>
     </w:p>
     <w:tbl>
       <w:tblPr>
@@ -16601,6 +16751,12 @@
       <w:r>
         <w:t xml:space="preserve">26. OPUS — SAT_PRODUCT_TERMS</w:t>
       </w:r>
+      <w:r>
+        <w:t xml:space="preserve">  [M2]</w:t>
+      </w:r>
+      <w:r>
+        <w:t xml:space="preserve">  [M2]</w:t>
+      </w:r>
     </w:p>
     <w:tbl>
       <w:tblPr>
@@ -17127,6 +17283,12 @@
       <w:r>
         <w:t xml:space="preserve">27. OPUS — SAT_PROPOSAL_UNDERWRITING</w:t>
       </w:r>
+      <w:r>
+        <w:t xml:space="preserve">  [M2]</w:t>
+      </w:r>
+      <w:r>
+        <w:t xml:space="preserve">  [M2]</w:t>
+      </w:r>
     </w:p>
     <w:tbl>
       <w:tblPr>
@@ -17509,6 +17671,12 @@
       <w:r>
         <w:t xml:space="preserve">28. OPUS — SAT_QUOTE_HEADER</w:t>
       </w:r>
+      <w:r>
+        <w:t xml:space="preserve">  [M2]</w:t>
+      </w:r>
+      <w:r>
+        <w:t xml:space="preserve">  [M2]</w:t>
+      </w:r>
     </w:p>
     <w:tbl>
       <w:tblPr>
@@ -17877,6 +18045,12 @@
       <w:r>
         <w:t xml:space="preserve">29. OPUS — SAT_RISK_MOTOR_DRIVER</w:t>
       </w:r>
+      <w:r>
+        <w:t xml:space="preserve">  [M2]</w:t>
+      </w:r>
+      <w:r>
+        <w:t xml:space="preserve">  [M2]</w:t>
+      </w:r>
     </w:p>
     <w:tbl>
       <w:tblPr>
@@ -18245,6 +18419,12 @@
       <w:r>
         <w:t xml:space="preserve">30. OPUS — SAT_RISK_MOTOR_VEHICLE</w:t>
       </w:r>
+      <w:r>
+        <w:t xml:space="preserve">  [M2]</w:t>
+      </w:r>
+      <w:r>
+        <w:t xml:space="preserve">  [M2]</w:t>
+      </w:r>
     </w:p>
     <w:tbl>
       <w:tblPr>
@@ -18725,6 +18905,12 @@
       <w:r>
         <w:t xml:space="preserve">31. OPUS — SAT_RISK_OBJECT_CORE</w:t>
       </w:r>
+      <w:r>
+        <w:t xml:space="preserve">  [M3]</w:t>
+      </w:r>
+      <w:r>
+        <w:t xml:space="preserve">  [M3]</w:t>
+      </w:r>
     </w:p>
     <w:tbl>
       <w:tblPr>
@@ -19093,6 +19279,12 @@
       <w:r>
         <w:t xml:space="preserve">32. OPUS — SAT_RISK_PERSON_INSURED</w:t>
       </w:r>
+      <w:r>
+        <w:t xml:space="preserve">  [M3]</w:t>
+      </w:r>
+      <w:r>
+        <w:t xml:space="preserve">  [M3]</w:t>
+      </w:r>
     </w:p>
     <w:tbl>
       <w:tblPr>
@@ -19575,6 +19767,12 @@
       <w:r>
         <w:t xml:space="preserve">33. OPUS — SAT_RISK_PERSON_TRAVEL</w:t>
       </w:r>
+      <w:r>
+        <w:t xml:space="preserve">  [M3]</w:t>
+      </w:r>
+      <w:r>
+        <w:t xml:space="preserve">  [M3]</w:t>
+      </w:r>
     </w:p>
     <w:tbl>
       <w:tblPr>
@@ -20247,6 +20445,12 @@
       <w:r>
         <w:t xml:space="preserve">34. OPUS — SAT_AUG_COMMON_COMMUNICATION_PREFERENCE</w:t>
       </w:r>
+      <w:r>
+        <w:t xml:space="preserve">  [M3]</w:t>
+      </w:r>
+      <w:r>
+        <w:t xml:space="preserve">  [M3]</w:t>
+      </w:r>
     </w:p>
     <w:tbl>
       <w:tblPr>
@@ -20615,6 +20819,12 @@
       <w:r>
         <w:t xml:space="preserve">35. OPUS — SAT_AUG_COVERAGE_DEFINITION</w:t>
       </w:r>
+      <w:r>
+        <w:t xml:space="preserve">  [M3]</w:t>
+      </w:r>
+      <w:r>
+        <w:t xml:space="preserve">  [M3]</w:t>
+      </w:r>
     </w:p>
     <w:tbl>
       <w:tblPr>
@@ -21011,6 +21221,12 @@
       <w:r>
         <w:t xml:space="preserve">36. OPUS — SAT_AUG_COVERAGE_LIMITS</w:t>
       </w:r>
+      <w:r>
+        <w:t xml:space="preserve">  [M3]</w:t>
+      </w:r>
+      <w:r>
+        <w:t xml:space="preserve">  [M3]</w:t>
+      </w:r>
     </w:p>
     <w:tbl>
       <w:tblPr>
@@ -21439,6 +21655,12 @@
       <w:r>
         <w:t xml:space="preserve">37. OPUS — SAT_AUG_COVERAGE_RATING</w:t>
       </w:r>
+      <w:r>
+        <w:t xml:space="preserve">  [M3]</w:t>
+      </w:r>
+      <w:r>
+        <w:t xml:space="preserve">  [M3]</w:t>
+      </w:r>
     </w:p>
     <w:tbl>
       <w:tblPr>
@@ -21991,6 +22213,12 @@
       <w:r>
         <w:t xml:space="preserve">38. OPUS — SAT_AUG_FINTXN_PREMIUM</w:t>
       </w:r>
+      <w:r>
+        <w:t xml:space="preserve">  [M3]</w:t>
+      </w:r>
+      <w:r>
+        <w:t xml:space="preserve">  [M3]</w:t>
+      </w:r>
     </w:p>
     <w:tbl>
       <w:tblPr>
@@ -22563,6 +22791,12 @@
       <w:r>
         <w:t xml:space="preserve">39. OPUS — SAT_AUG_LNK_PARTY_ROLE_CORE</w:t>
       </w:r>
+      <w:r>
+        <w:t xml:space="preserve">  [M3]</w:t>
+      </w:r>
+      <w:r>
+        <w:t xml:space="preserve">  [M3]</w:t>
+      </w:r>
     </w:p>
     <w:tbl>
       <w:tblPr>
@@ -22931,6 +23165,12 @@
       <w:r>
         <w:t xml:space="preserve">40. OPUS — SAT_AUG_LNK_ROLE_CUSTOMER</w:t>
       </w:r>
+      <w:r>
+        <w:t xml:space="preserve">  [M3]</w:t>
+      </w:r>
+      <w:r>
+        <w:t xml:space="preserve">  [M3]</w:t>
+      </w:r>
     </w:p>
     <w:tbl>
       <w:tblPr>
@@ -23387,6 +23627,12 @@
       <w:r>
         <w:t xml:space="preserve">41. OPUS — SAT_AUG_PARTY_BANKING</w:t>
       </w:r>
+      <w:r>
+        <w:t xml:space="preserve">  [M3]</w:t>
+      </w:r>
+      <w:r>
+        <w:t xml:space="preserve">  [M3]</w:t>
+      </w:r>
     </w:p>
     <w:tbl>
       <w:tblPr>
@@ -23755,6 +24001,12 @@
       <w:r>
         <w:t xml:space="preserve">42. OPUS — SAT_AUG_PARTY_EMPLOYMENT</w:t>
       </w:r>
+      <w:r>
+        <w:t xml:space="preserve">  [M3]</w:t>
+      </w:r>
+      <w:r>
+        <w:t xml:space="preserve">  [M3]</w:t>
+      </w:r>
     </w:p>
     <w:tbl>
       <w:tblPr>
@@ -24211,6 +24463,12 @@
       <w:r>
         <w:t xml:space="preserve">43. OPUS — SAT_AUG_PRODUCT_TERMS</w:t>
       </w:r>
+      <w:r>
+        <w:t xml:space="preserve">  [M3]</w:t>
+      </w:r>
+      <w:r>
+        <w:t xml:space="preserve">  [M3]</w:t>
+      </w:r>
     </w:p>
     <w:tbl>
       <w:tblPr>
@@ -24843,6 +25101,12 @@
       <w:r>
         <w:t xml:space="preserve">44. OPUS — SAT_AUG_RISK_PERSON_INSURED</w:t>
       </w:r>
+      <w:r>
+        <w:t xml:space="preserve">  [M3]</w:t>
+      </w:r>
+      <w:r>
+        <w:t xml:space="preserve">  [M3]</w:t>
+      </w:r>
     </w:p>
     <w:tbl>
       <w:tblPr>
@@ -25258,6 +25522,12 @@
       </w:pPr>
       <w:r>
         <w:t xml:space="preserve">45. OPUS — SAT_AUG_RISK_PERSON_TRAVEL</w:t>
+      </w:r>
+      <w:r>
+        <w:t xml:space="preserve">  [M3]</w:t>
+      </w:r>
+      <w:r>
+        <w:t xml:space="preserve">  [M3]</w:t>
       </w:r>
     </w:p>
     <w:tbl>
